--- a/EXPORTS/DOCX/published/niveau3/English/RijksmuseumAmsterdam.docx
+++ b/EXPORTS/DOCX/published/niveau3/English/RijksmuseumAmsterdam.docx
@@ -155,7 +155,7 @@
           <w:rFonts w:ascii="Charis SIL Regular" w:hAnsi="Charis SIL Regular" w:eastAsia="Charis SIL Regular"/>
           <w:b w:val="0"/>
           <w:i w:val="0"/>
-          <w:color w:val="0066CC"/>
+          <w:color w:val="0000FF"/>
           <w:sz w:val="24"/>
           <w:u w:val="single"/>
         </w:rPr>
@@ -173,7 +173,7 @@
           <w:rFonts w:ascii="Charis SIL Regular" w:hAnsi="Charis SIL Regular" w:eastAsia="Charis SIL Regular"/>
           <w:b w:val="0"/>
           <w:i w:val="0"/>
-          <w:color w:val="0066CC"/>
+          <w:color w:val="0000FF"/>
           <w:sz w:val="24"/>
           <w:u w:val="single"/>
         </w:rPr>
@@ -184,7 +184,7 @@
           <w:rFonts w:ascii="Charis SIL Regular" w:hAnsi="Charis SIL Regular" w:eastAsia="Charis SIL Regular"/>
           <w:b w:val="0"/>
           <w:i w:val="0"/>
-          <w:color w:val="0066CC"/>
+          <w:color w:val="0000FF"/>
           <w:sz w:val="24"/>
           <w:u w:val="single"/>
         </w:rPr>
@@ -202,7 +202,7 @@
           <w:rFonts w:ascii="Charis SIL Regular" w:hAnsi="Charis SIL Regular" w:eastAsia="Charis SIL Regular"/>
           <w:b w:val="0"/>
           <w:i w:val="0"/>
-          <w:color w:val="0066CC"/>
+          <w:color w:val="0000FF"/>
           <w:sz w:val="24"/>
           <w:u w:val="single"/>
         </w:rPr>
@@ -230,7 +230,7 @@
           <w:rFonts w:ascii="Charis SIL Regular" w:hAnsi="Charis SIL Regular" w:eastAsia="Charis SIL Regular"/>
           <w:b w:val="0"/>
           <w:i w:val="0"/>
-          <w:color w:val="0066CC"/>
+          <w:color w:val="0000FF"/>
           <w:sz w:val="24"/>
           <w:u w:val="single"/>
         </w:rPr>
@@ -248,7 +248,7 @@
           <w:rFonts w:ascii="Charis SIL Regular" w:hAnsi="Charis SIL Regular" w:eastAsia="Charis SIL Regular"/>
           <w:b w:val="0"/>
           <w:i w:val="0"/>
-          <w:color w:val="0066CC"/>
+          <w:color w:val="0000FF"/>
           <w:sz w:val="24"/>
           <w:u w:val="single"/>
         </w:rPr>
@@ -259,7 +259,7 @@
           <w:rFonts w:ascii="Charis SIL Regular" w:hAnsi="Charis SIL Regular" w:eastAsia="Charis SIL Regular"/>
           <w:b w:val="0"/>
           <w:i w:val="0"/>
-          <w:color w:val="0066CC"/>
+          <w:color w:val="0000FF"/>
           <w:sz w:val="24"/>
           <w:u w:val="single"/>
         </w:rPr>
@@ -277,7 +277,7 @@
           <w:rFonts w:ascii="Charis SIL Regular" w:hAnsi="Charis SIL Regular" w:eastAsia="Charis SIL Regular"/>
           <w:b w:val="0"/>
           <w:i w:val="0"/>
-          <w:color w:val="0066CC"/>
+          <w:color w:val="0000FF"/>
           <w:sz w:val="24"/>
           <w:u w:val="single"/>
         </w:rPr>
@@ -288,7 +288,7 @@
           <w:rFonts w:ascii="Charis SIL Regular" w:hAnsi="Charis SIL Regular" w:eastAsia="Charis SIL Regular"/>
           <w:b w:val="0"/>
           <w:i w:val="0"/>
-          <w:color w:val="0066CC"/>
+          <w:color w:val="0000FF"/>
           <w:sz w:val="24"/>
           <w:u w:val="single"/>
         </w:rPr>
@@ -306,7 +306,7 @@
           <w:rFonts w:ascii="Charis SIL Regular" w:hAnsi="Charis SIL Regular" w:eastAsia="Charis SIL Regular"/>
           <w:b w:val="0"/>
           <w:i w:val="0"/>
-          <w:color w:val="0066CC"/>
+          <w:color w:val="0000FF"/>
           <w:sz w:val="24"/>
           <w:u w:val="single"/>
         </w:rPr>
@@ -317,7 +317,7 @@
           <w:rFonts w:ascii="Charis SIL Regular" w:hAnsi="Charis SIL Regular" w:eastAsia="Charis SIL Regular"/>
           <w:b w:val="0"/>
           <w:i w:val="0"/>
-          <w:color w:val="0066CC"/>
+          <w:color w:val="0000FF"/>
           <w:sz w:val="24"/>
           <w:u w:val="single"/>
         </w:rPr>
@@ -335,7 +335,7 @@
           <w:rFonts w:ascii="Charis SIL Regular" w:hAnsi="Charis SIL Regular" w:eastAsia="Charis SIL Regular"/>
           <w:b w:val="0"/>
           <w:i w:val="0"/>
-          <w:color w:val="0066CC"/>
+          <w:color w:val="0000FF"/>
           <w:sz w:val="24"/>
           <w:u w:val="single"/>
         </w:rPr>
@@ -346,7 +346,7 @@
           <w:rFonts w:ascii="Charis SIL Regular" w:hAnsi="Charis SIL Regular" w:eastAsia="Charis SIL Regular"/>
           <w:b w:val="0"/>
           <w:i w:val="0"/>
-          <w:color w:val="0066CC"/>
+          <w:color w:val="0000FF"/>
           <w:sz w:val="24"/>
           <w:u w:val="single"/>
         </w:rPr>
@@ -364,7 +364,7 @@
           <w:rFonts w:ascii="Charis SIL Regular" w:hAnsi="Charis SIL Regular" w:eastAsia="Charis SIL Regular"/>
           <w:b w:val="0"/>
           <w:i w:val="0"/>
-          <w:color w:val="0066CC"/>
+          <w:color w:val="0000FF"/>
           <w:sz w:val="24"/>
           <w:u w:val="single"/>
         </w:rPr>
@@ -375,7 +375,7 @@
           <w:rFonts w:ascii="Charis SIL Regular" w:hAnsi="Charis SIL Regular" w:eastAsia="Charis SIL Regular"/>
           <w:b w:val="0"/>
           <w:i w:val="0"/>
-          <w:color w:val="0066CC"/>
+          <w:color w:val="0000FF"/>
           <w:sz w:val="24"/>
           <w:u w:val="single"/>
         </w:rPr>
@@ -400,7 +400,7 @@
       </w:r>
       <w:r>
         <w:rPr>
-          <w:u w:val="single" w:color="0066cc"/>
+          <w:u w:val="single" w:color="0000ff"/>
           <w:rFonts w:ascii="Charis SIL Regular" w:hAnsi="Charis SIL Regular" w:eastAsia="Charis SIL Regular"/>
           <w:b w:val="0"/>
           <w:i w:val="0"/>
@@ -418,7 +418,7 @@
       </w:r>
       <w:r>
         <w:rPr>
-          <w:u w:val="single" w:color="0066cc"/>
+          <w:u w:val="single" w:color="0000ff"/>
           <w:rFonts w:ascii="Charis SIL Regular" w:hAnsi="Charis SIL Regular" w:eastAsia="Charis SIL Regular"/>
           <w:b w:val="0"/>
           <w:i w:val="0"/>
@@ -436,7 +436,7 @@
       </w:r>
       <w:r>
         <w:rPr>
-          <w:u w:val="single" w:color="0066cc"/>
+          <w:u w:val="single" w:color="0000ff"/>
           <w:rFonts w:ascii="Charis SIL Regular" w:hAnsi="Charis SIL Regular" w:eastAsia="Charis SIL Regular"/>
           <w:b w:val="0"/>
           <w:i w:val="0"/>
@@ -454,7 +454,7 @@
       </w:r>
       <w:r>
         <w:rPr>
-          <w:u w:val="single" w:color="0066cc"/>
+          <w:u w:val="single" w:color="0000ff"/>
           <w:rFonts w:ascii="Charis SIL Regular" w:hAnsi="Charis SIL Regular" w:eastAsia="Charis SIL Regular"/>
           <w:b w:val="0"/>
           <w:i w:val="0"/>
@@ -482,7 +482,7 @@
       </w:r>
       <w:r>
         <w:rPr>
-          <w:u w:val="single" w:color="0066cc"/>
+          <w:u w:val="single" w:color="0000ff"/>
           <w:rFonts w:ascii="Charis SIL Regular" w:hAnsi="Charis SIL Regular" w:eastAsia="Charis SIL Regular"/>
           <w:b w:val="0"/>
           <w:i w:val="0"/>
@@ -493,7 +493,7 @@
       </w:r>
       <w:r>
         <w:rPr>
-          <w:u w:val="single" w:color="0066cc"/>
+          <w:u w:val="single" w:color="0000ff"/>
           <w:rFonts w:ascii="Charis SIL Regular" w:hAnsi="Charis SIL Regular" w:eastAsia="Charis SIL Regular"/>
           <w:b w:val="0"/>
           <w:i w:val="0"/>
@@ -511,7 +511,7 @@
       </w:r>
       <w:r>
         <w:rPr>
-          <w:u w:val="single" w:color="0066cc"/>
+          <w:u w:val="single" w:color="0000ff"/>
           <w:rFonts w:ascii="Charis SIL Regular" w:hAnsi="Charis SIL Regular" w:eastAsia="Charis SIL Regular"/>
           <w:b w:val="0"/>
           <w:i w:val="0"/>
@@ -522,7 +522,7 @@
       </w:r>
       <w:r>
         <w:rPr>
-          <w:u w:val="single" w:color="0066cc"/>
+          <w:u w:val="single" w:color="0000ff"/>
           <w:rFonts w:ascii="Charis SIL Regular" w:hAnsi="Charis SIL Regular" w:eastAsia="Charis SIL Regular"/>
           <w:b w:val="0"/>
           <w:i w:val="0"/>
@@ -540,7 +540,7 @@
       </w:r>
       <w:r>
         <w:rPr>
-          <w:u w:val="single" w:color="0066cc"/>
+          <w:u w:val="single" w:color="0000ff"/>
           <w:rFonts w:ascii="Charis SIL Regular" w:hAnsi="Charis SIL Regular" w:eastAsia="Charis SIL Regular"/>
           <w:b w:val="0"/>
           <w:i w:val="0"/>
@@ -578,7 +578,7 @@
           <w:rFonts w:ascii="Charis SIL Regular" w:hAnsi="Charis SIL Regular" w:eastAsia="Charis SIL Regular"/>
           <w:b w:val="0"/>
           <w:i w:val="0"/>
-          <w:color w:val="0066CC"/>
+          <w:color w:val="0000FF"/>
           <w:sz w:val="24"/>
         </w:rPr>
         <w:t>R</w:t>
@@ -588,7 +588,7 @@
           <w:rFonts w:ascii="Charis SIL Regular" w:hAnsi="Charis SIL Regular" w:eastAsia="Charis SIL Regular"/>
           <w:b w:val="0"/>
           <w:i w:val="0"/>
-          <w:color w:val="0066CC"/>
+          <w:color w:val="0000FF"/>
           <w:sz w:val="24"/>
           <w:u w:val="single"/>
         </w:rPr>
@@ -606,7 +606,7 @@
           <w:rFonts w:ascii="Charis SIL Regular" w:hAnsi="Charis SIL Regular" w:eastAsia="Charis SIL Regular"/>
           <w:b w:val="0"/>
           <w:i w:val="0"/>
-          <w:color w:val="0066CC"/>
+          <w:color w:val="0000FF"/>
           <w:sz w:val="24"/>
           <w:u w:val="single"/>
         </w:rPr>
@@ -624,7 +624,7 @@
           <w:rFonts w:ascii="Charis SIL Regular" w:hAnsi="Charis SIL Regular" w:eastAsia="Charis SIL Regular"/>
           <w:b w:val="0"/>
           <w:i w:val="0"/>
-          <w:color w:val="0066CC"/>
+          <w:color w:val="0000FF"/>
           <w:sz w:val="24"/>
           <w:u w:val="single"/>
         </w:rPr>
@@ -635,7 +635,7 @@
           <w:rFonts w:ascii="Charis SIL Regular" w:hAnsi="Charis SIL Regular" w:eastAsia="Charis SIL Regular"/>
           <w:b w:val="0"/>
           <w:i w:val="0"/>
-          <w:color w:val="0066CC"/>
+          <w:color w:val="0000FF"/>
           <w:sz w:val="24"/>
           <w:u w:val="single"/>
         </w:rPr>
@@ -653,7 +653,7 @@
           <w:rFonts w:ascii="Charis SIL Regular" w:hAnsi="Charis SIL Regular" w:eastAsia="Charis SIL Regular"/>
           <w:b w:val="0"/>
           <w:i w:val="0"/>
-          <w:color w:val="0066CC"/>
+          <w:color w:val="0000FF"/>
           <w:sz w:val="24"/>
           <w:u w:val="single"/>
         </w:rPr>
@@ -664,7 +664,7 @@
           <w:rFonts w:ascii="Charis SIL Regular" w:hAnsi="Charis SIL Regular" w:eastAsia="Charis SIL Regular"/>
           <w:b w:val="0"/>
           <w:i w:val="0"/>
-          <w:color w:val="0066CC"/>
+          <w:color w:val="0000FF"/>
           <w:sz w:val="24"/>
           <w:u w:val="single"/>
         </w:rPr>
@@ -682,7 +682,7 @@
           <w:rFonts w:ascii="Charis SIL Regular" w:hAnsi="Charis SIL Regular" w:eastAsia="Charis SIL Regular"/>
           <w:b w:val="0"/>
           <w:i w:val="0"/>
-          <w:color w:val="0066CC"/>
+          <w:color w:val="0000FF"/>
           <w:sz w:val="24"/>
           <w:u w:val="single"/>
         </w:rPr>
@@ -693,7 +693,7 @@
           <w:rFonts w:ascii="Charis SIL Regular" w:hAnsi="Charis SIL Regular" w:eastAsia="Charis SIL Regular"/>
           <w:b w:val="0"/>
           <w:i w:val="0"/>
-          <w:color w:val="0066CC"/>
+          <w:color w:val="0000FF"/>
           <w:sz w:val="24"/>
           <w:u w:val="single"/>
         </w:rPr>
@@ -711,7 +711,7 @@
           <w:rFonts w:ascii="Charis SIL Regular" w:hAnsi="Charis SIL Regular" w:eastAsia="Charis SIL Regular"/>
           <w:b w:val="0"/>
           <w:i w:val="0"/>
-          <w:color w:val="0066CC"/>
+          <w:color w:val="0000FF"/>
           <w:sz w:val="24"/>
           <w:u w:val="single"/>
         </w:rPr>
@@ -749,54 +749,17 @@
           <w:rFonts w:ascii="Charis SIL Regular" w:hAnsi="Charis SIL Regular" w:eastAsia="Charis SIL Regular"/>
           <w:b w:val="0"/>
           <w:i w:val="0"/>
-          <w:color w:val="0066CC"/>
+          <w:color w:val="0000FF"/>
           <w:sz w:val="24"/>
-          <w:u w:val="single"/>
         </w:rPr>
-        <w:hyperlink r:id="rId12" w:history="1">
-          <w:r>
-            <w:rPr>
-              <w:rStyle w:val="Hyperlink"/>
-            </w:rPr>
-            <w:t>Royal</w:t>
-          </w:r>
-        </w:hyperlink>
+        <w:t>Royal Socie</w:t>
       </w:r>
       <w:r>
         <w:rPr>
           <w:rFonts w:ascii="Charis SIL Regular" w:hAnsi="Charis SIL Regular" w:eastAsia="Charis SIL Regular"/>
           <w:b w:val="0"/>
           <w:i w:val="0"/>
-          <w:color w:val="0066CC"/>
-          <w:sz w:val="24"/>
-          <w:u w:val="single"/>
-        </w:rPr>
-        <w:t xml:space="preserve"> </w:t>
-      </w:r>
-      <w:r>
-        <w:rPr>
-          <w:rFonts w:ascii="Charis SIL Regular" w:hAnsi="Charis SIL Regular" w:eastAsia="Charis SIL Regular"/>
-          <w:b w:val="0"/>
-          <w:i w:val="0"/>
-          <w:color w:val="0066CC"/>
-          <w:sz w:val="24"/>
-          <w:u w:val="single"/>
-        </w:rPr>
-        <w:hyperlink r:id="rId12" w:history="1">
-          <w:r>
-            <w:rPr>
-              <w:rStyle w:val="Hyperlink"/>
-            </w:rPr>
-            <w:t>Socie</w:t>
-          </w:r>
-        </w:hyperlink>
-      </w:r>
-      <w:r>
-        <w:rPr>
-          <w:rFonts w:ascii="Charis SIL Regular" w:hAnsi="Charis SIL Regular" w:eastAsia="Charis SIL Regular"/>
-          <w:b w:val="0"/>
-          <w:i w:val="0"/>
-          <w:color w:val="0066CC"/>
+          <w:color w:val="0000FF"/>
           <w:sz w:val="24"/>
           <w:u w:val="single"/>
         </w:rPr>
@@ -814,7 +777,7 @@
           <w:rFonts w:ascii="Charis SIL Regular" w:hAnsi="Charis SIL Regular" w:eastAsia="Charis SIL Regular"/>
           <w:b w:val="0"/>
           <w:i w:val="0"/>
-          <w:color w:val="0066CC"/>
+          <w:color w:val="0000FF"/>
           <w:sz w:val="24"/>
           <w:u w:val="single"/>
         </w:rPr>
@@ -825,7 +788,7 @@
           <w:rFonts w:ascii="Charis SIL Regular" w:hAnsi="Charis SIL Regular" w:eastAsia="Charis SIL Regular"/>
           <w:b w:val="0"/>
           <w:i w:val="0"/>
-          <w:color w:val="0066CC"/>
+          <w:color w:val="0000FF"/>
           <w:sz w:val="24"/>
           <w:u w:val="single"/>
         </w:rPr>
@@ -843,7 +806,7 @@
           <w:rFonts w:ascii="Charis SIL Regular" w:hAnsi="Charis SIL Regular" w:eastAsia="Charis SIL Regular"/>
           <w:b w:val="0"/>
           <w:i w:val="0"/>
-          <w:color w:val="0066CC"/>
+          <w:color w:val="0000FF"/>
           <w:sz w:val="24"/>
           <w:u w:val="single"/>
         </w:rPr>
@@ -854,7 +817,7 @@
           <w:rFonts w:ascii="Charis SIL Regular" w:hAnsi="Charis SIL Regular" w:eastAsia="Charis SIL Regular"/>
           <w:b w:val="0"/>
           <w:i w:val="0"/>
-          <w:color w:val="0066CC"/>
+          <w:color w:val="0000FF"/>
           <w:sz w:val="24"/>
           <w:u w:val="single"/>
         </w:rPr>
@@ -872,7 +835,7 @@
           <w:rFonts w:ascii="Charis SIL Regular" w:hAnsi="Charis SIL Regular" w:eastAsia="Charis SIL Regular"/>
           <w:b w:val="0"/>
           <w:i w:val="0"/>
-          <w:color w:val="0066CC"/>
+          <w:color w:val="0000FF"/>
           <w:sz w:val="24"/>
           <w:u w:val="single"/>
         </w:rPr>
@@ -890,7 +853,7 @@
           <w:rFonts w:ascii="Charis SIL Regular" w:hAnsi="Charis SIL Regular" w:eastAsia="Charis SIL Regular"/>
           <w:b w:val="0"/>
           <w:i w:val="0"/>
-          <w:color w:val="0066CC"/>
+          <w:color w:val="0000FF"/>
           <w:sz w:val="24"/>
           <w:u w:val="single"/>
         </w:rPr>
@@ -901,7 +864,7 @@
           <w:rFonts w:ascii="Charis SIL Regular" w:hAnsi="Charis SIL Regular" w:eastAsia="Charis SIL Regular"/>
           <w:b w:val="0"/>
           <w:i w:val="0"/>
-          <w:color w:val="0066CC"/>
+          <w:color w:val="0000FF"/>
           <w:sz w:val="24"/>
           <w:u w:val="single"/>
         </w:rPr>
@@ -919,7 +882,7 @@
           <w:rFonts w:ascii="Charis SIL Regular" w:hAnsi="Charis SIL Regular" w:eastAsia="Charis SIL Regular"/>
           <w:b w:val="0"/>
           <w:i w:val="0"/>
-          <w:color w:val="0066CC"/>
+          <w:color w:val="0000FF"/>
           <w:sz w:val="24"/>
           <w:u w:val="single"/>
         </w:rPr>
@@ -937,7 +900,7 @@
           <w:rFonts w:ascii="Charis SIL Regular" w:hAnsi="Charis SIL Regular" w:eastAsia="Charis SIL Regular"/>
           <w:b w:val="0"/>
           <w:i w:val="0"/>
-          <w:color w:val="0066CC"/>
+          <w:color w:val="0000FF"/>
           <w:sz w:val="24"/>
           <w:u w:val="single"/>
         </w:rPr>
@@ -948,7 +911,7 @@
           <w:rFonts w:ascii="Charis SIL Regular" w:hAnsi="Charis SIL Regular" w:eastAsia="Charis SIL Regular"/>
           <w:b w:val="0"/>
           <w:i w:val="0"/>
-          <w:color w:val="0066CC"/>
+          <w:color w:val="0000FF"/>
           <w:sz w:val="24"/>
           <w:u w:val="single"/>
         </w:rPr>
@@ -966,7 +929,7 @@
           <w:rFonts w:ascii="Charis SIL Regular" w:hAnsi="Charis SIL Regular" w:eastAsia="Charis SIL Regular"/>
           <w:b w:val="0"/>
           <w:i w:val="0"/>
-          <w:color w:val="0066CC"/>
+          <w:color w:val="0000FF"/>
           <w:sz w:val="24"/>
           <w:u w:val="single"/>
         </w:rPr>
@@ -984,7 +947,7 @@
           <w:rFonts w:ascii="Charis SIL Regular" w:hAnsi="Charis SIL Regular" w:eastAsia="Charis SIL Regular"/>
           <w:b w:val="0"/>
           <w:i w:val="0"/>
-          <w:color w:val="0066CC"/>
+          <w:color w:val="0000FF"/>
           <w:sz w:val="24"/>
           <w:u w:val="single"/>
         </w:rPr>
@@ -995,7 +958,7 @@
           <w:rFonts w:ascii="Charis SIL Regular" w:hAnsi="Charis SIL Regular" w:eastAsia="Charis SIL Regular"/>
           <w:b w:val="0"/>
           <w:i w:val="0"/>
-          <w:color w:val="0066CC"/>
+          <w:color w:val="0000FF"/>
           <w:sz w:val="24"/>
           <w:u w:val="single"/>
         </w:rPr>
@@ -1010,7 +973,7 @@
       </w:r>
       <w:r>
         <w:rPr>
-          <w:u w:val="single" w:color="0066cc"/>
+          <w:u w:val="single" w:color="0000ff"/>
           <w:rFonts w:ascii="Charis SIL Regular" w:hAnsi="Charis SIL Regular" w:eastAsia="Charis SIL Regular"/>
           <w:b w:val="0"/>
           <w:i w:val="0"/>
@@ -1048,7 +1011,7 @@
       </w:r>
       <w:r>
         <w:rPr>
-          <w:u w:val="single" w:color="0066cc"/>
+          <w:u w:val="single" w:color="0000ff"/>
           <w:rFonts w:ascii="Charis SIL Regular" w:hAnsi="Charis SIL Regular" w:eastAsia="Charis SIL Regular"/>
           <w:b w:val="0"/>
           <w:i w:val="0"/>
@@ -1066,7 +1029,7 @@
       </w:r>
       <w:r>
         <w:rPr>
-          <w:u w:val="single" w:color="0066cc"/>
+          <w:u w:val="single" w:color="0000ff"/>
           <w:rFonts w:ascii="Charis SIL Regular" w:hAnsi="Charis SIL Regular" w:eastAsia="Charis SIL Regular"/>
           <w:b w:val="0"/>
           <w:i w:val="0"/>
@@ -1084,7 +1047,7 @@
       </w:r>
       <w:r>
         <w:rPr>
-          <w:u w:val="single" w:color="0066cc"/>
+          <w:u w:val="single" w:color="0000ff"/>
           <w:rFonts w:ascii="Charis SIL Regular" w:hAnsi="Charis SIL Regular" w:eastAsia="Charis SIL Regular"/>
           <w:b w:val="0"/>
           <w:i w:val="0"/>
@@ -1102,7 +1065,7 @@
       </w:r>
       <w:r>
         <w:rPr>
-          <w:u w:val="single" w:color="0066cc"/>
+          <w:u w:val="single" w:color="0000ff"/>
           <w:rFonts w:ascii="Charis SIL Regular" w:hAnsi="Charis SIL Regular" w:eastAsia="Charis SIL Regular"/>
           <w:b w:val="0"/>
           <w:i w:val="0"/>
@@ -1120,7 +1083,7 @@
       </w:r>
       <w:r>
         <w:rPr>
-          <w:u w:val="single" w:color="0066cc"/>
+          <w:u w:val="single" w:color="0000ff"/>
           <w:rFonts w:ascii="Charis SIL Regular" w:hAnsi="Charis SIL Regular" w:eastAsia="Charis SIL Regular"/>
           <w:b w:val="0"/>
           <w:i w:val="0"/>
@@ -1138,7 +1101,7 @@
       </w:r>
       <w:r>
         <w:rPr>
-          <w:u w:val="single" w:color="0066cc"/>
+          <w:u w:val="single" w:color="0000ff"/>
           <w:rFonts w:ascii="Charis SIL Regular" w:hAnsi="Charis SIL Regular" w:eastAsia="Charis SIL Regular"/>
           <w:b w:val="0"/>
           <w:i w:val="0"/>
@@ -1156,7 +1119,7 @@
       </w:r>
       <w:r>
         <w:rPr>
-          <w:u w:val="single" w:color="0066cc"/>
+          <w:u w:val="single" w:color="0000ff"/>
           <w:rFonts w:ascii="Charis SIL Regular" w:hAnsi="Charis SIL Regular" w:eastAsia="Charis SIL Regular"/>
           <w:b w:val="0"/>
           <w:i w:val="0"/>
@@ -1174,7 +1137,7 @@
       </w:r>
       <w:r>
         <w:rPr>
-          <w:u w:val="single" w:color="0066cc"/>
+          <w:u w:val="single" w:color="0000ff"/>
           <w:rFonts w:ascii="Charis SIL Regular" w:hAnsi="Charis SIL Regular" w:eastAsia="Charis SIL Regular"/>
           <w:b w:val="0"/>
           <w:i w:val="0"/>
@@ -1192,7 +1155,7 @@
       </w:r>
       <w:r>
         <w:rPr>
-          <w:u w:val="single" w:color="0066cc"/>
+          <w:u w:val="single" w:color="0000ff"/>
           <w:rFonts w:ascii="Charis SIL Regular" w:hAnsi="Charis SIL Regular" w:eastAsia="Charis SIL Regular"/>
           <w:b w:val="0"/>
           <w:i w:val="0"/>
@@ -1210,7 +1173,7 @@
       </w:r>
       <w:r>
         <w:rPr>
-          <w:u w:val="single" w:color="0066cc"/>
+          <w:u w:val="single" w:color="0000ff"/>
           <w:rFonts w:ascii="Charis SIL Regular" w:hAnsi="Charis SIL Regular" w:eastAsia="Charis SIL Regular"/>
           <w:b w:val="0"/>
           <w:i w:val="0"/>
@@ -1228,7 +1191,7 @@
       </w:r>
       <w:r>
         <w:rPr>
-          <w:u w:val="single" w:color="0066cc"/>
+          <w:u w:val="single" w:color="0000ff"/>
           <w:rFonts w:ascii="Charis SIL Regular" w:hAnsi="Charis SIL Regular" w:eastAsia="Charis SIL Regular"/>
           <w:b w:val="0"/>
           <w:i w:val="0"/>
@@ -1246,7 +1209,7 @@
       </w:r>
       <w:r>
         <w:rPr>
-          <w:u w:val="single" w:color="0066cc"/>
+          <w:u w:val="single" w:color="0000ff"/>
           <w:rFonts w:ascii="Charis SIL Regular" w:hAnsi="Charis SIL Regular" w:eastAsia="Charis SIL Regular"/>
           <w:b w:val="0"/>
           <w:i w:val="0"/>
@@ -1337,7 +1300,7 @@
           <w:rFonts w:ascii="Charis SIL Regular" w:hAnsi="Charis SIL Regular" w:eastAsia="Charis SIL Regular"/>
           <w:b w:val="0"/>
           <w:i w:val="0"/>
-          <w:color w:val="0066CC"/>
+          <w:color w:val="0000FF"/>
           <w:sz w:val="24"/>
           <w:u w:val="single"/>
         </w:rPr>
@@ -1355,7 +1318,7 @@
           <w:rFonts w:ascii="Charis SIL Regular" w:hAnsi="Charis SIL Regular" w:eastAsia="Charis SIL Regular"/>
           <w:b w:val="0"/>
           <w:i w:val="0"/>
-          <w:color w:val="0066CC"/>
+          <w:color w:val="0000FF"/>
           <w:sz w:val="24"/>
           <w:u w:val="single"/>
         </w:rPr>
@@ -1366,7 +1329,7 @@
           <w:rFonts w:ascii="Charis SIL Regular" w:hAnsi="Charis SIL Regular" w:eastAsia="Charis SIL Regular"/>
           <w:b w:val="0"/>
           <w:i w:val="0"/>
-          <w:color w:val="0066CC"/>
+          <w:color w:val="0000FF"/>
           <w:sz w:val="24"/>
           <w:u w:val="single"/>
         </w:rPr>
@@ -1434,7 +1397,7 @@
           <w:rFonts w:ascii="Charis SIL Regular" w:hAnsi="Charis SIL Regular" w:eastAsia="Charis SIL Regular"/>
           <w:b w:val="0"/>
           <w:i w:val="0"/>
-          <w:color w:val="0066CC"/>
+          <w:color w:val="0000FF"/>
           <w:sz w:val="24"/>
           <w:u w:val="single"/>
         </w:rPr>
@@ -1452,7 +1415,7 @@
           <w:rFonts w:ascii="Charis SIL Regular" w:hAnsi="Charis SIL Regular" w:eastAsia="Charis SIL Regular"/>
           <w:b w:val="0"/>
           <w:i w:val="0"/>
-          <w:color w:val="0066CC"/>
+          <w:color w:val="0000FF"/>
           <w:sz w:val="24"/>
           <w:u w:val="single"/>
         </w:rPr>
@@ -1470,7 +1433,7 @@
           <w:rFonts w:ascii="Charis SIL Regular" w:hAnsi="Charis SIL Regular" w:eastAsia="Charis SIL Regular"/>
           <w:b w:val="0"/>
           <w:i w:val="0"/>
-          <w:color w:val="0066CC"/>
+          <w:color w:val="0000FF"/>
           <w:sz w:val="24"/>
           <w:u w:val="single"/>
         </w:rPr>
@@ -1481,7 +1444,7 @@
           <w:rFonts w:ascii="Charis SIL Regular" w:hAnsi="Charis SIL Regular" w:eastAsia="Charis SIL Regular"/>
           <w:b w:val="0"/>
           <w:i w:val="0"/>
-          <w:color w:val="0066CC"/>
+          <w:color w:val="0000FF"/>
           <w:sz w:val="24"/>
           <w:u w:val="single"/>
         </w:rPr>
@@ -1506,7 +1469,7 @@
       </w:r>
       <w:r>
         <w:rPr>
-          <w:u w:val="single" w:color="0066cc"/>
+          <w:u w:val="single" w:color="0000ff"/>
           <w:rFonts w:ascii="Charis SIL Regular" w:hAnsi="Charis SIL Regular" w:eastAsia="Charis SIL Regular"/>
           <w:b w:val="0"/>
           <w:i w:val="0"/>
@@ -1524,7 +1487,7 @@
       </w:r>
       <w:r>
         <w:rPr>
-          <w:u w:val="single" w:color="0066cc"/>
+          <w:u w:val="single" w:color="0000ff"/>
           <w:rFonts w:ascii="Charis SIL Regular" w:hAnsi="Charis SIL Regular" w:eastAsia="Charis SIL Regular"/>
           <w:b w:val="0"/>
           <w:i w:val="0"/>
@@ -1542,7 +1505,7 @@
       </w:r>
       <w:r>
         <w:rPr>
-          <w:u w:val="single" w:color="0066cc"/>
+          <w:u w:val="single" w:color="0000ff"/>
           <w:rFonts w:ascii="Charis SIL Regular" w:hAnsi="Charis SIL Regular" w:eastAsia="Charis SIL Regular"/>
           <w:b w:val="0"/>
           <w:i w:val="0"/>
@@ -1560,7 +1523,7 @@
       </w:r>
       <w:r>
         <w:rPr>
-          <w:u w:val="single" w:color="0066cc"/>
+          <w:u w:val="single" w:color="0000ff"/>
           <w:rFonts w:ascii="Charis SIL Regular" w:hAnsi="Charis SIL Regular" w:eastAsia="Charis SIL Regular"/>
           <w:b w:val="0"/>
           <w:i w:val="0"/>
@@ -1601,7 +1564,7 @@
           <w:rFonts w:ascii="Charis SIL Regular" w:hAnsi="Charis SIL Regular" w:eastAsia="Charis SIL Regular"/>
           <w:b w:val="0"/>
           <w:i w:val="0"/>
-          <w:color w:val="0066CC"/>
+          <w:color w:val="0000FF"/>
           <w:sz w:val="24"/>
           <w:u w:val="single"/>
         </w:rPr>
@@ -1649,7 +1612,7 @@
           <w:rFonts w:ascii="Charis SIL Regular" w:hAnsi="Charis SIL Regular" w:eastAsia="Charis SIL Regular"/>
           <w:b w:val="0"/>
           <w:i w:val="0"/>
-          <w:color w:val="0066CC"/>
+          <w:color w:val="0000FF"/>
           <w:sz w:val="24"/>
           <w:u w:val="single"/>
         </w:rPr>
@@ -1667,7 +1630,7 @@
           <w:rFonts w:ascii="Charis SIL Regular" w:hAnsi="Charis SIL Regular" w:eastAsia="Charis SIL Regular"/>
           <w:b w:val="0"/>
           <w:i w:val="0"/>
-          <w:color w:val="0066CC"/>
+          <w:color w:val="0000FF"/>
           <w:sz w:val="24"/>
           <w:u w:val="single"/>
         </w:rPr>
@@ -1678,7 +1641,7 @@
           <w:rFonts w:ascii="Charis SIL Regular" w:hAnsi="Charis SIL Regular" w:eastAsia="Charis SIL Regular"/>
           <w:b w:val="0"/>
           <w:i w:val="0"/>
-          <w:color w:val="0066CC"/>
+          <w:color w:val="0000FF"/>
           <w:sz w:val="24"/>
           <w:u w:val="single"/>
         </w:rPr>
@@ -1713,7 +1676,7 @@
       </w:r>
       <w:r>
         <w:rPr>
-          <w:u w:val="single" w:color="0066cc"/>
+          <w:u w:val="single" w:color="0000ff"/>
           <w:rFonts w:ascii="Charis SIL Regular" w:hAnsi="Charis SIL Regular" w:eastAsia="Charis SIL Regular"/>
           <w:b w:val="0"/>
           <w:i w:val="0"/>
@@ -1731,7 +1694,7 @@
       </w:r>
       <w:r>
         <w:rPr>
-          <w:u w:val="single" w:color="0066cc"/>
+          <w:u w:val="single" w:color="0000ff"/>
           <w:rFonts w:ascii="Charis SIL Regular" w:hAnsi="Charis SIL Regular" w:eastAsia="Charis SIL Regular"/>
           <w:b w:val="0"/>
           <w:i w:val="0"/>
@@ -1782,7 +1745,7 @@
           <w:rFonts w:ascii="Charis SIL Regular" w:hAnsi="Charis SIL Regular" w:eastAsia="Charis SIL Regular"/>
           <w:b w:val="0"/>
           <w:i w:val="0"/>
-          <w:color w:val="0066CC"/>
+          <w:color w:val="0000FF"/>
           <w:sz w:val="24"/>
           <w:u w:val="single"/>
         </w:rPr>
@@ -1800,7 +1763,7 @@
           <w:rFonts w:ascii="Charis SIL Regular" w:hAnsi="Charis SIL Regular" w:eastAsia="Charis SIL Regular"/>
           <w:b w:val="0"/>
           <w:i w:val="0"/>
-          <w:color w:val="0066CC"/>
+          <w:color w:val="0000FF"/>
           <w:sz w:val="24"/>
           <w:u w:val="single"/>
         </w:rPr>
@@ -1811,7 +1774,7 @@
           <w:rFonts w:ascii="Charis SIL Regular" w:hAnsi="Charis SIL Regular" w:eastAsia="Charis SIL Regular"/>
           <w:b w:val="0"/>
           <w:i w:val="0"/>
-          <w:color w:val="0066CC"/>
+          <w:color w:val="0000FF"/>
           <w:sz w:val="24"/>
           <w:u w:val="single"/>
         </w:rPr>
@@ -1829,7 +1792,7 @@
           <w:rFonts w:ascii="Charis SIL Regular" w:hAnsi="Charis SIL Regular" w:eastAsia="Charis SIL Regular"/>
           <w:b w:val="0"/>
           <w:i w:val="0"/>
-          <w:color w:val="0066CC"/>
+          <w:color w:val="0000FF"/>
           <w:sz w:val="24"/>
           <w:u w:val="single"/>
         </w:rPr>
@@ -1840,7 +1803,7 @@
           <w:rFonts w:ascii="Charis SIL Regular" w:hAnsi="Charis SIL Regular" w:eastAsia="Charis SIL Regular"/>
           <w:b w:val="0"/>
           <w:i w:val="0"/>
-          <w:color w:val="0066CC"/>
+          <w:color w:val="0000FF"/>
           <w:sz w:val="24"/>
           <w:u w:val="single"/>
         </w:rPr>
@@ -1878,7 +1841,7 @@
           <w:rFonts w:ascii="Charis SIL Regular" w:hAnsi="Charis SIL Regular" w:eastAsia="Charis SIL Regular"/>
           <w:b w:val="0"/>
           <w:i w:val="0"/>
-          <w:color w:val="0066CC"/>
+          <w:color w:val="0000FF"/>
           <w:sz w:val="24"/>
           <w:u w:val="single"/>
         </w:rPr>
@@ -1896,7 +1859,7 @@
           <w:rFonts w:ascii="Charis SIL Regular" w:hAnsi="Charis SIL Regular" w:eastAsia="Charis SIL Regular"/>
           <w:b w:val="0"/>
           <w:i w:val="0"/>
-          <w:color w:val="0066CC"/>
+          <w:color w:val="0000FF"/>
           <w:sz w:val="24"/>
           <w:u w:val="single"/>
         </w:rPr>
@@ -1907,7 +1870,7 @@
           <w:rFonts w:ascii="Charis SIL Regular" w:hAnsi="Charis SIL Regular" w:eastAsia="Charis SIL Regular"/>
           <w:b w:val="0"/>
           <w:i w:val="0"/>
-          <w:color w:val="0066CC"/>
+          <w:color w:val="0000FF"/>
           <w:sz w:val="24"/>
           <w:u w:val="single"/>
         </w:rPr>
@@ -1932,7 +1895,7 @@
       </w:r>
       <w:r>
         <w:rPr>
-          <w:u w:val="single" w:color="0066cc"/>
+          <w:u w:val="single" w:color="0000ff"/>
           <w:rFonts w:ascii="Charis SIL Regular" w:hAnsi="Charis SIL Regular" w:eastAsia="Charis SIL Regular"/>
           <w:b w:val="0"/>
           <w:i w:val="0"/>
@@ -1950,7 +1913,7 @@
       </w:r>
       <w:r>
         <w:rPr>
-          <w:u w:val="single" w:color="0066cc"/>
+          <w:u w:val="single" w:color="0000ff"/>
           <w:rFonts w:ascii="Charis SIL Regular" w:hAnsi="Charis SIL Regular" w:eastAsia="Charis SIL Regular"/>
           <w:b w:val="0"/>
           <w:i w:val="0"/>
@@ -1968,7 +1931,7 @@
       </w:r>
       <w:r>
         <w:rPr>
-          <w:u w:val="single" w:color="0066cc"/>
+          <w:u w:val="single" w:color="0000ff"/>
           <w:rFonts w:ascii="Charis SIL Regular" w:hAnsi="Charis SIL Regular" w:eastAsia="Charis SIL Regular"/>
           <w:b w:val="0"/>
           <w:i w:val="0"/>
@@ -1986,7 +1949,7 @@
       </w:r>
       <w:r>
         <w:rPr>
-          <w:u w:val="single" w:color="0066cc"/>
+          <w:u w:val="single" w:color="0000ff"/>
           <w:rFonts w:ascii="Charis SIL Regular" w:hAnsi="Charis SIL Regular" w:eastAsia="Charis SIL Regular"/>
           <w:b w:val="0"/>
           <w:i w:val="0"/>
@@ -2024,7 +1987,7 @@
       </w:r>
       <w:r>
         <w:rPr>
-          <w:u w:val="single" w:color="0066cc"/>
+          <w:u w:val="single" w:color="0000ff"/>
           <w:rFonts w:ascii="Charis SIL Regular" w:hAnsi="Charis SIL Regular" w:eastAsia="Charis SIL Regular"/>
           <w:b w:val="0"/>
           <w:i w:val="0"/>
@@ -2042,7 +2005,7 @@
       </w:r>
       <w:r>
         <w:rPr>
-          <w:u w:val="single" w:color="0066cc"/>
+          <w:u w:val="single" w:color="0000ff"/>
           <w:rFonts w:ascii="Charis SIL Regular" w:hAnsi="Charis SIL Regular" w:eastAsia="Charis SIL Regular"/>
           <w:b w:val="0"/>
           <w:i w:val="0"/>
@@ -2060,7 +2023,7 @@
       </w:r>
       <w:r>
         <w:rPr>
-          <w:u w:val="single" w:color="0066cc"/>
+          <w:u w:val="single" w:color="0000ff"/>
           <w:rFonts w:ascii="Charis SIL Regular" w:hAnsi="Charis SIL Regular" w:eastAsia="Charis SIL Regular"/>
           <w:b w:val="0"/>
           <w:i w:val="0"/>
@@ -2111,7 +2074,7 @@
           <w:rFonts w:ascii="Charis SIL Regular" w:hAnsi="Charis SIL Regular" w:eastAsia="Charis SIL Regular"/>
           <w:b w:val="0"/>
           <w:i w:val="0"/>
-          <w:color w:val="0066CC"/>
+          <w:color w:val="0000FF"/>
           <w:sz w:val="24"/>
           <w:u w:val="single"/>
         </w:rPr>
@@ -2129,7 +2092,7 @@
           <w:rFonts w:ascii="Charis SIL Regular" w:hAnsi="Charis SIL Regular" w:eastAsia="Charis SIL Regular"/>
           <w:b w:val="0"/>
           <w:i w:val="0"/>
-          <w:color w:val="0066CC"/>
+          <w:color w:val="0000FF"/>
           <w:sz w:val="24"/>
           <w:u w:val="single"/>
         </w:rPr>
@@ -2140,7 +2103,7 @@
           <w:rFonts w:ascii="Charis SIL Regular" w:hAnsi="Charis SIL Regular" w:eastAsia="Charis SIL Regular"/>
           <w:b w:val="0"/>
           <w:i w:val="0"/>
-          <w:color w:val="0066CC"/>
+          <w:color w:val="0000FF"/>
           <w:sz w:val="24"/>
           <w:u w:val="single"/>
         </w:rPr>
@@ -2158,7 +2121,7 @@
           <w:rFonts w:ascii="Charis SIL Regular" w:hAnsi="Charis SIL Regular" w:eastAsia="Charis SIL Regular"/>
           <w:b w:val="0"/>
           <w:i w:val="0"/>
-          <w:color w:val="0066CC"/>
+          <w:color w:val="0000FF"/>
           <w:sz w:val="24"/>
           <w:u w:val="single"/>
         </w:rPr>
@@ -2169,7 +2132,7 @@
           <w:rFonts w:ascii="Charis SIL Regular" w:hAnsi="Charis SIL Regular" w:eastAsia="Charis SIL Regular"/>
           <w:b w:val="0"/>
           <w:i w:val="0"/>
-          <w:color w:val="0066CC"/>
+          <w:color w:val="0000FF"/>
           <w:sz w:val="24"/>
           <w:u w:val="single"/>
         </w:rPr>
@@ -2204,7 +2167,7 @@
       </w:r>
       <w:r>
         <w:rPr>
-          <w:u w:val="single" w:color="0066cc"/>
+          <w:u w:val="single" w:color="0000ff"/>
           <w:rFonts w:ascii="Charis SIL Regular" w:hAnsi="Charis SIL Regular" w:eastAsia="Charis SIL Regular"/>
           <w:b w:val="0"/>
           <w:i w:val="0"/>
@@ -2222,7 +2185,7 @@
       </w:r>
       <w:r>
         <w:rPr>
-          <w:u w:val="single" w:color="0066cc"/>
+          <w:u w:val="single" w:color="0000ff"/>
           <w:rFonts w:ascii="Charis SIL Regular" w:hAnsi="Charis SIL Regular" w:eastAsia="Charis SIL Regular"/>
           <w:b w:val="0"/>
           <w:i w:val="0"/>
@@ -2240,7 +2203,7 @@
       </w:r>
       <w:r>
         <w:rPr>
-          <w:u w:val="single" w:color="0066cc"/>
+          <w:u w:val="single" w:color="0000ff"/>
           <w:rFonts w:ascii="Charis SIL Regular" w:hAnsi="Charis SIL Regular" w:eastAsia="Charis SIL Regular"/>
           <w:b w:val="0"/>
           <w:i w:val="0"/>
@@ -2258,7 +2221,7 @@
       </w:r>
       <w:r>
         <w:rPr>
-          <w:u w:val="single" w:color="0066cc"/>
+          <w:u w:val="single" w:color="0000ff"/>
           <w:rFonts w:ascii="Charis SIL Regular" w:hAnsi="Charis SIL Regular" w:eastAsia="Charis SIL Regular"/>
           <w:b w:val="0"/>
           <w:i w:val="0"/>
@@ -2349,7 +2312,7 @@
           <w:rFonts w:ascii="Charis SIL Regular" w:hAnsi="Charis SIL Regular" w:eastAsia="Charis SIL Regular"/>
           <w:b w:val="0"/>
           <w:i w:val="0"/>
-          <w:color w:val="0066CC"/>
+          <w:color w:val="0000FF"/>
           <w:sz w:val="24"/>
           <w:u w:val="single"/>
         </w:rPr>
@@ -2367,7 +2330,7 @@
           <w:rFonts w:ascii="Charis SIL Regular" w:hAnsi="Charis SIL Regular" w:eastAsia="Charis SIL Regular"/>
           <w:b w:val="0"/>
           <w:i w:val="0"/>
-          <w:color w:val="0066CC"/>
+          <w:color w:val="0000FF"/>
           <w:sz w:val="24"/>
           <w:u w:val="single"/>
         </w:rPr>
@@ -2378,7 +2341,7 @@
           <w:rFonts w:ascii="Charis SIL Regular" w:hAnsi="Charis SIL Regular" w:eastAsia="Charis SIL Regular"/>
           <w:b w:val="0"/>
           <w:i w:val="0"/>
-          <w:color w:val="0066CC"/>
+          <w:color w:val="0000FF"/>
           <w:sz w:val="24"/>
           <w:u w:val="single"/>
         </w:rPr>
@@ -2396,7 +2359,7 @@
           <w:rFonts w:ascii="Charis SIL Regular" w:hAnsi="Charis SIL Regular" w:eastAsia="Charis SIL Regular"/>
           <w:b w:val="0"/>
           <w:i w:val="0"/>
-          <w:color w:val="0066CC"/>
+          <w:color w:val="0000FF"/>
           <w:sz w:val="24"/>
           <w:u w:val="single"/>
         </w:rPr>
@@ -2407,7 +2370,7 @@
           <w:rFonts w:ascii="Charis SIL Regular" w:hAnsi="Charis SIL Regular" w:eastAsia="Charis SIL Regular"/>
           <w:b w:val="0"/>
           <w:i w:val="0"/>
-          <w:color w:val="0066CC"/>
+          <w:color w:val="0000FF"/>
           <w:sz w:val="24"/>
           <w:u w:val="single"/>
         </w:rPr>
@@ -2425,7 +2388,7 @@
           <w:rFonts w:ascii="Charis SIL Regular" w:hAnsi="Charis SIL Regular" w:eastAsia="Charis SIL Regular"/>
           <w:b w:val="0"/>
           <w:i w:val="0"/>
-          <w:color w:val="0066CC"/>
+          <w:color w:val="0000FF"/>
           <w:sz w:val="24"/>
           <w:u w:val="single"/>
         </w:rPr>
@@ -2436,7 +2399,7 @@
           <w:rFonts w:ascii="Charis SIL Regular" w:hAnsi="Charis SIL Regular" w:eastAsia="Charis SIL Regular"/>
           <w:b w:val="0"/>
           <w:i w:val="0"/>
-          <w:color w:val="0066CC"/>
+          <w:color w:val="0000FF"/>
           <w:sz w:val="24"/>
           <w:u w:val="single"/>
         </w:rPr>
@@ -2471,7 +2434,7 @@
       </w:r>
       <w:r>
         <w:rPr>
-          <w:u w:val="single" w:color="0066cc"/>
+          <w:u w:val="single" w:color="0000ff"/>
           <w:rFonts w:ascii="Charis SIL Regular" w:hAnsi="Charis SIL Regular" w:eastAsia="Charis SIL Regular"/>
           <w:b w:val="0"/>
           <w:i w:val="0"/>
@@ -2489,7 +2452,7 @@
       </w:r>
       <w:r>
         <w:rPr>
-          <w:u w:val="single" w:color="0066cc"/>
+          <w:u w:val="single" w:color="0000ff"/>
           <w:rFonts w:ascii="Charis SIL Regular" w:hAnsi="Charis SIL Regular" w:eastAsia="Charis SIL Regular"/>
           <w:b w:val="0"/>
           <w:i w:val="0"/>
@@ -2507,7 +2470,7 @@
       </w:r>
       <w:r>
         <w:rPr>
-          <w:u w:val="single" w:color="0066cc"/>
+          <w:u w:val="single" w:color="0000ff"/>
           <w:rFonts w:ascii="Charis SIL Regular" w:hAnsi="Charis SIL Regular" w:eastAsia="Charis SIL Regular"/>
           <w:b w:val="0"/>
           <w:i w:val="0"/>
@@ -2525,7 +2488,7 @@
       </w:r>
       <w:r>
         <w:rPr>
-          <w:u w:val="single" w:color="0066cc"/>
+          <w:u w:val="single" w:color="0000ff"/>
           <w:rFonts w:ascii="Charis SIL Regular" w:hAnsi="Charis SIL Regular" w:eastAsia="Charis SIL Regular"/>
           <w:b w:val="0"/>
           <w:i w:val="0"/>
@@ -2543,7 +2506,7 @@
       </w:r>
       <w:r>
         <w:rPr>
-          <w:u w:val="single" w:color="0066cc"/>
+          <w:u w:val="single" w:color="0000ff"/>
           <w:rFonts w:ascii="Charis SIL Regular" w:hAnsi="Charis SIL Regular" w:eastAsia="Charis SIL Regular"/>
           <w:b w:val="0"/>
           <w:i w:val="0"/>
@@ -2561,7 +2524,7 @@
       </w:r>
       <w:r>
         <w:rPr>
-          <w:u w:val="single" w:color="0066cc"/>
+          <w:u w:val="single" w:color="0000ff"/>
           <w:rFonts w:ascii="Charis SIL Regular" w:hAnsi="Charis SIL Regular" w:eastAsia="Charis SIL Regular"/>
           <w:b w:val="0"/>
           <w:i w:val="0"/>
@@ -2579,7 +2542,7 @@
       </w:r>
       <w:r>
         <w:rPr>
-          <w:u w:val="single" w:color="0066cc"/>
+          <w:u w:val="single" w:color="0000ff"/>
           <w:rFonts w:ascii="Charis SIL Regular" w:hAnsi="Charis SIL Regular" w:eastAsia="Charis SIL Regular"/>
           <w:b w:val="0"/>
           <w:i w:val="0"/>
@@ -2597,7 +2560,7 @@
       </w:r>
       <w:r>
         <w:rPr>
-          <w:u w:val="single" w:color="0066cc"/>
+          <w:u w:val="single" w:color="0000ff"/>
           <w:rFonts w:ascii="Charis SIL Regular" w:hAnsi="Charis SIL Regular" w:eastAsia="Charis SIL Regular"/>
           <w:b w:val="0"/>
           <w:i w:val="0"/>
@@ -2651,7 +2614,7 @@
           <w:rFonts w:ascii="Charis SIL Regular" w:hAnsi="Charis SIL Regular" w:eastAsia="Charis SIL Regular"/>
           <w:b w:val="0"/>
           <w:i w:val="0"/>
-          <w:color w:val="0066CC"/>
+          <w:color w:val="0000FF"/>
           <w:sz w:val="24"/>
           <w:u w:val="single"/>
         </w:rPr>
@@ -2669,7 +2632,7 @@
           <w:rFonts w:ascii="Charis SIL Regular" w:hAnsi="Charis SIL Regular" w:eastAsia="Charis SIL Regular"/>
           <w:b w:val="0"/>
           <w:i w:val="0"/>
-          <w:color w:val="0066CC"/>
+          <w:color w:val="0000FF"/>
           <w:sz w:val="24"/>
           <w:u w:val="single"/>
         </w:rPr>
@@ -2680,7 +2643,7 @@
           <w:rFonts w:ascii="Charis SIL Regular" w:hAnsi="Charis SIL Regular" w:eastAsia="Charis SIL Regular"/>
           <w:b w:val="0"/>
           <w:i w:val="0"/>
-          <w:color w:val="0066CC"/>
+          <w:color w:val="0000FF"/>
           <w:sz w:val="24"/>
           <w:u w:val="single"/>
         </w:rPr>
@@ -2698,7 +2661,7 @@
           <w:rFonts w:ascii="Charis SIL Regular" w:hAnsi="Charis SIL Regular" w:eastAsia="Charis SIL Regular"/>
           <w:b w:val="0"/>
           <w:i w:val="0"/>
-          <w:color w:val="0066CC"/>
+          <w:color w:val="0000FF"/>
           <w:sz w:val="24"/>
           <w:u w:val="single"/>
         </w:rPr>
@@ -2709,7 +2672,7 @@
           <w:rFonts w:ascii="Charis SIL Regular" w:hAnsi="Charis SIL Regular" w:eastAsia="Charis SIL Regular"/>
           <w:b w:val="0"/>
           <w:i w:val="0"/>
-          <w:color w:val="0066CC"/>
+          <w:color w:val="0000FF"/>
           <w:sz w:val="24"/>
           <w:u w:val="single"/>
         </w:rPr>
@@ -2796,7 +2759,7 @@
           <w:rFonts w:ascii="Charis SIL Regular" w:hAnsi="Charis SIL Regular" w:eastAsia="Charis SIL Regular"/>
           <w:b w:val="0"/>
           <w:i w:val="0"/>
-          <w:color w:val="0066CC"/>
+          <w:color w:val="0000FF"/>
           <w:sz w:val="24"/>
           <w:u w:val="single"/>
         </w:rPr>
@@ -2820,22 +2783,22 @@
           <w:rFonts w:ascii="Charis SIL Regular" w:hAnsi="Charis SIL Regular" w:eastAsia="Charis SIL Regular"/>
           <w:b w:val="0"/>
           <w:i w:val="0"/>
-          <w:color w:val="0066CC"/>
+          <w:color w:val="0000FF"/>
           <w:sz w:val="24"/>
           <w:u w:val="single"/>
         </w:rPr>
-        <w:t>Civil ser</w:t>
+        <w:t>Civil se</w:t>
       </w:r>
       <w:r>
         <w:rPr>
           <w:rFonts w:ascii="Charis SIL Regular" w:hAnsi="Charis SIL Regular" w:eastAsia="Charis SIL Regular"/>
           <w:b w:val="0"/>
           <w:i w:val="0"/>
-          <w:color w:val="0066CC"/>
+          <w:color w:val="0000FF"/>
           <w:sz w:val="24"/>
           <w:u w:val="single"/>
         </w:rPr>
-        <w:t>vants in colonised territories</w:t>
+        <w:t>rvants in colonised territories</w:t>
       </w:r>
       <w:r>
         <w:br/>
@@ -2855,7 +2818,7 @@
           <w:rFonts w:ascii="Charis SIL Regular" w:hAnsi="Charis SIL Regular" w:eastAsia="Charis SIL Regular"/>
           <w:b w:val="0"/>
           <w:i w:val="0"/>
-          <w:color w:val="0066CC"/>
+          <w:color w:val="0000FF"/>
           <w:sz w:val="24"/>
           <w:u w:val="single"/>
         </w:rPr>
@@ -2866,7 +2829,7 @@
           <w:rFonts w:ascii="Charis SIL Regular" w:hAnsi="Charis SIL Regular" w:eastAsia="Charis SIL Regular"/>
           <w:b w:val="0"/>
           <w:i w:val="0"/>
-          <w:color w:val="0066CC"/>
+          <w:color w:val="0000FF"/>
           <w:sz w:val="24"/>
           <w:u w:val="single"/>
         </w:rPr>
@@ -2887,7 +2850,7 @@
           <w:rFonts w:ascii="Charis SIL Regular" w:hAnsi="Charis SIL Regular" w:eastAsia="Charis SIL Regular"/>
           <w:b w:val="0"/>
           <w:i w:val="0"/>
-          <w:color w:val="0066CC"/>
+          <w:color w:val="0000FF"/>
           <w:sz w:val="24"/>
           <w:u w:val="single"/>
         </w:rPr>
@@ -2898,7 +2861,7 @@
           <w:rFonts w:ascii="Charis SIL Regular" w:hAnsi="Charis SIL Regular" w:eastAsia="Charis SIL Regular"/>
           <w:b w:val="0"/>
           <w:i w:val="0"/>
-          <w:color w:val="0066CC"/>
+          <w:color w:val="0000FF"/>
           <w:sz w:val="24"/>
           <w:u w:val="single"/>
         </w:rPr>
@@ -2909,7 +2872,7 @@
           <w:rFonts w:ascii="Charis SIL Regular" w:hAnsi="Charis SIL Regular" w:eastAsia="Charis SIL Regular"/>
           <w:b w:val="0"/>
           <w:i w:val="0"/>
-          <w:color w:val="0066CC"/>
+          <w:color w:val="0000FF"/>
           <w:sz w:val="24"/>
         </w:rPr>
         <w:t>s</w:t>
@@ -2932,7 +2895,7 @@
           <w:rFonts w:ascii="Charis SIL Regular" w:hAnsi="Charis SIL Regular" w:eastAsia="Charis SIL Regular"/>
           <w:b w:val="0"/>
           <w:i w:val="0"/>
-          <w:color w:val="0066CC"/>
+          <w:color w:val="0000FF"/>
           <w:sz w:val="24"/>
           <w:u w:val="single"/>
         </w:rPr>
@@ -2943,7 +2906,7 @@
           <w:rFonts w:ascii="Charis SIL Regular" w:hAnsi="Charis SIL Regular" w:eastAsia="Charis SIL Regular"/>
           <w:b w:val="0"/>
           <w:i w:val="0"/>
-          <w:color w:val="0066CC"/>
+          <w:color w:val="0000FF"/>
           <w:sz w:val="24"/>
           <w:u w:val="single"/>
         </w:rPr>
@@ -2967,7 +2930,7 @@
           <w:rFonts w:ascii="Charis SIL Regular" w:hAnsi="Charis SIL Regular" w:eastAsia="Charis SIL Regular"/>
           <w:b w:val="0"/>
           <w:i w:val="0"/>
-          <w:color w:val="0066CC"/>
+          <w:color w:val="0000FF"/>
           <w:sz w:val="24"/>
           <w:u w:val="single"/>
         </w:rPr>
@@ -2991,11 +2954,22 @@
           <w:rFonts w:ascii="Charis SIL Regular" w:hAnsi="Charis SIL Regular" w:eastAsia="Charis SIL Regular"/>
           <w:b w:val="0"/>
           <w:i w:val="0"/>
-          <w:color w:val="0066CC"/>
+          <w:color w:val="0000FF"/>
           <w:sz w:val="24"/>
           <w:u w:val="single"/>
         </w:rPr>
-        <w:t>Royal Cabinet of Curiosities</w:t>
+        <w:t>Royal Cab</w:t>
+      </w:r>
+      <w:r>
+        <w:rPr>
+          <w:rFonts w:ascii="Charis SIL Regular" w:hAnsi="Charis SIL Regular" w:eastAsia="Charis SIL Regular"/>
+          <w:b w:val="0"/>
+          <w:i w:val="0"/>
+          <w:color w:val="0000FF"/>
+          <w:sz w:val="24"/>
+          <w:u w:val="single"/>
+        </w:rPr>
+        <w:t>inet of Curiosities</w:t>
       </w:r>
       <w:r>
         <w:br/>
@@ -3015,7 +2989,7 @@
           <w:rFonts w:ascii="Charis SIL Regular" w:hAnsi="Charis SIL Regular" w:eastAsia="Charis SIL Regular"/>
           <w:b w:val="0"/>
           <w:i w:val="0"/>
-          <w:color w:val="0066CC"/>
+          <w:color w:val="0000FF"/>
           <w:sz w:val="24"/>
           <w:u w:val="single"/>
         </w:rPr>
@@ -3026,7 +3000,7 @@
           <w:rFonts w:ascii="Charis SIL Regular" w:hAnsi="Charis SIL Regular" w:eastAsia="Charis SIL Regular"/>
           <w:b w:val="0"/>
           <w:i w:val="0"/>
-          <w:color w:val="0066CC"/>
+          <w:color w:val="0000FF"/>
           <w:sz w:val="24"/>
           <w:u w:val="single"/>
         </w:rPr>
@@ -3050,7 +3024,7 @@
           <w:rFonts w:ascii="Charis SIL Regular" w:hAnsi="Charis SIL Regular" w:eastAsia="Charis SIL Regular"/>
           <w:b w:val="0"/>
           <w:i w:val="0"/>
-          <w:color w:val="0066CC"/>
+          <w:color w:val="0000FF"/>
           <w:sz w:val="24"/>
           <w:u w:val="single"/>
         </w:rPr>
@@ -3074,7 +3048,7 @@
           <w:rFonts w:ascii="Charis SIL Regular" w:hAnsi="Charis SIL Regular" w:eastAsia="Charis SIL Regular"/>
           <w:b w:val="0"/>
           <w:i w:val="0"/>
-          <w:color w:val="0066CC"/>
+          <w:color w:val="0000FF"/>
           <w:sz w:val="24"/>
           <w:u w:val="single"/>
         </w:rPr>
@@ -3098,7 +3072,7 @@
           <w:rFonts w:ascii="Charis SIL Regular" w:hAnsi="Charis SIL Regular" w:eastAsia="Charis SIL Regular"/>
           <w:b w:val="0"/>
           <w:i w:val="0"/>
-          <w:color w:val="0066CC"/>
+          <w:color w:val="0000FF"/>
           <w:sz w:val="24"/>
           <w:u w:val="single"/>
         </w:rPr>
@@ -3109,7 +3083,7 @@
           <w:rFonts w:ascii="Charis SIL Regular" w:hAnsi="Charis SIL Regular" w:eastAsia="Charis SIL Regular"/>
           <w:b w:val="0"/>
           <w:i w:val="0"/>
-          <w:color w:val="0066CC"/>
+          <w:color w:val="0000FF"/>
           <w:sz w:val="24"/>
           <w:u w:val="single"/>
         </w:rPr>
@@ -3133,7 +3107,7 @@
           <w:rFonts w:ascii="Charis SIL Regular" w:hAnsi="Charis SIL Regular" w:eastAsia="Charis SIL Regular"/>
           <w:b w:val="0"/>
           <w:i w:val="0"/>
-          <w:color w:val="0066CC"/>
+          <w:color w:val="0000FF"/>
           <w:sz w:val="24"/>
           <w:u w:val="single"/>
         </w:rPr>
@@ -3144,7 +3118,7 @@
           <w:rFonts w:ascii="Charis SIL Regular" w:hAnsi="Charis SIL Regular" w:eastAsia="Charis SIL Regular"/>
           <w:b w:val="0"/>
           <w:i w:val="0"/>
-          <w:color w:val="0066CC"/>
+          <w:color w:val="0000FF"/>
           <w:sz w:val="24"/>
           <w:u w:val="single"/>
         </w:rPr>
@@ -3275,7 +3249,7 @@
           <w:rFonts w:ascii="Charis SIL Regular" w:hAnsi="Charis SIL Regular" w:eastAsia="Charis SIL Regular"/>
           <w:b w:val="0"/>
           <w:i w:val="0"/>
-          <w:color w:val="0066CC"/>
+          <w:color w:val="0000FF"/>
           <w:sz w:val="24"/>
         </w:rPr>
         <w:hyperlink r:id="rId14" w:history="1">
@@ -3292,7 +3266,7 @@
           <w:rFonts w:ascii="Charis SIL Regular" w:hAnsi="Charis SIL Regular" w:eastAsia="Charis SIL Regular"/>
           <w:b w:val="0"/>
           <w:i w:val="0"/>
-          <w:color w:val="0066CC"/>
+          <w:color w:val="0000FF"/>
           <w:sz w:val="24"/>
         </w:rPr>
         <w:hyperlink r:id="rId14" w:history="1">
@@ -3439,7 +3413,7 @@
           <w:rFonts w:ascii="Charis SIL Regular" w:hAnsi="Charis SIL Regular" w:eastAsia="Charis SIL Regular"/>
           <w:b w:val="0"/>
           <w:i w:val="0"/>
-          <w:color w:val="0066CC"/>
+          <w:color w:val="0000FF"/>
           <w:sz w:val="24"/>
           <w:u w:val="single"/>
         </w:rPr>
@@ -3457,7 +3431,7 @@
           <w:rFonts w:ascii="Charis SIL Regular" w:hAnsi="Charis SIL Regular" w:eastAsia="Charis SIL Regular"/>
           <w:b w:val="0"/>
           <w:i w:val="0"/>
-          <w:color w:val="0066CC"/>
+          <w:color w:val="0000FF"/>
           <w:sz w:val="24"/>
           <w:u w:val="single"/>
         </w:rPr>
@@ -3475,7 +3449,7 @@
           <w:rFonts w:ascii="Charis SIL Regular" w:hAnsi="Charis SIL Regular" w:eastAsia="Charis SIL Regular"/>
           <w:b w:val="0"/>
           <w:i w:val="0"/>
-          <w:color w:val="0066CC"/>
+          <w:color w:val="0000FF"/>
           <w:sz w:val="24"/>
           <w:u w:val="single"/>
         </w:rPr>
@@ -3493,7 +3467,7 @@
           <w:rFonts w:ascii="Charis SIL Regular" w:hAnsi="Charis SIL Regular" w:eastAsia="Charis SIL Regular"/>
           <w:b w:val="0"/>
           <w:i w:val="0"/>
-          <w:color w:val="0066CC"/>
+          <w:color w:val="0000FF"/>
           <w:sz w:val="24"/>
           <w:u w:val="single"/>
         </w:rPr>

--- a/EXPORTS/DOCX/published/niveau3/English/RijksmuseumAmsterdam.docx
+++ b/EXPORTS/DOCX/published/niveau3/English/RijksmuseumAmsterdam.docx
@@ -558,6 +558,7 @@
       </w:r>
       <w:r>
         <w:rPr>
+          <w:u w:val="single" w:color="0000ff"/>
           <w:rFonts w:ascii="Charis SIL Regular" w:hAnsi="Charis SIL Regular" w:eastAsia="Charis SIL Regular"/>
           <w:b w:val="0"/>
           <w:i w:val="0"/>
@@ -580,6 +581,7 @@
           <w:i w:val="0"/>
           <w:color w:val="0000FF"/>
           <w:sz w:val="24"/>
+          <w:u w:val="single"/>
         </w:rPr>
         <w:t>R</w:t>
       </w:r>
@@ -751,6 +753,7 @@
           <w:i w:val="0"/>
           <w:color w:val="0000FF"/>
           <w:sz w:val="24"/>
+          <w:u w:val="single"/>
         </w:rPr>
         <w:t>Royal Socie</w:t>
       </w:r>
@@ -868,7 +871,7 @@
           <w:sz w:val="24"/>
           <w:u w:val="single"/>
         </w:rPr>
-        <w:hyperlink r:id="rId11" w:history="1">
+        <w:hyperlink r:id="rId12" w:history="1">
           <w:r>
             <w:rPr>
               <w:rStyle w:val="Hyperlink"/>
@@ -886,7 +889,7 @@
           <w:sz w:val="24"/>
           <w:u w:val="single"/>
         </w:rPr>
-        <w:hyperlink r:id="rId11" w:history="1">
+        <w:hyperlink r:id="rId12" w:history="1">
           <w:r>
             <w:rPr>
               <w:rStyle w:val="Hyperlink"/>
@@ -915,7 +918,7 @@
           <w:sz w:val="24"/>
           <w:u w:val="single"/>
         </w:rPr>
-        <w:hyperlink r:id="rId11" w:history="1">
+        <w:hyperlink r:id="rId12" w:history="1">
           <w:r>
             <w:rPr>
               <w:rStyle w:val="Hyperlink"/>
@@ -933,7 +936,7 @@
           <w:sz w:val="24"/>
           <w:u w:val="single"/>
         </w:rPr>
-        <w:hyperlink r:id="rId11" w:history="1">
+        <w:hyperlink r:id="rId12" w:history="1">
           <w:r>
             <w:rPr>
               <w:rStyle w:val="Hyperlink"/>
@@ -962,7 +965,7 @@
           <w:sz w:val="24"/>
           <w:u w:val="single"/>
         </w:rPr>
-        <w:hyperlink r:id="rId11" w:history="1">
+        <w:hyperlink r:id="rId12" w:history="1">
           <w:r>
             <w:rPr>
               <w:rStyle w:val="Hyperlink"/>

--- a/EXPORTS/DOCX/published/niveau3/English/RijksmuseumAmsterdam.docx
+++ b/EXPORTS/DOCX/published/niveau3/English/RijksmuseumAmsterdam.docx
@@ -755,7 +755,43 @@
           <w:sz w:val="24"/>
           <w:u w:val="single"/>
         </w:rPr>
-        <w:t>Royal Socie</w:t>
+        <w:hyperlink r:id="rId12" w:history="1">
+          <w:r>
+            <w:rPr>
+              <w:rStyle w:val="Hyperlink"/>
+            </w:rPr>
+            <w:t>Royal</w:t>
+          </w:r>
+        </w:hyperlink>
+      </w:r>
+      <w:r>
+        <w:rPr>
+          <w:rFonts w:ascii="Charis SIL Regular" w:hAnsi="Charis SIL Regular" w:eastAsia="Charis SIL Regular"/>
+          <w:b w:val="0"/>
+          <w:i w:val="0"/>
+          <w:color w:val="0000FF"/>
+          <w:sz w:val="24"/>
+          <w:u w:val="single"/>
+        </w:rPr>
+        <w:t xml:space="preserve"> </w:t>
+      </w:r>
+      <w:r>
+        <w:rPr>
+          <w:rFonts w:ascii="Charis SIL Regular" w:hAnsi="Charis SIL Regular" w:eastAsia="Charis SIL Regular"/>
+          <w:b w:val="0"/>
+          <w:i w:val="0"/>
+          <w:color w:val="0000FF"/>
+          <w:sz w:val="24"/>
+          <w:u w:val="single"/>
+        </w:rPr>
+        <w:hyperlink r:id="rId12" w:history="1">
+          <w:r>
+            <w:rPr>
+              <w:rStyle w:val="Hyperlink"/>
+            </w:rPr>
+            <w:t>Socie</w:t>
+          </w:r>
+        </w:hyperlink>
       </w:r>
       <w:r>
         <w:rPr>
@@ -871,7 +907,7 @@
           <w:sz w:val="24"/>
           <w:u w:val="single"/>
         </w:rPr>
-        <w:hyperlink r:id="rId12" w:history="1">
+        <w:hyperlink r:id="rId11" w:history="1">
           <w:r>
             <w:rPr>
               <w:rStyle w:val="Hyperlink"/>
@@ -889,7 +925,7 @@
           <w:sz w:val="24"/>
           <w:u w:val="single"/>
         </w:rPr>
-        <w:hyperlink r:id="rId12" w:history="1">
+        <w:hyperlink r:id="rId11" w:history="1">
           <w:r>
             <w:rPr>
               <w:rStyle w:val="Hyperlink"/>
@@ -918,7 +954,7 @@
           <w:sz w:val="24"/>
           <w:u w:val="single"/>
         </w:rPr>
-        <w:hyperlink r:id="rId12" w:history="1">
+        <w:hyperlink r:id="rId11" w:history="1">
           <w:r>
             <w:rPr>
               <w:rStyle w:val="Hyperlink"/>
@@ -936,7 +972,7 @@
           <w:sz w:val="24"/>
           <w:u w:val="single"/>
         </w:rPr>
-        <w:hyperlink r:id="rId12" w:history="1">
+        <w:hyperlink r:id="rId11" w:history="1">
           <w:r>
             <w:rPr>
               <w:rStyle w:val="Hyperlink"/>
@@ -965,7 +1001,7 @@
           <w:sz w:val="24"/>
           <w:u w:val="single"/>
         </w:rPr>
-        <w:hyperlink r:id="rId12" w:history="1">
+        <w:hyperlink r:id="rId11" w:history="1">
           <w:r>
             <w:rPr>
               <w:rStyle w:val="Hyperlink"/>

--- a/EXPORTS/DOCX/published/niveau3/English/RijksmuseumAmsterdam.docx
+++ b/EXPORTS/DOCX/published/niveau3/English/RijksmuseumAmsterdam.docx
@@ -558,7 +558,6 @@
       </w:r>
       <w:r>
         <w:rPr>
-          <w:u w:val="single" w:color="0000ff"/>
           <w:rFonts w:ascii="Charis SIL Regular" w:hAnsi="Charis SIL Regular" w:eastAsia="Charis SIL Regular"/>
           <w:b w:val="0"/>
           <w:i w:val="0"/>
@@ -581,7 +580,6 @@
           <w:i w:val="0"/>
           <w:color w:val="0000FF"/>
           <w:sz w:val="24"/>
-          <w:u w:val="single"/>
         </w:rPr>
         <w:t>R</w:t>
       </w:r>
@@ -753,45 +751,8 @@
           <w:i w:val="0"/>
           <w:color w:val="0000FF"/>
           <w:sz w:val="24"/>
-          <w:u w:val="single"/>
         </w:rPr>
-        <w:hyperlink r:id="rId12" w:history="1">
-          <w:r>
-            <w:rPr>
-              <w:rStyle w:val="Hyperlink"/>
-            </w:rPr>
-            <w:t>Royal</w:t>
-          </w:r>
-        </w:hyperlink>
-      </w:r>
-      <w:r>
-        <w:rPr>
-          <w:rFonts w:ascii="Charis SIL Regular" w:hAnsi="Charis SIL Regular" w:eastAsia="Charis SIL Regular"/>
-          <w:b w:val="0"/>
-          <w:i w:val="0"/>
-          <w:color w:val="0000FF"/>
-          <w:sz w:val="24"/>
-          <w:u w:val="single"/>
-        </w:rPr>
-        <w:t xml:space="preserve"> </w:t>
-      </w:r>
-      <w:r>
-        <w:rPr>
-          <w:rFonts w:ascii="Charis SIL Regular" w:hAnsi="Charis SIL Regular" w:eastAsia="Charis SIL Regular"/>
-          <w:b w:val="0"/>
-          <w:i w:val="0"/>
-          <w:color w:val="0000FF"/>
-          <w:sz w:val="24"/>
-          <w:u w:val="single"/>
-        </w:rPr>
-        <w:hyperlink r:id="rId12" w:history="1">
-          <w:r>
-            <w:rPr>
-              <w:rStyle w:val="Hyperlink"/>
-            </w:rPr>
-            <w:t>Socie</w:t>
-          </w:r>
-        </w:hyperlink>
+        <w:t>Royal Socie</w:t>
       </w:r>
       <w:r>
         <w:rPr>

--- a/EXPORTS/DOCX/published/niveau3/English/RijksmuseumAmsterdam.docx
+++ b/EXPORTS/DOCX/published/niveau3/English/RijksmuseumAmsterdam.docx
@@ -489,89 +489,7 @@
           <w:color w:val="000000"/>
           <w:sz w:val="24"/>
         </w:rPr>
-        <w:t>i</w:t>
-      </w:r>
-      <w:r>
-        <w:rPr>
-          <w:u w:val="single" w:color="0000ff"/>
-          <w:rFonts w:ascii="Charis SIL Regular" w:hAnsi="Charis SIL Regular" w:eastAsia="Charis SIL Regular"/>
-          <w:b w:val="0"/>
-          <w:i w:val="0"/>
-          <w:color w:val="000000"/>
-          <w:sz w:val="24"/>
-        </w:rPr>
-        <w:hyperlink r:id="rId10" w:history="1">
-          <w:r>
-            <w:rPr>
-              <w:rStyle w:val="Hyperlink"/>
-            </w:rPr>
-            <w:t>s</w:t>
-          </w:r>
-        </w:hyperlink>
-      </w:r>
-      <w:r>
-        <w:rPr>
-          <w:u w:val="single" w:color="0000ff"/>
-          <w:rFonts w:ascii="Charis SIL Regular" w:hAnsi="Charis SIL Regular" w:eastAsia="Charis SIL Regular"/>
-          <w:b w:val="0"/>
-          <w:i w:val="0"/>
-          <w:color w:val="000000"/>
-          <w:sz w:val="24"/>
-        </w:rPr>
-        <w:t xml:space="preserve"> </w:t>
-      </w:r>
-      <w:r>
-        <w:rPr>
-          <w:u w:val="single" w:color="0000ff"/>
-          <w:rFonts w:ascii="Charis SIL Regular" w:hAnsi="Charis SIL Regular" w:eastAsia="Charis SIL Regular"/>
-          <w:b w:val="0"/>
-          <w:i w:val="0"/>
-          <w:color w:val="000000"/>
-          <w:sz w:val="24"/>
-        </w:rPr>
-        <w:hyperlink r:id="rId10" w:history="1">
-          <w:r>
-            <w:rPr>
-              <w:rStyle w:val="Hyperlink"/>
-            </w:rPr>
-            <w:t>en K</w:t>
-          </w:r>
-        </w:hyperlink>
-      </w:r>
-      <w:r>
-        <w:rPr>
-          <w:u w:val="single" w:color="0000ff"/>
-          <w:rFonts w:ascii="Charis SIL Regular" w:hAnsi="Charis SIL Regular" w:eastAsia="Charis SIL Regular"/>
-          <w:b w:val="0"/>
-          <w:i w:val="0"/>
-          <w:color w:val="000000"/>
-          <w:sz w:val="24"/>
-        </w:rPr>
-        <w:hyperlink r:id="rId10" w:history="1">
-          <w:r>
-            <w:rPr>
-              <w:rStyle w:val="Hyperlink"/>
-            </w:rPr>
-            <w:t>u</w:t>
-          </w:r>
-        </w:hyperlink>
-      </w:r>
-      <w:r>
-        <w:rPr>
-          <w:rFonts w:ascii="Charis SIL Regular" w:hAnsi="Charis SIL Regular" w:eastAsia="Charis SIL Regular"/>
-          <w:b w:val="0"/>
-          <w:i w:val="0"/>
-          <w:color w:val="000000"/>
-          <w:sz w:val="24"/>
-        </w:rPr>
-        <w:hyperlink r:id="rId10" w:history="1">
-          <w:r>
-            <w:rPr>
-              <w:rStyle w:val="Hyperlink"/>
-            </w:rPr>
-            <w:t xml:space="preserve">nst and the </w:t>
-          </w:r>
-        </w:hyperlink>
+        <w:t xml:space="preserve">is en Kunst and the </w:t>
       </w:r>
       <w:r>
         <w:rPr>
@@ -580,6 +498,7 @@
           <w:i w:val="0"/>
           <w:color w:val="0000FF"/>
           <w:sz w:val="24"/>
+          <w:u w:val="single"/>
         </w:rPr>
         <w:t>R</w:t>
       </w:r>
@@ -639,7 +558,7 @@
           <w:sz w:val="24"/>
           <w:u w:val="single"/>
         </w:rPr>
-        <w:hyperlink r:id="rId10" w:history="1">
+        <w:hyperlink r:id="rId11" w:history="1">
           <w:r>
             <w:rPr>
               <w:rStyle w:val="Hyperlink"/>
@@ -668,7 +587,7 @@
           <w:sz w:val="24"/>
           <w:u w:val="single"/>
         </w:rPr>
-        <w:hyperlink r:id="rId10" w:history="1">
+        <w:hyperlink r:id="rId11" w:history="1">
           <w:r>
             <w:rPr>
               <w:rStyle w:val="Hyperlink"/>
@@ -697,7 +616,7 @@
           <w:sz w:val="24"/>
           <w:u w:val="single"/>
         </w:rPr>
-        <w:hyperlink r:id="rId10" w:history="1">
+        <w:hyperlink r:id="rId11" w:history="1">
           <w:r>
             <w:rPr>
               <w:rStyle w:val="Hyperlink"/>
@@ -751,8 +670,16 @@
           <w:i w:val="0"/>
           <w:color w:val="0000FF"/>
           <w:sz w:val="24"/>
+          <w:u w:val="single"/>
         </w:rPr>
-        <w:t>Royal Socie</w:t>
+        <w:hyperlink r:id="rId12" w:history="1">
+          <w:r>
+            <w:rPr>
+              <w:rStyle w:val="Hyperlink"/>
+            </w:rPr>
+            <w:t>Royal</w:t>
+          </w:r>
+        </w:hyperlink>
       </w:r>
       <w:r>
         <w:rPr>
@@ -763,7 +690,36 @@
           <w:sz w:val="24"/>
           <w:u w:val="single"/>
         </w:rPr>
-        <w:hyperlink r:id="rId11" w:history="1">
+        <w:t xml:space="preserve"> </w:t>
+      </w:r>
+      <w:r>
+        <w:rPr>
+          <w:rFonts w:ascii="Charis SIL Regular" w:hAnsi="Charis SIL Regular" w:eastAsia="Charis SIL Regular"/>
+          <w:b w:val="0"/>
+          <w:i w:val="0"/>
+          <w:color w:val="0000FF"/>
+          <w:sz w:val="24"/>
+          <w:u w:val="single"/>
+        </w:rPr>
+        <w:hyperlink r:id="rId12" w:history="1">
+          <w:r>
+            <w:rPr>
+              <w:rStyle w:val="Hyperlink"/>
+            </w:rPr>
+            <w:t>Socie</w:t>
+          </w:r>
+        </w:hyperlink>
+      </w:r>
+      <w:r>
+        <w:rPr>
+          <w:rFonts w:ascii="Charis SIL Regular" w:hAnsi="Charis SIL Regular" w:eastAsia="Charis SIL Regular"/>
+          <w:b w:val="0"/>
+          <w:i w:val="0"/>
+          <w:color w:val="0000FF"/>
+          <w:sz w:val="24"/>
+          <w:u w:val="single"/>
+        </w:rPr>
+        <w:hyperlink r:id="rId12" w:history="1">
           <w:r>
             <w:rPr>
               <w:rStyle w:val="Hyperlink"/>
@@ -792,7 +748,7 @@
           <w:sz w:val="24"/>
           <w:u w:val="single"/>
         </w:rPr>
-        <w:hyperlink r:id="rId11" w:history="1">
+        <w:hyperlink r:id="rId12" w:history="1">
           <w:r>
             <w:rPr>
               <w:rStyle w:val="Hyperlink"/>
@@ -821,7 +777,7 @@
           <w:sz w:val="24"/>
           <w:u w:val="single"/>
         </w:rPr>
-        <w:hyperlink r:id="rId11" w:history="1">
+        <w:hyperlink r:id="rId12" w:history="1">
           <w:r>
             <w:rPr>
               <w:rStyle w:val="Hyperlink"/>

--- a/EXPORTS/DOCX/published/niveau3/English/RijksmuseumAmsterdam.docx
+++ b/EXPORTS/DOCX/published/niveau3/English/RijksmuseumAmsterdam.docx
@@ -498,7 +498,6 @@
           <w:i w:val="0"/>
           <w:color w:val="0000FF"/>
           <w:sz w:val="24"/>
-          <w:u w:val="single"/>
         </w:rPr>
         <w:t>R</w:t>
       </w:r>
@@ -558,7 +557,7 @@
           <w:sz w:val="24"/>
           <w:u w:val="single"/>
         </w:rPr>
-        <w:hyperlink r:id="rId11" w:history="1">
+        <w:hyperlink r:id="rId10" w:history="1">
           <w:r>
             <w:rPr>
               <w:rStyle w:val="Hyperlink"/>
@@ -587,7 +586,7 @@
           <w:sz w:val="24"/>
           <w:u w:val="single"/>
         </w:rPr>
-        <w:hyperlink r:id="rId11" w:history="1">
+        <w:hyperlink r:id="rId10" w:history="1">
           <w:r>
             <w:rPr>
               <w:rStyle w:val="Hyperlink"/>
@@ -616,7 +615,7 @@
           <w:sz w:val="24"/>
           <w:u w:val="single"/>
         </w:rPr>
-        <w:hyperlink r:id="rId11" w:history="1">
+        <w:hyperlink r:id="rId10" w:history="1">
           <w:r>
             <w:rPr>
               <w:rStyle w:val="Hyperlink"/>
@@ -719,7 +718,7 @@
           <w:sz w:val="24"/>
           <w:u w:val="single"/>
         </w:rPr>
-        <w:hyperlink r:id="rId12" w:history="1">
+        <w:hyperlink r:id="rId11" w:history="1">
           <w:r>
             <w:rPr>
               <w:rStyle w:val="Hyperlink"/>
@@ -748,7 +747,7 @@
           <w:sz w:val="24"/>
           <w:u w:val="single"/>
         </w:rPr>
-        <w:hyperlink r:id="rId12" w:history="1">
+        <w:hyperlink r:id="rId11" w:history="1">
           <w:r>
             <w:rPr>
               <w:rStyle w:val="Hyperlink"/>
@@ -777,7 +776,7 @@
           <w:sz w:val="24"/>
           <w:u w:val="single"/>
         </w:rPr>
-        <w:hyperlink r:id="rId12" w:history="1">
+        <w:hyperlink r:id="rId11" w:history="1">
           <w:r>
             <w:rPr>
               <w:rStyle w:val="Hyperlink"/>
@@ -1154,14 +1153,7 @@
           <w:color w:val="000000"/>
           <w:sz w:val="24"/>
         </w:rPr>
-        <w:hyperlink r:id="rId12" w:history="1">
-          <w:r>
-            <w:rPr>
-              <w:rStyle w:val="Hyperlink"/>
-            </w:rPr>
-            <w:t xml:space="preserve"> colle</w:t>
-          </w:r>
-        </w:hyperlink>
+        <w:t xml:space="preserve"> colle</w:t>
       </w:r>
       <w:r>
         <w:rPr>
@@ -1628,25 +1620,7 @@
           <w:color w:val="000000"/>
           <w:sz w:val="24"/>
         </w:rPr>
-        <w:t xml:space="preserve">‘search options’ button offers more selection options for finding </w:t>
-      </w:r>
-      <w:r>
-        <w:rPr>
-          <w:u w:val="single" w:color="0000ff"/>
-          <w:rFonts w:ascii="Charis SIL Regular" w:hAnsi="Charis SIL Regular" w:eastAsia="Charis SIL Regular"/>
-          <w:b w:val="0"/>
-          <w:i w:val="0"/>
-          <w:color w:val="000000"/>
-          <w:sz w:val="24"/>
-        </w:rPr>
-        <w:hyperlink r:id="rId16" w:history="1">
-          <w:r>
-            <w:rPr>
-              <w:rStyle w:val="Hyperlink"/>
-            </w:rPr>
-            <w:t>objects. Re</w:t>
-          </w:r>
-        </w:hyperlink>
+        <w:t>‘search options’ button offers more selection options for finding objects. Re</w:t>
       </w:r>
       <w:r>
         <w:rPr>

--- a/EXPORTS/DOCX/published/niveau3/English/RijksmuseumAmsterdam.docx
+++ b/EXPORTS/DOCX/published/niveau3/English/RijksmuseumAmsterdam.docx
@@ -400,96 +400,13 @@
       </w:r>
       <w:r>
         <w:rPr>
-          <w:u w:val="single" w:color="0000ff"/>
           <w:rFonts w:ascii="Charis SIL Regular" w:hAnsi="Charis SIL Regular" w:eastAsia="Charis SIL Regular"/>
           <w:b w:val="0"/>
           <w:i w:val="0"/>
           <w:color w:val="000000"/>
           <w:sz w:val="24"/>
         </w:rPr>
-        <w:hyperlink r:id="rId9" w:history="1">
-          <w:r>
-            <w:rPr>
-              <w:rStyle w:val="Hyperlink"/>
-            </w:rPr>
-            <w:t xml:space="preserve">Museum </w:t>
-          </w:r>
-        </w:hyperlink>
-      </w:r>
-      <w:r>
-        <w:rPr>
-          <w:u w:val="single" w:color="0000ff"/>
-          <w:rFonts w:ascii="Charis SIL Regular" w:hAnsi="Charis SIL Regular" w:eastAsia="Charis SIL Regular"/>
-          <w:b w:val="0"/>
-          <w:i w:val="0"/>
-          <w:color w:val="000000"/>
-          <w:sz w:val="24"/>
-        </w:rPr>
-        <w:hyperlink r:id="rId9" w:history="1">
-          <w:r>
-            <w:rPr>
-              <w:rStyle w:val="Hyperlink"/>
-            </w:rPr>
-            <w:t>v</w:t>
-          </w:r>
-        </w:hyperlink>
-      </w:r>
-      <w:r>
-        <w:rPr>
-          <w:u w:val="single" w:color="0000ff"/>
-          <w:rFonts w:ascii="Charis SIL Regular" w:hAnsi="Charis SIL Regular" w:eastAsia="Charis SIL Regular"/>
-          <w:b w:val="0"/>
-          <w:i w:val="0"/>
-          <w:color w:val="000000"/>
-          <w:sz w:val="24"/>
-        </w:rPr>
-        <w:hyperlink r:id="rId9" w:history="1">
-          <w:r>
-            <w:rPr>
-              <w:rStyle w:val="Hyperlink"/>
-            </w:rPr>
-            <w:t>an Ges</w:t>
-          </w:r>
-        </w:hyperlink>
-      </w:r>
-      <w:r>
-        <w:rPr>
-          <w:u w:val="single" w:color="0000ff"/>
-          <w:rFonts w:ascii="Charis SIL Regular" w:hAnsi="Charis SIL Regular" w:eastAsia="Charis SIL Regular"/>
-          <w:b w:val="0"/>
-          <w:i w:val="0"/>
-          <w:color w:val="000000"/>
-          <w:sz w:val="24"/>
-        </w:rPr>
-        <w:hyperlink r:id="rId9" w:history="1">
-          <w:r>
-            <w:rPr>
-              <w:rStyle w:val="Hyperlink"/>
-            </w:rPr>
-            <w:t>chiede</w:t>
-          </w:r>
-        </w:hyperlink>
-      </w:r>
-      <w:r>
-        <w:rPr>
-          <w:rFonts w:ascii="Charis SIL Regular" w:hAnsi="Charis SIL Regular" w:eastAsia="Charis SIL Regular"/>
-          <w:b w:val="0"/>
-          <w:i w:val="0"/>
-          <w:color w:val="000000"/>
-          <w:sz w:val="24"/>
-        </w:rPr>
-        <w:t>n</w:t>
-      </w:r>
-      <w:r>
-        <w:rPr>
-          <w:u w:val="single" w:color="0000ff"/>
-          <w:rFonts w:ascii="Charis SIL Regular" w:hAnsi="Charis SIL Regular" w:eastAsia="Charis SIL Regular"/>
-          <w:b w:val="0"/>
-          <w:i w:val="0"/>
-          <w:color w:val="000000"/>
-          <w:sz w:val="24"/>
-        </w:rPr>
-        <w:t xml:space="preserve">is en Kunst and the </w:t>
+        <w:t xml:space="preserve">Museum van Geschiedenis en Kunst and the </w:t>
       </w:r>
       <w:r>
         <w:rPr>
@@ -498,6 +415,7 @@
           <w:i w:val="0"/>
           <w:color w:val="0000FF"/>
           <w:sz w:val="24"/>
+          <w:u w:val="single"/>
         </w:rPr>
         <w:t>R</w:t>
       </w:r>
@@ -586,7 +504,7 @@
           <w:sz w:val="24"/>
           <w:u w:val="single"/>
         </w:rPr>
-        <w:hyperlink r:id="rId10" w:history="1">
+        <w:hyperlink r:id="rId11" w:history="1">
           <w:r>
             <w:rPr>
               <w:rStyle w:val="Hyperlink"/>
@@ -615,7 +533,7 @@
           <w:sz w:val="24"/>
           <w:u w:val="single"/>
         </w:rPr>
-        <w:hyperlink r:id="rId10" w:history="1">
+        <w:hyperlink r:id="rId11" w:history="1">
           <w:r>
             <w:rPr>
               <w:rStyle w:val="Hyperlink"/>
@@ -718,119 +636,7 @@
           <w:sz w:val="24"/>
           <w:u w:val="single"/>
         </w:rPr>
-        <w:hyperlink r:id="rId11" w:history="1">
-          <w:r>
-            <w:rPr>
-              <w:rStyle w:val="Hyperlink"/>
-            </w:rPr>
-            <w:t>ty</w:t>
-          </w:r>
-        </w:hyperlink>
-      </w:r>
-      <w:r>
-        <w:rPr>
-          <w:rFonts w:ascii="Charis SIL Regular" w:hAnsi="Charis SIL Regular" w:eastAsia="Charis SIL Regular"/>
-          <w:b w:val="0"/>
-          <w:i w:val="0"/>
-          <w:color w:val="0000FF"/>
-          <w:sz w:val="24"/>
-          <w:u w:val="single"/>
-        </w:rPr>
-        <w:t xml:space="preserve"> </w:t>
-      </w:r>
-      <w:r>
-        <w:rPr>
-          <w:rFonts w:ascii="Charis SIL Regular" w:hAnsi="Charis SIL Regular" w:eastAsia="Charis SIL Regular"/>
-          <w:b w:val="0"/>
-          <w:i w:val="0"/>
-          <w:color w:val="0000FF"/>
-          <w:sz w:val="24"/>
-          <w:u w:val="single"/>
-        </w:rPr>
-        <w:hyperlink r:id="rId11" w:history="1">
-          <w:r>
-            <w:rPr>
-              <w:rStyle w:val="Hyperlink"/>
-            </w:rPr>
-            <w:t>of</w:t>
-          </w:r>
-        </w:hyperlink>
-      </w:r>
-      <w:r>
-        <w:rPr>
-          <w:rFonts w:ascii="Charis SIL Regular" w:hAnsi="Charis SIL Regular" w:eastAsia="Charis SIL Regular"/>
-          <w:b w:val="0"/>
-          <w:i w:val="0"/>
-          <w:color w:val="0000FF"/>
-          <w:sz w:val="24"/>
-          <w:u w:val="single"/>
-        </w:rPr>
-        <w:t xml:space="preserve"> </w:t>
-      </w:r>
-      <w:r>
-        <w:rPr>
-          <w:rFonts w:ascii="Charis SIL Regular" w:hAnsi="Charis SIL Regular" w:eastAsia="Charis SIL Regular"/>
-          <w:b w:val="0"/>
-          <w:i w:val="0"/>
-          <w:color w:val="0000FF"/>
-          <w:sz w:val="24"/>
-          <w:u w:val="single"/>
-        </w:rPr>
-        <w:hyperlink r:id="rId11" w:history="1">
-          <w:r>
-            <w:rPr>
-              <w:rStyle w:val="Hyperlink"/>
-            </w:rPr>
-            <w:t>F</w:t>
-          </w:r>
-        </w:hyperlink>
-      </w:r>
-      <w:r>
-        <w:rPr>
-          <w:rFonts w:ascii="Charis SIL Regular" w:hAnsi="Charis SIL Regular" w:eastAsia="Charis SIL Regular"/>
-          <w:b w:val="0"/>
-          <w:i w:val="0"/>
-          <w:color w:val="0000FF"/>
-          <w:sz w:val="24"/>
-          <w:u w:val="single"/>
-        </w:rPr>
-        <w:hyperlink r:id="rId11" w:history="1">
-          <w:r>
-            <w:rPr>
-              <w:rStyle w:val="Hyperlink"/>
-            </w:rPr>
-            <w:t>riends</w:t>
-          </w:r>
-        </w:hyperlink>
-      </w:r>
-      <w:r>
-        <w:rPr>
-          <w:rFonts w:ascii="Charis SIL Regular" w:hAnsi="Charis SIL Regular" w:eastAsia="Charis SIL Regular"/>
-          <w:b w:val="0"/>
-          <w:i w:val="0"/>
-          <w:color w:val="0000FF"/>
-          <w:sz w:val="24"/>
-          <w:u w:val="single"/>
-        </w:rPr>
-        <w:t xml:space="preserve"> </w:t>
-      </w:r>
-      <w:r>
-        <w:rPr>
-          <w:rFonts w:ascii="Charis SIL Regular" w:hAnsi="Charis SIL Regular" w:eastAsia="Charis SIL Regular"/>
-          <w:b w:val="0"/>
-          <w:i w:val="0"/>
-          <w:color w:val="0000FF"/>
-          <w:sz w:val="24"/>
-          <w:u w:val="single"/>
-        </w:rPr>
-        <w:hyperlink r:id="rId11" w:history="1">
-          <w:r>
-            <w:rPr>
-              <w:rStyle w:val="Hyperlink"/>
-            </w:rPr>
-            <w:t>o</w:t>
-          </w:r>
-        </w:hyperlink>
+        <w:t>ty of Friends o</w:t>
       </w:r>
       <w:r>
         <w:rPr>
@@ -1153,7 +959,14 @@
           <w:color w:val="000000"/>
           <w:sz w:val="24"/>
         </w:rPr>
-        <w:t xml:space="preserve"> colle</w:t>
+        <w:hyperlink r:id="rId12" w:history="1">
+          <w:r>
+            <w:rPr>
+              <w:rStyle w:val="Hyperlink"/>
+            </w:rPr>
+            <w:t xml:space="preserve"> colle</w:t>
+          </w:r>
+        </w:hyperlink>
       </w:r>
       <w:r>
         <w:rPr>
@@ -1620,7 +1433,25 @@
           <w:color w:val="000000"/>
           <w:sz w:val="24"/>
         </w:rPr>
-        <w:t>‘search options’ button offers more selection options for finding objects. Re</w:t>
+        <w:t xml:space="preserve">‘search options’ button offers more selection options for finding </w:t>
+      </w:r>
+      <w:r>
+        <w:rPr>
+          <w:u w:val="single" w:color="0000ff"/>
+          <w:rFonts w:ascii="Charis SIL Regular" w:hAnsi="Charis SIL Regular" w:eastAsia="Charis SIL Regular"/>
+          <w:b w:val="0"/>
+          <w:i w:val="0"/>
+          <w:color w:val="000000"/>
+          <w:sz w:val="24"/>
+        </w:rPr>
+        <w:hyperlink r:id="rId16" w:history="1">
+          <w:r>
+            <w:rPr>
+              <w:rStyle w:val="Hyperlink"/>
+            </w:rPr>
+            <w:t>objects. Re</w:t>
+          </w:r>
+        </w:hyperlink>
       </w:r>
       <w:r>
         <w:rPr>

--- a/EXPORTS/DOCX/published/niveau3/English/RijksmuseumAmsterdam.docx
+++ b/EXPORTS/DOCX/published/niveau3/English/RijksmuseumAmsterdam.docx
@@ -400,13 +400,179 @@
       </w:r>
       <w:r>
         <w:rPr>
+          <w:u w:val="single" w:color="0000ff"/>
           <w:rFonts w:ascii="Charis SIL Regular" w:hAnsi="Charis SIL Regular" w:eastAsia="Charis SIL Regular"/>
           <w:b w:val="0"/>
           <w:i w:val="0"/>
           <w:color w:val="000000"/>
           <w:sz w:val="24"/>
         </w:rPr>
-        <w:t xml:space="preserve">Museum van Geschiedenis en Kunst and the </w:t>
+        <w:hyperlink r:id="rId9" w:history="1">
+          <w:r>
+            <w:rPr>
+              <w:rStyle w:val="Hyperlink"/>
+            </w:rPr>
+            <w:t xml:space="preserve">Museum </w:t>
+          </w:r>
+        </w:hyperlink>
+      </w:r>
+      <w:r>
+        <w:rPr>
+          <w:u w:val="single" w:color="0000ff"/>
+          <w:rFonts w:ascii="Charis SIL Regular" w:hAnsi="Charis SIL Regular" w:eastAsia="Charis SIL Regular"/>
+          <w:b w:val="0"/>
+          <w:i w:val="0"/>
+          <w:color w:val="000000"/>
+          <w:sz w:val="24"/>
+        </w:rPr>
+        <w:hyperlink r:id="rId9" w:history="1">
+          <w:r>
+            <w:rPr>
+              <w:rStyle w:val="Hyperlink"/>
+            </w:rPr>
+            <w:t>v</w:t>
+          </w:r>
+        </w:hyperlink>
+      </w:r>
+      <w:r>
+        <w:rPr>
+          <w:u w:val="single" w:color="0000ff"/>
+          <w:rFonts w:ascii="Charis SIL Regular" w:hAnsi="Charis SIL Regular" w:eastAsia="Charis SIL Regular"/>
+          <w:b w:val="0"/>
+          <w:i w:val="0"/>
+          <w:color w:val="000000"/>
+          <w:sz w:val="24"/>
+        </w:rPr>
+        <w:hyperlink r:id="rId9" w:history="1">
+          <w:r>
+            <w:rPr>
+              <w:rStyle w:val="Hyperlink"/>
+            </w:rPr>
+            <w:t>an Ges</w:t>
+          </w:r>
+        </w:hyperlink>
+      </w:r>
+      <w:r>
+        <w:rPr>
+          <w:u w:val="single" w:color="0000ff"/>
+          <w:rFonts w:ascii="Charis SIL Regular" w:hAnsi="Charis SIL Regular" w:eastAsia="Charis SIL Regular"/>
+          <w:b w:val="0"/>
+          <w:i w:val="0"/>
+          <w:color w:val="000000"/>
+          <w:sz w:val="24"/>
+        </w:rPr>
+        <w:hyperlink r:id="rId9" w:history="1">
+          <w:r>
+            <w:rPr>
+              <w:rStyle w:val="Hyperlink"/>
+            </w:rPr>
+            <w:t>chiede</w:t>
+          </w:r>
+        </w:hyperlink>
+      </w:r>
+      <w:r>
+        <w:rPr>
+          <w:rFonts w:ascii="Charis SIL Regular" w:hAnsi="Charis SIL Regular" w:eastAsia="Charis SIL Regular"/>
+          <w:b w:val="0"/>
+          <w:i w:val="0"/>
+          <w:color w:val="000000"/>
+          <w:sz w:val="24"/>
+        </w:rPr>
+        <w:t>n</w:t>
+      </w:r>
+      <w:r>
+        <w:rPr>
+          <w:u w:val="single" w:color="0000ff"/>
+          <w:rFonts w:ascii="Charis SIL Regular" w:hAnsi="Charis SIL Regular" w:eastAsia="Charis SIL Regular"/>
+          <w:b w:val="0"/>
+          <w:i w:val="0"/>
+          <w:color w:val="000000"/>
+          <w:sz w:val="24"/>
+        </w:rPr>
+        <w:t>i</w:t>
+      </w:r>
+      <w:r>
+        <w:rPr>
+          <w:u w:val="single" w:color="0000ff"/>
+          <w:rFonts w:ascii="Charis SIL Regular" w:hAnsi="Charis SIL Regular" w:eastAsia="Charis SIL Regular"/>
+          <w:b w:val="0"/>
+          <w:i w:val="0"/>
+          <w:color w:val="000000"/>
+          <w:sz w:val="24"/>
+        </w:rPr>
+        <w:hyperlink r:id="rId10" w:history="1">
+          <w:r>
+            <w:rPr>
+              <w:rStyle w:val="Hyperlink"/>
+            </w:rPr>
+            <w:t>s</w:t>
+          </w:r>
+        </w:hyperlink>
+      </w:r>
+      <w:r>
+        <w:rPr>
+          <w:u w:val="single" w:color="0000ff"/>
+          <w:rFonts w:ascii="Charis SIL Regular" w:hAnsi="Charis SIL Regular" w:eastAsia="Charis SIL Regular"/>
+          <w:b w:val="0"/>
+          <w:i w:val="0"/>
+          <w:color w:val="000000"/>
+          <w:sz w:val="24"/>
+        </w:rPr>
+        <w:t xml:space="preserve"> </w:t>
+      </w:r>
+      <w:r>
+        <w:rPr>
+          <w:u w:val="single" w:color="0000ff"/>
+          <w:rFonts w:ascii="Charis SIL Regular" w:hAnsi="Charis SIL Regular" w:eastAsia="Charis SIL Regular"/>
+          <w:b w:val="0"/>
+          <w:i w:val="0"/>
+          <w:color w:val="000000"/>
+          <w:sz w:val="24"/>
+        </w:rPr>
+        <w:hyperlink r:id="rId10" w:history="1">
+          <w:r>
+            <w:rPr>
+              <w:rStyle w:val="Hyperlink"/>
+            </w:rPr>
+            <w:t>en K</w:t>
+          </w:r>
+        </w:hyperlink>
+      </w:r>
+      <w:r>
+        <w:rPr>
+          <w:u w:val="single" w:color="0000ff"/>
+          <w:rFonts w:ascii="Charis SIL Regular" w:hAnsi="Charis SIL Regular" w:eastAsia="Charis SIL Regular"/>
+          <w:b w:val="0"/>
+          <w:i w:val="0"/>
+          <w:color w:val="000000"/>
+          <w:sz w:val="24"/>
+        </w:rPr>
+        <w:hyperlink r:id="rId10" w:history="1">
+          <w:r>
+            <w:rPr>
+              <w:rStyle w:val="Hyperlink"/>
+            </w:rPr>
+            <w:t>u</w:t>
+          </w:r>
+        </w:hyperlink>
+      </w:r>
+      <w:r>
+        <w:rPr>
+          <w:u w:val="single" w:color="0000ff"/>
+          <w:rFonts w:ascii="Charis SIL Regular" w:hAnsi="Charis SIL Regular" w:eastAsia="Charis SIL Regular"/>
+          <w:b w:val="0"/>
+          <w:i w:val="0"/>
+          <w:color w:val="000000"/>
+          <w:sz w:val="24"/>
+        </w:rPr>
+        <w:hyperlink r:id="rId10" w:history="1">
+          <w:r>
+            <w:rPr>
+              <w:rStyle w:val="Hyperlink"/>
+            </w:rPr>
+            <w:t xml:space="preserve">nst and the </w:t>
+          </w:r>
+        </w:hyperlink>
       </w:r>
       <w:r>
         <w:rPr>
@@ -504,7 +670,7 @@
           <w:sz w:val="24"/>
           <w:u w:val="single"/>
         </w:rPr>
-        <w:hyperlink r:id="rId11" w:history="1">
+        <w:hyperlink r:id="rId10" w:history="1">
           <w:r>
             <w:rPr>
               <w:rStyle w:val="Hyperlink"/>
@@ -587,103 +753,8 @@
           <w:i w:val="0"/>
           <w:color w:val="0000FF"/>
           <w:sz w:val="24"/>
-          <w:u w:val="single"/>
         </w:rPr>
-        <w:hyperlink r:id="rId12" w:history="1">
-          <w:r>
-            <w:rPr>
-              <w:rStyle w:val="Hyperlink"/>
-            </w:rPr>
-            <w:t>Royal</w:t>
-          </w:r>
-        </w:hyperlink>
-      </w:r>
-      <w:r>
-        <w:rPr>
-          <w:rFonts w:ascii="Charis SIL Regular" w:hAnsi="Charis SIL Regular" w:eastAsia="Charis SIL Regular"/>
-          <w:b w:val="0"/>
-          <w:i w:val="0"/>
-          <w:color w:val="0000FF"/>
-          <w:sz w:val="24"/>
-          <w:u w:val="single"/>
-        </w:rPr>
-        <w:t xml:space="preserve"> </w:t>
-      </w:r>
-      <w:r>
-        <w:rPr>
-          <w:rFonts w:ascii="Charis SIL Regular" w:hAnsi="Charis SIL Regular" w:eastAsia="Charis SIL Regular"/>
-          <w:b w:val="0"/>
-          <w:i w:val="0"/>
-          <w:color w:val="0000FF"/>
-          <w:sz w:val="24"/>
-          <w:u w:val="single"/>
-        </w:rPr>
-        <w:hyperlink r:id="rId12" w:history="1">
-          <w:r>
-            <w:rPr>
-              <w:rStyle w:val="Hyperlink"/>
-            </w:rPr>
-            <w:t>Socie</w:t>
-          </w:r>
-        </w:hyperlink>
-      </w:r>
-      <w:r>
-        <w:rPr>
-          <w:rFonts w:ascii="Charis SIL Regular" w:hAnsi="Charis SIL Regular" w:eastAsia="Charis SIL Regular"/>
-          <w:b w:val="0"/>
-          <w:i w:val="0"/>
-          <w:color w:val="0000FF"/>
-          <w:sz w:val="24"/>
-          <w:u w:val="single"/>
-        </w:rPr>
-        <w:t>ty of Friends o</w:t>
-      </w:r>
-      <w:r>
-        <w:rPr>
-          <w:rFonts w:ascii="Charis SIL Regular" w:hAnsi="Charis SIL Regular" w:eastAsia="Charis SIL Regular"/>
-          <w:b w:val="0"/>
-          <w:i w:val="0"/>
-          <w:color w:val="0000FF"/>
-          <w:sz w:val="24"/>
-          <w:u w:val="single"/>
-        </w:rPr>
-        <w:hyperlink r:id="rId11" w:history="1">
-          <w:r>
-            <w:rPr>
-              <w:rStyle w:val="Hyperlink"/>
-            </w:rPr>
-            <w:t>f</w:t>
-          </w:r>
-        </w:hyperlink>
-      </w:r>
-      <w:r>
-        <w:rPr>
-          <w:rFonts w:ascii="Charis SIL Regular" w:hAnsi="Charis SIL Regular" w:eastAsia="Charis SIL Regular"/>
-          <w:b w:val="0"/>
-          <w:i w:val="0"/>
-          <w:color w:val="0000FF"/>
-          <w:sz w:val="24"/>
-          <w:u w:val="single"/>
-        </w:rPr>
-        <w:t xml:space="preserve"> </w:t>
-      </w:r>
-      <w:r>
-        <w:rPr>
-          <w:rFonts w:ascii="Charis SIL Regular" w:hAnsi="Charis SIL Regular" w:eastAsia="Charis SIL Regular"/>
-          <w:b w:val="0"/>
-          <w:i w:val="0"/>
-          <w:color w:val="0000FF"/>
-          <w:sz w:val="24"/>
-          <w:u w:val="single"/>
-        </w:rPr>
-        <w:hyperlink r:id="rId11" w:history="1">
-          <w:r>
-            <w:rPr>
-              <w:rStyle w:val="Hyperlink"/>
-            </w:rPr>
-            <w:t>A</w:t>
-          </w:r>
-        </w:hyperlink>
+        <w:t>Royal Society of Friends of A</w:t>
       </w:r>
       <w:r>
         <w:rPr>

--- a/EXPORTS/DOCX/published/niveau3/English/RijksmuseumAmsterdam.docx
+++ b/EXPORTS/DOCX/published/niveau3/English/RijksmuseumAmsterdam.docx
@@ -699,7 +699,7 @@
           <w:sz w:val="24"/>
           <w:u w:val="single"/>
         </w:rPr>
-        <w:hyperlink r:id="rId11" w:history="1">
+        <w:hyperlink r:id="rId10" w:history="1">
           <w:r>
             <w:rPr>
               <w:rStyle w:val="Hyperlink"/>
@@ -753,8 +753,9 @@
           <w:i w:val="0"/>
           <w:color w:val="0000FF"/>
           <w:sz w:val="24"/>
+          <w:u w:val="single"/>
         </w:rPr>
-        <w:t>Royal Society of Friends of A</w:t>
+        <w:t>Royal Socie</w:t>
       </w:r>
       <w:r>
         <w:rPr>
@@ -766,6 +767,176 @@
           <w:u w:val="single"/>
         </w:rPr>
         <w:hyperlink r:id="rId11" w:history="1">
+          <w:r>
+            <w:rPr>
+              <w:rStyle w:val="Hyperlink"/>
+            </w:rPr>
+            <w:t>ty</w:t>
+          </w:r>
+        </w:hyperlink>
+      </w:r>
+      <w:r>
+        <w:rPr>
+          <w:rFonts w:ascii="Charis SIL Regular" w:hAnsi="Charis SIL Regular" w:eastAsia="Charis SIL Regular"/>
+          <w:b w:val="0"/>
+          <w:i w:val="0"/>
+          <w:color w:val="0000FF"/>
+          <w:sz w:val="24"/>
+          <w:u w:val="single"/>
+        </w:rPr>
+        <w:t xml:space="preserve"> </w:t>
+      </w:r>
+      <w:r>
+        <w:rPr>
+          <w:rFonts w:ascii="Charis SIL Regular" w:hAnsi="Charis SIL Regular" w:eastAsia="Charis SIL Regular"/>
+          <w:b w:val="0"/>
+          <w:i w:val="0"/>
+          <w:color w:val="0000FF"/>
+          <w:sz w:val="24"/>
+          <w:u w:val="single"/>
+        </w:rPr>
+        <w:hyperlink r:id="rId11" w:history="1">
+          <w:r>
+            <w:rPr>
+              <w:rStyle w:val="Hyperlink"/>
+            </w:rPr>
+            <w:t>of</w:t>
+          </w:r>
+        </w:hyperlink>
+      </w:r>
+      <w:r>
+        <w:rPr>
+          <w:rFonts w:ascii="Charis SIL Regular" w:hAnsi="Charis SIL Regular" w:eastAsia="Charis SIL Regular"/>
+          <w:b w:val="0"/>
+          <w:i w:val="0"/>
+          <w:color w:val="0000FF"/>
+          <w:sz w:val="24"/>
+          <w:u w:val="single"/>
+        </w:rPr>
+        <w:t xml:space="preserve"> </w:t>
+      </w:r>
+      <w:r>
+        <w:rPr>
+          <w:rFonts w:ascii="Charis SIL Regular" w:hAnsi="Charis SIL Regular" w:eastAsia="Charis SIL Regular"/>
+          <w:b w:val="0"/>
+          <w:i w:val="0"/>
+          <w:color w:val="0000FF"/>
+          <w:sz w:val="24"/>
+          <w:u w:val="single"/>
+        </w:rPr>
+        <w:hyperlink r:id="rId12" w:history="1">
+          <w:r>
+            <w:rPr>
+              <w:rStyle w:val="Hyperlink"/>
+            </w:rPr>
+            <w:t>F</w:t>
+          </w:r>
+        </w:hyperlink>
+      </w:r>
+      <w:r>
+        <w:rPr>
+          <w:rFonts w:ascii="Charis SIL Regular" w:hAnsi="Charis SIL Regular" w:eastAsia="Charis SIL Regular"/>
+          <w:b w:val="0"/>
+          <w:i w:val="0"/>
+          <w:color w:val="0000FF"/>
+          <w:sz w:val="24"/>
+          <w:u w:val="single"/>
+        </w:rPr>
+        <w:hyperlink r:id="rId12" w:history="1">
+          <w:r>
+            <w:rPr>
+              <w:rStyle w:val="Hyperlink"/>
+            </w:rPr>
+            <w:t>riends</w:t>
+          </w:r>
+        </w:hyperlink>
+      </w:r>
+      <w:r>
+        <w:rPr>
+          <w:rFonts w:ascii="Charis SIL Regular" w:hAnsi="Charis SIL Regular" w:eastAsia="Charis SIL Regular"/>
+          <w:b w:val="0"/>
+          <w:i w:val="0"/>
+          <w:color w:val="0000FF"/>
+          <w:sz w:val="24"/>
+          <w:u w:val="single"/>
+        </w:rPr>
+        <w:t xml:space="preserve"> </w:t>
+      </w:r>
+      <w:r>
+        <w:rPr>
+          <w:rFonts w:ascii="Charis SIL Regular" w:hAnsi="Charis SIL Regular" w:eastAsia="Charis SIL Regular"/>
+          <w:b w:val="0"/>
+          <w:i w:val="0"/>
+          <w:color w:val="0000FF"/>
+          <w:sz w:val="24"/>
+          <w:u w:val="single"/>
+        </w:rPr>
+        <w:hyperlink r:id="rId12" w:history="1">
+          <w:r>
+            <w:rPr>
+              <w:rStyle w:val="Hyperlink"/>
+            </w:rPr>
+            <w:t>o</w:t>
+          </w:r>
+        </w:hyperlink>
+      </w:r>
+      <w:r>
+        <w:rPr>
+          <w:rFonts w:ascii="Charis SIL Regular" w:hAnsi="Charis SIL Regular" w:eastAsia="Charis SIL Regular"/>
+          <w:b w:val="0"/>
+          <w:i w:val="0"/>
+          <w:color w:val="0000FF"/>
+          <w:sz w:val="24"/>
+          <w:u w:val="single"/>
+        </w:rPr>
+        <w:hyperlink r:id="rId12" w:history="1">
+          <w:r>
+            <w:rPr>
+              <w:rStyle w:val="Hyperlink"/>
+            </w:rPr>
+            <w:t>f</w:t>
+          </w:r>
+        </w:hyperlink>
+      </w:r>
+      <w:r>
+        <w:rPr>
+          <w:rFonts w:ascii="Charis SIL Regular" w:hAnsi="Charis SIL Regular" w:eastAsia="Charis SIL Regular"/>
+          <w:b w:val="0"/>
+          <w:i w:val="0"/>
+          <w:color w:val="0000FF"/>
+          <w:sz w:val="24"/>
+          <w:u w:val="single"/>
+        </w:rPr>
+        <w:t xml:space="preserve"> </w:t>
+      </w:r>
+      <w:r>
+        <w:rPr>
+          <w:rFonts w:ascii="Charis SIL Regular" w:hAnsi="Charis SIL Regular" w:eastAsia="Charis SIL Regular"/>
+          <w:b w:val="0"/>
+          <w:i w:val="0"/>
+          <w:color w:val="0000FF"/>
+          <w:sz w:val="24"/>
+          <w:u w:val="single"/>
+        </w:rPr>
+        <w:hyperlink r:id="rId12" w:history="1">
+          <w:r>
+            <w:rPr>
+              <w:rStyle w:val="Hyperlink"/>
+            </w:rPr>
+            <w:t>A</w:t>
+          </w:r>
+        </w:hyperlink>
+      </w:r>
+      <w:r>
+        <w:rPr>
+          <w:rFonts w:ascii="Charis SIL Regular" w:hAnsi="Charis SIL Regular" w:eastAsia="Charis SIL Regular"/>
+          <w:b w:val="0"/>
+          <w:i w:val="0"/>
+          <w:color w:val="0000FF"/>
+          <w:sz w:val="24"/>
+          <w:u w:val="single"/>
+        </w:rPr>
+        <w:hyperlink r:id="rId12" w:history="1">
           <w:r>
             <w:rPr>
               <w:rStyle w:val="Hyperlink"/>
@@ -794,7 +965,7 @@
           <w:sz w:val="24"/>
           <w:u w:val="single"/>
         </w:rPr>
-        <w:hyperlink r:id="rId11" w:history="1">
+        <w:hyperlink r:id="rId12" w:history="1">
           <w:r>
             <w:rPr>
               <w:rStyle w:val="Hyperlink"/>

--- a/EXPORTS/DOCX/published/niveau3/English/RijksmuseumAmsterdam.docx
+++ b/EXPORTS/DOCX/published/niveau3/English/RijksmuseumAmsterdam.docx
@@ -824,7 +824,7 @@
           <w:sz w:val="24"/>
           <w:u w:val="single"/>
         </w:rPr>
-        <w:hyperlink r:id="rId12" w:history="1">
+        <w:hyperlink r:id="rId11" w:history="1">
           <w:r>
             <w:rPr>
               <w:rStyle w:val="Hyperlink"/>
@@ -842,7 +842,7 @@
           <w:sz w:val="24"/>
           <w:u w:val="single"/>
         </w:rPr>
-        <w:hyperlink r:id="rId12" w:history="1">
+        <w:hyperlink r:id="rId11" w:history="1">
           <w:r>
             <w:rPr>
               <w:rStyle w:val="Hyperlink"/>

--- a/EXPORTS/DOCX/published/niveau3/English/RijksmuseumAmsterdam.docx
+++ b/EXPORTS/DOCX/published/niveau3/English/RijksmuseumAmsterdam.docx
@@ -871,7 +871,7 @@
           <w:sz w:val="24"/>
           <w:u w:val="single"/>
         </w:rPr>
-        <w:hyperlink r:id="rId12" w:history="1">
+        <w:hyperlink r:id="rId11" w:history="1">
           <w:r>
             <w:rPr>
               <w:rStyle w:val="Hyperlink"/>
@@ -889,7 +889,7 @@
           <w:sz w:val="24"/>
           <w:u w:val="single"/>
         </w:rPr>
-        <w:hyperlink r:id="rId12" w:history="1">
+        <w:hyperlink r:id="rId11" w:history="1">
           <w:r>
             <w:rPr>
               <w:rStyle w:val="Hyperlink"/>
@@ -918,7 +918,7 @@
           <w:sz w:val="24"/>
           <w:u w:val="single"/>
         </w:rPr>
-        <w:hyperlink r:id="rId12" w:history="1">
+        <w:hyperlink r:id="rId11" w:history="1">
           <w:r>
             <w:rPr>
               <w:rStyle w:val="Hyperlink"/>
@@ -936,7 +936,7 @@
           <w:sz w:val="24"/>
           <w:u w:val="single"/>
         </w:rPr>
-        <w:hyperlink r:id="rId12" w:history="1">
+        <w:hyperlink r:id="rId11" w:history="1">
           <w:r>
             <w:rPr>
               <w:rStyle w:val="Hyperlink"/>
@@ -1010,205 +1010,7 @@
           <w:color w:val="000000"/>
           <w:sz w:val="24"/>
         </w:rPr>
-        <w:t>exhibited at the Rijksmuseum. In</w:t>
-      </w:r>
-      <w:r>
-        <w:rPr>
-          <w:u w:val="single" w:color="0000ff"/>
-          <w:rFonts w:ascii="Charis SIL Regular" w:hAnsi="Charis SIL Regular" w:eastAsia="Charis SIL Regular"/>
-          <w:b w:val="0"/>
-          <w:i w:val="0"/>
-          <w:color w:val="000000"/>
-          <w:sz w:val="24"/>
-        </w:rPr>
-        <w:hyperlink r:id="rId12" w:history="1">
-          <w:r>
-            <w:rPr>
-              <w:rStyle w:val="Hyperlink"/>
-            </w:rPr>
-            <w:t xml:space="preserve"> the c</w:t>
-          </w:r>
-        </w:hyperlink>
-      </w:r>
-      <w:r>
-        <w:rPr>
-          <w:u w:val="single" w:color="0000ff"/>
-          <w:rFonts w:ascii="Charis SIL Regular" w:hAnsi="Charis SIL Regular" w:eastAsia="Charis SIL Regular"/>
-          <w:b w:val="0"/>
-          <w:i w:val="0"/>
-          <w:color w:val="000000"/>
-          <w:sz w:val="24"/>
-        </w:rPr>
-        <w:hyperlink r:id="rId12" w:history="1">
-          <w:r>
-            <w:rPr>
-              <w:rStyle w:val="Hyperlink"/>
-            </w:rPr>
-            <w:t>o</w:t>
-          </w:r>
-        </w:hyperlink>
-      </w:r>
-      <w:r>
-        <w:rPr>
-          <w:u w:val="single" w:color="0000ff"/>
-          <w:rFonts w:ascii="Charis SIL Regular" w:hAnsi="Charis SIL Regular" w:eastAsia="Charis SIL Regular"/>
-          <w:b w:val="0"/>
-          <w:i w:val="0"/>
-          <w:color w:val="000000"/>
-          <w:sz w:val="24"/>
-        </w:rPr>
-        <w:hyperlink r:id="rId12" w:history="1">
-          <w:r>
-            <w:rPr>
-              <w:rStyle w:val="Hyperlink"/>
-            </w:rPr>
-            <w:t>ntext o</w:t>
-          </w:r>
-        </w:hyperlink>
-      </w:r>
-      <w:r>
-        <w:rPr>
-          <w:u w:val="single" w:color="0000ff"/>
-          <w:rFonts w:ascii="Charis SIL Regular" w:hAnsi="Charis SIL Regular" w:eastAsia="Charis SIL Regular"/>
-          <w:b w:val="0"/>
-          <w:i w:val="0"/>
-          <w:color w:val="000000"/>
-          <w:sz w:val="24"/>
-        </w:rPr>
-        <w:hyperlink r:id="rId12" w:history="1">
-          <w:r>
-            <w:rPr>
-              <w:rStyle w:val="Hyperlink"/>
-            </w:rPr>
-            <w:t>f</w:t>
-          </w:r>
-        </w:hyperlink>
-      </w:r>
-      <w:r>
-        <w:rPr>
-          <w:u w:val="single" w:color="0000ff"/>
-          <w:rFonts w:ascii="Charis SIL Regular" w:hAnsi="Charis SIL Regular" w:eastAsia="Charis SIL Regular"/>
-          <w:b w:val="0"/>
-          <w:i w:val="0"/>
-          <w:color w:val="000000"/>
-          <w:sz w:val="24"/>
-        </w:rPr>
-        <w:hyperlink r:id="rId12" w:history="1">
-          <w:r>
-            <w:rPr>
-              <w:rStyle w:val="Hyperlink"/>
-            </w:rPr>
-            <w:t xml:space="preserve"> r</w:t>
-          </w:r>
-        </w:hyperlink>
-      </w:r>
-      <w:r>
-        <w:rPr>
-          <w:u w:val="single" w:color="0000ff"/>
-          <w:rFonts w:ascii="Charis SIL Regular" w:hAnsi="Charis SIL Regular" w:eastAsia="Charis SIL Regular"/>
-          <w:b w:val="0"/>
-          <w:i w:val="0"/>
-          <w:color w:val="000000"/>
-          <w:sz w:val="24"/>
-        </w:rPr>
-        <w:hyperlink r:id="rId12" w:history="1">
-          <w:r>
-            <w:rPr>
-              <w:rStyle w:val="Hyperlink"/>
-            </w:rPr>
-            <w:t>e</w:t>
-          </w:r>
-        </w:hyperlink>
-      </w:r>
-      <w:r>
-        <w:rPr>
-          <w:u w:val="single" w:color="0000ff"/>
-          <w:rFonts w:ascii="Charis SIL Regular" w:hAnsi="Charis SIL Regular" w:eastAsia="Charis SIL Regular"/>
-          <w:b w:val="0"/>
-          <w:i w:val="0"/>
-          <w:color w:val="000000"/>
-          <w:sz w:val="24"/>
-        </w:rPr>
-        <w:hyperlink r:id="rId12" w:history="1">
-          <w:r>
-            <w:rPr>
-              <w:rStyle w:val="Hyperlink"/>
-            </w:rPr>
-            <w:t xml:space="preserve">search </w:t>
-          </w:r>
-        </w:hyperlink>
-      </w:r>
-      <w:r>
-        <w:rPr>
-          <w:u w:val="single" w:color="0000ff"/>
-          <w:rFonts w:ascii="Charis SIL Regular" w:hAnsi="Charis SIL Regular" w:eastAsia="Charis SIL Regular"/>
-          <w:b w:val="0"/>
-          <w:i w:val="0"/>
-          <w:color w:val="000000"/>
-          <w:sz w:val="24"/>
-        </w:rPr>
-        <w:hyperlink r:id="rId12" w:history="1">
-          <w:r>
-            <w:rPr>
-              <w:rStyle w:val="Hyperlink"/>
-            </w:rPr>
-            <w:t>i</w:t>
-          </w:r>
-        </w:hyperlink>
-      </w:r>
-      <w:r>
-        <w:rPr>
-          <w:u w:val="single" w:color="0000ff"/>
-          <w:rFonts w:ascii="Charis SIL Regular" w:hAnsi="Charis SIL Regular" w:eastAsia="Charis SIL Regular"/>
-          <w:b w:val="0"/>
-          <w:i w:val="0"/>
-          <w:color w:val="000000"/>
-          <w:sz w:val="24"/>
-        </w:rPr>
-        <w:hyperlink r:id="rId12" w:history="1">
-          <w:r>
-            <w:rPr>
-              <w:rStyle w:val="Hyperlink"/>
-            </w:rPr>
-            <w:t>nt</w:t>
-          </w:r>
-        </w:hyperlink>
-      </w:r>
-      <w:r>
-        <w:rPr>
-          <w:u w:val="single" w:color="0000ff"/>
-          <w:rFonts w:ascii="Charis SIL Regular" w:hAnsi="Charis SIL Regular" w:eastAsia="Charis SIL Regular"/>
-          <w:b w:val="0"/>
-          <w:i w:val="0"/>
-          <w:color w:val="000000"/>
-          <w:sz w:val="24"/>
-        </w:rPr>
-        <w:hyperlink r:id="rId12" w:history="1">
-          <w:r>
-            <w:rPr>
-              <w:rStyle w:val="Hyperlink"/>
-            </w:rPr>
-            <w:t>o</w:t>
-          </w:r>
-        </w:hyperlink>
-      </w:r>
-      <w:r>
-        <w:rPr>
-          <w:u w:val="single" w:color="0000ff"/>
-          <w:rFonts w:ascii="Charis SIL Regular" w:hAnsi="Charis SIL Regular" w:eastAsia="Charis SIL Regular"/>
-          <w:b w:val="0"/>
-          <w:i w:val="0"/>
-          <w:color w:val="000000"/>
-          <w:sz w:val="24"/>
-        </w:rPr>
-        <w:hyperlink r:id="rId12" w:history="1">
-          <w:r>
-            <w:rPr>
-              <w:rStyle w:val="Hyperlink"/>
-            </w:rPr>
-            <w:t xml:space="preserve"> colle</w:t>
-          </w:r>
-        </w:hyperlink>
+        <w:t>exhibited at the Rijksmuseum. In the context of research into colle</w:t>
       </w:r>
       <w:r>
         <w:rPr>

--- a/EXPORTS/DOCX/published/niveau3/English/RijksmuseumAmsterdam.docx
+++ b/EXPORTS/DOCX/published/niveau3/English/RijksmuseumAmsterdam.docx
@@ -670,7 +670,7 @@
           <w:sz w:val="24"/>
           <w:u w:val="single"/>
         </w:rPr>
-        <w:hyperlink r:id="rId10" w:history="1">
+        <w:hyperlink r:id="rId11" w:history="1">
           <w:r>
             <w:rPr>
               <w:rStyle w:val="Hyperlink"/>
@@ -699,7 +699,7 @@
           <w:sz w:val="24"/>
           <w:u w:val="single"/>
         </w:rPr>
-        <w:hyperlink r:id="rId10" w:history="1">
+        <w:hyperlink r:id="rId11" w:history="1">
           <w:r>
             <w:rPr>
               <w:rStyle w:val="Hyperlink"/>
@@ -755,7 +755,14 @@
           <w:sz w:val="24"/>
           <w:u w:val="single"/>
         </w:rPr>
-        <w:t>Royal Socie</w:t>
+        <w:hyperlink r:id="rId12" w:history="1">
+          <w:r>
+            <w:rPr>
+              <w:rStyle w:val="Hyperlink"/>
+            </w:rPr>
+            <w:t>Royal</w:t>
+          </w:r>
+        </w:hyperlink>
       </w:r>
       <w:r>
         <w:rPr>
@@ -766,7 +773,36 @@
           <w:sz w:val="24"/>
           <w:u w:val="single"/>
         </w:rPr>
-        <w:hyperlink r:id="rId11" w:history="1">
+        <w:t xml:space="preserve"> </w:t>
+      </w:r>
+      <w:r>
+        <w:rPr>
+          <w:rFonts w:ascii="Charis SIL Regular" w:hAnsi="Charis SIL Regular" w:eastAsia="Charis SIL Regular"/>
+          <w:b w:val="0"/>
+          <w:i w:val="0"/>
+          <w:color w:val="0000FF"/>
+          <w:sz w:val="24"/>
+          <w:u w:val="single"/>
+        </w:rPr>
+        <w:hyperlink r:id="rId12" w:history="1">
+          <w:r>
+            <w:rPr>
+              <w:rStyle w:val="Hyperlink"/>
+            </w:rPr>
+            <w:t>Socie</w:t>
+          </w:r>
+        </w:hyperlink>
+      </w:r>
+      <w:r>
+        <w:rPr>
+          <w:rFonts w:ascii="Charis SIL Regular" w:hAnsi="Charis SIL Regular" w:eastAsia="Charis SIL Regular"/>
+          <w:b w:val="0"/>
+          <w:i w:val="0"/>
+          <w:color w:val="0000FF"/>
+          <w:sz w:val="24"/>
+          <w:u w:val="single"/>
+        </w:rPr>
+        <w:hyperlink r:id="rId12" w:history="1">
           <w:r>
             <w:rPr>
               <w:rStyle w:val="Hyperlink"/>
@@ -795,7 +831,7 @@
           <w:sz w:val="24"/>
           <w:u w:val="single"/>
         </w:rPr>
-        <w:hyperlink r:id="rId11" w:history="1">
+        <w:hyperlink r:id="rId12" w:history="1">
           <w:r>
             <w:rPr>
               <w:rStyle w:val="Hyperlink"/>
@@ -824,7 +860,7 @@
           <w:sz w:val="24"/>
           <w:u w:val="single"/>
         </w:rPr>
-        <w:hyperlink r:id="rId11" w:history="1">
+        <w:hyperlink r:id="rId12" w:history="1">
           <w:r>
             <w:rPr>
               <w:rStyle w:val="Hyperlink"/>
@@ -842,7 +878,7 @@
           <w:sz w:val="24"/>
           <w:u w:val="single"/>
         </w:rPr>
-        <w:hyperlink r:id="rId11" w:history="1">
+        <w:hyperlink r:id="rId12" w:history="1">
           <w:r>
             <w:rPr>
               <w:rStyle w:val="Hyperlink"/>
@@ -871,7 +907,7 @@
           <w:sz w:val="24"/>
           <w:u w:val="single"/>
         </w:rPr>
-        <w:hyperlink r:id="rId11" w:history="1">
+        <w:hyperlink r:id="rId12" w:history="1">
           <w:r>
             <w:rPr>
               <w:rStyle w:val="Hyperlink"/>
@@ -965,7 +1001,7 @@
           <w:sz w:val="24"/>
           <w:u w:val="single"/>
         </w:rPr>
-        <w:hyperlink r:id="rId12" w:history="1">
+        <w:hyperlink r:id="rId11" w:history="1">
           <w:r>
             <w:rPr>
               <w:rStyle w:val="Hyperlink"/>
@@ -1010,7 +1046,205 @@
           <w:color w:val="000000"/>
           <w:sz w:val="24"/>
         </w:rPr>
-        <w:t>exhibited at the Rijksmuseum. In the context of research into colle</w:t>
+        <w:t>exhibited at the Rijksmuseum. In</w:t>
+      </w:r>
+      <w:r>
+        <w:rPr>
+          <w:u w:val="single" w:color="0000ff"/>
+          <w:rFonts w:ascii="Charis SIL Regular" w:hAnsi="Charis SIL Regular" w:eastAsia="Charis SIL Regular"/>
+          <w:b w:val="0"/>
+          <w:i w:val="0"/>
+          <w:color w:val="000000"/>
+          <w:sz w:val="24"/>
+        </w:rPr>
+        <w:hyperlink r:id="rId12" w:history="1">
+          <w:r>
+            <w:rPr>
+              <w:rStyle w:val="Hyperlink"/>
+            </w:rPr>
+            <w:t xml:space="preserve"> the c</w:t>
+          </w:r>
+        </w:hyperlink>
+      </w:r>
+      <w:r>
+        <w:rPr>
+          <w:u w:val="single" w:color="0000ff"/>
+          <w:rFonts w:ascii="Charis SIL Regular" w:hAnsi="Charis SIL Regular" w:eastAsia="Charis SIL Regular"/>
+          <w:b w:val="0"/>
+          <w:i w:val="0"/>
+          <w:color w:val="000000"/>
+          <w:sz w:val="24"/>
+        </w:rPr>
+        <w:hyperlink r:id="rId12" w:history="1">
+          <w:r>
+            <w:rPr>
+              <w:rStyle w:val="Hyperlink"/>
+            </w:rPr>
+            <w:t>o</w:t>
+          </w:r>
+        </w:hyperlink>
+      </w:r>
+      <w:r>
+        <w:rPr>
+          <w:u w:val="single" w:color="0000ff"/>
+          <w:rFonts w:ascii="Charis SIL Regular" w:hAnsi="Charis SIL Regular" w:eastAsia="Charis SIL Regular"/>
+          <w:b w:val="0"/>
+          <w:i w:val="0"/>
+          <w:color w:val="000000"/>
+          <w:sz w:val="24"/>
+        </w:rPr>
+        <w:hyperlink r:id="rId12" w:history="1">
+          <w:r>
+            <w:rPr>
+              <w:rStyle w:val="Hyperlink"/>
+            </w:rPr>
+            <w:t>ntext o</w:t>
+          </w:r>
+        </w:hyperlink>
+      </w:r>
+      <w:r>
+        <w:rPr>
+          <w:u w:val="single" w:color="0000ff"/>
+          <w:rFonts w:ascii="Charis SIL Regular" w:hAnsi="Charis SIL Regular" w:eastAsia="Charis SIL Regular"/>
+          <w:b w:val="0"/>
+          <w:i w:val="0"/>
+          <w:color w:val="000000"/>
+          <w:sz w:val="24"/>
+        </w:rPr>
+        <w:hyperlink r:id="rId12" w:history="1">
+          <w:r>
+            <w:rPr>
+              <w:rStyle w:val="Hyperlink"/>
+            </w:rPr>
+            <w:t>f</w:t>
+          </w:r>
+        </w:hyperlink>
+      </w:r>
+      <w:r>
+        <w:rPr>
+          <w:u w:val="single" w:color="0000ff"/>
+          <w:rFonts w:ascii="Charis SIL Regular" w:hAnsi="Charis SIL Regular" w:eastAsia="Charis SIL Regular"/>
+          <w:b w:val="0"/>
+          <w:i w:val="0"/>
+          <w:color w:val="000000"/>
+          <w:sz w:val="24"/>
+        </w:rPr>
+        <w:hyperlink r:id="rId12" w:history="1">
+          <w:r>
+            <w:rPr>
+              <w:rStyle w:val="Hyperlink"/>
+            </w:rPr>
+            <w:t xml:space="preserve"> r</w:t>
+          </w:r>
+        </w:hyperlink>
+      </w:r>
+      <w:r>
+        <w:rPr>
+          <w:u w:val="single" w:color="0000ff"/>
+          <w:rFonts w:ascii="Charis SIL Regular" w:hAnsi="Charis SIL Regular" w:eastAsia="Charis SIL Regular"/>
+          <w:b w:val="0"/>
+          <w:i w:val="0"/>
+          <w:color w:val="000000"/>
+          <w:sz w:val="24"/>
+        </w:rPr>
+        <w:hyperlink r:id="rId12" w:history="1">
+          <w:r>
+            <w:rPr>
+              <w:rStyle w:val="Hyperlink"/>
+            </w:rPr>
+            <w:t>e</w:t>
+          </w:r>
+        </w:hyperlink>
+      </w:r>
+      <w:r>
+        <w:rPr>
+          <w:u w:val="single" w:color="0000ff"/>
+          <w:rFonts w:ascii="Charis SIL Regular" w:hAnsi="Charis SIL Regular" w:eastAsia="Charis SIL Regular"/>
+          <w:b w:val="0"/>
+          <w:i w:val="0"/>
+          <w:color w:val="000000"/>
+          <w:sz w:val="24"/>
+        </w:rPr>
+        <w:hyperlink r:id="rId12" w:history="1">
+          <w:r>
+            <w:rPr>
+              <w:rStyle w:val="Hyperlink"/>
+            </w:rPr>
+            <w:t xml:space="preserve">search </w:t>
+          </w:r>
+        </w:hyperlink>
+      </w:r>
+      <w:r>
+        <w:rPr>
+          <w:u w:val="single" w:color="0000ff"/>
+          <w:rFonts w:ascii="Charis SIL Regular" w:hAnsi="Charis SIL Regular" w:eastAsia="Charis SIL Regular"/>
+          <w:b w:val="0"/>
+          <w:i w:val="0"/>
+          <w:color w:val="000000"/>
+          <w:sz w:val="24"/>
+        </w:rPr>
+        <w:hyperlink r:id="rId12" w:history="1">
+          <w:r>
+            <w:rPr>
+              <w:rStyle w:val="Hyperlink"/>
+            </w:rPr>
+            <w:t>i</w:t>
+          </w:r>
+        </w:hyperlink>
+      </w:r>
+      <w:r>
+        <w:rPr>
+          <w:u w:val="single" w:color="0000ff"/>
+          <w:rFonts w:ascii="Charis SIL Regular" w:hAnsi="Charis SIL Regular" w:eastAsia="Charis SIL Regular"/>
+          <w:b w:val="0"/>
+          <w:i w:val="0"/>
+          <w:color w:val="000000"/>
+          <w:sz w:val="24"/>
+        </w:rPr>
+        <w:hyperlink r:id="rId12" w:history="1">
+          <w:r>
+            <w:rPr>
+              <w:rStyle w:val="Hyperlink"/>
+            </w:rPr>
+            <w:t>nt</w:t>
+          </w:r>
+        </w:hyperlink>
+      </w:r>
+      <w:r>
+        <w:rPr>
+          <w:u w:val="single" w:color="0000ff"/>
+          <w:rFonts w:ascii="Charis SIL Regular" w:hAnsi="Charis SIL Regular" w:eastAsia="Charis SIL Regular"/>
+          <w:b w:val="0"/>
+          <w:i w:val="0"/>
+          <w:color w:val="000000"/>
+          <w:sz w:val="24"/>
+        </w:rPr>
+        <w:hyperlink r:id="rId12" w:history="1">
+          <w:r>
+            <w:rPr>
+              <w:rStyle w:val="Hyperlink"/>
+            </w:rPr>
+            <w:t>o</w:t>
+          </w:r>
+        </w:hyperlink>
+      </w:r>
+      <w:r>
+        <w:rPr>
+          <w:u w:val="single" w:color="0000ff"/>
+          <w:rFonts w:ascii="Charis SIL Regular" w:hAnsi="Charis SIL Regular" w:eastAsia="Charis SIL Regular"/>
+          <w:b w:val="0"/>
+          <w:i w:val="0"/>
+          <w:color w:val="000000"/>
+          <w:sz w:val="24"/>
+        </w:rPr>
+        <w:hyperlink r:id="rId12" w:history="1">
+          <w:r>
+            <w:rPr>
+              <w:rStyle w:val="Hyperlink"/>
+            </w:rPr>
+            <w:t xml:space="preserve"> colle</w:t>
+          </w:r>
+        </w:hyperlink>
       </w:r>
       <w:r>
         <w:rPr>

--- a/EXPORTS/DOCX/published/niveau3/English/RijksmuseumAmsterdam.docx
+++ b/EXPORTS/DOCX/published/niveau3/English/RijksmuseumAmsterdam.docx
@@ -581,7 +581,6 @@
           <w:i w:val="0"/>
           <w:color w:val="0000FF"/>
           <w:sz w:val="24"/>
-          <w:u w:val="single"/>
         </w:rPr>
         <w:t>R</w:t>
       </w:r>
@@ -670,7 +669,7 @@
           <w:sz w:val="24"/>
           <w:u w:val="single"/>
         </w:rPr>
-        <w:hyperlink r:id="rId11" w:history="1">
+        <w:hyperlink r:id="rId10" w:history="1">
           <w:r>
             <w:rPr>
               <w:rStyle w:val="Hyperlink"/>
@@ -699,7 +698,7 @@
           <w:sz w:val="24"/>
           <w:u w:val="single"/>
         </w:rPr>
-        <w:hyperlink r:id="rId11" w:history="1">
+        <w:hyperlink r:id="rId10" w:history="1">
           <w:r>
             <w:rPr>
               <w:rStyle w:val="Hyperlink"/>
@@ -802,7 +801,7 @@
           <w:sz w:val="24"/>
           <w:u w:val="single"/>
         </w:rPr>
-        <w:hyperlink r:id="rId12" w:history="1">
+        <w:hyperlink r:id="rId11" w:history="1">
           <w:r>
             <w:rPr>
               <w:rStyle w:val="Hyperlink"/>
@@ -831,7 +830,7 @@
           <w:sz w:val="24"/>
           <w:u w:val="single"/>
         </w:rPr>
-        <w:hyperlink r:id="rId12" w:history="1">
+        <w:hyperlink r:id="rId11" w:history="1">
           <w:r>
             <w:rPr>
               <w:rStyle w:val="Hyperlink"/>
@@ -860,7 +859,7 @@
           <w:sz w:val="24"/>
           <w:u w:val="single"/>
         </w:rPr>
-        <w:hyperlink r:id="rId12" w:history="1">
+        <w:hyperlink r:id="rId11" w:history="1">
           <w:r>
             <w:rPr>
               <w:rStyle w:val="Hyperlink"/>
@@ -878,7 +877,7 @@
           <w:sz w:val="24"/>
           <w:u w:val="single"/>
         </w:rPr>
-        <w:hyperlink r:id="rId12" w:history="1">
+        <w:hyperlink r:id="rId11" w:history="1">
           <w:r>
             <w:rPr>
               <w:rStyle w:val="Hyperlink"/>
@@ -907,7 +906,7 @@
           <w:sz w:val="24"/>
           <w:u w:val="single"/>
         </w:rPr>
-        <w:hyperlink r:id="rId12" w:history="1">
+        <w:hyperlink r:id="rId11" w:history="1">
           <w:r>
             <w:rPr>
               <w:rStyle w:val="Hyperlink"/>

--- a/EXPORTS/DOCX/published/niveau3/English/RijksmuseumAmsterdam.docx
+++ b/EXPORTS/DOCX/published/niveau3/English/RijksmuseumAmsterdam.docx
@@ -581,6 +581,7 @@
           <w:i w:val="0"/>
           <w:color w:val="0000FF"/>
           <w:sz w:val="24"/>
+          <w:u w:val="single"/>
         </w:rPr>
         <w:t>R</w:t>
       </w:r>
@@ -801,7 +802,7 @@
           <w:sz w:val="24"/>
           <w:u w:val="single"/>
         </w:rPr>
-        <w:hyperlink r:id="rId11" w:history="1">
+        <w:hyperlink r:id="rId12" w:history="1">
           <w:r>
             <w:rPr>
               <w:rStyle w:val="Hyperlink"/>
@@ -830,7 +831,7 @@
           <w:sz w:val="24"/>
           <w:u w:val="single"/>
         </w:rPr>
-        <w:hyperlink r:id="rId11" w:history="1">
+        <w:hyperlink r:id="rId12" w:history="1">
           <w:r>
             <w:rPr>
               <w:rStyle w:val="Hyperlink"/>
@@ -859,7 +860,7 @@
           <w:sz w:val="24"/>
           <w:u w:val="single"/>
         </w:rPr>
-        <w:hyperlink r:id="rId11" w:history="1">
+        <w:hyperlink r:id="rId12" w:history="1">
           <w:r>
             <w:rPr>
               <w:rStyle w:val="Hyperlink"/>
@@ -877,7 +878,7 @@
           <w:sz w:val="24"/>
           <w:u w:val="single"/>
         </w:rPr>
-        <w:hyperlink r:id="rId11" w:history="1">
+        <w:hyperlink r:id="rId12" w:history="1">
           <w:r>
             <w:rPr>
               <w:rStyle w:val="Hyperlink"/>
@@ -906,7 +907,7 @@
           <w:sz w:val="24"/>
           <w:u w:val="single"/>
         </w:rPr>
-        <w:hyperlink r:id="rId11" w:history="1">
+        <w:hyperlink r:id="rId12" w:history="1">
           <w:r>
             <w:rPr>
               <w:rStyle w:val="Hyperlink"/>
@@ -924,7 +925,7 @@
           <w:sz w:val="24"/>
           <w:u w:val="single"/>
         </w:rPr>
-        <w:hyperlink r:id="rId11" w:history="1">
+        <w:hyperlink r:id="rId12" w:history="1">
           <w:r>
             <w:rPr>
               <w:rStyle w:val="Hyperlink"/>
@@ -953,7 +954,7 @@
           <w:sz w:val="24"/>
           <w:u w:val="single"/>
         </w:rPr>
-        <w:hyperlink r:id="rId11" w:history="1">
+        <w:hyperlink r:id="rId12" w:history="1">
           <w:r>
             <w:rPr>
               <w:rStyle w:val="Hyperlink"/>
@@ -971,7 +972,7 @@
           <w:sz w:val="24"/>
           <w:u w:val="single"/>
         </w:rPr>
-        <w:hyperlink r:id="rId11" w:history="1">
+        <w:hyperlink r:id="rId12" w:history="1">
           <w:r>
             <w:rPr>
               <w:rStyle w:val="Hyperlink"/>
@@ -1000,7 +1001,7 @@
           <w:sz w:val="24"/>
           <w:u w:val="single"/>
         </w:rPr>
-        <w:hyperlink r:id="rId11" w:history="1">
+        <w:hyperlink r:id="rId12" w:history="1">
           <w:r>
             <w:rPr>
               <w:rStyle w:val="Hyperlink"/>

--- a/EXPORTS/DOCX/published/niveau3/English/RijksmuseumAmsterdam.docx
+++ b/EXPORTS/DOCX/published/niveau3/English/RijksmuseumAmsterdam.docx
@@ -670,7 +670,7 @@
           <w:sz w:val="24"/>
           <w:u w:val="single"/>
         </w:rPr>
-        <w:hyperlink r:id="rId10" w:history="1">
+        <w:hyperlink r:id="rId11" w:history="1">
           <w:r>
             <w:rPr>
               <w:rStyle w:val="Hyperlink"/>
@@ -699,7 +699,7 @@
           <w:sz w:val="24"/>
           <w:u w:val="single"/>
         </w:rPr>
-        <w:hyperlink r:id="rId10" w:history="1">
+        <w:hyperlink r:id="rId11" w:history="1">
           <w:r>
             <w:rPr>
               <w:rStyle w:val="Hyperlink"/>
@@ -925,7 +925,7 @@
           <w:sz w:val="24"/>
           <w:u w:val="single"/>
         </w:rPr>
-        <w:hyperlink r:id="rId12" w:history="1">
+        <w:hyperlink r:id="rId11" w:history="1">
           <w:r>
             <w:rPr>
               <w:rStyle w:val="Hyperlink"/>
@@ -954,7 +954,7 @@
           <w:sz w:val="24"/>
           <w:u w:val="single"/>
         </w:rPr>
-        <w:hyperlink r:id="rId12" w:history="1">
+        <w:hyperlink r:id="rId11" w:history="1">
           <w:r>
             <w:rPr>
               <w:rStyle w:val="Hyperlink"/>
@@ -972,7 +972,7 @@
           <w:sz w:val="24"/>
           <w:u w:val="single"/>
         </w:rPr>
-        <w:hyperlink r:id="rId12" w:history="1">
+        <w:hyperlink r:id="rId11" w:history="1">
           <w:r>
             <w:rPr>
               <w:rStyle w:val="Hyperlink"/>
@@ -1001,7 +1001,7 @@
           <w:sz w:val="24"/>
           <w:u w:val="single"/>
         </w:rPr>
-        <w:hyperlink r:id="rId12" w:history="1">
+        <w:hyperlink r:id="rId11" w:history="1">
           <w:r>
             <w:rPr>
               <w:rStyle w:val="Hyperlink"/>

--- a/EXPORTS/DOCX/published/niveau3/English/RijksmuseumAmsterdam.docx
+++ b/EXPORTS/DOCX/published/niveau3/English/RijksmuseumAmsterdam.docx
@@ -558,7 +558,6 @@
       </w:r>
       <w:r>
         <w:rPr>
-          <w:u w:val="single" w:color="0000ff"/>
           <w:rFonts w:ascii="Charis SIL Regular" w:hAnsi="Charis SIL Regular" w:eastAsia="Charis SIL Regular"/>
           <w:b w:val="0"/>
           <w:i w:val="0"/>
@@ -581,7 +580,6 @@
           <w:i w:val="0"/>
           <w:color w:val="0000FF"/>
           <w:sz w:val="24"/>
-          <w:u w:val="single"/>
         </w:rPr>
         <w:t>R</w:t>
       </w:r>
@@ -670,7 +668,7 @@
           <w:sz w:val="24"/>
           <w:u w:val="single"/>
         </w:rPr>
-        <w:hyperlink r:id="rId11" w:history="1">
+        <w:hyperlink r:id="rId10" w:history="1">
           <w:r>
             <w:rPr>
               <w:rStyle w:val="Hyperlink"/>
@@ -699,7 +697,7 @@
           <w:sz w:val="24"/>
           <w:u w:val="single"/>
         </w:rPr>
-        <w:hyperlink r:id="rId11" w:history="1">
+        <w:hyperlink r:id="rId10" w:history="1">
           <w:r>
             <w:rPr>
               <w:rStyle w:val="Hyperlink"/>
@@ -753,16 +751,8 @@
           <w:i w:val="0"/>
           <w:color w:val="0000FF"/>
           <w:sz w:val="24"/>
-          <w:u w:val="single"/>
         </w:rPr>
-        <w:hyperlink r:id="rId12" w:history="1">
-          <w:r>
-            <w:rPr>
-              <w:rStyle w:val="Hyperlink"/>
-            </w:rPr>
-            <w:t>Royal</w:t>
-          </w:r>
-        </w:hyperlink>
+        <w:t>Royal Socie</w:t>
       </w:r>
       <w:r>
         <w:rPr>
@@ -773,36 +763,7 @@
           <w:sz w:val="24"/>
           <w:u w:val="single"/>
         </w:rPr>
-        <w:t xml:space="preserve"> </w:t>
-      </w:r>
-      <w:r>
-        <w:rPr>
-          <w:rFonts w:ascii="Charis SIL Regular" w:hAnsi="Charis SIL Regular" w:eastAsia="Charis SIL Regular"/>
-          <w:b w:val="0"/>
-          <w:i w:val="0"/>
-          <w:color w:val="0000FF"/>
-          <w:sz w:val="24"/>
-          <w:u w:val="single"/>
-        </w:rPr>
-        <w:hyperlink r:id="rId12" w:history="1">
-          <w:r>
-            <w:rPr>
-              <w:rStyle w:val="Hyperlink"/>
-            </w:rPr>
-            <w:t>Socie</w:t>
-          </w:r>
-        </w:hyperlink>
-      </w:r>
-      <w:r>
-        <w:rPr>
-          <w:rFonts w:ascii="Charis SIL Regular" w:hAnsi="Charis SIL Regular" w:eastAsia="Charis SIL Regular"/>
-          <w:b w:val="0"/>
-          <w:i w:val="0"/>
-          <w:color w:val="0000FF"/>
-          <w:sz w:val="24"/>
-          <w:u w:val="single"/>
-        </w:rPr>
-        <w:hyperlink r:id="rId12" w:history="1">
+        <w:hyperlink r:id="rId11" w:history="1">
           <w:r>
             <w:rPr>
               <w:rStyle w:val="Hyperlink"/>
@@ -831,7 +792,7 @@
           <w:sz w:val="24"/>
           <w:u w:val="single"/>
         </w:rPr>
-        <w:hyperlink r:id="rId12" w:history="1">
+        <w:hyperlink r:id="rId11" w:history="1">
           <w:r>
             <w:rPr>
               <w:rStyle w:val="Hyperlink"/>
@@ -860,7 +821,7 @@
           <w:sz w:val="24"/>
           <w:u w:val="single"/>
         </w:rPr>
-        <w:hyperlink r:id="rId12" w:history="1">
+        <w:hyperlink r:id="rId11" w:history="1">
           <w:r>
             <w:rPr>
               <w:rStyle w:val="Hyperlink"/>
@@ -878,7 +839,7 @@
           <w:sz w:val="24"/>
           <w:u w:val="single"/>
         </w:rPr>
-        <w:hyperlink r:id="rId12" w:history="1">
+        <w:hyperlink r:id="rId11" w:history="1">
           <w:r>
             <w:rPr>
               <w:rStyle w:val="Hyperlink"/>
@@ -907,7 +868,7 @@
           <w:sz w:val="24"/>
           <w:u w:val="single"/>
         </w:rPr>
-        <w:hyperlink r:id="rId12" w:history="1">
+        <w:hyperlink r:id="rId11" w:history="1">
           <w:r>
             <w:rPr>
               <w:rStyle w:val="Hyperlink"/>
@@ -2213,50 +2174,7 @@
           <w:color w:val="000000"/>
           <w:sz w:val="24"/>
         </w:rPr>
-        <w:hyperlink r:id="rId19" w:history="1">
-          <w:r>
-            <w:rPr>
-              <w:rStyle w:val="Hyperlink"/>
-            </w:rPr>
-            <w:t>e and collecti</w:t>
-          </w:r>
-        </w:hyperlink>
-      </w:r>
-      <w:r>
-        <w:rPr>
-          <w:u w:val="single" w:color="0000ff"/>
-          <w:rFonts w:ascii="Charis SIL Regular" w:hAnsi="Charis SIL Regular" w:eastAsia="Charis SIL Regular"/>
-          <w:b w:val="0"/>
-          <w:i w:val="0"/>
-          <w:color w:val="000000"/>
-          <w:sz w:val="24"/>
-        </w:rPr>
-        <w:hyperlink r:id="rId19" w:history="1">
-          <w:r>
-            <w:rPr>
-              <w:rStyle w:val="Hyperlink"/>
-            </w:rPr>
-            <w:t>o</w:t>
-          </w:r>
-        </w:hyperlink>
-      </w:r>
-      <w:r>
-        <w:rPr>
-          <w:u w:val="single" w:color="0000ff"/>
-          <w:rFonts w:ascii="Charis SIL Regular" w:hAnsi="Charis SIL Regular" w:eastAsia="Charis SIL Regular"/>
-          <w:b w:val="0"/>
-          <w:i w:val="0"/>
-          <w:color w:val="000000"/>
-          <w:sz w:val="24"/>
-        </w:rPr>
-        <w:hyperlink r:id="rId19" w:history="1">
-          <w:r>
-            <w:rPr>
-              <w:rStyle w:val="Hyperlink"/>
-            </w:rPr>
-            <w:t>n catalog</w:t>
-          </w:r>
-        </w:hyperlink>
+        <w:t>e and collection catalog</w:t>
       </w:r>
       <w:r>
         <w:rPr>

--- a/EXPORTS/DOCX/published/niveau3/English/RijksmuseumAmsterdam.docx
+++ b/EXPORTS/DOCX/published/niveau3/English/RijksmuseumAmsterdam.docx
@@ -400,178 +400,13 @@
       </w:r>
       <w:r>
         <w:rPr>
-          <w:u w:val="single" w:color="0000ff"/>
           <w:rFonts w:ascii="Charis SIL Regular" w:hAnsi="Charis SIL Regular" w:eastAsia="Charis SIL Regular"/>
           <w:b w:val="0"/>
           <w:i w:val="0"/>
           <w:color w:val="000000"/>
           <w:sz w:val="24"/>
         </w:rPr>
-        <w:hyperlink r:id="rId9" w:history="1">
-          <w:r>
-            <w:rPr>
-              <w:rStyle w:val="Hyperlink"/>
-            </w:rPr>
-            <w:t xml:space="preserve">Museum </w:t>
-          </w:r>
-        </w:hyperlink>
-      </w:r>
-      <w:r>
-        <w:rPr>
-          <w:u w:val="single" w:color="0000ff"/>
-          <w:rFonts w:ascii="Charis SIL Regular" w:hAnsi="Charis SIL Regular" w:eastAsia="Charis SIL Regular"/>
-          <w:b w:val="0"/>
-          <w:i w:val="0"/>
-          <w:color w:val="000000"/>
-          <w:sz w:val="24"/>
-        </w:rPr>
-        <w:hyperlink r:id="rId9" w:history="1">
-          <w:r>
-            <w:rPr>
-              <w:rStyle w:val="Hyperlink"/>
-            </w:rPr>
-            <w:t>v</w:t>
-          </w:r>
-        </w:hyperlink>
-      </w:r>
-      <w:r>
-        <w:rPr>
-          <w:u w:val="single" w:color="0000ff"/>
-          <w:rFonts w:ascii="Charis SIL Regular" w:hAnsi="Charis SIL Regular" w:eastAsia="Charis SIL Regular"/>
-          <w:b w:val="0"/>
-          <w:i w:val="0"/>
-          <w:color w:val="000000"/>
-          <w:sz w:val="24"/>
-        </w:rPr>
-        <w:hyperlink r:id="rId9" w:history="1">
-          <w:r>
-            <w:rPr>
-              <w:rStyle w:val="Hyperlink"/>
-            </w:rPr>
-            <w:t>an Ges</w:t>
-          </w:r>
-        </w:hyperlink>
-      </w:r>
-      <w:r>
-        <w:rPr>
-          <w:u w:val="single" w:color="0000ff"/>
-          <w:rFonts w:ascii="Charis SIL Regular" w:hAnsi="Charis SIL Regular" w:eastAsia="Charis SIL Regular"/>
-          <w:b w:val="0"/>
-          <w:i w:val="0"/>
-          <w:color w:val="000000"/>
-          <w:sz w:val="24"/>
-        </w:rPr>
-        <w:hyperlink r:id="rId9" w:history="1">
-          <w:r>
-            <w:rPr>
-              <w:rStyle w:val="Hyperlink"/>
-            </w:rPr>
-            <w:t>chiede</w:t>
-          </w:r>
-        </w:hyperlink>
-      </w:r>
-      <w:r>
-        <w:rPr>
-          <w:rFonts w:ascii="Charis SIL Regular" w:hAnsi="Charis SIL Regular" w:eastAsia="Charis SIL Regular"/>
-          <w:b w:val="0"/>
-          <w:i w:val="0"/>
-          <w:color w:val="000000"/>
-          <w:sz w:val="24"/>
-        </w:rPr>
-        <w:t>n</w:t>
-      </w:r>
-      <w:r>
-        <w:rPr>
-          <w:u w:val="single" w:color="0000ff"/>
-          <w:rFonts w:ascii="Charis SIL Regular" w:hAnsi="Charis SIL Regular" w:eastAsia="Charis SIL Regular"/>
-          <w:b w:val="0"/>
-          <w:i w:val="0"/>
-          <w:color w:val="000000"/>
-          <w:sz w:val="24"/>
-        </w:rPr>
-        <w:t>i</w:t>
-      </w:r>
-      <w:r>
-        <w:rPr>
-          <w:u w:val="single" w:color="0000ff"/>
-          <w:rFonts w:ascii="Charis SIL Regular" w:hAnsi="Charis SIL Regular" w:eastAsia="Charis SIL Regular"/>
-          <w:b w:val="0"/>
-          <w:i w:val="0"/>
-          <w:color w:val="000000"/>
-          <w:sz w:val="24"/>
-        </w:rPr>
-        <w:hyperlink r:id="rId10" w:history="1">
-          <w:r>
-            <w:rPr>
-              <w:rStyle w:val="Hyperlink"/>
-            </w:rPr>
-            <w:t>s</w:t>
-          </w:r>
-        </w:hyperlink>
-      </w:r>
-      <w:r>
-        <w:rPr>
-          <w:u w:val="single" w:color="0000ff"/>
-          <w:rFonts w:ascii="Charis SIL Regular" w:hAnsi="Charis SIL Regular" w:eastAsia="Charis SIL Regular"/>
-          <w:b w:val="0"/>
-          <w:i w:val="0"/>
-          <w:color w:val="000000"/>
-          <w:sz w:val="24"/>
-        </w:rPr>
-        <w:t xml:space="preserve"> </w:t>
-      </w:r>
-      <w:r>
-        <w:rPr>
-          <w:u w:val="single" w:color="0000ff"/>
-          <w:rFonts w:ascii="Charis SIL Regular" w:hAnsi="Charis SIL Regular" w:eastAsia="Charis SIL Regular"/>
-          <w:b w:val="0"/>
-          <w:i w:val="0"/>
-          <w:color w:val="000000"/>
-          <w:sz w:val="24"/>
-        </w:rPr>
-        <w:hyperlink r:id="rId10" w:history="1">
-          <w:r>
-            <w:rPr>
-              <w:rStyle w:val="Hyperlink"/>
-            </w:rPr>
-            <w:t>en K</w:t>
-          </w:r>
-        </w:hyperlink>
-      </w:r>
-      <w:r>
-        <w:rPr>
-          <w:u w:val="single" w:color="0000ff"/>
-          <w:rFonts w:ascii="Charis SIL Regular" w:hAnsi="Charis SIL Regular" w:eastAsia="Charis SIL Regular"/>
-          <w:b w:val="0"/>
-          <w:i w:val="0"/>
-          <w:color w:val="000000"/>
-          <w:sz w:val="24"/>
-        </w:rPr>
-        <w:hyperlink r:id="rId10" w:history="1">
-          <w:r>
-            <w:rPr>
-              <w:rStyle w:val="Hyperlink"/>
-            </w:rPr>
-            <w:t>u</w:t>
-          </w:r>
-        </w:hyperlink>
-      </w:r>
-      <w:r>
-        <w:rPr>
-          <w:rFonts w:ascii="Charis SIL Regular" w:hAnsi="Charis SIL Regular" w:eastAsia="Charis SIL Regular"/>
-          <w:b w:val="0"/>
-          <w:i w:val="0"/>
-          <w:color w:val="000000"/>
-          <w:sz w:val="24"/>
-        </w:rPr>
-        <w:hyperlink r:id="rId10" w:history="1">
-          <w:r>
-            <w:rPr>
-              <w:rStyle w:val="Hyperlink"/>
-            </w:rPr>
-            <w:t xml:space="preserve">nst and the </w:t>
-          </w:r>
-        </w:hyperlink>
+        <w:t xml:space="preserve">Museum van Geschiedenis en Kunst and the </w:t>
       </w:r>
       <w:r>
         <w:rPr>
@@ -580,6 +415,7 @@
           <w:i w:val="0"/>
           <w:color w:val="0000FF"/>
           <w:sz w:val="24"/>
+          <w:u w:val="single"/>
         </w:rPr>
         <w:t>R</w:t>
       </w:r>
@@ -751,8 +587,16 @@
           <w:i w:val="0"/>
           <w:color w:val="0000FF"/>
           <w:sz w:val="24"/>
+          <w:u w:val="single"/>
         </w:rPr>
-        <w:t>Royal Socie</w:t>
+        <w:hyperlink r:id="rId12" w:history="1">
+          <w:r>
+            <w:rPr>
+              <w:rStyle w:val="Hyperlink"/>
+            </w:rPr>
+            <w:t>Royal</w:t>
+          </w:r>
+        </w:hyperlink>
       </w:r>
       <w:r>
         <w:rPr>
@@ -763,7 +607,36 @@
           <w:sz w:val="24"/>
           <w:u w:val="single"/>
         </w:rPr>
-        <w:hyperlink r:id="rId11" w:history="1">
+        <w:t xml:space="preserve"> </w:t>
+      </w:r>
+      <w:r>
+        <w:rPr>
+          <w:rFonts w:ascii="Charis SIL Regular" w:hAnsi="Charis SIL Regular" w:eastAsia="Charis SIL Regular"/>
+          <w:b w:val="0"/>
+          <w:i w:val="0"/>
+          <w:color w:val="0000FF"/>
+          <w:sz w:val="24"/>
+          <w:u w:val="single"/>
+        </w:rPr>
+        <w:hyperlink r:id="rId12" w:history="1">
+          <w:r>
+            <w:rPr>
+              <w:rStyle w:val="Hyperlink"/>
+            </w:rPr>
+            <w:t>Socie</w:t>
+          </w:r>
+        </w:hyperlink>
+      </w:r>
+      <w:r>
+        <w:rPr>
+          <w:rFonts w:ascii="Charis SIL Regular" w:hAnsi="Charis SIL Regular" w:eastAsia="Charis SIL Regular"/>
+          <w:b w:val="0"/>
+          <w:i w:val="0"/>
+          <w:color w:val="0000FF"/>
+          <w:sz w:val="24"/>
+          <w:u w:val="single"/>
+        </w:rPr>
+        <w:hyperlink r:id="rId12" w:history="1">
           <w:r>
             <w:rPr>
               <w:rStyle w:val="Hyperlink"/>
@@ -792,7 +665,7 @@
           <w:sz w:val="24"/>
           <w:u w:val="single"/>
         </w:rPr>
-        <w:hyperlink r:id="rId11" w:history="1">
+        <w:hyperlink r:id="rId12" w:history="1">
           <w:r>
             <w:rPr>
               <w:rStyle w:val="Hyperlink"/>
@@ -821,7 +694,7 @@
           <w:sz w:val="24"/>
           <w:u w:val="single"/>
         </w:rPr>
-        <w:hyperlink r:id="rId11" w:history="1">
+        <w:hyperlink r:id="rId12" w:history="1">
           <w:r>
             <w:rPr>
               <w:rStyle w:val="Hyperlink"/>
@@ -839,7 +712,7 @@
           <w:sz w:val="24"/>
           <w:u w:val="single"/>
         </w:rPr>
-        <w:hyperlink r:id="rId11" w:history="1">
+        <w:hyperlink r:id="rId12" w:history="1">
           <w:r>
             <w:rPr>
               <w:rStyle w:val="Hyperlink"/>
@@ -868,7 +741,7 @@
           <w:sz w:val="24"/>
           <w:u w:val="single"/>
         </w:rPr>
-        <w:hyperlink r:id="rId11" w:history="1">
+        <w:hyperlink r:id="rId12" w:history="1">
           <w:r>
             <w:rPr>
               <w:rStyle w:val="Hyperlink"/>
@@ -886,7 +759,7 @@
           <w:sz w:val="24"/>
           <w:u w:val="single"/>
         </w:rPr>
-        <w:hyperlink r:id="rId11" w:history="1">
+        <w:hyperlink r:id="rId12" w:history="1">
           <w:r>
             <w:rPr>
               <w:rStyle w:val="Hyperlink"/>
@@ -915,7 +788,7 @@
           <w:sz w:val="24"/>
           <w:u w:val="single"/>
         </w:rPr>
-        <w:hyperlink r:id="rId11" w:history="1">
+        <w:hyperlink r:id="rId12" w:history="1">
           <w:r>
             <w:rPr>
               <w:rStyle w:val="Hyperlink"/>
@@ -933,7 +806,7 @@
           <w:sz w:val="24"/>
           <w:u w:val="single"/>
         </w:rPr>
-        <w:hyperlink r:id="rId11" w:history="1">
+        <w:hyperlink r:id="rId12" w:history="1">
           <w:r>
             <w:rPr>
               <w:rStyle w:val="Hyperlink"/>
@@ -962,7 +835,7 @@
           <w:sz w:val="24"/>
           <w:u w:val="single"/>
         </w:rPr>
-        <w:hyperlink r:id="rId11" w:history="1">
+        <w:hyperlink r:id="rId12" w:history="1">
           <w:r>
             <w:rPr>
               <w:rStyle w:val="Hyperlink"/>
@@ -1931,21 +1804,13 @@
       </w:r>
       <w:r>
         <w:rPr>
-          <w:u w:val="single" w:color="0000ff"/>
           <w:rFonts w:ascii="Charis SIL Regular" w:hAnsi="Charis SIL Regular" w:eastAsia="Charis SIL Regular"/>
           <w:b w:val="0"/>
           <w:i w:val="0"/>
           <w:color w:val="000000"/>
           <w:sz w:val="24"/>
         </w:rPr>
-        <w:hyperlink r:id="rId17" w:history="1">
-          <w:r>
-            <w:rPr>
-              <w:rStyle w:val="Hyperlink"/>
-            </w:rPr>
-            <w:t>sh</w:t>
-          </w:r>
-        </w:hyperlink>
+        <w:t>sh</w:t>
       </w:r>
       <w:r>
         <w:rPr>
@@ -2174,7 +2039,43 @@
           <w:color w:val="000000"/>
           <w:sz w:val="24"/>
         </w:rPr>
-        <w:t>e and collection catalog</w:t>
+        <w:hyperlink r:id="rId19" w:history="1">
+          <w:r>
+            <w:rPr>
+              <w:rStyle w:val="Hyperlink"/>
+            </w:rPr>
+            <w:t>e and collecti</w:t>
+          </w:r>
+        </w:hyperlink>
+      </w:r>
+      <w:r>
+        <w:rPr>
+          <w:u w:val="single" w:color="0000ff"/>
+          <w:rFonts w:ascii="Charis SIL Regular" w:hAnsi="Charis SIL Regular" w:eastAsia="Charis SIL Regular"/>
+          <w:b w:val="0"/>
+          <w:i w:val="0"/>
+          <w:color w:val="000000"/>
+          <w:sz w:val="24"/>
+        </w:rPr>
+        <w:hyperlink r:id="rId19" w:history="1">
+          <w:r>
+            <w:rPr>
+              <w:rStyle w:val="Hyperlink"/>
+            </w:rPr>
+            <w:t>o</w:t>
+          </w:r>
+        </w:hyperlink>
+      </w:r>
+      <w:r>
+        <w:rPr>
+          <w:u w:val="single" w:color="0000ff"/>
+          <w:rFonts w:ascii="Charis SIL Regular" w:hAnsi="Charis SIL Regular" w:eastAsia="Charis SIL Regular"/>
+          <w:b w:val="0"/>
+          <w:i w:val="0"/>
+          <w:color w:val="000000"/>
+          <w:sz w:val="24"/>
+        </w:rPr>
+        <w:t>n catalog</w:t>
       </w:r>
       <w:r>
         <w:rPr>

--- a/EXPORTS/DOCX/published/niveau3/English/RijksmuseumAmsterdam.docx
+++ b/EXPORTS/DOCX/published/niveau3/English/RijksmuseumAmsterdam.docx
@@ -400,13 +400,179 @@
       </w:r>
       <w:r>
         <w:rPr>
+          <w:u w:val="single" w:color="0000ff"/>
           <w:rFonts w:ascii="Charis SIL Regular" w:hAnsi="Charis SIL Regular" w:eastAsia="Charis SIL Regular"/>
           <w:b w:val="0"/>
           <w:i w:val="0"/>
           <w:color w:val="000000"/>
           <w:sz w:val="24"/>
         </w:rPr>
-        <w:t xml:space="preserve">Museum van Geschiedenis en Kunst and the </w:t>
+        <w:hyperlink r:id="rId9" w:history="1">
+          <w:r>
+            <w:rPr>
+              <w:rStyle w:val="Hyperlink"/>
+            </w:rPr>
+            <w:t xml:space="preserve">Museum </w:t>
+          </w:r>
+        </w:hyperlink>
+      </w:r>
+      <w:r>
+        <w:rPr>
+          <w:u w:val="single" w:color="0000ff"/>
+          <w:rFonts w:ascii="Charis SIL Regular" w:hAnsi="Charis SIL Regular" w:eastAsia="Charis SIL Regular"/>
+          <w:b w:val="0"/>
+          <w:i w:val="0"/>
+          <w:color w:val="000000"/>
+          <w:sz w:val="24"/>
+        </w:rPr>
+        <w:hyperlink r:id="rId9" w:history="1">
+          <w:r>
+            <w:rPr>
+              <w:rStyle w:val="Hyperlink"/>
+            </w:rPr>
+            <w:t>v</w:t>
+          </w:r>
+        </w:hyperlink>
+      </w:r>
+      <w:r>
+        <w:rPr>
+          <w:u w:val="single" w:color="0000ff"/>
+          <w:rFonts w:ascii="Charis SIL Regular" w:hAnsi="Charis SIL Regular" w:eastAsia="Charis SIL Regular"/>
+          <w:b w:val="0"/>
+          <w:i w:val="0"/>
+          <w:color w:val="000000"/>
+          <w:sz w:val="24"/>
+        </w:rPr>
+        <w:hyperlink r:id="rId9" w:history="1">
+          <w:r>
+            <w:rPr>
+              <w:rStyle w:val="Hyperlink"/>
+            </w:rPr>
+            <w:t>an Ges</w:t>
+          </w:r>
+        </w:hyperlink>
+      </w:r>
+      <w:r>
+        <w:rPr>
+          <w:u w:val="single" w:color="0000ff"/>
+          <w:rFonts w:ascii="Charis SIL Regular" w:hAnsi="Charis SIL Regular" w:eastAsia="Charis SIL Regular"/>
+          <w:b w:val="0"/>
+          <w:i w:val="0"/>
+          <w:color w:val="000000"/>
+          <w:sz w:val="24"/>
+        </w:rPr>
+        <w:hyperlink r:id="rId9" w:history="1">
+          <w:r>
+            <w:rPr>
+              <w:rStyle w:val="Hyperlink"/>
+            </w:rPr>
+            <w:t>chiede</w:t>
+          </w:r>
+        </w:hyperlink>
+      </w:r>
+      <w:r>
+        <w:rPr>
+          <w:rFonts w:ascii="Charis SIL Regular" w:hAnsi="Charis SIL Regular" w:eastAsia="Charis SIL Regular"/>
+          <w:b w:val="0"/>
+          <w:i w:val="0"/>
+          <w:color w:val="000000"/>
+          <w:sz w:val="24"/>
+        </w:rPr>
+        <w:t>n</w:t>
+      </w:r>
+      <w:r>
+        <w:rPr>
+          <w:u w:val="single" w:color="0000ff"/>
+          <w:rFonts w:ascii="Charis SIL Regular" w:hAnsi="Charis SIL Regular" w:eastAsia="Charis SIL Regular"/>
+          <w:b w:val="0"/>
+          <w:i w:val="0"/>
+          <w:color w:val="000000"/>
+          <w:sz w:val="24"/>
+        </w:rPr>
+        <w:t>i</w:t>
+      </w:r>
+      <w:r>
+        <w:rPr>
+          <w:u w:val="single" w:color="0000ff"/>
+          <w:rFonts w:ascii="Charis SIL Regular" w:hAnsi="Charis SIL Regular" w:eastAsia="Charis SIL Regular"/>
+          <w:b w:val="0"/>
+          <w:i w:val="0"/>
+          <w:color w:val="000000"/>
+          <w:sz w:val="24"/>
+        </w:rPr>
+        <w:hyperlink r:id="rId10" w:history="1">
+          <w:r>
+            <w:rPr>
+              <w:rStyle w:val="Hyperlink"/>
+            </w:rPr>
+            <w:t>s</w:t>
+          </w:r>
+        </w:hyperlink>
+      </w:r>
+      <w:r>
+        <w:rPr>
+          <w:u w:val="single" w:color="0000ff"/>
+          <w:rFonts w:ascii="Charis SIL Regular" w:hAnsi="Charis SIL Regular" w:eastAsia="Charis SIL Regular"/>
+          <w:b w:val="0"/>
+          <w:i w:val="0"/>
+          <w:color w:val="000000"/>
+          <w:sz w:val="24"/>
+        </w:rPr>
+        <w:t xml:space="preserve"> </w:t>
+      </w:r>
+      <w:r>
+        <w:rPr>
+          <w:u w:val="single" w:color="0000ff"/>
+          <w:rFonts w:ascii="Charis SIL Regular" w:hAnsi="Charis SIL Regular" w:eastAsia="Charis SIL Regular"/>
+          <w:b w:val="0"/>
+          <w:i w:val="0"/>
+          <w:color w:val="000000"/>
+          <w:sz w:val="24"/>
+        </w:rPr>
+        <w:hyperlink r:id="rId10" w:history="1">
+          <w:r>
+            <w:rPr>
+              <w:rStyle w:val="Hyperlink"/>
+            </w:rPr>
+            <w:t>en K</w:t>
+          </w:r>
+        </w:hyperlink>
+      </w:r>
+      <w:r>
+        <w:rPr>
+          <w:u w:val="single" w:color="0000ff"/>
+          <w:rFonts w:ascii="Charis SIL Regular" w:hAnsi="Charis SIL Regular" w:eastAsia="Charis SIL Regular"/>
+          <w:b w:val="0"/>
+          <w:i w:val="0"/>
+          <w:color w:val="000000"/>
+          <w:sz w:val="24"/>
+        </w:rPr>
+        <w:hyperlink r:id="rId10" w:history="1">
+          <w:r>
+            <w:rPr>
+              <w:rStyle w:val="Hyperlink"/>
+            </w:rPr>
+            <w:t>u</w:t>
+          </w:r>
+        </w:hyperlink>
+      </w:r>
+      <w:r>
+        <w:rPr>
+          <w:u w:val="single" w:color="0000ff"/>
+          <w:rFonts w:ascii="Charis SIL Regular" w:hAnsi="Charis SIL Regular" w:eastAsia="Charis SIL Regular"/>
+          <w:b w:val="0"/>
+          <w:i w:val="0"/>
+          <w:color w:val="000000"/>
+          <w:sz w:val="24"/>
+        </w:rPr>
+        <w:hyperlink r:id="rId10" w:history="1">
+          <w:r>
+            <w:rPr>
+              <w:rStyle w:val="Hyperlink"/>
+            </w:rPr>
+            <w:t xml:space="preserve">nst and the </w:t>
+          </w:r>
+        </w:hyperlink>
       </w:r>
       <w:r>
         <w:rPr>
@@ -589,14 +755,7 @@
           <w:sz w:val="24"/>
           <w:u w:val="single"/>
         </w:rPr>
-        <w:hyperlink r:id="rId12" w:history="1">
-          <w:r>
-            <w:rPr>
-              <w:rStyle w:val="Hyperlink"/>
-            </w:rPr>
-            <w:t>Royal</w:t>
-          </w:r>
-        </w:hyperlink>
+        <w:t>Royal Socie</w:t>
       </w:r>
       <w:r>
         <w:rPr>
@@ -607,36 +766,7 @@
           <w:sz w:val="24"/>
           <w:u w:val="single"/>
         </w:rPr>
-        <w:t xml:space="preserve"> </w:t>
-      </w:r>
-      <w:r>
-        <w:rPr>
-          <w:rFonts w:ascii="Charis SIL Regular" w:hAnsi="Charis SIL Regular" w:eastAsia="Charis SIL Regular"/>
-          <w:b w:val="0"/>
-          <w:i w:val="0"/>
-          <w:color w:val="0000FF"/>
-          <w:sz w:val="24"/>
-          <w:u w:val="single"/>
-        </w:rPr>
-        <w:hyperlink r:id="rId12" w:history="1">
-          <w:r>
-            <w:rPr>
-              <w:rStyle w:val="Hyperlink"/>
-            </w:rPr>
-            <w:t>Socie</w:t>
-          </w:r>
-        </w:hyperlink>
-      </w:r>
-      <w:r>
-        <w:rPr>
-          <w:rFonts w:ascii="Charis SIL Regular" w:hAnsi="Charis SIL Regular" w:eastAsia="Charis SIL Regular"/>
-          <w:b w:val="0"/>
-          <w:i w:val="0"/>
-          <w:color w:val="0000FF"/>
-          <w:sz w:val="24"/>
-          <w:u w:val="single"/>
-        </w:rPr>
-        <w:hyperlink r:id="rId12" w:history="1">
+        <w:hyperlink r:id="rId11" w:history="1">
           <w:r>
             <w:rPr>
               <w:rStyle w:val="Hyperlink"/>
@@ -665,7 +795,7 @@
           <w:sz w:val="24"/>
           <w:u w:val="single"/>
         </w:rPr>
-        <w:hyperlink r:id="rId12" w:history="1">
+        <w:hyperlink r:id="rId11" w:history="1">
           <w:r>
             <w:rPr>
               <w:rStyle w:val="Hyperlink"/>
@@ -694,7 +824,7 @@
           <w:sz w:val="24"/>
           <w:u w:val="single"/>
         </w:rPr>
-        <w:hyperlink r:id="rId12" w:history="1">
+        <w:hyperlink r:id="rId11" w:history="1">
           <w:r>
             <w:rPr>
               <w:rStyle w:val="Hyperlink"/>
@@ -712,7 +842,7 @@
           <w:sz w:val="24"/>
           <w:u w:val="single"/>
         </w:rPr>
-        <w:hyperlink r:id="rId12" w:history="1">
+        <w:hyperlink r:id="rId11" w:history="1">
           <w:r>
             <w:rPr>
               <w:rStyle w:val="Hyperlink"/>
@@ -741,7 +871,7 @@
           <w:sz w:val="24"/>
           <w:u w:val="single"/>
         </w:rPr>
-        <w:hyperlink r:id="rId12" w:history="1">
+        <w:hyperlink r:id="rId11" w:history="1">
           <w:r>
             <w:rPr>
               <w:rStyle w:val="Hyperlink"/>
@@ -759,7 +889,7 @@
           <w:sz w:val="24"/>
           <w:u w:val="single"/>
         </w:rPr>
-        <w:hyperlink r:id="rId12" w:history="1">
+        <w:hyperlink r:id="rId11" w:history="1">
           <w:r>
             <w:rPr>
               <w:rStyle w:val="Hyperlink"/>
@@ -788,7 +918,7 @@
           <w:sz w:val="24"/>
           <w:u w:val="single"/>
         </w:rPr>
-        <w:hyperlink r:id="rId12" w:history="1">
+        <w:hyperlink r:id="rId11" w:history="1">
           <w:r>
             <w:rPr>
               <w:rStyle w:val="Hyperlink"/>
@@ -806,7 +936,7 @@
           <w:sz w:val="24"/>
           <w:u w:val="single"/>
         </w:rPr>
-        <w:hyperlink r:id="rId12" w:history="1">
+        <w:hyperlink r:id="rId11" w:history="1">
           <w:r>
             <w:rPr>
               <w:rStyle w:val="Hyperlink"/>
@@ -835,7 +965,7 @@
           <w:sz w:val="24"/>
           <w:u w:val="single"/>
         </w:rPr>
-        <w:hyperlink r:id="rId12" w:history="1">
+        <w:hyperlink r:id="rId11" w:history="1">
           <w:r>
             <w:rPr>
               <w:rStyle w:val="Hyperlink"/>
@@ -1804,13 +1934,21 @@
       </w:r>
       <w:r>
         <w:rPr>
+          <w:u w:val="single" w:color="0000ff"/>
           <w:rFonts w:ascii="Charis SIL Regular" w:hAnsi="Charis SIL Regular" w:eastAsia="Charis SIL Regular"/>
           <w:b w:val="0"/>
           <w:i w:val="0"/>
           <w:color w:val="000000"/>
           <w:sz w:val="24"/>
         </w:rPr>
-        <w:t>sh</w:t>
+        <w:hyperlink r:id="rId17" w:history="1">
+          <w:r>
+            <w:rPr>
+              <w:rStyle w:val="Hyperlink"/>
+            </w:rPr>
+            <w:t>sh</w:t>
+          </w:r>
+        </w:hyperlink>
       </w:r>
       <w:r>
         <w:rPr>
@@ -2075,7 +2213,14 @@
           <w:color w:val="000000"/>
           <w:sz w:val="24"/>
         </w:rPr>
-        <w:t>n catalog</w:t>
+        <w:hyperlink r:id="rId19" w:history="1">
+          <w:r>
+            <w:rPr>
+              <w:rStyle w:val="Hyperlink"/>
+            </w:rPr>
+            <w:t>n catalog</w:t>
+          </w:r>
+        </w:hyperlink>
       </w:r>
       <w:r>
         <w:rPr>

--- a/EXPORTS/DOCX/published/niveau3/English/RijksmuseumAmsterdam.docx
+++ b/EXPORTS/DOCX/published/niveau3/English/RijksmuseumAmsterdam.docx
@@ -558,7 +558,6 @@
       </w:r>
       <w:r>
         <w:rPr>
-          <w:u w:val="single" w:color="0000ff"/>
           <w:rFonts w:ascii="Charis SIL Regular" w:hAnsi="Charis SIL Regular" w:eastAsia="Charis SIL Regular"/>
           <w:b w:val="0"/>
           <w:i w:val="0"/>
@@ -581,7 +580,6 @@
           <w:i w:val="0"/>
           <w:color w:val="0000FF"/>
           <w:sz w:val="24"/>
-          <w:u w:val="single"/>
         </w:rPr>
         <w:t>R</w:t>
       </w:r>
@@ -755,7 +753,43 @@
           <w:sz w:val="24"/>
           <w:u w:val="single"/>
         </w:rPr>
-        <w:t>Royal Socie</w:t>
+        <w:hyperlink r:id="rId12" w:history="1">
+          <w:r>
+            <w:rPr>
+              <w:rStyle w:val="Hyperlink"/>
+            </w:rPr>
+            <w:t>Royal</w:t>
+          </w:r>
+        </w:hyperlink>
+      </w:r>
+      <w:r>
+        <w:rPr>
+          <w:rFonts w:ascii="Charis SIL Regular" w:hAnsi="Charis SIL Regular" w:eastAsia="Charis SIL Regular"/>
+          <w:b w:val="0"/>
+          <w:i w:val="0"/>
+          <w:color w:val="0000FF"/>
+          <w:sz w:val="24"/>
+          <w:u w:val="single"/>
+        </w:rPr>
+        <w:t xml:space="preserve"> </w:t>
+      </w:r>
+      <w:r>
+        <w:rPr>
+          <w:rFonts w:ascii="Charis SIL Regular" w:hAnsi="Charis SIL Regular" w:eastAsia="Charis SIL Regular"/>
+          <w:b w:val="0"/>
+          <w:i w:val="0"/>
+          <w:color w:val="0000FF"/>
+          <w:sz w:val="24"/>
+          <w:u w:val="single"/>
+        </w:rPr>
+        <w:hyperlink r:id="rId12" w:history="1">
+          <w:r>
+            <w:rPr>
+              <w:rStyle w:val="Hyperlink"/>
+            </w:rPr>
+            <w:t>Socie</w:t>
+          </w:r>
+        </w:hyperlink>
       </w:r>
       <w:r>
         <w:rPr>

--- a/EXPORTS/DOCX/published/niveau3/English/RijksmuseumAmsterdam.docx
+++ b/EXPORTS/DOCX/published/niveau3/English/RijksmuseumAmsterdam.docx
@@ -751,45 +751,8 @@
           <w:i w:val="0"/>
           <w:color w:val="0000FF"/>
           <w:sz w:val="24"/>
-          <w:u w:val="single"/>
         </w:rPr>
-        <w:hyperlink r:id="rId12" w:history="1">
-          <w:r>
-            <w:rPr>
-              <w:rStyle w:val="Hyperlink"/>
-            </w:rPr>
-            <w:t>Royal</w:t>
-          </w:r>
-        </w:hyperlink>
-      </w:r>
-      <w:r>
-        <w:rPr>
-          <w:rFonts w:ascii="Charis SIL Regular" w:hAnsi="Charis SIL Regular" w:eastAsia="Charis SIL Regular"/>
-          <w:b w:val="0"/>
-          <w:i w:val="0"/>
-          <w:color w:val="0000FF"/>
-          <w:sz w:val="24"/>
-          <w:u w:val="single"/>
-        </w:rPr>
-        <w:t xml:space="preserve"> </w:t>
-      </w:r>
-      <w:r>
-        <w:rPr>
-          <w:rFonts w:ascii="Charis SIL Regular" w:hAnsi="Charis SIL Regular" w:eastAsia="Charis SIL Regular"/>
-          <w:b w:val="0"/>
-          <w:i w:val="0"/>
-          <w:color w:val="0000FF"/>
-          <w:sz w:val="24"/>
-          <w:u w:val="single"/>
-        </w:rPr>
-        <w:hyperlink r:id="rId12" w:history="1">
-          <w:r>
-            <w:rPr>
-              <w:rStyle w:val="Hyperlink"/>
-            </w:rPr>
-            <w:t>Socie</w:t>
-          </w:r>
-        </w:hyperlink>
+        <w:t>Royal Socie</w:t>
       </w:r>
       <w:r>
         <w:rPr>

--- a/EXPORTS/DOCX/published/niveau3/English/RijksmuseumAmsterdam.docx
+++ b/EXPORTS/DOCX/published/niveau3/English/RijksmuseumAmsterdam.docx
@@ -558,6 +558,7 @@
       </w:r>
       <w:r>
         <w:rPr>
+          <w:u w:val="single" w:color="0000ff"/>
           <w:rFonts w:ascii="Charis SIL Regular" w:hAnsi="Charis SIL Regular" w:eastAsia="Charis SIL Regular"/>
           <w:b w:val="0"/>
           <w:i w:val="0"/>
@@ -580,6 +581,7 @@
           <w:i w:val="0"/>
           <w:color w:val="0000FF"/>
           <w:sz w:val="24"/>
+          <w:u w:val="single"/>
         </w:rPr>
         <w:t>R</w:t>
       </w:r>
@@ -1891,61 +1893,7 @@
           <w:color w:val="000000"/>
           <w:sz w:val="24"/>
         </w:rPr>
-        <w:t xml:space="preserve">. These pages provide further information about the </w:t>
-      </w:r>
-      <w:r>
-        <w:rPr>
-          <w:u w:val="single" w:color="0000ff"/>
-          <w:rFonts w:ascii="Charis SIL Regular" w:hAnsi="Charis SIL Regular" w:eastAsia="Charis SIL Regular"/>
-          <w:b w:val="0"/>
-          <w:i w:val="0"/>
-          <w:color w:val="000000"/>
-          <w:sz w:val="24"/>
-        </w:rPr>
-        <w:hyperlink r:id="rId17" w:history="1">
-          <w:r>
-            <w:rPr>
-              <w:rStyle w:val="Hyperlink"/>
-            </w:rPr>
-            <w:t>relatio</w:t>
-          </w:r>
-        </w:hyperlink>
-      </w:r>
-      <w:r>
-        <w:rPr>
-          <w:u w:val="single" w:color="0000ff"/>
-          <w:rFonts w:ascii="Charis SIL Regular" w:hAnsi="Charis SIL Regular" w:eastAsia="Charis SIL Regular"/>
-          <w:b w:val="0"/>
-          <w:i w:val="0"/>
-          <w:color w:val="000000"/>
-          <w:sz w:val="24"/>
-        </w:rPr>
-        <w:hyperlink r:id="rId17" w:history="1">
-          <w:r>
-            <w:rPr>
-              <w:rStyle w:val="Hyperlink"/>
-            </w:rPr>
-            <w:t>n</w:t>
-          </w:r>
-        </w:hyperlink>
-      </w:r>
-      <w:r>
-        <w:rPr>
-          <w:u w:val="single" w:color="0000ff"/>
-          <w:rFonts w:ascii="Charis SIL Regular" w:hAnsi="Charis SIL Regular" w:eastAsia="Charis SIL Regular"/>
-          <w:b w:val="0"/>
-          <w:i w:val="0"/>
-          <w:color w:val="000000"/>
-          <w:sz w:val="24"/>
-        </w:rPr>
-        <w:hyperlink r:id="rId17" w:history="1">
-          <w:r>
-            <w:rPr>
-              <w:rStyle w:val="Hyperlink"/>
-            </w:rPr>
-            <w:t>sh</w:t>
-          </w:r>
-        </w:hyperlink>
+        <w:t>. These pages provide further information about the relationsh</w:t>
       </w:r>
       <w:r>
         <w:rPr>

--- a/EXPORTS/DOCX/published/niveau3/English/RijksmuseumAmsterdam.docx
+++ b/EXPORTS/DOCX/published/niveau3/English/RijksmuseumAmsterdam.docx
@@ -753,6 +753,7 @@
           <w:i w:val="0"/>
           <w:color w:val="0000FF"/>
           <w:sz w:val="24"/>
+          <w:u w:val="single"/>
         </w:rPr>
         <w:t>Royal Socie</w:t>
       </w:r>
@@ -1893,7 +1894,61 @@
           <w:color w:val="000000"/>
           <w:sz w:val="24"/>
         </w:rPr>
-        <w:t>. These pages provide further information about the relationsh</w:t>
+        <w:t xml:space="preserve">. These pages provide further information about the </w:t>
+      </w:r>
+      <w:r>
+        <w:rPr>
+          <w:u w:val="single" w:color="0000ff"/>
+          <w:rFonts w:ascii="Charis SIL Regular" w:hAnsi="Charis SIL Regular" w:eastAsia="Charis SIL Regular"/>
+          <w:b w:val="0"/>
+          <w:i w:val="0"/>
+          <w:color w:val="000000"/>
+          <w:sz w:val="24"/>
+        </w:rPr>
+        <w:hyperlink r:id="rId17" w:history="1">
+          <w:r>
+            <w:rPr>
+              <w:rStyle w:val="Hyperlink"/>
+            </w:rPr>
+            <w:t>relatio</w:t>
+          </w:r>
+        </w:hyperlink>
+      </w:r>
+      <w:r>
+        <w:rPr>
+          <w:u w:val="single" w:color="0000ff"/>
+          <w:rFonts w:ascii="Charis SIL Regular" w:hAnsi="Charis SIL Regular" w:eastAsia="Charis SIL Regular"/>
+          <w:b w:val="0"/>
+          <w:i w:val="0"/>
+          <w:color w:val="000000"/>
+          <w:sz w:val="24"/>
+        </w:rPr>
+        <w:hyperlink r:id="rId17" w:history="1">
+          <w:r>
+            <w:rPr>
+              <w:rStyle w:val="Hyperlink"/>
+            </w:rPr>
+            <w:t>n</w:t>
+          </w:r>
+        </w:hyperlink>
+      </w:r>
+      <w:r>
+        <w:rPr>
+          <w:u w:val="single" w:color="0000ff"/>
+          <w:rFonts w:ascii="Charis SIL Regular" w:hAnsi="Charis SIL Regular" w:eastAsia="Charis SIL Regular"/>
+          <w:b w:val="0"/>
+          <w:i w:val="0"/>
+          <w:color w:val="000000"/>
+          <w:sz w:val="24"/>
+        </w:rPr>
+        <w:hyperlink r:id="rId17" w:history="1">
+          <w:r>
+            <w:rPr>
+              <w:rStyle w:val="Hyperlink"/>
+            </w:rPr>
+            <w:t>sh</w:t>
+          </w:r>
+        </w:hyperlink>
       </w:r>
       <w:r>
         <w:rPr>

--- a/EXPORTS/DOCX/published/niveau3/English/RijksmuseumAmsterdam.docx
+++ b/EXPORTS/DOCX/published/niveau3/English/RijksmuseumAmsterdam.docx
@@ -558,7 +558,6 @@
       </w:r>
       <w:r>
         <w:rPr>
-          <w:u w:val="single" w:color="0000ff"/>
           <w:rFonts w:ascii="Charis SIL Regular" w:hAnsi="Charis SIL Regular" w:eastAsia="Charis SIL Regular"/>
           <w:b w:val="0"/>
           <w:i w:val="0"/>
@@ -581,7 +580,6 @@
           <w:i w:val="0"/>
           <w:color w:val="0000FF"/>
           <w:sz w:val="24"/>
-          <w:u w:val="single"/>
         </w:rPr>
         <w:t>R</w:t>
       </w:r>
@@ -753,7 +751,6 @@
           <w:i w:val="0"/>
           <w:color w:val="0000FF"/>
           <w:sz w:val="24"/>
-          <w:u w:val="single"/>
         </w:rPr>
         <w:t>Royal Socie</w:t>
       </w:r>

--- a/EXPORTS/DOCX/published/niveau3/English/RijksmuseumAmsterdam.docx
+++ b/EXPORTS/DOCX/published/niveau3/English/RijksmuseumAmsterdam.docx
@@ -400,176 +400,29 @@
       </w:r>
       <w:r>
         <w:rPr>
-          <w:u w:val="single" w:color="0000ff"/>
           <w:rFonts w:ascii="Charis SIL Regular" w:hAnsi="Charis SIL Regular" w:eastAsia="Charis SIL Regular"/>
           <w:b w:val="0"/>
           <w:i w:val="0"/>
           <w:color w:val="000000"/>
           <w:sz w:val="24"/>
         </w:rPr>
-        <w:hyperlink r:id="rId9" w:history="1">
-          <w:r>
-            <w:rPr>
-              <w:rStyle w:val="Hyperlink"/>
-            </w:rPr>
-            <w:t xml:space="preserve">Museum </w:t>
-          </w:r>
-        </w:hyperlink>
-      </w:r>
-      <w:r>
-        <w:rPr>
-          <w:u w:val="single" w:color="0000ff"/>
-          <w:rFonts w:ascii="Charis SIL Regular" w:hAnsi="Charis SIL Regular" w:eastAsia="Charis SIL Regular"/>
-          <w:b w:val="0"/>
-          <w:i w:val="0"/>
-          <w:color w:val="000000"/>
-          <w:sz w:val="24"/>
-        </w:rPr>
-        <w:hyperlink r:id="rId9" w:history="1">
-          <w:r>
-            <w:rPr>
-              <w:rStyle w:val="Hyperlink"/>
-            </w:rPr>
-            <w:t>v</w:t>
-          </w:r>
-        </w:hyperlink>
-      </w:r>
-      <w:r>
-        <w:rPr>
-          <w:u w:val="single" w:color="0000ff"/>
-          <w:rFonts w:ascii="Charis SIL Regular" w:hAnsi="Charis SIL Regular" w:eastAsia="Charis SIL Regular"/>
-          <w:b w:val="0"/>
-          <w:i w:val="0"/>
-          <w:color w:val="000000"/>
-          <w:sz w:val="24"/>
-        </w:rPr>
-        <w:hyperlink r:id="rId9" w:history="1">
-          <w:r>
-            <w:rPr>
-              <w:rStyle w:val="Hyperlink"/>
-            </w:rPr>
-            <w:t>an Ges</w:t>
-          </w:r>
-        </w:hyperlink>
-      </w:r>
-      <w:r>
-        <w:rPr>
-          <w:u w:val="single" w:color="0000ff"/>
-          <w:rFonts w:ascii="Charis SIL Regular" w:hAnsi="Charis SIL Regular" w:eastAsia="Charis SIL Regular"/>
-          <w:b w:val="0"/>
-          <w:i w:val="0"/>
-          <w:color w:val="000000"/>
-          <w:sz w:val="24"/>
-        </w:rPr>
-        <w:hyperlink r:id="rId9" w:history="1">
-          <w:r>
-            <w:rPr>
-              <w:rStyle w:val="Hyperlink"/>
-            </w:rPr>
-            <w:t>chiede</w:t>
-          </w:r>
-        </w:hyperlink>
+        <w:t xml:space="preserve">Museum van Geschiedenis en Kunst and the </w:t>
       </w:r>
       <w:r>
         <w:rPr>
           <w:rFonts w:ascii="Charis SIL Regular" w:hAnsi="Charis SIL Regular" w:eastAsia="Charis SIL Regular"/>
           <w:b w:val="0"/>
           <w:i w:val="0"/>
-          <w:color w:val="000000"/>
+          <w:color w:val="0000FF"/>
           <w:sz w:val="24"/>
+          <w:u w:val="single"/>
         </w:rPr>
-        <w:t>n</w:t>
-      </w:r>
-      <w:r>
-        <w:rPr>
-          <w:u w:val="single" w:color="0000ff"/>
-          <w:rFonts w:ascii="Charis SIL Regular" w:hAnsi="Charis SIL Regular" w:eastAsia="Charis SIL Regular"/>
-          <w:b w:val="0"/>
-          <w:i w:val="0"/>
-          <w:color w:val="000000"/>
-          <w:sz w:val="24"/>
-        </w:rPr>
-        <w:t>i</w:t>
-      </w:r>
-      <w:r>
-        <w:rPr>
-          <w:u w:val="single" w:color="0000ff"/>
-          <w:rFonts w:ascii="Charis SIL Regular" w:hAnsi="Charis SIL Regular" w:eastAsia="Charis SIL Regular"/>
-          <w:b w:val="0"/>
-          <w:i w:val="0"/>
-          <w:color w:val="000000"/>
-          <w:sz w:val="24"/>
-        </w:rPr>
-        <w:hyperlink r:id="rId10" w:history="1">
+        <w:hyperlink r:id="rId11" w:history="1">
           <w:r>
             <w:rPr>
               <w:rStyle w:val="Hyperlink"/>
             </w:rPr>
-            <w:t>s</w:t>
-          </w:r>
-        </w:hyperlink>
-      </w:r>
-      <w:r>
-        <w:rPr>
-          <w:u w:val="single" w:color="0000ff"/>
-          <w:rFonts w:ascii="Charis SIL Regular" w:hAnsi="Charis SIL Regular" w:eastAsia="Charis SIL Regular"/>
-          <w:b w:val="0"/>
-          <w:i w:val="0"/>
-          <w:color w:val="000000"/>
-          <w:sz w:val="24"/>
-        </w:rPr>
-        <w:t xml:space="preserve"> </w:t>
-      </w:r>
-      <w:r>
-        <w:rPr>
-          <w:u w:val="single" w:color="0000ff"/>
-          <w:rFonts w:ascii="Charis SIL Regular" w:hAnsi="Charis SIL Regular" w:eastAsia="Charis SIL Regular"/>
-          <w:b w:val="0"/>
-          <w:i w:val="0"/>
-          <w:color w:val="000000"/>
-          <w:sz w:val="24"/>
-        </w:rPr>
-        <w:hyperlink r:id="rId10" w:history="1">
-          <w:r>
-            <w:rPr>
-              <w:rStyle w:val="Hyperlink"/>
-            </w:rPr>
-            <w:t>en K</w:t>
-          </w:r>
-        </w:hyperlink>
-      </w:r>
-      <w:r>
-        <w:rPr>
-          <w:u w:val="single" w:color="0000ff"/>
-          <w:rFonts w:ascii="Charis SIL Regular" w:hAnsi="Charis SIL Regular" w:eastAsia="Charis SIL Regular"/>
-          <w:b w:val="0"/>
-          <w:i w:val="0"/>
-          <w:color w:val="000000"/>
-          <w:sz w:val="24"/>
-        </w:rPr>
-        <w:hyperlink r:id="rId10" w:history="1">
-          <w:r>
-            <w:rPr>
-              <w:rStyle w:val="Hyperlink"/>
-            </w:rPr>
-            <w:t>u</w:t>
-          </w:r>
-        </w:hyperlink>
-      </w:r>
-      <w:r>
-        <w:rPr>
-          <w:rFonts w:ascii="Charis SIL Regular" w:hAnsi="Charis SIL Regular" w:eastAsia="Charis SIL Regular"/>
-          <w:b w:val="0"/>
-          <w:i w:val="0"/>
-          <w:color w:val="000000"/>
-          <w:sz w:val="24"/>
-        </w:rPr>
-        <w:hyperlink r:id="rId10" w:history="1">
-          <w:r>
-            <w:rPr>
-              <w:rStyle w:val="Hyperlink"/>
-            </w:rPr>
-            <w:t xml:space="preserve">nst and the </w:t>
+            <w:t>R</w:t>
           </w:r>
         </w:hyperlink>
       </w:r>
@@ -580,19 +433,9 @@
           <w:i w:val="0"/>
           <w:color w:val="0000FF"/>
           <w:sz w:val="24"/>
-        </w:rPr>
-        <w:t>R</w:t>
-      </w:r>
-      <w:r>
-        <w:rPr>
-          <w:rFonts w:ascii="Charis SIL Regular" w:hAnsi="Charis SIL Regular" w:eastAsia="Charis SIL Regular"/>
-          <w:b w:val="0"/>
-          <w:i w:val="0"/>
-          <w:color w:val="0000FF"/>
-          <w:sz w:val="24"/>
           <w:u w:val="single"/>
         </w:rPr>
-        <w:hyperlink r:id="rId10" w:history="1">
+        <w:hyperlink r:id="rId11" w:history="1">
           <w:r>
             <w:rPr>
               <w:rStyle w:val="Hyperlink"/>

--- a/EXPORTS/DOCX/published/niveau3/English/RijksmuseumAmsterdam.docx
+++ b/EXPORTS/DOCX/published/niveau3/English/RijksmuseumAmsterdam.docx
@@ -453,7 +453,7 @@
           <w:sz w:val="24"/>
           <w:u w:val="single"/>
         </w:rPr>
-        <w:hyperlink r:id="rId10" w:history="1">
+        <w:hyperlink r:id="rId11" w:history="1">
           <w:r>
             <w:rPr>
               <w:rStyle w:val="Hyperlink"/>
@@ -482,7 +482,7 @@
           <w:sz w:val="24"/>
           <w:u w:val="single"/>
         </w:rPr>
-        <w:hyperlink r:id="rId10" w:history="1">
+        <w:hyperlink r:id="rId11" w:history="1">
           <w:r>
             <w:rPr>
               <w:rStyle w:val="Hyperlink"/>
@@ -511,7 +511,7 @@
           <w:sz w:val="24"/>
           <w:u w:val="single"/>
         </w:rPr>
-        <w:hyperlink r:id="rId10" w:history="1">
+        <w:hyperlink r:id="rId11" w:history="1">
           <w:r>
             <w:rPr>
               <w:rStyle w:val="Hyperlink"/>
@@ -540,7 +540,7 @@
           <w:sz w:val="24"/>
           <w:u w:val="single"/>
         </w:rPr>
-        <w:hyperlink r:id="rId10" w:history="1">
+        <w:hyperlink r:id="rId11" w:history="1">
           <w:r>
             <w:rPr>
               <w:rStyle w:val="Hyperlink"/>

--- a/EXPORTS/DOCX/published/niveau3/English/RijksmuseumAmsterdam.docx
+++ b/EXPORTS/DOCX/published/niveau3/English/RijksmuseumAmsterdam.docx
@@ -417,14 +417,7 @@
           <w:sz w:val="24"/>
           <w:u w:val="single"/>
         </w:rPr>
-        <w:hyperlink r:id="rId11" w:history="1">
-          <w:r>
-            <w:rPr>
-              <w:rStyle w:val="Hyperlink"/>
-            </w:rPr>
-            <w:t>R</w:t>
-          </w:r>
-        </w:hyperlink>
+        <w:t>R</w:t>
       </w:r>
       <w:r>
         <w:rPr>
@@ -435,7 +428,7 @@
           <w:sz w:val="24"/>
           <w:u w:val="single"/>
         </w:rPr>
-        <w:hyperlink r:id="rId11" w:history="1">
+        <w:hyperlink r:id="rId10" w:history="1">
           <w:r>
             <w:rPr>
               <w:rStyle w:val="Hyperlink"/>
@@ -453,7 +446,7 @@
           <w:sz w:val="24"/>
           <w:u w:val="single"/>
         </w:rPr>
-        <w:hyperlink r:id="rId11" w:history="1">
+        <w:hyperlink r:id="rId10" w:history="1">
           <w:r>
             <w:rPr>
               <w:rStyle w:val="Hyperlink"/>
@@ -594,8 +587,16 @@
           <w:i w:val="0"/>
           <w:color w:val="0000FF"/>
           <w:sz w:val="24"/>
+          <w:u w:val="single"/>
         </w:rPr>
-        <w:t>Royal Socie</w:t>
+        <w:hyperlink r:id="rId12" w:history="1">
+          <w:r>
+            <w:rPr>
+              <w:rStyle w:val="Hyperlink"/>
+            </w:rPr>
+            <w:t>Royal</w:t>
+          </w:r>
+        </w:hyperlink>
       </w:r>
       <w:r>
         <w:rPr>
@@ -606,7 +607,36 @@
           <w:sz w:val="24"/>
           <w:u w:val="single"/>
         </w:rPr>
-        <w:hyperlink r:id="rId11" w:history="1">
+        <w:t xml:space="preserve"> </w:t>
+      </w:r>
+      <w:r>
+        <w:rPr>
+          <w:rFonts w:ascii="Charis SIL Regular" w:hAnsi="Charis SIL Regular" w:eastAsia="Charis SIL Regular"/>
+          <w:b w:val="0"/>
+          <w:i w:val="0"/>
+          <w:color w:val="0000FF"/>
+          <w:sz w:val="24"/>
+          <w:u w:val="single"/>
+        </w:rPr>
+        <w:hyperlink r:id="rId12" w:history="1">
+          <w:r>
+            <w:rPr>
+              <w:rStyle w:val="Hyperlink"/>
+            </w:rPr>
+            <w:t>Socie</w:t>
+          </w:r>
+        </w:hyperlink>
+      </w:r>
+      <w:r>
+        <w:rPr>
+          <w:rFonts w:ascii="Charis SIL Regular" w:hAnsi="Charis SIL Regular" w:eastAsia="Charis SIL Regular"/>
+          <w:b w:val="0"/>
+          <w:i w:val="0"/>
+          <w:color w:val="0000FF"/>
+          <w:sz w:val="24"/>
+          <w:u w:val="single"/>
+        </w:rPr>
+        <w:hyperlink r:id="rId12" w:history="1">
           <w:r>
             <w:rPr>
               <w:rStyle w:val="Hyperlink"/>
@@ -635,7 +665,7 @@
           <w:sz w:val="24"/>
           <w:u w:val="single"/>
         </w:rPr>
-        <w:hyperlink r:id="rId11" w:history="1">
+        <w:hyperlink r:id="rId12" w:history="1">
           <w:r>
             <w:rPr>
               <w:rStyle w:val="Hyperlink"/>
@@ -664,7 +694,7 @@
           <w:sz w:val="24"/>
           <w:u w:val="single"/>
         </w:rPr>
-        <w:hyperlink r:id="rId11" w:history="1">
+        <w:hyperlink r:id="rId12" w:history="1">
           <w:r>
             <w:rPr>
               <w:rStyle w:val="Hyperlink"/>
@@ -682,7 +712,7 @@
           <w:sz w:val="24"/>
           <w:u w:val="single"/>
         </w:rPr>
-        <w:hyperlink r:id="rId11" w:history="1">
+        <w:hyperlink r:id="rId12" w:history="1">
           <w:r>
             <w:rPr>
               <w:rStyle w:val="Hyperlink"/>
@@ -711,7 +741,7 @@
           <w:sz w:val="24"/>
           <w:u w:val="single"/>
         </w:rPr>
-        <w:hyperlink r:id="rId11" w:history="1">
+        <w:hyperlink r:id="rId12" w:history="1">
           <w:r>
             <w:rPr>
               <w:rStyle w:val="Hyperlink"/>

--- a/EXPORTS/DOCX/published/niveau3/English/RijksmuseumAmsterdam.docx
+++ b/EXPORTS/DOCX/published/niveau3/English/RijksmuseumAmsterdam.docx
@@ -529,7 +529,50 @@
           <w:color w:val="000000"/>
           <w:sz w:val="24"/>
         </w:rPr>
-        <w:t xml:space="preserve">en Kunst and the </w:t>
+        <w:hyperlink r:id="rId10" w:history="1">
+          <w:r>
+            <w:rPr>
+              <w:rStyle w:val="Hyperlink"/>
+            </w:rPr>
+            <w:t>en K</w:t>
+          </w:r>
+        </w:hyperlink>
+      </w:r>
+      <w:r>
+        <w:rPr>
+          <w:u w:val="single" w:color="0000ff"/>
+          <w:rFonts w:ascii="Charis SIL Regular" w:hAnsi="Charis SIL Regular" w:eastAsia="Charis SIL Regular"/>
+          <w:b w:val="0"/>
+          <w:i w:val="0"/>
+          <w:color w:val="000000"/>
+          <w:sz w:val="24"/>
+        </w:rPr>
+        <w:hyperlink r:id="rId10" w:history="1">
+          <w:r>
+            <w:rPr>
+              <w:rStyle w:val="Hyperlink"/>
+            </w:rPr>
+            <w:t>u</w:t>
+          </w:r>
+        </w:hyperlink>
+      </w:r>
+      <w:r>
+        <w:rPr>
+          <w:u w:val="single" w:color="0000ff"/>
+          <w:rFonts w:ascii="Charis SIL Regular" w:hAnsi="Charis SIL Regular" w:eastAsia="Charis SIL Regular"/>
+          <w:b w:val="0"/>
+          <w:i w:val="0"/>
+          <w:color w:val="000000"/>
+          <w:sz w:val="24"/>
+        </w:rPr>
+        <w:hyperlink r:id="rId10" w:history="1">
+          <w:r>
+            <w:rPr>
+              <w:rStyle w:val="Hyperlink"/>
+            </w:rPr>
+            <w:t xml:space="preserve">nst and the </w:t>
+          </w:r>
+        </w:hyperlink>
       </w:r>
       <w:r>
         <w:rPr>
@@ -627,7 +670,7 @@
           <w:sz w:val="24"/>
           <w:u w:val="single"/>
         </w:rPr>
-        <w:hyperlink r:id="rId11" w:history="1">
+        <w:hyperlink r:id="rId10" w:history="1">
           <w:r>
             <w:rPr>
               <w:rStyle w:val="Hyperlink"/>
@@ -656,7 +699,7 @@
           <w:sz w:val="24"/>
           <w:u w:val="single"/>
         </w:rPr>
-        <w:hyperlink r:id="rId11" w:history="1">
+        <w:hyperlink r:id="rId10" w:history="1">
           <w:r>
             <w:rPr>
               <w:rStyle w:val="Hyperlink"/>
@@ -710,16 +753,8 @@
           <w:i w:val="0"/>
           <w:color w:val="0000FF"/>
           <w:sz w:val="24"/>
-          <w:u w:val="single"/>
         </w:rPr>
-        <w:hyperlink r:id="rId12" w:history="1">
-          <w:r>
-            <w:rPr>
-              <w:rStyle w:val="Hyperlink"/>
-            </w:rPr>
-            <w:t>Royal</w:t>
-          </w:r>
-        </w:hyperlink>
+        <w:t>Royal Socie</w:t>
       </w:r>
       <w:r>
         <w:rPr>
@@ -730,36 +765,7 @@
           <w:sz w:val="24"/>
           <w:u w:val="single"/>
         </w:rPr>
-        <w:t xml:space="preserve"> </w:t>
-      </w:r>
-      <w:r>
-        <w:rPr>
-          <w:rFonts w:ascii="Charis SIL Regular" w:hAnsi="Charis SIL Regular" w:eastAsia="Charis SIL Regular"/>
-          <w:b w:val="0"/>
-          <w:i w:val="0"/>
-          <w:color w:val="0000FF"/>
-          <w:sz w:val="24"/>
-          <w:u w:val="single"/>
-        </w:rPr>
-        <w:hyperlink r:id="rId12" w:history="1">
-          <w:r>
-            <w:rPr>
-              <w:rStyle w:val="Hyperlink"/>
-            </w:rPr>
-            <w:t>Socie</w:t>
-          </w:r>
-        </w:hyperlink>
-      </w:r>
-      <w:r>
-        <w:rPr>
-          <w:rFonts w:ascii="Charis SIL Regular" w:hAnsi="Charis SIL Regular" w:eastAsia="Charis SIL Regular"/>
-          <w:b w:val="0"/>
-          <w:i w:val="0"/>
-          <w:color w:val="0000FF"/>
-          <w:sz w:val="24"/>
-          <w:u w:val="single"/>
-        </w:rPr>
-        <w:hyperlink r:id="rId12" w:history="1">
+        <w:hyperlink r:id="rId11" w:history="1">
           <w:r>
             <w:rPr>
               <w:rStyle w:val="Hyperlink"/>
@@ -788,7 +794,7 @@
           <w:sz w:val="24"/>
           <w:u w:val="single"/>
         </w:rPr>
-        <w:hyperlink r:id="rId12" w:history="1">
+        <w:hyperlink r:id="rId11" w:history="1">
           <w:r>
             <w:rPr>
               <w:rStyle w:val="Hyperlink"/>
@@ -862,8 +868,9 @@
           <w:i w:val="0"/>
           <w:color w:val="0000FF"/>
           <w:sz w:val="24"/>
+          <w:u w:val="single"/>
         </w:rPr>
-        <w:hyperlink r:id="rId12" w:history="1">
+        <w:hyperlink r:id="rId11" w:history="1">
           <w:r>
             <w:rPr>
               <w:rStyle w:val="Hyperlink"/>
@@ -881,7 +888,7 @@
           <w:sz w:val="24"/>
           <w:u w:val="single"/>
         </w:rPr>
-        <w:hyperlink r:id="rId12" w:history="1">
+        <w:hyperlink r:id="rId11" w:history="1">
           <w:r>
             <w:rPr>
               <w:rStyle w:val="Hyperlink"/>
@@ -1186,13 +1193,21 @@
       </w:r>
       <w:r>
         <w:rPr>
+          <w:u w:val="single" w:color="0000ff"/>
           <w:rFonts w:ascii="Charis SIL Regular" w:hAnsi="Charis SIL Regular" w:eastAsia="Charis SIL Regular"/>
           <w:b w:val="0"/>
           <w:i w:val="0"/>
           <w:color w:val="000000"/>
           <w:sz w:val="24"/>
         </w:rPr>
-        <w:t xml:space="preserve"> colle</w:t>
+        <w:hyperlink r:id="rId12" w:history="1">
+          <w:r>
+            <w:rPr>
+              <w:rStyle w:val="Hyperlink"/>
+            </w:rPr>
+            <w:t xml:space="preserve"> colle</w:t>
+          </w:r>
+        </w:hyperlink>
       </w:r>
       <w:r>
         <w:rPr>
@@ -1659,7 +1674,25 @@
           <w:color w:val="000000"/>
           <w:sz w:val="24"/>
         </w:rPr>
-        <w:t>‘search options’ button offers more selection options for finding objects. Re</w:t>
+        <w:t xml:space="preserve">‘search options’ button offers more selection options for finding </w:t>
+      </w:r>
+      <w:r>
+        <w:rPr>
+          <w:u w:val="single" w:color="0000ff"/>
+          <w:rFonts w:ascii="Charis SIL Regular" w:hAnsi="Charis SIL Regular" w:eastAsia="Charis SIL Regular"/>
+          <w:b w:val="0"/>
+          <w:i w:val="0"/>
+          <w:color w:val="000000"/>
+          <w:sz w:val="24"/>
+        </w:rPr>
+        <w:hyperlink r:id="rId16" w:history="1">
+          <w:r>
+            <w:rPr>
+              <w:rStyle w:val="Hyperlink"/>
+            </w:rPr>
+            <w:t>objects. Re</w:t>
+          </w:r>
+        </w:hyperlink>
       </w:r>
       <w:r>
         <w:rPr>
@@ -2154,13 +2187,39 @@
       </w:r>
       <w:r>
         <w:rPr>
+          <w:u w:val="single" w:color="0000ff"/>
           <w:rFonts w:ascii="Charis SIL Regular" w:hAnsi="Charis SIL Regular" w:eastAsia="Charis SIL Regular"/>
           <w:b w:val="0"/>
           <w:i w:val="0"/>
           <w:color w:val="000000"/>
           <w:sz w:val="24"/>
         </w:rPr>
-        <w:t>on catalog</w:t>
+        <w:hyperlink r:id="rId19" w:history="1">
+          <w:r>
+            <w:rPr>
+              <w:rStyle w:val="Hyperlink"/>
+            </w:rPr>
+            <w:t>o</w:t>
+          </w:r>
+        </w:hyperlink>
+      </w:r>
+      <w:r>
+        <w:rPr>
+          <w:u w:val="single" w:color="0000ff"/>
+          <w:rFonts w:ascii="Charis SIL Regular" w:hAnsi="Charis SIL Regular" w:eastAsia="Charis SIL Regular"/>
+          <w:b w:val="0"/>
+          <w:i w:val="0"/>
+          <w:color w:val="000000"/>
+          <w:sz w:val="24"/>
+        </w:rPr>
+        <w:hyperlink r:id="rId19" w:history="1">
+          <w:r>
+            <w:rPr>
+              <w:rStyle w:val="Hyperlink"/>
+            </w:rPr>
+            <w:t>n catalog</w:t>
+          </w:r>
+        </w:hyperlink>
       </w:r>
       <w:r>
         <w:rPr>

--- a/EXPORTS/DOCX/published/niveau3/English/RijksmuseumAmsterdam.docx
+++ b/EXPORTS/DOCX/published/niveau3/English/RijksmuseumAmsterdam.docx
@@ -400,177 +400,29 @@
       </w:r>
       <w:r>
         <w:rPr>
-          <w:u w:val="single" w:color="0000ff"/>
           <w:rFonts w:ascii="Charis SIL Regular" w:hAnsi="Charis SIL Regular" w:eastAsia="Charis SIL Regular"/>
           <w:b w:val="0"/>
           <w:i w:val="0"/>
           <w:color w:val="000000"/>
           <w:sz w:val="24"/>
         </w:rPr>
-        <w:hyperlink r:id="rId9" w:history="1">
-          <w:r>
-            <w:rPr>
-              <w:rStyle w:val="Hyperlink"/>
-            </w:rPr>
-            <w:t xml:space="preserve">Museum </w:t>
-          </w:r>
-        </w:hyperlink>
-      </w:r>
-      <w:r>
-        <w:rPr>
-          <w:u w:val="single" w:color="0000ff"/>
-          <w:rFonts w:ascii="Charis SIL Regular" w:hAnsi="Charis SIL Regular" w:eastAsia="Charis SIL Regular"/>
-          <w:b w:val="0"/>
-          <w:i w:val="0"/>
-          <w:color w:val="000000"/>
-          <w:sz w:val="24"/>
-        </w:rPr>
-        <w:hyperlink r:id="rId9" w:history="1">
-          <w:r>
-            <w:rPr>
-              <w:rStyle w:val="Hyperlink"/>
-            </w:rPr>
-            <w:t>v</w:t>
-          </w:r>
-        </w:hyperlink>
-      </w:r>
-      <w:r>
-        <w:rPr>
-          <w:u w:val="single" w:color="0000ff"/>
-          <w:rFonts w:ascii="Charis SIL Regular" w:hAnsi="Charis SIL Regular" w:eastAsia="Charis SIL Regular"/>
-          <w:b w:val="0"/>
-          <w:i w:val="0"/>
-          <w:color w:val="000000"/>
-          <w:sz w:val="24"/>
-        </w:rPr>
-        <w:hyperlink r:id="rId9" w:history="1">
-          <w:r>
-            <w:rPr>
-              <w:rStyle w:val="Hyperlink"/>
-            </w:rPr>
-            <w:t>an Ges</w:t>
-          </w:r>
-        </w:hyperlink>
-      </w:r>
-      <w:r>
-        <w:rPr>
-          <w:u w:val="single" w:color="0000ff"/>
-          <w:rFonts w:ascii="Charis SIL Regular" w:hAnsi="Charis SIL Regular" w:eastAsia="Charis SIL Regular"/>
-          <w:b w:val="0"/>
-          <w:i w:val="0"/>
-          <w:color w:val="000000"/>
-          <w:sz w:val="24"/>
-        </w:rPr>
-        <w:hyperlink r:id="rId9" w:history="1">
-          <w:r>
-            <w:rPr>
-              <w:rStyle w:val="Hyperlink"/>
-            </w:rPr>
-            <w:t>chiede</w:t>
-          </w:r>
-        </w:hyperlink>
+        <w:t xml:space="preserve">Museum van Geschiedenis en Kunst and the </w:t>
       </w:r>
       <w:r>
         <w:rPr>
           <w:rFonts w:ascii="Charis SIL Regular" w:hAnsi="Charis SIL Regular" w:eastAsia="Charis SIL Regular"/>
           <w:b w:val="0"/>
           <w:i w:val="0"/>
-          <w:color w:val="000000"/>
+          <w:color w:val="0000FF"/>
           <w:sz w:val="24"/>
+          <w:u w:val="single"/>
         </w:rPr>
-        <w:t>n</w:t>
-      </w:r>
-      <w:r>
-        <w:rPr>
-          <w:u w:val="single" w:color="0000ff"/>
-          <w:rFonts w:ascii="Charis SIL Regular" w:hAnsi="Charis SIL Regular" w:eastAsia="Charis SIL Regular"/>
-          <w:b w:val="0"/>
-          <w:i w:val="0"/>
-          <w:color w:val="000000"/>
-          <w:sz w:val="24"/>
-        </w:rPr>
-        <w:t>i</w:t>
-      </w:r>
-      <w:r>
-        <w:rPr>
-          <w:u w:val="single" w:color="0000ff"/>
-          <w:rFonts w:ascii="Charis SIL Regular" w:hAnsi="Charis SIL Regular" w:eastAsia="Charis SIL Regular"/>
-          <w:b w:val="0"/>
-          <w:i w:val="0"/>
-          <w:color w:val="000000"/>
-          <w:sz w:val="24"/>
-        </w:rPr>
-        <w:hyperlink r:id="rId10" w:history="1">
+        <w:hyperlink r:id="rId11" w:history="1">
           <w:r>
             <w:rPr>
               <w:rStyle w:val="Hyperlink"/>
             </w:rPr>
-            <w:t>s</w:t>
-          </w:r>
-        </w:hyperlink>
-      </w:r>
-      <w:r>
-        <w:rPr>
-          <w:u w:val="single" w:color="0000ff"/>
-          <w:rFonts w:ascii="Charis SIL Regular" w:hAnsi="Charis SIL Regular" w:eastAsia="Charis SIL Regular"/>
-          <w:b w:val="0"/>
-          <w:i w:val="0"/>
-          <w:color w:val="000000"/>
-          <w:sz w:val="24"/>
-        </w:rPr>
-        <w:t xml:space="preserve"> </w:t>
-      </w:r>
-      <w:r>
-        <w:rPr>
-          <w:u w:val="single" w:color="0000ff"/>
-          <w:rFonts w:ascii="Charis SIL Regular" w:hAnsi="Charis SIL Regular" w:eastAsia="Charis SIL Regular"/>
-          <w:b w:val="0"/>
-          <w:i w:val="0"/>
-          <w:color w:val="000000"/>
-          <w:sz w:val="24"/>
-        </w:rPr>
-        <w:hyperlink r:id="rId10" w:history="1">
-          <w:r>
-            <w:rPr>
-              <w:rStyle w:val="Hyperlink"/>
-            </w:rPr>
-            <w:t>en K</w:t>
-          </w:r>
-        </w:hyperlink>
-      </w:r>
-      <w:r>
-        <w:rPr>
-          <w:u w:val="single" w:color="0000ff"/>
-          <w:rFonts w:ascii="Charis SIL Regular" w:hAnsi="Charis SIL Regular" w:eastAsia="Charis SIL Regular"/>
-          <w:b w:val="0"/>
-          <w:i w:val="0"/>
-          <w:color w:val="000000"/>
-          <w:sz w:val="24"/>
-        </w:rPr>
-        <w:hyperlink r:id="rId10" w:history="1">
-          <w:r>
-            <w:rPr>
-              <w:rStyle w:val="Hyperlink"/>
-            </w:rPr>
-            <w:t>u</w:t>
-          </w:r>
-        </w:hyperlink>
-      </w:r>
-      <w:r>
-        <w:rPr>
-          <w:u w:val="single" w:color="0000ff"/>
-          <w:rFonts w:ascii="Charis SIL Regular" w:hAnsi="Charis SIL Regular" w:eastAsia="Charis SIL Regular"/>
-          <w:b w:val="0"/>
-          <w:i w:val="0"/>
-          <w:color w:val="000000"/>
-          <w:sz w:val="24"/>
-        </w:rPr>
-        <w:hyperlink r:id="rId10" w:history="1">
-          <w:r>
-            <w:rPr>
-              <w:rStyle w:val="Hyperlink"/>
-            </w:rPr>
-            <w:t xml:space="preserve">nst and the </w:t>
+            <w:t>R</w:t>
           </w:r>
         </w:hyperlink>
       </w:r>
@@ -583,18 +435,7 @@
           <w:sz w:val="24"/>
           <w:u w:val="single"/>
         </w:rPr>
-        <w:t>R</w:t>
-      </w:r>
-      <w:r>
-        <w:rPr>
-          <w:rFonts w:ascii="Charis SIL Regular" w:hAnsi="Charis SIL Regular" w:eastAsia="Charis SIL Regular"/>
-          <w:b w:val="0"/>
-          <w:i w:val="0"/>
-          <w:color w:val="0000FF"/>
-          <w:sz w:val="24"/>
-          <w:u w:val="single"/>
-        </w:rPr>
-        <w:hyperlink r:id="rId10" w:history="1">
+        <w:hyperlink r:id="rId11" w:history="1">
           <w:r>
             <w:rPr>
               <w:rStyle w:val="Hyperlink"/>

--- a/EXPORTS/DOCX/published/niveau3/English/RijksmuseumAmsterdam.docx
+++ b/EXPORTS/DOCX/published/niveau3/English/RijksmuseumAmsterdam.docx
@@ -400,29 +400,176 @@
       </w:r>
       <w:r>
         <w:rPr>
+          <w:u w:val="single" w:color="0000ff"/>
           <w:rFonts w:ascii="Charis SIL Regular" w:hAnsi="Charis SIL Regular" w:eastAsia="Charis SIL Regular"/>
           <w:b w:val="0"/>
           <w:i w:val="0"/>
           <w:color w:val="000000"/>
           <w:sz w:val="24"/>
         </w:rPr>
-        <w:t xml:space="preserve">Museum van Geschiedenis en Kunst and the </w:t>
+        <w:hyperlink r:id="rId9" w:history="1">
+          <w:r>
+            <w:rPr>
+              <w:rStyle w:val="Hyperlink"/>
+            </w:rPr>
+            <w:t xml:space="preserve">Museum </w:t>
+          </w:r>
+        </w:hyperlink>
+      </w:r>
+      <w:r>
+        <w:rPr>
+          <w:u w:val="single" w:color="0000ff"/>
+          <w:rFonts w:ascii="Charis SIL Regular" w:hAnsi="Charis SIL Regular" w:eastAsia="Charis SIL Regular"/>
+          <w:b w:val="0"/>
+          <w:i w:val="0"/>
+          <w:color w:val="000000"/>
+          <w:sz w:val="24"/>
+        </w:rPr>
+        <w:hyperlink r:id="rId9" w:history="1">
+          <w:r>
+            <w:rPr>
+              <w:rStyle w:val="Hyperlink"/>
+            </w:rPr>
+            <w:t>v</w:t>
+          </w:r>
+        </w:hyperlink>
+      </w:r>
+      <w:r>
+        <w:rPr>
+          <w:u w:val="single" w:color="0000ff"/>
+          <w:rFonts w:ascii="Charis SIL Regular" w:hAnsi="Charis SIL Regular" w:eastAsia="Charis SIL Regular"/>
+          <w:b w:val="0"/>
+          <w:i w:val="0"/>
+          <w:color w:val="000000"/>
+          <w:sz w:val="24"/>
+        </w:rPr>
+        <w:hyperlink r:id="rId9" w:history="1">
+          <w:r>
+            <w:rPr>
+              <w:rStyle w:val="Hyperlink"/>
+            </w:rPr>
+            <w:t>an Ges</w:t>
+          </w:r>
+        </w:hyperlink>
+      </w:r>
+      <w:r>
+        <w:rPr>
+          <w:u w:val="single" w:color="0000ff"/>
+          <w:rFonts w:ascii="Charis SIL Regular" w:hAnsi="Charis SIL Regular" w:eastAsia="Charis SIL Regular"/>
+          <w:b w:val="0"/>
+          <w:i w:val="0"/>
+          <w:color w:val="000000"/>
+          <w:sz w:val="24"/>
+        </w:rPr>
+        <w:hyperlink r:id="rId9" w:history="1">
+          <w:r>
+            <w:rPr>
+              <w:rStyle w:val="Hyperlink"/>
+            </w:rPr>
+            <w:t>chiede</w:t>
+          </w:r>
+        </w:hyperlink>
       </w:r>
       <w:r>
         <w:rPr>
           <w:rFonts w:ascii="Charis SIL Regular" w:hAnsi="Charis SIL Regular" w:eastAsia="Charis SIL Regular"/>
           <w:b w:val="0"/>
           <w:i w:val="0"/>
-          <w:color w:val="0000FF"/>
+          <w:color w:val="000000"/>
           <w:sz w:val="24"/>
-          <w:u w:val="single"/>
         </w:rPr>
-        <w:hyperlink r:id="rId11" w:history="1">
+        <w:t>n</w:t>
+      </w:r>
+      <w:r>
+        <w:rPr>
+          <w:u w:val="single" w:color="0000ff"/>
+          <w:rFonts w:ascii="Charis SIL Regular" w:hAnsi="Charis SIL Regular" w:eastAsia="Charis SIL Regular"/>
+          <w:b w:val="0"/>
+          <w:i w:val="0"/>
+          <w:color w:val="000000"/>
+          <w:sz w:val="24"/>
+        </w:rPr>
+        <w:t>i</w:t>
+      </w:r>
+      <w:r>
+        <w:rPr>
+          <w:u w:val="single" w:color="0000ff"/>
+          <w:rFonts w:ascii="Charis SIL Regular" w:hAnsi="Charis SIL Regular" w:eastAsia="Charis SIL Regular"/>
+          <w:b w:val="0"/>
+          <w:i w:val="0"/>
+          <w:color w:val="000000"/>
+          <w:sz w:val="24"/>
+        </w:rPr>
+        <w:hyperlink r:id="rId10" w:history="1">
           <w:r>
             <w:rPr>
               <w:rStyle w:val="Hyperlink"/>
             </w:rPr>
-            <w:t>R</w:t>
+            <w:t>s</w:t>
+          </w:r>
+        </w:hyperlink>
+      </w:r>
+      <w:r>
+        <w:rPr>
+          <w:u w:val="single" w:color="0000ff"/>
+          <w:rFonts w:ascii="Charis SIL Regular" w:hAnsi="Charis SIL Regular" w:eastAsia="Charis SIL Regular"/>
+          <w:b w:val="0"/>
+          <w:i w:val="0"/>
+          <w:color w:val="000000"/>
+          <w:sz w:val="24"/>
+        </w:rPr>
+        <w:t xml:space="preserve"> </w:t>
+      </w:r>
+      <w:r>
+        <w:rPr>
+          <w:u w:val="single" w:color="0000ff"/>
+          <w:rFonts w:ascii="Charis SIL Regular" w:hAnsi="Charis SIL Regular" w:eastAsia="Charis SIL Regular"/>
+          <w:b w:val="0"/>
+          <w:i w:val="0"/>
+          <w:color w:val="000000"/>
+          <w:sz w:val="24"/>
+        </w:rPr>
+        <w:hyperlink r:id="rId10" w:history="1">
+          <w:r>
+            <w:rPr>
+              <w:rStyle w:val="Hyperlink"/>
+            </w:rPr>
+            <w:t>en K</w:t>
+          </w:r>
+        </w:hyperlink>
+      </w:r>
+      <w:r>
+        <w:rPr>
+          <w:u w:val="single" w:color="0000ff"/>
+          <w:rFonts w:ascii="Charis SIL Regular" w:hAnsi="Charis SIL Regular" w:eastAsia="Charis SIL Regular"/>
+          <w:b w:val="0"/>
+          <w:i w:val="0"/>
+          <w:color w:val="000000"/>
+          <w:sz w:val="24"/>
+        </w:rPr>
+        <w:hyperlink r:id="rId10" w:history="1">
+          <w:r>
+            <w:rPr>
+              <w:rStyle w:val="Hyperlink"/>
+            </w:rPr>
+            <w:t>u</w:t>
+          </w:r>
+        </w:hyperlink>
+      </w:r>
+      <w:r>
+        <w:rPr>
+          <w:rFonts w:ascii="Charis SIL Regular" w:hAnsi="Charis SIL Regular" w:eastAsia="Charis SIL Regular"/>
+          <w:b w:val="0"/>
+          <w:i w:val="0"/>
+          <w:color w:val="000000"/>
+          <w:sz w:val="24"/>
+        </w:rPr>
+        <w:hyperlink r:id="rId10" w:history="1">
+          <w:r>
+            <w:rPr>
+              <w:rStyle w:val="Hyperlink"/>
+            </w:rPr>
+            <w:t xml:space="preserve">nst and the </w:t>
           </w:r>
         </w:hyperlink>
       </w:r>
@@ -435,7 +582,18 @@
           <w:sz w:val="24"/>
           <w:u w:val="single"/>
         </w:rPr>
-        <w:hyperlink r:id="rId11" w:history="1">
+        <w:t>R</w:t>
+      </w:r>
+      <w:r>
+        <w:rPr>
+          <w:rFonts w:ascii="Charis SIL Regular" w:hAnsi="Charis SIL Regular" w:eastAsia="Charis SIL Regular"/>
+          <w:b w:val="0"/>
+          <w:i w:val="0"/>
+          <w:color w:val="0000FF"/>
+          <w:sz w:val="24"/>
+          <w:u w:val="single"/>
+        </w:rPr>
+        <w:hyperlink r:id="rId10" w:history="1">
           <w:r>
             <w:rPr>
               <w:rStyle w:val="Hyperlink"/>
@@ -594,8 +752,45 @@
           <w:i w:val="0"/>
           <w:color w:val="0000FF"/>
           <w:sz w:val="24"/>
+          <w:u w:val="single"/>
         </w:rPr>
-        <w:t>Royal Socie</w:t>
+        <w:hyperlink r:id="rId12" w:history="1">
+          <w:r>
+            <w:rPr>
+              <w:rStyle w:val="Hyperlink"/>
+            </w:rPr>
+            <w:t>Royal</w:t>
+          </w:r>
+        </w:hyperlink>
+      </w:r>
+      <w:r>
+        <w:rPr>
+          <w:rFonts w:ascii="Charis SIL Regular" w:hAnsi="Charis SIL Regular" w:eastAsia="Charis SIL Regular"/>
+          <w:b w:val="0"/>
+          <w:i w:val="0"/>
+          <w:color w:val="0000FF"/>
+          <w:sz w:val="24"/>
+          <w:u w:val="single"/>
+        </w:rPr>
+        <w:t xml:space="preserve"> </w:t>
+      </w:r>
+      <w:r>
+        <w:rPr>
+          <w:rFonts w:ascii="Charis SIL Regular" w:hAnsi="Charis SIL Regular" w:eastAsia="Charis SIL Regular"/>
+          <w:b w:val="0"/>
+          <w:i w:val="0"/>
+          <w:color w:val="0000FF"/>
+          <w:sz w:val="24"/>
+          <w:u w:val="single"/>
+        </w:rPr>
+        <w:hyperlink r:id="rId12" w:history="1">
+          <w:r>
+            <w:rPr>
+              <w:rStyle w:val="Hyperlink"/>
+            </w:rPr>
+            <w:t>Socie</w:t>
+          </w:r>
+        </w:hyperlink>
       </w:r>
       <w:r>
         <w:rPr>

--- a/EXPORTS/DOCX/published/niveau3/English/RijksmuseumAmsterdam.docx
+++ b/EXPORTS/DOCX/published/niveau3/English/RijksmuseumAmsterdam.docx
@@ -580,7 +580,6 @@
           <w:i w:val="0"/>
           <w:color w:val="0000FF"/>
           <w:sz w:val="24"/>
-          <w:u w:val="single"/>
         </w:rPr>
         <w:t>R</w:t>
       </w:r>
@@ -752,45 +751,8 @@
           <w:i w:val="0"/>
           <w:color w:val="0000FF"/>
           <w:sz w:val="24"/>
-          <w:u w:val="single"/>
         </w:rPr>
-        <w:hyperlink r:id="rId12" w:history="1">
-          <w:r>
-            <w:rPr>
-              <w:rStyle w:val="Hyperlink"/>
-            </w:rPr>
-            <w:t>Royal</w:t>
-          </w:r>
-        </w:hyperlink>
-      </w:r>
-      <w:r>
-        <w:rPr>
-          <w:rFonts w:ascii="Charis SIL Regular" w:hAnsi="Charis SIL Regular" w:eastAsia="Charis SIL Regular"/>
-          <w:b w:val="0"/>
-          <w:i w:val="0"/>
-          <w:color w:val="0000FF"/>
-          <w:sz w:val="24"/>
-          <w:u w:val="single"/>
-        </w:rPr>
-        <w:t xml:space="preserve"> </w:t>
-      </w:r>
-      <w:r>
-        <w:rPr>
-          <w:rFonts w:ascii="Charis SIL Regular" w:hAnsi="Charis SIL Regular" w:eastAsia="Charis SIL Regular"/>
-          <w:b w:val="0"/>
-          <w:i w:val="0"/>
-          <w:color w:val="0000FF"/>
-          <w:sz w:val="24"/>
-          <w:u w:val="single"/>
-        </w:rPr>
-        <w:hyperlink r:id="rId12" w:history="1">
-          <w:r>
-            <w:rPr>
-              <w:rStyle w:val="Hyperlink"/>
-            </w:rPr>
-            <w:t>Socie</w:t>
-          </w:r>
-        </w:hyperlink>
+        <w:t>Royal Socie</w:t>
       </w:r>
       <w:r>
         <w:rPr>
@@ -2201,61 +2163,7 @@
           <w:color w:val="000000"/>
           <w:sz w:val="24"/>
         </w:rPr>
-        <w:t>trad</w:t>
-      </w:r>
-      <w:r>
-        <w:rPr>
-          <w:u w:val="single" w:color="0000ff"/>
-          <w:rFonts w:ascii="Charis SIL Regular" w:hAnsi="Charis SIL Regular" w:eastAsia="Charis SIL Regular"/>
-          <w:b w:val="0"/>
-          <w:i w:val="0"/>
-          <w:color w:val="000000"/>
-          <w:sz w:val="24"/>
-        </w:rPr>
-        <w:hyperlink r:id="rId19" w:history="1">
-          <w:r>
-            <w:rPr>
-              <w:rStyle w:val="Hyperlink"/>
-            </w:rPr>
-            <w:t>e and collecti</w:t>
-          </w:r>
-        </w:hyperlink>
-      </w:r>
-      <w:r>
-        <w:rPr>
-          <w:u w:val="single" w:color="0000ff"/>
-          <w:rFonts w:ascii="Charis SIL Regular" w:hAnsi="Charis SIL Regular" w:eastAsia="Charis SIL Regular"/>
-          <w:b w:val="0"/>
-          <w:i w:val="0"/>
-          <w:color w:val="000000"/>
-          <w:sz w:val="24"/>
-        </w:rPr>
-        <w:hyperlink r:id="rId19" w:history="1">
-          <w:r>
-            <w:rPr>
-              <w:rStyle w:val="Hyperlink"/>
-            </w:rPr>
-            <w:t>o</w:t>
-          </w:r>
-        </w:hyperlink>
-      </w:r>
-      <w:r>
-        <w:rPr>
-          <w:u w:val="single" w:color="0000ff"/>
-          <w:rFonts w:ascii="Charis SIL Regular" w:hAnsi="Charis SIL Regular" w:eastAsia="Charis SIL Regular"/>
-          <w:b w:val="0"/>
-          <w:i w:val="0"/>
-          <w:color w:val="000000"/>
-          <w:sz w:val="24"/>
-        </w:rPr>
-        <w:hyperlink r:id="rId19" w:history="1">
-          <w:r>
-            <w:rPr>
-              <w:rStyle w:val="Hyperlink"/>
-            </w:rPr>
-            <w:t>n catalog</w:t>
-          </w:r>
-        </w:hyperlink>
+        <w:t>trade and collection catalog</w:t>
       </w:r>
       <w:r>
         <w:rPr>

--- a/EXPORTS/DOCX/published/niveau3/English/RijksmuseumAmsterdam.docx
+++ b/EXPORTS/DOCX/published/niveau3/English/RijksmuseumAmsterdam.docx
@@ -400,178 +400,13 @@
       </w:r>
       <w:r>
         <w:rPr>
-          <w:u w:val="single" w:color="0000ff"/>
           <w:rFonts w:ascii="Charis SIL Regular" w:hAnsi="Charis SIL Regular" w:eastAsia="Charis SIL Regular"/>
           <w:b w:val="0"/>
           <w:i w:val="0"/>
           <w:color w:val="000000"/>
           <w:sz w:val="24"/>
         </w:rPr>
-        <w:hyperlink r:id="rId9" w:history="1">
-          <w:r>
-            <w:rPr>
-              <w:rStyle w:val="Hyperlink"/>
-            </w:rPr>
-            <w:t xml:space="preserve">Museum </w:t>
-          </w:r>
-        </w:hyperlink>
-      </w:r>
-      <w:r>
-        <w:rPr>
-          <w:u w:val="single" w:color="0000ff"/>
-          <w:rFonts w:ascii="Charis SIL Regular" w:hAnsi="Charis SIL Regular" w:eastAsia="Charis SIL Regular"/>
-          <w:b w:val="0"/>
-          <w:i w:val="0"/>
-          <w:color w:val="000000"/>
-          <w:sz w:val="24"/>
-        </w:rPr>
-        <w:hyperlink r:id="rId9" w:history="1">
-          <w:r>
-            <w:rPr>
-              <w:rStyle w:val="Hyperlink"/>
-            </w:rPr>
-            <w:t>v</w:t>
-          </w:r>
-        </w:hyperlink>
-      </w:r>
-      <w:r>
-        <w:rPr>
-          <w:u w:val="single" w:color="0000ff"/>
-          <w:rFonts w:ascii="Charis SIL Regular" w:hAnsi="Charis SIL Regular" w:eastAsia="Charis SIL Regular"/>
-          <w:b w:val="0"/>
-          <w:i w:val="0"/>
-          <w:color w:val="000000"/>
-          <w:sz w:val="24"/>
-        </w:rPr>
-        <w:hyperlink r:id="rId9" w:history="1">
-          <w:r>
-            <w:rPr>
-              <w:rStyle w:val="Hyperlink"/>
-            </w:rPr>
-            <w:t>an Ges</w:t>
-          </w:r>
-        </w:hyperlink>
-      </w:r>
-      <w:r>
-        <w:rPr>
-          <w:u w:val="single" w:color="0000ff"/>
-          <w:rFonts w:ascii="Charis SIL Regular" w:hAnsi="Charis SIL Regular" w:eastAsia="Charis SIL Regular"/>
-          <w:b w:val="0"/>
-          <w:i w:val="0"/>
-          <w:color w:val="000000"/>
-          <w:sz w:val="24"/>
-        </w:rPr>
-        <w:hyperlink r:id="rId9" w:history="1">
-          <w:r>
-            <w:rPr>
-              <w:rStyle w:val="Hyperlink"/>
-            </w:rPr>
-            <w:t>chiede</w:t>
-          </w:r>
-        </w:hyperlink>
-      </w:r>
-      <w:r>
-        <w:rPr>
-          <w:rFonts w:ascii="Charis SIL Regular" w:hAnsi="Charis SIL Regular" w:eastAsia="Charis SIL Regular"/>
-          <w:b w:val="0"/>
-          <w:i w:val="0"/>
-          <w:color w:val="000000"/>
-          <w:sz w:val="24"/>
-        </w:rPr>
-        <w:t>n</w:t>
-      </w:r>
-      <w:r>
-        <w:rPr>
-          <w:u w:val="single" w:color="0000ff"/>
-          <w:rFonts w:ascii="Charis SIL Regular" w:hAnsi="Charis SIL Regular" w:eastAsia="Charis SIL Regular"/>
-          <w:b w:val="0"/>
-          <w:i w:val="0"/>
-          <w:color w:val="000000"/>
-          <w:sz w:val="24"/>
-        </w:rPr>
-        <w:t>i</w:t>
-      </w:r>
-      <w:r>
-        <w:rPr>
-          <w:u w:val="single" w:color="0000ff"/>
-          <w:rFonts w:ascii="Charis SIL Regular" w:hAnsi="Charis SIL Regular" w:eastAsia="Charis SIL Regular"/>
-          <w:b w:val="0"/>
-          <w:i w:val="0"/>
-          <w:color w:val="000000"/>
-          <w:sz w:val="24"/>
-        </w:rPr>
-        <w:hyperlink r:id="rId10" w:history="1">
-          <w:r>
-            <w:rPr>
-              <w:rStyle w:val="Hyperlink"/>
-            </w:rPr>
-            <w:t>s</w:t>
-          </w:r>
-        </w:hyperlink>
-      </w:r>
-      <w:r>
-        <w:rPr>
-          <w:u w:val="single" w:color="0000ff"/>
-          <w:rFonts w:ascii="Charis SIL Regular" w:hAnsi="Charis SIL Regular" w:eastAsia="Charis SIL Regular"/>
-          <w:b w:val="0"/>
-          <w:i w:val="0"/>
-          <w:color w:val="000000"/>
-          <w:sz w:val="24"/>
-        </w:rPr>
-        <w:t xml:space="preserve"> </w:t>
-      </w:r>
-      <w:r>
-        <w:rPr>
-          <w:u w:val="single" w:color="0000ff"/>
-          <w:rFonts w:ascii="Charis SIL Regular" w:hAnsi="Charis SIL Regular" w:eastAsia="Charis SIL Regular"/>
-          <w:b w:val="0"/>
-          <w:i w:val="0"/>
-          <w:color w:val="000000"/>
-          <w:sz w:val="24"/>
-        </w:rPr>
-        <w:hyperlink r:id="rId10" w:history="1">
-          <w:r>
-            <w:rPr>
-              <w:rStyle w:val="Hyperlink"/>
-            </w:rPr>
-            <w:t>en K</w:t>
-          </w:r>
-        </w:hyperlink>
-      </w:r>
-      <w:r>
-        <w:rPr>
-          <w:u w:val="single" w:color="0000ff"/>
-          <w:rFonts w:ascii="Charis SIL Regular" w:hAnsi="Charis SIL Regular" w:eastAsia="Charis SIL Regular"/>
-          <w:b w:val="0"/>
-          <w:i w:val="0"/>
-          <w:color w:val="000000"/>
-          <w:sz w:val="24"/>
-        </w:rPr>
-        <w:hyperlink r:id="rId10" w:history="1">
-          <w:r>
-            <w:rPr>
-              <w:rStyle w:val="Hyperlink"/>
-            </w:rPr>
-            <w:t>u</w:t>
-          </w:r>
-        </w:hyperlink>
-      </w:r>
-      <w:r>
-        <w:rPr>
-          <w:rFonts w:ascii="Charis SIL Regular" w:hAnsi="Charis SIL Regular" w:eastAsia="Charis SIL Regular"/>
-          <w:b w:val="0"/>
-          <w:i w:val="0"/>
-          <w:color w:val="000000"/>
-          <w:sz w:val="24"/>
-        </w:rPr>
-        <w:hyperlink r:id="rId10" w:history="1">
-          <w:r>
-            <w:rPr>
-              <w:rStyle w:val="Hyperlink"/>
-            </w:rPr>
-            <w:t xml:space="preserve">nst and the </w:t>
-          </w:r>
-        </w:hyperlink>
+        <w:t xml:space="preserve">Museum van Geschiedenis en Kunst and the </w:t>
       </w:r>
       <w:r>
         <w:rPr>
@@ -580,6 +415,7 @@
           <w:i w:val="0"/>
           <w:color w:val="0000FF"/>
           <w:sz w:val="24"/>
+          <w:u w:val="single"/>
         </w:rPr>
         <w:t>R</w:t>
       </w:r>
@@ -751,8 +587,45 @@
           <w:i w:val="0"/>
           <w:color w:val="0000FF"/>
           <w:sz w:val="24"/>
+          <w:u w:val="single"/>
         </w:rPr>
-        <w:t>Royal Socie</w:t>
+        <w:hyperlink r:id="rId12" w:history="1">
+          <w:r>
+            <w:rPr>
+              <w:rStyle w:val="Hyperlink"/>
+            </w:rPr>
+            <w:t>Royal</w:t>
+          </w:r>
+        </w:hyperlink>
+      </w:r>
+      <w:r>
+        <w:rPr>
+          <w:rFonts w:ascii="Charis SIL Regular" w:hAnsi="Charis SIL Regular" w:eastAsia="Charis SIL Regular"/>
+          <w:b w:val="0"/>
+          <w:i w:val="0"/>
+          <w:color w:val="0000FF"/>
+          <w:sz w:val="24"/>
+          <w:u w:val="single"/>
+        </w:rPr>
+        <w:t xml:space="preserve"> </w:t>
+      </w:r>
+      <w:r>
+        <w:rPr>
+          <w:rFonts w:ascii="Charis SIL Regular" w:hAnsi="Charis SIL Regular" w:eastAsia="Charis SIL Regular"/>
+          <w:b w:val="0"/>
+          <w:i w:val="0"/>
+          <w:color w:val="0000FF"/>
+          <w:sz w:val="24"/>
+          <w:u w:val="single"/>
+        </w:rPr>
+        <w:hyperlink r:id="rId12" w:history="1">
+          <w:r>
+            <w:rPr>
+              <w:rStyle w:val="Hyperlink"/>
+            </w:rPr>
+            <w:t>Socie</w:t>
+          </w:r>
+        </w:hyperlink>
       </w:r>
       <w:r>
         <w:rPr>
@@ -2163,7 +2036,61 @@
           <w:color w:val="000000"/>
           <w:sz w:val="24"/>
         </w:rPr>
-        <w:t>trade and collection catalog</w:t>
+        <w:t>trad</w:t>
+      </w:r>
+      <w:r>
+        <w:rPr>
+          <w:u w:val="single" w:color="0000ff"/>
+          <w:rFonts w:ascii="Charis SIL Regular" w:hAnsi="Charis SIL Regular" w:eastAsia="Charis SIL Regular"/>
+          <w:b w:val="0"/>
+          <w:i w:val="0"/>
+          <w:color w:val="000000"/>
+          <w:sz w:val="24"/>
+        </w:rPr>
+        <w:hyperlink r:id="rId19" w:history="1">
+          <w:r>
+            <w:rPr>
+              <w:rStyle w:val="Hyperlink"/>
+            </w:rPr>
+            <w:t>e and collecti</w:t>
+          </w:r>
+        </w:hyperlink>
+      </w:r>
+      <w:r>
+        <w:rPr>
+          <w:u w:val="single" w:color="0000ff"/>
+          <w:rFonts w:ascii="Charis SIL Regular" w:hAnsi="Charis SIL Regular" w:eastAsia="Charis SIL Regular"/>
+          <w:b w:val="0"/>
+          <w:i w:val="0"/>
+          <w:color w:val="000000"/>
+          <w:sz w:val="24"/>
+        </w:rPr>
+        <w:hyperlink r:id="rId19" w:history="1">
+          <w:r>
+            <w:rPr>
+              <w:rStyle w:val="Hyperlink"/>
+            </w:rPr>
+            <w:t>o</w:t>
+          </w:r>
+        </w:hyperlink>
+      </w:r>
+      <w:r>
+        <w:rPr>
+          <w:u w:val="single" w:color="0000ff"/>
+          <w:rFonts w:ascii="Charis SIL Regular" w:hAnsi="Charis SIL Regular" w:eastAsia="Charis SIL Regular"/>
+          <w:b w:val="0"/>
+          <w:i w:val="0"/>
+          <w:color w:val="000000"/>
+          <w:sz w:val="24"/>
+        </w:rPr>
+        <w:hyperlink r:id="rId19" w:history="1">
+          <w:r>
+            <w:rPr>
+              <w:rStyle w:val="Hyperlink"/>
+            </w:rPr>
+            <w:t>n catalog</w:t>
+          </w:r>
+        </w:hyperlink>
       </w:r>
       <w:r>
         <w:rPr>

--- a/EXPORTS/DOCX/published/niveau3/English/RijksmuseumAmsterdam.docx
+++ b/EXPORTS/DOCX/published/niveau3/English/RijksmuseumAmsterdam.docx
@@ -400,13 +400,85 @@
       </w:r>
       <w:r>
         <w:rPr>
+          <w:u w:val="single" w:color="0000ff"/>
           <w:rFonts w:ascii="Charis SIL Regular" w:hAnsi="Charis SIL Regular" w:eastAsia="Charis SIL Regular"/>
           <w:b w:val="0"/>
           <w:i w:val="0"/>
           <w:color w:val="000000"/>
           <w:sz w:val="24"/>
         </w:rPr>
-        <w:t xml:space="preserve">Museum van Geschiedenis en Kunst and the </w:t>
+        <w:hyperlink r:id="rId9" w:history="1">
+          <w:r>
+            <w:rPr>
+              <w:rStyle w:val="Hyperlink"/>
+            </w:rPr>
+            <w:t xml:space="preserve">Museum </w:t>
+          </w:r>
+        </w:hyperlink>
+      </w:r>
+      <w:r>
+        <w:rPr>
+          <w:u w:val="single" w:color="0000ff"/>
+          <w:rFonts w:ascii="Charis SIL Regular" w:hAnsi="Charis SIL Regular" w:eastAsia="Charis SIL Regular"/>
+          <w:b w:val="0"/>
+          <w:i w:val="0"/>
+          <w:color w:val="000000"/>
+          <w:sz w:val="24"/>
+        </w:rPr>
+        <w:hyperlink r:id="rId9" w:history="1">
+          <w:r>
+            <w:rPr>
+              <w:rStyle w:val="Hyperlink"/>
+            </w:rPr>
+            <w:t>v</w:t>
+          </w:r>
+        </w:hyperlink>
+      </w:r>
+      <w:r>
+        <w:rPr>
+          <w:u w:val="single" w:color="0000ff"/>
+          <w:rFonts w:ascii="Charis SIL Regular" w:hAnsi="Charis SIL Regular" w:eastAsia="Charis SIL Regular"/>
+          <w:b w:val="0"/>
+          <w:i w:val="0"/>
+          <w:color w:val="000000"/>
+          <w:sz w:val="24"/>
+        </w:rPr>
+        <w:hyperlink r:id="rId9" w:history="1">
+          <w:r>
+            <w:rPr>
+              <w:rStyle w:val="Hyperlink"/>
+            </w:rPr>
+            <w:t>an Ges</w:t>
+          </w:r>
+        </w:hyperlink>
+      </w:r>
+      <w:r>
+        <w:rPr>
+          <w:u w:val="single" w:color="0000ff"/>
+          <w:rFonts w:ascii="Charis SIL Regular" w:hAnsi="Charis SIL Regular" w:eastAsia="Charis SIL Regular"/>
+          <w:b w:val="0"/>
+          <w:i w:val="0"/>
+          <w:color w:val="000000"/>
+          <w:sz w:val="24"/>
+        </w:rPr>
+        <w:hyperlink r:id="rId9" w:history="1">
+          <w:r>
+            <w:rPr>
+              <w:rStyle w:val="Hyperlink"/>
+            </w:rPr>
+            <w:t>chiede</w:t>
+          </w:r>
+        </w:hyperlink>
+      </w:r>
+      <w:r>
+        <w:rPr>
+          <w:rFonts w:ascii="Charis SIL Regular" w:hAnsi="Charis SIL Regular" w:eastAsia="Charis SIL Regular"/>
+          <w:b w:val="0"/>
+          <w:i w:val="0"/>
+          <w:color w:val="000000"/>
+          <w:sz w:val="24"/>
+        </w:rPr>
+        <w:t xml:space="preserve">nis en Kunst and the </w:t>
       </w:r>
       <w:r>
         <w:rPr>
@@ -417,7 +489,14 @@
           <w:sz w:val="24"/>
           <w:u w:val="single"/>
         </w:rPr>
-        <w:t>R</w:t>
+        <w:hyperlink r:id="rId11" w:history="1">
+          <w:r>
+            <w:rPr>
+              <w:rStyle w:val="Hyperlink"/>
+            </w:rPr>
+            <w:t>R</w:t>
+          </w:r>
+        </w:hyperlink>
       </w:r>
       <w:r>
         <w:rPr>
@@ -587,45 +666,8 @@
           <w:i w:val="0"/>
           <w:color w:val="0000FF"/>
           <w:sz w:val="24"/>
-          <w:u w:val="single"/>
         </w:rPr>
-        <w:hyperlink r:id="rId12" w:history="1">
-          <w:r>
-            <w:rPr>
-              <w:rStyle w:val="Hyperlink"/>
-            </w:rPr>
-            <w:t>Royal</w:t>
-          </w:r>
-        </w:hyperlink>
-      </w:r>
-      <w:r>
-        <w:rPr>
-          <w:rFonts w:ascii="Charis SIL Regular" w:hAnsi="Charis SIL Regular" w:eastAsia="Charis SIL Regular"/>
-          <w:b w:val="0"/>
-          <w:i w:val="0"/>
-          <w:color w:val="0000FF"/>
-          <w:sz w:val="24"/>
-          <w:u w:val="single"/>
-        </w:rPr>
-        <w:t xml:space="preserve"> </w:t>
-      </w:r>
-      <w:r>
-        <w:rPr>
-          <w:rFonts w:ascii="Charis SIL Regular" w:hAnsi="Charis SIL Regular" w:eastAsia="Charis SIL Regular"/>
-          <w:b w:val="0"/>
-          <w:i w:val="0"/>
-          <w:color w:val="0000FF"/>
-          <w:sz w:val="24"/>
-          <w:u w:val="single"/>
-        </w:rPr>
-        <w:hyperlink r:id="rId12" w:history="1">
-          <w:r>
-            <w:rPr>
-              <w:rStyle w:val="Hyperlink"/>
-            </w:rPr>
-            <w:t>Socie</w:t>
-          </w:r>
-        </w:hyperlink>
+        <w:t>Royal Socie</w:t>
       </w:r>
       <w:r>
         <w:rPr>

--- a/EXPORTS/DOCX/published/niveau3/English/RijksmuseumAmsterdam.docx
+++ b/EXPORTS/DOCX/published/niveau3/English/RijksmuseumAmsterdam.docx
@@ -478,7 +478,101 @@
           <w:color w:val="000000"/>
           <w:sz w:val="24"/>
         </w:rPr>
-        <w:t xml:space="preserve">nis en Kunst and the </w:t>
+        <w:t>n</w:t>
+      </w:r>
+      <w:r>
+        <w:rPr>
+          <w:u w:val="single" w:color="0000ff"/>
+          <w:rFonts w:ascii="Charis SIL Regular" w:hAnsi="Charis SIL Regular" w:eastAsia="Charis SIL Regular"/>
+          <w:b w:val="0"/>
+          <w:i w:val="0"/>
+          <w:color w:val="000000"/>
+          <w:sz w:val="24"/>
+        </w:rPr>
+        <w:t>i</w:t>
+      </w:r>
+      <w:r>
+        <w:rPr>
+          <w:u w:val="single" w:color="0000ff"/>
+          <w:rFonts w:ascii="Charis SIL Regular" w:hAnsi="Charis SIL Regular" w:eastAsia="Charis SIL Regular"/>
+          <w:b w:val="0"/>
+          <w:i w:val="0"/>
+          <w:color w:val="000000"/>
+          <w:sz w:val="24"/>
+        </w:rPr>
+        <w:hyperlink r:id="rId10" w:history="1">
+          <w:r>
+            <w:rPr>
+              <w:rStyle w:val="Hyperlink"/>
+            </w:rPr>
+            <w:t>s</w:t>
+          </w:r>
+        </w:hyperlink>
+      </w:r>
+      <w:r>
+        <w:rPr>
+          <w:u w:val="single" w:color="0000ff"/>
+          <w:rFonts w:ascii="Charis SIL Regular" w:hAnsi="Charis SIL Regular" w:eastAsia="Charis SIL Regular"/>
+          <w:b w:val="0"/>
+          <w:i w:val="0"/>
+          <w:color w:val="000000"/>
+          <w:sz w:val="24"/>
+        </w:rPr>
+        <w:t xml:space="preserve"> </w:t>
+      </w:r>
+      <w:r>
+        <w:rPr>
+          <w:u w:val="single" w:color="0000ff"/>
+          <w:rFonts w:ascii="Charis SIL Regular" w:hAnsi="Charis SIL Regular" w:eastAsia="Charis SIL Regular"/>
+          <w:b w:val="0"/>
+          <w:i w:val="0"/>
+          <w:color w:val="000000"/>
+          <w:sz w:val="24"/>
+        </w:rPr>
+        <w:hyperlink r:id="rId10" w:history="1">
+          <w:r>
+            <w:rPr>
+              <w:rStyle w:val="Hyperlink"/>
+            </w:rPr>
+            <w:t>en K</w:t>
+          </w:r>
+        </w:hyperlink>
+      </w:r>
+      <w:r>
+        <w:rPr>
+          <w:u w:val="single" w:color="0000ff"/>
+          <w:rFonts w:ascii="Charis SIL Regular" w:hAnsi="Charis SIL Regular" w:eastAsia="Charis SIL Regular"/>
+          <w:b w:val="0"/>
+          <w:i w:val="0"/>
+          <w:color w:val="000000"/>
+          <w:sz w:val="24"/>
+        </w:rPr>
+        <w:hyperlink r:id="rId10" w:history="1">
+          <w:r>
+            <w:rPr>
+              <w:rStyle w:val="Hyperlink"/>
+            </w:rPr>
+            <w:t>u</w:t>
+          </w:r>
+        </w:hyperlink>
+      </w:r>
+      <w:r>
+        <w:rPr>
+          <w:u w:val="single" w:color="0000ff"/>
+          <w:rFonts w:ascii="Charis SIL Regular" w:hAnsi="Charis SIL Regular" w:eastAsia="Charis SIL Regular"/>
+          <w:b w:val="0"/>
+          <w:i w:val="0"/>
+          <w:color w:val="000000"/>
+          <w:sz w:val="24"/>
+        </w:rPr>
+        <w:hyperlink r:id="rId10" w:history="1">
+          <w:r>
+            <w:rPr>
+              <w:rStyle w:val="Hyperlink"/>
+            </w:rPr>
+            <w:t xml:space="preserve">nst and the </w:t>
+          </w:r>
+        </w:hyperlink>
       </w:r>
       <w:r>
         <w:rPr>
@@ -489,14 +583,7 @@
           <w:sz w:val="24"/>
           <w:u w:val="single"/>
         </w:rPr>
-        <w:hyperlink r:id="rId11" w:history="1">
-          <w:r>
-            <w:rPr>
-              <w:rStyle w:val="Hyperlink"/>
-            </w:rPr>
-            <w:t>R</w:t>
-          </w:r>
-        </w:hyperlink>
+        <w:t>R</w:t>
       </w:r>
       <w:r>
         <w:rPr>
@@ -666,8 +753,16 @@
           <w:i w:val="0"/>
           <w:color w:val="0000FF"/>
           <w:sz w:val="24"/>
+          <w:u w:val="single"/>
         </w:rPr>
-        <w:t>Royal Socie</w:t>
+        <w:hyperlink r:id="rId12" w:history="1">
+          <w:r>
+            <w:rPr>
+              <w:rStyle w:val="Hyperlink"/>
+            </w:rPr>
+            <w:t>Royal</w:t>
+          </w:r>
+        </w:hyperlink>
       </w:r>
       <w:r>
         <w:rPr>
@@ -678,7 +773,36 @@
           <w:sz w:val="24"/>
           <w:u w:val="single"/>
         </w:rPr>
-        <w:hyperlink r:id="rId11" w:history="1">
+        <w:t xml:space="preserve"> </w:t>
+      </w:r>
+      <w:r>
+        <w:rPr>
+          <w:rFonts w:ascii="Charis SIL Regular" w:hAnsi="Charis SIL Regular" w:eastAsia="Charis SIL Regular"/>
+          <w:b w:val="0"/>
+          <w:i w:val="0"/>
+          <w:color w:val="0000FF"/>
+          <w:sz w:val="24"/>
+          <w:u w:val="single"/>
+        </w:rPr>
+        <w:hyperlink r:id="rId12" w:history="1">
+          <w:r>
+            <w:rPr>
+              <w:rStyle w:val="Hyperlink"/>
+            </w:rPr>
+            <w:t>Socie</w:t>
+          </w:r>
+        </w:hyperlink>
+      </w:r>
+      <w:r>
+        <w:rPr>
+          <w:rFonts w:ascii="Charis SIL Regular" w:hAnsi="Charis SIL Regular" w:eastAsia="Charis SIL Regular"/>
+          <w:b w:val="0"/>
+          <w:i w:val="0"/>
+          <w:color w:val="0000FF"/>
+          <w:sz w:val="24"/>
+          <w:u w:val="single"/>
+        </w:rPr>
+        <w:hyperlink r:id="rId12" w:history="1">
           <w:r>
             <w:rPr>
               <w:rStyle w:val="Hyperlink"/>
@@ -707,7 +831,7 @@
           <w:sz w:val="24"/>
           <w:u w:val="single"/>
         </w:rPr>
-        <w:hyperlink r:id="rId11" w:history="1">
+        <w:hyperlink r:id="rId12" w:history="1">
           <w:r>
             <w:rPr>
               <w:rStyle w:val="Hyperlink"/>
@@ -736,7 +860,7 @@
           <w:sz w:val="24"/>
           <w:u w:val="single"/>
         </w:rPr>
-        <w:hyperlink r:id="rId11" w:history="1">
+        <w:hyperlink r:id="rId12" w:history="1">
           <w:r>
             <w:rPr>
               <w:rStyle w:val="Hyperlink"/>
@@ -754,7 +878,7 @@
           <w:sz w:val="24"/>
           <w:u w:val="single"/>
         </w:rPr>
-        <w:hyperlink r:id="rId11" w:history="1">
+        <w:hyperlink r:id="rId12" w:history="1">
           <w:r>
             <w:rPr>
               <w:rStyle w:val="Hyperlink"/>
@@ -783,7 +907,7 @@
           <w:sz w:val="24"/>
           <w:u w:val="single"/>
         </w:rPr>
-        <w:hyperlink r:id="rId11" w:history="1">
+        <w:hyperlink r:id="rId12" w:history="1">
           <w:r>
             <w:rPr>
               <w:rStyle w:val="Hyperlink"/>
@@ -801,7 +925,7 @@
           <w:sz w:val="24"/>
           <w:u w:val="single"/>
         </w:rPr>
-        <w:hyperlink r:id="rId11" w:history="1">
+        <w:hyperlink r:id="rId12" w:history="1">
           <w:r>
             <w:rPr>
               <w:rStyle w:val="Hyperlink"/>
@@ -830,7 +954,7 @@
           <w:sz w:val="24"/>
           <w:u w:val="single"/>
         </w:rPr>
-        <w:hyperlink r:id="rId11" w:history="1">
+        <w:hyperlink r:id="rId12" w:history="1">
           <w:r>
             <w:rPr>
               <w:rStyle w:val="Hyperlink"/>
@@ -848,7 +972,7 @@
           <w:sz w:val="24"/>
           <w:u w:val="single"/>
         </w:rPr>
-        <w:hyperlink r:id="rId11" w:history="1">
+        <w:hyperlink r:id="rId12" w:history="1">
           <w:r>
             <w:rPr>
               <w:rStyle w:val="Hyperlink"/>
@@ -877,7 +1001,7 @@
           <w:sz w:val="24"/>
           <w:u w:val="single"/>
         </w:rPr>
-        <w:hyperlink r:id="rId11" w:history="1">
+        <w:hyperlink r:id="rId12" w:history="1">
           <w:r>
             <w:rPr>
               <w:rStyle w:val="Hyperlink"/>

--- a/EXPORTS/DOCX/published/niveau3/English/RijksmuseumAmsterdam.docx
+++ b/EXPORTS/DOCX/published/niveau3/English/RijksmuseumAmsterdam.docx
@@ -802,7 +802,7 @@
           <w:sz w:val="24"/>
           <w:u w:val="single"/>
         </w:rPr>
-        <w:hyperlink r:id="rId12" w:history="1">
+        <w:hyperlink r:id="rId11" w:history="1">
           <w:r>
             <w:rPr>
               <w:rStyle w:val="Hyperlink"/>
@@ -831,7 +831,7 @@
           <w:sz w:val="24"/>
           <w:u w:val="single"/>
         </w:rPr>
-        <w:hyperlink r:id="rId12" w:history="1">
+        <w:hyperlink r:id="rId11" w:history="1">
           <w:r>
             <w:rPr>
               <w:rStyle w:val="Hyperlink"/>
@@ -860,7 +860,7 @@
           <w:sz w:val="24"/>
           <w:u w:val="single"/>
         </w:rPr>
-        <w:hyperlink r:id="rId12" w:history="1">
+        <w:hyperlink r:id="rId11" w:history="1">
           <w:r>
             <w:rPr>
               <w:rStyle w:val="Hyperlink"/>
@@ -878,7 +878,7 @@
           <w:sz w:val="24"/>
           <w:u w:val="single"/>
         </w:rPr>
-        <w:hyperlink r:id="rId12" w:history="1">
+        <w:hyperlink r:id="rId11" w:history="1">
           <w:r>
             <w:rPr>
               <w:rStyle w:val="Hyperlink"/>
@@ -954,7 +954,7 @@
           <w:sz w:val="24"/>
           <w:u w:val="single"/>
         </w:rPr>
-        <w:hyperlink r:id="rId12" w:history="1">
+        <w:hyperlink r:id="rId11" w:history="1">
           <w:r>
             <w:rPr>
               <w:rStyle w:val="Hyperlink"/>
@@ -972,7 +972,7 @@
           <w:sz w:val="24"/>
           <w:u w:val="single"/>
         </w:rPr>
-        <w:hyperlink r:id="rId12" w:history="1">
+        <w:hyperlink r:id="rId11" w:history="1">
           <w:r>
             <w:rPr>
               <w:rStyle w:val="Hyperlink"/>
@@ -1001,7 +1001,7 @@
           <w:sz w:val="24"/>
           <w:u w:val="single"/>
         </w:rPr>
-        <w:hyperlink r:id="rId12" w:history="1">
+        <w:hyperlink r:id="rId11" w:history="1">
           <w:r>
             <w:rPr>
               <w:rStyle w:val="Hyperlink"/>
@@ -1237,14 +1237,7 @@
           <w:color w:val="000000"/>
           <w:sz w:val="24"/>
         </w:rPr>
-        <w:hyperlink r:id="rId12" w:history="1">
-          <w:r>
-            <w:rPr>
-              <w:rStyle w:val="Hyperlink"/>
-            </w:rPr>
-            <w:t xml:space="preserve"> colle</w:t>
-          </w:r>
-        </w:hyperlink>
+        <w:t xml:space="preserve"> colle</w:t>
       </w:r>
       <w:r>
         <w:rPr>

--- a/EXPORTS/DOCX/published/niveau3/English/RijksmuseumAmsterdam.docx
+++ b/EXPORTS/DOCX/published/niveau3/English/RijksmuseumAmsterdam.docx
@@ -400,179 +400,13 @@
       </w:r>
       <w:r>
         <w:rPr>
-          <w:u w:val="single" w:color="0000ff"/>
           <w:rFonts w:ascii="Charis SIL Regular" w:hAnsi="Charis SIL Regular" w:eastAsia="Charis SIL Regular"/>
           <w:b w:val="0"/>
           <w:i w:val="0"/>
           <w:color w:val="000000"/>
           <w:sz w:val="24"/>
         </w:rPr>
-        <w:hyperlink r:id="rId9" w:history="1">
-          <w:r>
-            <w:rPr>
-              <w:rStyle w:val="Hyperlink"/>
-            </w:rPr>
-            <w:t xml:space="preserve">Museum </w:t>
-          </w:r>
-        </w:hyperlink>
-      </w:r>
-      <w:r>
-        <w:rPr>
-          <w:u w:val="single" w:color="0000ff"/>
-          <w:rFonts w:ascii="Charis SIL Regular" w:hAnsi="Charis SIL Regular" w:eastAsia="Charis SIL Regular"/>
-          <w:b w:val="0"/>
-          <w:i w:val="0"/>
-          <w:color w:val="000000"/>
-          <w:sz w:val="24"/>
-        </w:rPr>
-        <w:hyperlink r:id="rId9" w:history="1">
-          <w:r>
-            <w:rPr>
-              <w:rStyle w:val="Hyperlink"/>
-            </w:rPr>
-            <w:t>v</w:t>
-          </w:r>
-        </w:hyperlink>
-      </w:r>
-      <w:r>
-        <w:rPr>
-          <w:u w:val="single" w:color="0000ff"/>
-          <w:rFonts w:ascii="Charis SIL Regular" w:hAnsi="Charis SIL Regular" w:eastAsia="Charis SIL Regular"/>
-          <w:b w:val="0"/>
-          <w:i w:val="0"/>
-          <w:color w:val="000000"/>
-          <w:sz w:val="24"/>
-        </w:rPr>
-        <w:hyperlink r:id="rId9" w:history="1">
-          <w:r>
-            <w:rPr>
-              <w:rStyle w:val="Hyperlink"/>
-            </w:rPr>
-            <w:t>an Ges</w:t>
-          </w:r>
-        </w:hyperlink>
-      </w:r>
-      <w:r>
-        <w:rPr>
-          <w:u w:val="single" w:color="0000ff"/>
-          <w:rFonts w:ascii="Charis SIL Regular" w:hAnsi="Charis SIL Regular" w:eastAsia="Charis SIL Regular"/>
-          <w:b w:val="0"/>
-          <w:i w:val="0"/>
-          <w:color w:val="000000"/>
-          <w:sz w:val="24"/>
-        </w:rPr>
-        <w:hyperlink r:id="rId9" w:history="1">
-          <w:r>
-            <w:rPr>
-              <w:rStyle w:val="Hyperlink"/>
-            </w:rPr>
-            <w:t>chiede</w:t>
-          </w:r>
-        </w:hyperlink>
-      </w:r>
-      <w:r>
-        <w:rPr>
-          <w:rFonts w:ascii="Charis SIL Regular" w:hAnsi="Charis SIL Regular" w:eastAsia="Charis SIL Regular"/>
-          <w:b w:val="0"/>
-          <w:i w:val="0"/>
-          <w:color w:val="000000"/>
-          <w:sz w:val="24"/>
-        </w:rPr>
-        <w:t>n</w:t>
-      </w:r>
-      <w:r>
-        <w:rPr>
-          <w:u w:val="single" w:color="0000ff"/>
-          <w:rFonts w:ascii="Charis SIL Regular" w:hAnsi="Charis SIL Regular" w:eastAsia="Charis SIL Regular"/>
-          <w:b w:val="0"/>
-          <w:i w:val="0"/>
-          <w:color w:val="000000"/>
-          <w:sz w:val="24"/>
-        </w:rPr>
-        <w:t>i</w:t>
-      </w:r>
-      <w:r>
-        <w:rPr>
-          <w:u w:val="single" w:color="0000ff"/>
-          <w:rFonts w:ascii="Charis SIL Regular" w:hAnsi="Charis SIL Regular" w:eastAsia="Charis SIL Regular"/>
-          <w:b w:val="0"/>
-          <w:i w:val="0"/>
-          <w:color w:val="000000"/>
-          <w:sz w:val="24"/>
-        </w:rPr>
-        <w:hyperlink r:id="rId10" w:history="1">
-          <w:r>
-            <w:rPr>
-              <w:rStyle w:val="Hyperlink"/>
-            </w:rPr>
-            <w:t>s</w:t>
-          </w:r>
-        </w:hyperlink>
-      </w:r>
-      <w:r>
-        <w:rPr>
-          <w:u w:val="single" w:color="0000ff"/>
-          <w:rFonts w:ascii="Charis SIL Regular" w:hAnsi="Charis SIL Regular" w:eastAsia="Charis SIL Regular"/>
-          <w:b w:val="0"/>
-          <w:i w:val="0"/>
-          <w:color w:val="000000"/>
-          <w:sz w:val="24"/>
-        </w:rPr>
-        <w:t xml:space="preserve"> </w:t>
-      </w:r>
-      <w:r>
-        <w:rPr>
-          <w:u w:val="single" w:color="0000ff"/>
-          <w:rFonts w:ascii="Charis SIL Regular" w:hAnsi="Charis SIL Regular" w:eastAsia="Charis SIL Regular"/>
-          <w:b w:val="0"/>
-          <w:i w:val="0"/>
-          <w:color w:val="000000"/>
-          <w:sz w:val="24"/>
-        </w:rPr>
-        <w:hyperlink r:id="rId10" w:history="1">
-          <w:r>
-            <w:rPr>
-              <w:rStyle w:val="Hyperlink"/>
-            </w:rPr>
-            <w:t>en K</w:t>
-          </w:r>
-        </w:hyperlink>
-      </w:r>
-      <w:r>
-        <w:rPr>
-          <w:u w:val="single" w:color="0000ff"/>
-          <w:rFonts w:ascii="Charis SIL Regular" w:hAnsi="Charis SIL Regular" w:eastAsia="Charis SIL Regular"/>
-          <w:b w:val="0"/>
-          <w:i w:val="0"/>
-          <w:color w:val="000000"/>
-          <w:sz w:val="24"/>
-        </w:rPr>
-        <w:hyperlink r:id="rId10" w:history="1">
-          <w:r>
-            <w:rPr>
-              <w:rStyle w:val="Hyperlink"/>
-            </w:rPr>
-            <w:t>u</w:t>
-          </w:r>
-        </w:hyperlink>
-      </w:r>
-      <w:r>
-        <w:rPr>
-          <w:u w:val="single" w:color="0000ff"/>
-          <w:rFonts w:ascii="Charis SIL Regular" w:hAnsi="Charis SIL Regular" w:eastAsia="Charis SIL Regular"/>
-          <w:b w:val="0"/>
-          <w:i w:val="0"/>
-          <w:color w:val="000000"/>
-          <w:sz w:val="24"/>
-        </w:rPr>
-        <w:hyperlink r:id="rId10" w:history="1">
-          <w:r>
-            <w:rPr>
-              <w:rStyle w:val="Hyperlink"/>
-            </w:rPr>
-            <w:t xml:space="preserve">nst and the </w:t>
-          </w:r>
-        </w:hyperlink>
+        <w:t xml:space="preserve">Museum van Geschiedenis en Kunst and the </w:t>
       </w:r>
       <w:r>
         <w:rPr>
@@ -581,85 +415,8 @@
           <w:i w:val="0"/>
           <w:color w:val="0000FF"/>
           <w:sz w:val="24"/>
-          <w:u w:val="single"/>
         </w:rPr>
-        <w:t>R</w:t>
-      </w:r>
-      <w:r>
-        <w:rPr>
-          <w:rFonts w:ascii="Charis SIL Regular" w:hAnsi="Charis SIL Regular" w:eastAsia="Charis SIL Regular"/>
-          <w:b w:val="0"/>
-          <w:i w:val="0"/>
-          <w:color w:val="0000FF"/>
-          <w:sz w:val="24"/>
-          <w:u w:val="single"/>
-        </w:rPr>
-        <w:hyperlink r:id="rId10" w:history="1">
-          <w:r>
-            <w:rPr>
-              <w:rStyle w:val="Hyperlink"/>
-            </w:rPr>
-            <w:t>oya</w:t>
-          </w:r>
-        </w:hyperlink>
-      </w:r>
-      <w:r>
-        <w:rPr>
-          <w:rFonts w:ascii="Charis SIL Regular" w:hAnsi="Charis SIL Regular" w:eastAsia="Charis SIL Regular"/>
-          <w:b w:val="0"/>
-          <w:i w:val="0"/>
-          <w:color w:val="0000FF"/>
-          <w:sz w:val="24"/>
-          <w:u w:val="single"/>
-        </w:rPr>
-        <w:hyperlink r:id="rId10" w:history="1">
-          <w:r>
-            <w:rPr>
-              <w:rStyle w:val="Hyperlink"/>
-            </w:rPr>
-            <w:t>l</w:t>
-          </w:r>
-        </w:hyperlink>
-      </w:r>
-      <w:r>
-        <w:rPr>
-          <w:rFonts w:ascii="Charis SIL Regular" w:hAnsi="Charis SIL Regular" w:eastAsia="Charis SIL Regular"/>
-          <w:b w:val="0"/>
-          <w:i w:val="0"/>
-          <w:color w:val="0000FF"/>
-          <w:sz w:val="24"/>
-          <w:u w:val="single"/>
-        </w:rPr>
-        <w:t xml:space="preserve"> </w:t>
-      </w:r>
-      <w:r>
-        <w:rPr>
-          <w:rFonts w:ascii="Charis SIL Regular" w:hAnsi="Charis SIL Regular" w:eastAsia="Charis SIL Regular"/>
-          <w:b w:val="0"/>
-          <w:i w:val="0"/>
-          <w:color w:val="0000FF"/>
-          <w:sz w:val="24"/>
-          <w:u w:val="single"/>
-        </w:rPr>
-        <w:hyperlink r:id="rId10" w:history="1">
-          <w:r>
-            <w:rPr>
-              <w:rStyle w:val="Hyperlink"/>
-            </w:rPr>
-            <w:t>Cabinet</w:t>
-          </w:r>
-        </w:hyperlink>
-      </w:r>
-      <w:r>
-        <w:rPr>
-          <w:rFonts w:ascii="Charis SIL Regular" w:hAnsi="Charis SIL Regular" w:eastAsia="Charis SIL Regular"/>
-          <w:b w:val="0"/>
-          <w:i w:val="0"/>
-          <w:color w:val="0000FF"/>
-          <w:sz w:val="24"/>
-          <w:u w:val="single"/>
-        </w:rPr>
-        <w:t xml:space="preserve"> </w:t>
+        <w:t xml:space="preserve">Royal Cabinet </w:t>
       </w:r>
       <w:r>
         <w:rPr>
@@ -753,45 +510,8 @@
           <w:i w:val="0"/>
           <w:color w:val="0000FF"/>
           <w:sz w:val="24"/>
-          <w:u w:val="single"/>
         </w:rPr>
-        <w:hyperlink r:id="rId12" w:history="1">
-          <w:r>
-            <w:rPr>
-              <w:rStyle w:val="Hyperlink"/>
-            </w:rPr>
-            <w:t>Royal</w:t>
-          </w:r>
-        </w:hyperlink>
-      </w:r>
-      <w:r>
-        <w:rPr>
-          <w:rFonts w:ascii="Charis SIL Regular" w:hAnsi="Charis SIL Regular" w:eastAsia="Charis SIL Regular"/>
-          <w:b w:val="0"/>
-          <w:i w:val="0"/>
-          <w:color w:val="0000FF"/>
-          <w:sz w:val="24"/>
-          <w:u w:val="single"/>
-        </w:rPr>
-        <w:t xml:space="preserve"> </w:t>
-      </w:r>
-      <w:r>
-        <w:rPr>
-          <w:rFonts w:ascii="Charis SIL Regular" w:hAnsi="Charis SIL Regular" w:eastAsia="Charis SIL Regular"/>
-          <w:b w:val="0"/>
-          <w:i w:val="0"/>
-          <w:color w:val="0000FF"/>
-          <w:sz w:val="24"/>
-          <w:u w:val="single"/>
-        </w:rPr>
-        <w:hyperlink r:id="rId12" w:history="1">
-          <w:r>
-            <w:rPr>
-              <w:rStyle w:val="Hyperlink"/>
-            </w:rPr>
-            <w:t>Socie</w:t>
-          </w:r>
-        </w:hyperlink>
+        <w:t>Royal Socie</w:t>
       </w:r>
       <w:r>
         <w:rPr>
@@ -907,7 +627,7 @@
           <w:sz w:val="24"/>
           <w:u w:val="single"/>
         </w:rPr>
-        <w:hyperlink r:id="rId12" w:history="1">
+        <w:hyperlink r:id="rId11" w:history="1">
           <w:r>
             <w:rPr>
               <w:rStyle w:val="Hyperlink"/>
@@ -925,7 +645,7 @@
           <w:sz w:val="24"/>
           <w:u w:val="single"/>
         </w:rPr>
-        <w:hyperlink r:id="rId12" w:history="1">
+        <w:hyperlink r:id="rId11" w:history="1">
           <w:r>
             <w:rPr>
               <w:rStyle w:val="Hyperlink"/>
@@ -1237,7 +957,14 @@
           <w:color w:val="000000"/>
           <w:sz w:val="24"/>
         </w:rPr>
-        <w:t xml:space="preserve"> colle</w:t>
+        <w:hyperlink r:id="rId12" w:history="1">
+          <w:r>
+            <w:rPr>
+              <w:rStyle w:val="Hyperlink"/>
+            </w:rPr>
+            <w:t xml:space="preserve"> colle</w:t>
+          </w:r>
+        </w:hyperlink>
       </w:r>
       <w:r>
         <w:rPr>

--- a/EXPORTS/DOCX/published/niveau3/English/RijksmuseumAmsterdam.docx
+++ b/EXPORTS/DOCX/published/niveau3/English/RijksmuseumAmsterdam.docx
@@ -400,13 +400,179 @@
       </w:r>
       <w:r>
         <w:rPr>
+          <w:u w:val="single" w:color="0000ff"/>
           <w:rFonts w:ascii="Charis SIL Regular" w:hAnsi="Charis SIL Regular" w:eastAsia="Charis SIL Regular"/>
           <w:b w:val="0"/>
           <w:i w:val="0"/>
           <w:color w:val="000000"/>
           <w:sz w:val="24"/>
         </w:rPr>
-        <w:t xml:space="preserve">Museum van Geschiedenis en Kunst and the </w:t>
+        <w:hyperlink r:id="rId9" w:history="1">
+          <w:r>
+            <w:rPr>
+              <w:rStyle w:val="Hyperlink"/>
+            </w:rPr>
+            <w:t xml:space="preserve">Museum </w:t>
+          </w:r>
+        </w:hyperlink>
+      </w:r>
+      <w:r>
+        <w:rPr>
+          <w:u w:val="single" w:color="0000ff"/>
+          <w:rFonts w:ascii="Charis SIL Regular" w:hAnsi="Charis SIL Regular" w:eastAsia="Charis SIL Regular"/>
+          <w:b w:val="0"/>
+          <w:i w:val="0"/>
+          <w:color w:val="000000"/>
+          <w:sz w:val="24"/>
+        </w:rPr>
+        <w:hyperlink r:id="rId9" w:history="1">
+          <w:r>
+            <w:rPr>
+              <w:rStyle w:val="Hyperlink"/>
+            </w:rPr>
+            <w:t>v</w:t>
+          </w:r>
+        </w:hyperlink>
+      </w:r>
+      <w:r>
+        <w:rPr>
+          <w:u w:val="single" w:color="0000ff"/>
+          <w:rFonts w:ascii="Charis SIL Regular" w:hAnsi="Charis SIL Regular" w:eastAsia="Charis SIL Regular"/>
+          <w:b w:val="0"/>
+          <w:i w:val="0"/>
+          <w:color w:val="000000"/>
+          <w:sz w:val="24"/>
+        </w:rPr>
+        <w:hyperlink r:id="rId9" w:history="1">
+          <w:r>
+            <w:rPr>
+              <w:rStyle w:val="Hyperlink"/>
+            </w:rPr>
+            <w:t>an Ges</w:t>
+          </w:r>
+        </w:hyperlink>
+      </w:r>
+      <w:r>
+        <w:rPr>
+          <w:u w:val="single" w:color="0000ff"/>
+          <w:rFonts w:ascii="Charis SIL Regular" w:hAnsi="Charis SIL Regular" w:eastAsia="Charis SIL Regular"/>
+          <w:b w:val="0"/>
+          <w:i w:val="0"/>
+          <w:color w:val="000000"/>
+          <w:sz w:val="24"/>
+        </w:rPr>
+        <w:hyperlink r:id="rId9" w:history="1">
+          <w:r>
+            <w:rPr>
+              <w:rStyle w:val="Hyperlink"/>
+            </w:rPr>
+            <w:t>chiede</w:t>
+          </w:r>
+        </w:hyperlink>
+      </w:r>
+      <w:r>
+        <w:rPr>
+          <w:rFonts w:ascii="Charis SIL Regular" w:hAnsi="Charis SIL Regular" w:eastAsia="Charis SIL Regular"/>
+          <w:b w:val="0"/>
+          <w:i w:val="0"/>
+          <w:color w:val="000000"/>
+          <w:sz w:val="24"/>
+        </w:rPr>
+        <w:t>n</w:t>
+      </w:r>
+      <w:r>
+        <w:rPr>
+          <w:u w:val="single" w:color="0000ff"/>
+          <w:rFonts w:ascii="Charis SIL Regular" w:hAnsi="Charis SIL Regular" w:eastAsia="Charis SIL Regular"/>
+          <w:b w:val="0"/>
+          <w:i w:val="0"/>
+          <w:color w:val="000000"/>
+          <w:sz w:val="24"/>
+        </w:rPr>
+        <w:t>i</w:t>
+      </w:r>
+      <w:r>
+        <w:rPr>
+          <w:u w:val="single" w:color="0000ff"/>
+          <w:rFonts w:ascii="Charis SIL Regular" w:hAnsi="Charis SIL Regular" w:eastAsia="Charis SIL Regular"/>
+          <w:b w:val="0"/>
+          <w:i w:val="0"/>
+          <w:color w:val="000000"/>
+          <w:sz w:val="24"/>
+        </w:rPr>
+        <w:hyperlink r:id="rId10" w:history="1">
+          <w:r>
+            <w:rPr>
+              <w:rStyle w:val="Hyperlink"/>
+            </w:rPr>
+            <w:t>s</w:t>
+          </w:r>
+        </w:hyperlink>
+      </w:r>
+      <w:r>
+        <w:rPr>
+          <w:u w:val="single" w:color="0000ff"/>
+          <w:rFonts w:ascii="Charis SIL Regular" w:hAnsi="Charis SIL Regular" w:eastAsia="Charis SIL Regular"/>
+          <w:b w:val="0"/>
+          <w:i w:val="0"/>
+          <w:color w:val="000000"/>
+          <w:sz w:val="24"/>
+        </w:rPr>
+        <w:t xml:space="preserve"> </w:t>
+      </w:r>
+      <w:r>
+        <w:rPr>
+          <w:u w:val="single" w:color="0000ff"/>
+          <w:rFonts w:ascii="Charis SIL Regular" w:hAnsi="Charis SIL Regular" w:eastAsia="Charis SIL Regular"/>
+          <w:b w:val="0"/>
+          <w:i w:val="0"/>
+          <w:color w:val="000000"/>
+          <w:sz w:val="24"/>
+        </w:rPr>
+        <w:hyperlink r:id="rId10" w:history="1">
+          <w:r>
+            <w:rPr>
+              <w:rStyle w:val="Hyperlink"/>
+            </w:rPr>
+            <w:t>en K</w:t>
+          </w:r>
+        </w:hyperlink>
+      </w:r>
+      <w:r>
+        <w:rPr>
+          <w:u w:val="single" w:color="0000ff"/>
+          <w:rFonts w:ascii="Charis SIL Regular" w:hAnsi="Charis SIL Regular" w:eastAsia="Charis SIL Regular"/>
+          <w:b w:val="0"/>
+          <w:i w:val="0"/>
+          <w:color w:val="000000"/>
+          <w:sz w:val="24"/>
+        </w:rPr>
+        <w:hyperlink r:id="rId10" w:history="1">
+          <w:r>
+            <w:rPr>
+              <w:rStyle w:val="Hyperlink"/>
+            </w:rPr>
+            <w:t>u</w:t>
+          </w:r>
+        </w:hyperlink>
+      </w:r>
+      <w:r>
+        <w:rPr>
+          <w:u w:val="single" w:color="0000ff"/>
+          <w:rFonts w:ascii="Charis SIL Regular" w:hAnsi="Charis SIL Regular" w:eastAsia="Charis SIL Regular"/>
+          <w:b w:val="0"/>
+          <w:i w:val="0"/>
+          <w:color w:val="000000"/>
+          <w:sz w:val="24"/>
+        </w:rPr>
+        <w:hyperlink r:id="rId10" w:history="1">
+          <w:r>
+            <w:rPr>
+              <w:rStyle w:val="Hyperlink"/>
+            </w:rPr>
+            <w:t xml:space="preserve">nst and the </w:t>
+          </w:r>
+        </w:hyperlink>
       </w:r>
       <w:r>
         <w:rPr>
@@ -416,7 +582,83 @@
           <w:color w:val="0000FF"/>
           <w:sz w:val="24"/>
         </w:rPr>
-        <w:t xml:space="preserve">Royal Cabinet </w:t>
+        <w:t>R</w:t>
+      </w:r>
+      <w:r>
+        <w:rPr>
+          <w:rFonts w:ascii="Charis SIL Regular" w:hAnsi="Charis SIL Regular" w:eastAsia="Charis SIL Regular"/>
+          <w:b w:val="0"/>
+          <w:i w:val="0"/>
+          <w:color w:val="0000FF"/>
+          <w:sz w:val="24"/>
+          <w:u w:val="single"/>
+        </w:rPr>
+        <w:hyperlink r:id="rId10" w:history="1">
+          <w:r>
+            <w:rPr>
+              <w:rStyle w:val="Hyperlink"/>
+            </w:rPr>
+            <w:t>oya</w:t>
+          </w:r>
+        </w:hyperlink>
+      </w:r>
+      <w:r>
+        <w:rPr>
+          <w:rFonts w:ascii="Charis SIL Regular" w:hAnsi="Charis SIL Regular" w:eastAsia="Charis SIL Regular"/>
+          <w:b w:val="0"/>
+          <w:i w:val="0"/>
+          <w:color w:val="0000FF"/>
+          <w:sz w:val="24"/>
+          <w:u w:val="single"/>
+        </w:rPr>
+        <w:hyperlink r:id="rId10" w:history="1">
+          <w:r>
+            <w:rPr>
+              <w:rStyle w:val="Hyperlink"/>
+            </w:rPr>
+            <w:t>l</w:t>
+          </w:r>
+        </w:hyperlink>
+      </w:r>
+      <w:r>
+        <w:rPr>
+          <w:rFonts w:ascii="Charis SIL Regular" w:hAnsi="Charis SIL Regular" w:eastAsia="Charis SIL Regular"/>
+          <w:b w:val="0"/>
+          <w:i w:val="0"/>
+          <w:color w:val="0000FF"/>
+          <w:sz w:val="24"/>
+          <w:u w:val="single"/>
+        </w:rPr>
+        <w:t xml:space="preserve"> </w:t>
+      </w:r>
+      <w:r>
+        <w:rPr>
+          <w:rFonts w:ascii="Charis SIL Regular" w:hAnsi="Charis SIL Regular" w:eastAsia="Charis SIL Regular"/>
+          <w:b w:val="0"/>
+          <w:i w:val="0"/>
+          <w:color w:val="0000FF"/>
+          <w:sz w:val="24"/>
+          <w:u w:val="single"/>
+        </w:rPr>
+        <w:hyperlink r:id="rId10" w:history="1">
+          <w:r>
+            <w:rPr>
+              <w:rStyle w:val="Hyperlink"/>
+            </w:rPr>
+            <w:t>Cabinet</w:t>
+          </w:r>
+        </w:hyperlink>
+      </w:r>
+      <w:r>
+        <w:rPr>
+          <w:rFonts w:ascii="Charis SIL Regular" w:hAnsi="Charis SIL Regular" w:eastAsia="Charis SIL Regular"/>
+          <w:b w:val="0"/>
+          <w:i w:val="0"/>
+          <w:color w:val="0000FF"/>
+          <w:sz w:val="24"/>
+          <w:u w:val="single"/>
+        </w:rPr>
+        <w:t xml:space="preserve"> </w:t>
       </w:r>
       <w:r>
         <w:rPr>
@@ -510,8 +752,45 @@
           <w:i w:val="0"/>
           <w:color w:val="0000FF"/>
           <w:sz w:val="24"/>
+          <w:u w:val="single"/>
         </w:rPr>
-        <w:t>Royal Socie</w:t>
+        <w:hyperlink r:id="rId12" w:history="1">
+          <w:r>
+            <w:rPr>
+              <w:rStyle w:val="Hyperlink"/>
+            </w:rPr>
+            <w:t>Royal</w:t>
+          </w:r>
+        </w:hyperlink>
+      </w:r>
+      <w:r>
+        <w:rPr>
+          <w:rFonts w:ascii="Charis SIL Regular" w:hAnsi="Charis SIL Regular" w:eastAsia="Charis SIL Regular"/>
+          <w:b w:val="0"/>
+          <w:i w:val="0"/>
+          <w:color w:val="0000FF"/>
+          <w:sz w:val="24"/>
+          <w:u w:val="single"/>
+        </w:rPr>
+        <w:t xml:space="preserve"> </w:t>
+      </w:r>
+      <w:r>
+        <w:rPr>
+          <w:rFonts w:ascii="Charis SIL Regular" w:hAnsi="Charis SIL Regular" w:eastAsia="Charis SIL Regular"/>
+          <w:b w:val="0"/>
+          <w:i w:val="0"/>
+          <w:color w:val="0000FF"/>
+          <w:sz w:val="24"/>
+          <w:u w:val="single"/>
+        </w:rPr>
+        <w:hyperlink r:id="rId12" w:history="1">
+          <w:r>
+            <w:rPr>
+              <w:rStyle w:val="Hyperlink"/>
+            </w:rPr>
+            <w:t>Socie</w:t>
+          </w:r>
+        </w:hyperlink>
       </w:r>
       <w:r>
         <w:rPr>

--- a/EXPORTS/DOCX/published/niveau3/English/RijksmuseumAmsterdam.docx
+++ b/EXPORTS/DOCX/published/niveau3/English/RijksmuseumAmsterdam.docx
@@ -400,177 +400,29 @@
       </w:r>
       <w:r>
         <w:rPr>
-          <w:u w:val="single" w:color="0000ff"/>
           <w:rFonts w:ascii="Charis SIL Regular" w:hAnsi="Charis SIL Regular" w:eastAsia="Charis SIL Regular"/>
           <w:b w:val="0"/>
           <w:i w:val="0"/>
           <w:color w:val="000000"/>
           <w:sz w:val="24"/>
         </w:rPr>
-        <w:hyperlink r:id="rId9" w:history="1">
-          <w:r>
-            <w:rPr>
-              <w:rStyle w:val="Hyperlink"/>
-            </w:rPr>
-            <w:t xml:space="preserve">Museum </w:t>
-          </w:r>
-        </w:hyperlink>
-      </w:r>
-      <w:r>
-        <w:rPr>
-          <w:u w:val="single" w:color="0000ff"/>
-          <w:rFonts w:ascii="Charis SIL Regular" w:hAnsi="Charis SIL Regular" w:eastAsia="Charis SIL Regular"/>
-          <w:b w:val="0"/>
-          <w:i w:val="0"/>
-          <w:color w:val="000000"/>
-          <w:sz w:val="24"/>
-        </w:rPr>
-        <w:hyperlink r:id="rId9" w:history="1">
-          <w:r>
-            <w:rPr>
-              <w:rStyle w:val="Hyperlink"/>
-            </w:rPr>
-            <w:t>v</w:t>
-          </w:r>
-        </w:hyperlink>
-      </w:r>
-      <w:r>
-        <w:rPr>
-          <w:u w:val="single" w:color="0000ff"/>
-          <w:rFonts w:ascii="Charis SIL Regular" w:hAnsi="Charis SIL Regular" w:eastAsia="Charis SIL Regular"/>
-          <w:b w:val="0"/>
-          <w:i w:val="0"/>
-          <w:color w:val="000000"/>
-          <w:sz w:val="24"/>
-        </w:rPr>
-        <w:hyperlink r:id="rId9" w:history="1">
-          <w:r>
-            <w:rPr>
-              <w:rStyle w:val="Hyperlink"/>
-            </w:rPr>
-            <w:t>an Ges</w:t>
-          </w:r>
-        </w:hyperlink>
-      </w:r>
-      <w:r>
-        <w:rPr>
-          <w:u w:val="single" w:color="0000ff"/>
-          <w:rFonts w:ascii="Charis SIL Regular" w:hAnsi="Charis SIL Regular" w:eastAsia="Charis SIL Regular"/>
-          <w:b w:val="0"/>
-          <w:i w:val="0"/>
-          <w:color w:val="000000"/>
-          <w:sz w:val="24"/>
-        </w:rPr>
-        <w:hyperlink r:id="rId9" w:history="1">
-          <w:r>
-            <w:rPr>
-              <w:rStyle w:val="Hyperlink"/>
-            </w:rPr>
-            <w:t>chiede</w:t>
-          </w:r>
-        </w:hyperlink>
+        <w:t xml:space="preserve">Museum van Geschiedenis en Kunst and the </w:t>
       </w:r>
       <w:r>
         <w:rPr>
           <w:rFonts w:ascii="Charis SIL Regular" w:hAnsi="Charis SIL Regular" w:eastAsia="Charis SIL Regular"/>
           <w:b w:val="0"/>
           <w:i w:val="0"/>
-          <w:color w:val="000000"/>
+          <w:color w:val="0000FF"/>
           <w:sz w:val="24"/>
+          <w:u w:val="single"/>
         </w:rPr>
-        <w:t>n</w:t>
-      </w:r>
-      <w:r>
-        <w:rPr>
-          <w:u w:val="single" w:color="0000ff"/>
-          <w:rFonts w:ascii="Charis SIL Regular" w:hAnsi="Charis SIL Regular" w:eastAsia="Charis SIL Regular"/>
-          <w:b w:val="0"/>
-          <w:i w:val="0"/>
-          <w:color w:val="000000"/>
-          <w:sz w:val="24"/>
-        </w:rPr>
-        <w:t>i</w:t>
-      </w:r>
-      <w:r>
-        <w:rPr>
-          <w:u w:val="single" w:color="0000ff"/>
-          <w:rFonts w:ascii="Charis SIL Regular" w:hAnsi="Charis SIL Regular" w:eastAsia="Charis SIL Regular"/>
-          <w:b w:val="0"/>
-          <w:i w:val="0"/>
-          <w:color w:val="000000"/>
-          <w:sz w:val="24"/>
-        </w:rPr>
-        <w:hyperlink r:id="rId10" w:history="1">
+        <w:hyperlink r:id="rId11" w:history="1">
           <w:r>
             <w:rPr>
               <w:rStyle w:val="Hyperlink"/>
             </w:rPr>
-            <w:t>s</w:t>
-          </w:r>
-        </w:hyperlink>
-      </w:r>
-      <w:r>
-        <w:rPr>
-          <w:u w:val="single" w:color="0000ff"/>
-          <w:rFonts w:ascii="Charis SIL Regular" w:hAnsi="Charis SIL Regular" w:eastAsia="Charis SIL Regular"/>
-          <w:b w:val="0"/>
-          <w:i w:val="0"/>
-          <w:color w:val="000000"/>
-          <w:sz w:val="24"/>
-        </w:rPr>
-        <w:t xml:space="preserve"> </w:t>
-      </w:r>
-      <w:r>
-        <w:rPr>
-          <w:u w:val="single" w:color="0000ff"/>
-          <w:rFonts w:ascii="Charis SIL Regular" w:hAnsi="Charis SIL Regular" w:eastAsia="Charis SIL Regular"/>
-          <w:b w:val="0"/>
-          <w:i w:val="0"/>
-          <w:color w:val="000000"/>
-          <w:sz w:val="24"/>
-        </w:rPr>
-        <w:hyperlink r:id="rId10" w:history="1">
-          <w:r>
-            <w:rPr>
-              <w:rStyle w:val="Hyperlink"/>
-            </w:rPr>
-            <w:t>en K</w:t>
-          </w:r>
-        </w:hyperlink>
-      </w:r>
-      <w:r>
-        <w:rPr>
-          <w:u w:val="single" w:color="0000ff"/>
-          <w:rFonts w:ascii="Charis SIL Regular" w:hAnsi="Charis SIL Regular" w:eastAsia="Charis SIL Regular"/>
-          <w:b w:val="0"/>
-          <w:i w:val="0"/>
-          <w:color w:val="000000"/>
-          <w:sz w:val="24"/>
-        </w:rPr>
-        <w:hyperlink r:id="rId10" w:history="1">
-          <w:r>
-            <w:rPr>
-              <w:rStyle w:val="Hyperlink"/>
-            </w:rPr>
-            <w:t>u</w:t>
-          </w:r>
-        </w:hyperlink>
-      </w:r>
-      <w:r>
-        <w:rPr>
-          <w:u w:val="single" w:color="0000ff"/>
-          <w:rFonts w:ascii="Charis SIL Regular" w:hAnsi="Charis SIL Regular" w:eastAsia="Charis SIL Regular"/>
-          <w:b w:val="0"/>
-          <w:i w:val="0"/>
-          <w:color w:val="000000"/>
-          <w:sz w:val="24"/>
-        </w:rPr>
-        <w:hyperlink r:id="rId10" w:history="1">
-          <w:r>
-            <w:rPr>
-              <w:rStyle w:val="Hyperlink"/>
-            </w:rPr>
-            <w:t xml:space="preserve">nst and the </w:t>
+            <w:t>R</w:t>
           </w:r>
         </w:hyperlink>
       </w:r>
@@ -581,19 +433,9 @@
           <w:i w:val="0"/>
           <w:color w:val="0000FF"/>
           <w:sz w:val="24"/>
-        </w:rPr>
-        <w:t>R</w:t>
-      </w:r>
-      <w:r>
-        <w:rPr>
-          <w:rFonts w:ascii="Charis SIL Regular" w:hAnsi="Charis SIL Regular" w:eastAsia="Charis SIL Regular"/>
-          <w:b w:val="0"/>
-          <w:i w:val="0"/>
-          <w:color w:val="0000FF"/>
-          <w:sz w:val="24"/>
           <w:u w:val="single"/>
         </w:rPr>
-        <w:hyperlink r:id="rId10" w:history="1">
+        <w:hyperlink r:id="rId11" w:history="1">
           <w:r>
             <w:rPr>
               <w:rStyle w:val="Hyperlink"/>
@@ -611,7 +453,7 @@
           <w:sz w:val="24"/>
           <w:u w:val="single"/>
         </w:rPr>
-        <w:hyperlink r:id="rId10" w:history="1">
+        <w:hyperlink r:id="rId11" w:history="1">
           <w:r>
             <w:rPr>
               <w:rStyle w:val="Hyperlink"/>
@@ -640,7 +482,7 @@
           <w:sz w:val="24"/>
           <w:u w:val="single"/>
         </w:rPr>
-        <w:hyperlink r:id="rId10" w:history="1">
+        <w:hyperlink r:id="rId11" w:history="1">
           <w:r>
             <w:rPr>
               <w:rStyle w:val="Hyperlink"/>
@@ -669,7 +511,7 @@
           <w:sz w:val="24"/>
           <w:u w:val="single"/>
         </w:rPr>
-        <w:hyperlink r:id="rId10" w:history="1">
+        <w:hyperlink r:id="rId11" w:history="1">
           <w:r>
             <w:rPr>
               <w:rStyle w:val="Hyperlink"/>
@@ -698,7 +540,7 @@
           <w:sz w:val="24"/>
           <w:u w:val="single"/>
         </w:rPr>
-        <w:hyperlink r:id="rId10" w:history="1">
+        <w:hyperlink r:id="rId11" w:history="1">
           <w:r>
             <w:rPr>
               <w:rStyle w:val="Hyperlink"/>
@@ -752,45 +594,8 @@
           <w:i w:val="0"/>
           <w:color w:val="0000FF"/>
           <w:sz w:val="24"/>
-          <w:u w:val="single"/>
         </w:rPr>
-        <w:hyperlink r:id="rId12" w:history="1">
-          <w:r>
-            <w:rPr>
-              <w:rStyle w:val="Hyperlink"/>
-            </w:rPr>
-            <w:t>Royal</w:t>
-          </w:r>
-        </w:hyperlink>
-      </w:r>
-      <w:r>
-        <w:rPr>
-          <w:rFonts w:ascii="Charis SIL Regular" w:hAnsi="Charis SIL Regular" w:eastAsia="Charis SIL Regular"/>
-          <w:b w:val="0"/>
-          <w:i w:val="0"/>
-          <w:color w:val="0000FF"/>
-          <w:sz w:val="24"/>
-          <w:u w:val="single"/>
-        </w:rPr>
-        <w:t xml:space="preserve"> </w:t>
-      </w:r>
-      <w:r>
-        <w:rPr>
-          <w:rFonts w:ascii="Charis SIL Regular" w:hAnsi="Charis SIL Regular" w:eastAsia="Charis SIL Regular"/>
-          <w:b w:val="0"/>
-          <w:i w:val="0"/>
-          <w:color w:val="0000FF"/>
-          <w:sz w:val="24"/>
-          <w:u w:val="single"/>
-        </w:rPr>
-        <w:hyperlink r:id="rId12" w:history="1">
-          <w:r>
-            <w:rPr>
-              <w:rStyle w:val="Hyperlink"/>
-            </w:rPr>
-            <w:t>Socie</w:t>
-          </w:r>
-        </w:hyperlink>
+        <w:t>Royal Socie</w:t>
       </w:r>
       <w:r>
         <w:rPr>

--- a/EXPORTS/DOCX/published/niveau3/English/RijksmuseumAmsterdam.docx
+++ b/EXPORTS/DOCX/published/niveau3/English/RijksmuseumAmsterdam.docx
@@ -400,29 +400,177 @@
       </w:r>
       <w:r>
         <w:rPr>
+          <w:u w:val="single" w:color="0000ff"/>
           <w:rFonts w:ascii="Charis SIL Regular" w:hAnsi="Charis SIL Regular" w:eastAsia="Charis SIL Regular"/>
           <w:b w:val="0"/>
           <w:i w:val="0"/>
           <w:color w:val="000000"/>
           <w:sz w:val="24"/>
         </w:rPr>
-        <w:t xml:space="preserve">Museum van Geschiedenis en Kunst and the </w:t>
+        <w:hyperlink r:id="rId9" w:history="1">
+          <w:r>
+            <w:rPr>
+              <w:rStyle w:val="Hyperlink"/>
+            </w:rPr>
+            <w:t xml:space="preserve">Museum </w:t>
+          </w:r>
+        </w:hyperlink>
+      </w:r>
+      <w:r>
+        <w:rPr>
+          <w:u w:val="single" w:color="0000ff"/>
+          <w:rFonts w:ascii="Charis SIL Regular" w:hAnsi="Charis SIL Regular" w:eastAsia="Charis SIL Regular"/>
+          <w:b w:val="0"/>
+          <w:i w:val="0"/>
+          <w:color w:val="000000"/>
+          <w:sz w:val="24"/>
+        </w:rPr>
+        <w:hyperlink r:id="rId9" w:history="1">
+          <w:r>
+            <w:rPr>
+              <w:rStyle w:val="Hyperlink"/>
+            </w:rPr>
+            <w:t>v</w:t>
+          </w:r>
+        </w:hyperlink>
+      </w:r>
+      <w:r>
+        <w:rPr>
+          <w:u w:val="single" w:color="0000ff"/>
+          <w:rFonts w:ascii="Charis SIL Regular" w:hAnsi="Charis SIL Regular" w:eastAsia="Charis SIL Regular"/>
+          <w:b w:val="0"/>
+          <w:i w:val="0"/>
+          <w:color w:val="000000"/>
+          <w:sz w:val="24"/>
+        </w:rPr>
+        <w:hyperlink r:id="rId9" w:history="1">
+          <w:r>
+            <w:rPr>
+              <w:rStyle w:val="Hyperlink"/>
+            </w:rPr>
+            <w:t>an Ges</w:t>
+          </w:r>
+        </w:hyperlink>
+      </w:r>
+      <w:r>
+        <w:rPr>
+          <w:u w:val="single" w:color="0000ff"/>
+          <w:rFonts w:ascii="Charis SIL Regular" w:hAnsi="Charis SIL Regular" w:eastAsia="Charis SIL Regular"/>
+          <w:b w:val="0"/>
+          <w:i w:val="0"/>
+          <w:color w:val="000000"/>
+          <w:sz w:val="24"/>
+        </w:rPr>
+        <w:hyperlink r:id="rId9" w:history="1">
+          <w:r>
+            <w:rPr>
+              <w:rStyle w:val="Hyperlink"/>
+            </w:rPr>
+            <w:t>chiede</w:t>
+          </w:r>
+        </w:hyperlink>
       </w:r>
       <w:r>
         <w:rPr>
           <w:rFonts w:ascii="Charis SIL Regular" w:hAnsi="Charis SIL Regular" w:eastAsia="Charis SIL Regular"/>
           <w:b w:val="0"/>
           <w:i w:val="0"/>
-          <w:color w:val="0000FF"/>
+          <w:color w:val="000000"/>
           <w:sz w:val="24"/>
-          <w:u w:val="single"/>
         </w:rPr>
-        <w:hyperlink r:id="rId11" w:history="1">
+        <w:t>n</w:t>
+      </w:r>
+      <w:r>
+        <w:rPr>
+          <w:u w:val="single" w:color="0000ff"/>
+          <w:rFonts w:ascii="Charis SIL Regular" w:hAnsi="Charis SIL Regular" w:eastAsia="Charis SIL Regular"/>
+          <w:b w:val="0"/>
+          <w:i w:val="0"/>
+          <w:color w:val="000000"/>
+          <w:sz w:val="24"/>
+        </w:rPr>
+        <w:t>i</w:t>
+      </w:r>
+      <w:r>
+        <w:rPr>
+          <w:u w:val="single" w:color="0000ff"/>
+          <w:rFonts w:ascii="Charis SIL Regular" w:hAnsi="Charis SIL Regular" w:eastAsia="Charis SIL Regular"/>
+          <w:b w:val="0"/>
+          <w:i w:val="0"/>
+          <w:color w:val="000000"/>
+          <w:sz w:val="24"/>
+        </w:rPr>
+        <w:hyperlink r:id="rId10" w:history="1">
           <w:r>
             <w:rPr>
               <w:rStyle w:val="Hyperlink"/>
             </w:rPr>
-            <w:t>R</w:t>
+            <w:t>s</w:t>
+          </w:r>
+        </w:hyperlink>
+      </w:r>
+      <w:r>
+        <w:rPr>
+          <w:u w:val="single" w:color="0000ff"/>
+          <w:rFonts w:ascii="Charis SIL Regular" w:hAnsi="Charis SIL Regular" w:eastAsia="Charis SIL Regular"/>
+          <w:b w:val="0"/>
+          <w:i w:val="0"/>
+          <w:color w:val="000000"/>
+          <w:sz w:val="24"/>
+        </w:rPr>
+        <w:t xml:space="preserve"> </w:t>
+      </w:r>
+      <w:r>
+        <w:rPr>
+          <w:u w:val="single" w:color="0000ff"/>
+          <w:rFonts w:ascii="Charis SIL Regular" w:hAnsi="Charis SIL Regular" w:eastAsia="Charis SIL Regular"/>
+          <w:b w:val="0"/>
+          <w:i w:val="0"/>
+          <w:color w:val="000000"/>
+          <w:sz w:val="24"/>
+        </w:rPr>
+        <w:hyperlink r:id="rId10" w:history="1">
+          <w:r>
+            <w:rPr>
+              <w:rStyle w:val="Hyperlink"/>
+            </w:rPr>
+            <w:t>en K</w:t>
+          </w:r>
+        </w:hyperlink>
+      </w:r>
+      <w:r>
+        <w:rPr>
+          <w:u w:val="single" w:color="0000ff"/>
+          <w:rFonts w:ascii="Charis SIL Regular" w:hAnsi="Charis SIL Regular" w:eastAsia="Charis SIL Regular"/>
+          <w:b w:val="0"/>
+          <w:i w:val="0"/>
+          <w:color w:val="000000"/>
+          <w:sz w:val="24"/>
+        </w:rPr>
+        <w:hyperlink r:id="rId10" w:history="1">
+          <w:r>
+            <w:rPr>
+              <w:rStyle w:val="Hyperlink"/>
+            </w:rPr>
+            <w:t>u</w:t>
+          </w:r>
+        </w:hyperlink>
+      </w:r>
+      <w:r>
+        <w:rPr>
+          <w:u w:val="single" w:color="0000ff"/>
+          <w:rFonts w:ascii="Charis SIL Regular" w:hAnsi="Charis SIL Regular" w:eastAsia="Charis SIL Regular"/>
+          <w:b w:val="0"/>
+          <w:i w:val="0"/>
+          <w:color w:val="000000"/>
+          <w:sz w:val="24"/>
+        </w:rPr>
+        <w:hyperlink r:id="rId10" w:history="1">
+          <w:r>
+            <w:rPr>
+              <w:rStyle w:val="Hyperlink"/>
+            </w:rPr>
+            <w:t xml:space="preserve">nst and the </w:t>
           </w:r>
         </w:hyperlink>
       </w:r>
@@ -435,7 +583,18 @@
           <w:sz w:val="24"/>
           <w:u w:val="single"/>
         </w:rPr>
-        <w:hyperlink r:id="rId11" w:history="1">
+        <w:t>R</w:t>
+      </w:r>
+      <w:r>
+        <w:rPr>
+          <w:rFonts w:ascii="Charis SIL Regular" w:hAnsi="Charis SIL Regular" w:eastAsia="Charis SIL Regular"/>
+          <w:b w:val="0"/>
+          <w:i w:val="0"/>
+          <w:color w:val="0000FF"/>
+          <w:sz w:val="24"/>
+          <w:u w:val="single"/>
+        </w:rPr>
+        <w:hyperlink r:id="rId10" w:history="1">
           <w:r>
             <w:rPr>
               <w:rStyle w:val="Hyperlink"/>
@@ -453,7 +612,7 @@
           <w:sz w:val="24"/>
           <w:u w:val="single"/>
         </w:rPr>
-        <w:hyperlink r:id="rId11" w:history="1">
+        <w:hyperlink r:id="rId10" w:history="1">
           <w:r>
             <w:rPr>
               <w:rStyle w:val="Hyperlink"/>
@@ -482,7 +641,7 @@
           <w:sz w:val="24"/>
           <w:u w:val="single"/>
         </w:rPr>
-        <w:hyperlink r:id="rId11" w:history="1">
+        <w:hyperlink r:id="rId10" w:history="1">
           <w:r>
             <w:rPr>
               <w:rStyle w:val="Hyperlink"/>
@@ -511,7 +670,7 @@
           <w:sz w:val="24"/>
           <w:u w:val="single"/>
         </w:rPr>
-        <w:hyperlink r:id="rId11" w:history="1">
+        <w:hyperlink r:id="rId10" w:history="1">
           <w:r>
             <w:rPr>
               <w:rStyle w:val="Hyperlink"/>
@@ -540,7 +699,7 @@
           <w:sz w:val="24"/>
           <w:u w:val="single"/>
         </w:rPr>
-        <w:hyperlink r:id="rId11" w:history="1">
+        <w:hyperlink r:id="rId10" w:history="1">
           <w:r>
             <w:rPr>
               <w:rStyle w:val="Hyperlink"/>
@@ -594,8 +753,27 @@
           <w:i w:val="0"/>
           <w:color w:val="0000FF"/>
           <w:sz w:val="24"/>
+          <w:u w:val="single"/>
         </w:rPr>
-        <w:t>Royal Socie</w:t>
+        <w:hyperlink r:id="rId12" w:history="1">
+          <w:r>
+            <w:rPr>
+              <w:rStyle w:val="Hyperlink"/>
+            </w:rPr>
+            <w:t>Royal</w:t>
+          </w:r>
+        </w:hyperlink>
+      </w:r>
+      <w:r>
+        <w:rPr>
+          <w:rFonts w:ascii="Charis SIL Regular" w:hAnsi="Charis SIL Regular" w:eastAsia="Charis SIL Regular"/>
+          <w:b w:val="0"/>
+          <w:i w:val="0"/>
+          <w:color w:val="0000FF"/>
+          <w:sz w:val="24"/>
+          <w:u w:val="single"/>
+        </w:rPr>
+        <w:t xml:space="preserve"> Socie</w:t>
       </w:r>
       <w:r>
         <w:rPr>

--- a/EXPORTS/DOCX/published/niveau3/English/RijksmuseumAmsterdam.docx
+++ b/EXPORTS/DOCX/published/niveau3/English/RijksmuseumAmsterdam.docx
@@ -400,179 +400,13 @@
       </w:r>
       <w:r>
         <w:rPr>
-          <w:u w:val="single" w:color="0000ff"/>
           <w:rFonts w:ascii="Charis SIL Regular" w:hAnsi="Charis SIL Regular" w:eastAsia="Charis SIL Regular"/>
           <w:b w:val="0"/>
           <w:i w:val="0"/>
           <w:color w:val="000000"/>
           <w:sz w:val="24"/>
         </w:rPr>
-        <w:hyperlink r:id="rId9" w:history="1">
-          <w:r>
-            <w:rPr>
-              <w:rStyle w:val="Hyperlink"/>
-            </w:rPr>
-            <w:t xml:space="preserve">Museum </w:t>
-          </w:r>
-        </w:hyperlink>
-      </w:r>
-      <w:r>
-        <w:rPr>
-          <w:u w:val="single" w:color="0000ff"/>
-          <w:rFonts w:ascii="Charis SIL Regular" w:hAnsi="Charis SIL Regular" w:eastAsia="Charis SIL Regular"/>
-          <w:b w:val="0"/>
-          <w:i w:val="0"/>
-          <w:color w:val="000000"/>
-          <w:sz w:val="24"/>
-        </w:rPr>
-        <w:hyperlink r:id="rId9" w:history="1">
-          <w:r>
-            <w:rPr>
-              <w:rStyle w:val="Hyperlink"/>
-            </w:rPr>
-            <w:t>v</w:t>
-          </w:r>
-        </w:hyperlink>
-      </w:r>
-      <w:r>
-        <w:rPr>
-          <w:u w:val="single" w:color="0000ff"/>
-          <w:rFonts w:ascii="Charis SIL Regular" w:hAnsi="Charis SIL Regular" w:eastAsia="Charis SIL Regular"/>
-          <w:b w:val="0"/>
-          <w:i w:val="0"/>
-          <w:color w:val="000000"/>
-          <w:sz w:val="24"/>
-        </w:rPr>
-        <w:hyperlink r:id="rId9" w:history="1">
-          <w:r>
-            <w:rPr>
-              <w:rStyle w:val="Hyperlink"/>
-            </w:rPr>
-            <w:t>an Ges</w:t>
-          </w:r>
-        </w:hyperlink>
-      </w:r>
-      <w:r>
-        <w:rPr>
-          <w:u w:val="single" w:color="0000ff"/>
-          <w:rFonts w:ascii="Charis SIL Regular" w:hAnsi="Charis SIL Regular" w:eastAsia="Charis SIL Regular"/>
-          <w:b w:val="0"/>
-          <w:i w:val="0"/>
-          <w:color w:val="000000"/>
-          <w:sz w:val="24"/>
-        </w:rPr>
-        <w:hyperlink r:id="rId9" w:history="1">
-          <w:r>
-            <w:rPr>
-              <w:rStyle w:val="Hyperlink"/>
-            </w:rPr>
-            <w:t>chiede</w:t>
-          </w:r>
-        </w:hyperlink>
-      </w:r>
-      <w:r>
-        <w:rPr>
-          <w:rFonts w:ascii="Charis SIL Regular" w:hAnsi="Charis SIL Regular" w:eastAsia="Charis SIL Regular"/>
-          <w:b w:val="0"/>
-          <w:i w:val="0"/>
-          <w:color w:val="000000"/>
-          <w:sz w:val="24"/>
-        </w:rPr>
-        <w:t>n</w:t>
-      </w:r>
-      <w:r>
-        <w:rPr>
-          <w:u w:val="single" w:color="0000ff"/>
-          <w:rFonts w:ascii="Charis SIL Regular" w:hAnsi="Charis SIL Regular" w:eastAsia="Charis SIL Regular"/>
-          <w:b w:val="0"/>
-          <w:i w:val="0"/>
-          <w:color w:val="000000"/>
-          <w:sz w:val="24"/>
-        </w:rPr>
-        <w:t>i</w:t>
-      </w:r>
-      <w:r>
-        <w:rPr>
-          <w:u w:val="single" w:color="0000ff"/>
-          <w:rFonts w:ascii="Charis SIL Regular" w:hAnsi="Charis SIL Regular" w:eastAsia="Charis SIL Regular"/>
-          <w:b w:val="0"/>
-          <w:i w:val="0"/>
-          <w:color w:val="000000"/>
-          <w:sz w:val="24"/>
-        </w:rPr>
-        <w:hyperlink r:id="rId10" w:history="1">
-          <w:r>
-            <w:rPr>
-              <w:rStyle w:val="Hyperlink"/>
-            </w:rPr>
-            <w:t>s</w:t>
-          </w:r>
-        </w:hyperlink>
-      </w:r>
-      <w:r>
-        <w:rPr>
-          <w:u w:val="single" w:color="0000ff"/>
-          <w:rFonts w:ascii="Charis SIL Regular" w:hAnsi="Charis SIL Regular" w:eastAsia="Charis SIL Regular"/>
-          <w:b w:val="0"/>
-          <w:i w:val="0"/>
-          <w:color w:val="000000"/>
-          <w:sz w:val="24"/>
-        </w:rPr>
-        <w:t xml:space="preserve"> </w:t>
-      </w:r>
-      <w:r>
-        <w:rPr>
-          <w:u w:val="single" w:color="0000ff"/>
-          <w:rFonts w:ascii="Charis SIL Regular" w:hAnsi="Charis SIL Regular" w:eastAsia="Charis SIL Regular"/>
-          <w:b w:val="0"/>
-          <w:i w:val="0"/>
-          <w:color w:val="000000"/>
-          <w:sz w:val="24"/>
-        </w:rPr>
-        <w:hyperlink r:id="rId10" w:history="1">
-          <w:r>
-            <w:rPr>
-              <w:rStyle w:val="Hyperlink"/>
-            </w:rPr>
-            <w:t>en K</w:t>
-          </w:r>
-        </w:hyperlink>
-      </w:r>
-      <w:r>
-        <w:rPr>
-          <w:u w:val="single" w:color="0000ff"/>
-          <w:rFonts w:ascii="Charis SIL Regular" w:hAnsi="Charis SIL Regular" w:eastAsia="Charis SIL Regular"/>
-          <w:b w:val="0"/>
-          <w:i w:val="0"/>
-          <w:color w:val="000000"/>
-          <w:sz w:val="24"/>
-        </w:rPr>
-        <w:hyperlink r:id="rId10" w:history="1">
-          <w:r>
-            <w:rPr>
-              <w:rStyle w:val="Hyperlink"/>
-            </w:rPr>
-            <w:t>u</w:t>
-          </w:r>
-        </w:hyperlink>
-      </w:r>
-      <w:r>
-        <w:rPr>
-          <w:u w:val="single" w:color="0000ff"/>
-          <w:rFonts w:ascii="Charis SIL Regular" w:hAnsi="Charis SIL Regular" w:eastAsia="Charis SIL Regular"/>
-          <w:b w:val="0"/>
-          <w:i w:val="0"/>
-          <w:color w:val="000000"/>
-          <w:sz w:val="24"/>
-        </w:rPr>
-        <w:hyperlink r:id="rId10" w:history="1">
-          <w:r>
-            <w:rPr>
-              <w:rStyle w:val="Hyperlink"/>
-            </w:rPr>
-            <w:t xml:space="preserve">nst and the </w:t>
-          </w:r>
-        </w:hyperlink>
+        <w:t xml:space="preserve">Museum van Geschiedenis en Kunst and the </w:t>
       </w:r>
       <w:r>
         <w:rPr>
@@ -773,7 +607,7 @@
           <w:sz w:val="24"/>
           <w:u w:val="single"/>
         </w:rPr>
-        <w:t xml:space="preserve"> Socie</w:t>
+        <w:t xml:space="preserve"> </w:t>
       </w:r>
       <w:r>
         <w:rPr>
@@ -784,7 +618,25 @@
           <w:sz w:val="24"/>
           <w:u w:val="single"/>
         </w:rPr>
-        <w:hyperlink r:id="rId11" w:history="1">
+        <w:hyperlink r:id="rId12" w:history="1">
+          <w:r>
+            <w:rPr>
+              <w:rStyle w:val="Hyperlink"/>
+            </w:rPr>
+            <w:t>Socie</w:t>
+          </w:r>
+        </w:hyperlink>
+      </w:r>
+      <w:r>
+        <w:rPr>
+          <w:rFonts w:ascii="Charis SIL Regular" w:hAnsi="Charis SIL Regular" w:eastAsia="Charis SIL Regular"/>
+          <w:b w:val="0"/>
+          <w:i w:val="0"/>
+          <w:color w:val="0000FF"/>
+          <w:sz w:val="24"/>
+          <w:u w:val="single"/>
+        </w:rPr>
+        <w:hyperlink r:id="rId12" w:history="1">
           <w:r>
             <w:rPr>
               <w:rStyle w:val="Hyperlink"/>
@@ -813,7 +665,7 @@
           <w:sz w:val="24"/>
           <w:u w:val="single"/>
         </w:rPr>
-        <w:hyperlink r:id="rId11" w:history="1">
+        <w:hyperlink r:id="rId12" w:history="1">
           <w:r>
             <w:rPr>
               <w:rStyle w:val="Hyperlink"/>
@@ -842,7 +694,7 @@
           <w:sz w:val="24"/>
           <w:u w:val="single"/>
         </w:rPr>
-        <w:hyperlink r:id="rId11" w:history="1">
+        <w:hyperlink r:id="rId12" w:history="1">
           <w:r>
             <w:rPr>
               <w:rStyle w:val="Hyperlink"/>
@@ -860,7 +712,7 @@
           <w:sz w:val="24"/>
           <w:u w:val="single"/>
         </w:rPr>
-        <w:hyperlink r:id="rId11" w:history="1">
+        <w:hyperlink r:id="rId12" w:history="1">
           <w:r>
             <w:rPr>
               <w:rStyle w:val="Hyperlink"/>
@@ -889,7 +741,7 @@
           <w:sz w:val="24"/>
           <w:u w:val="single"/>
         </w:rPr>
-        <w:hyperlink r:id="rId11" w:history="1">
+        <w:hyperlink r:id="rId12" w:history="1">
           <w:r>
             <w:rPr>
               <w:rStyle w:val="Hyperlink"/>
@@ -907,7 +759,7 @@
           <w:sz w:val="24"/>
           <w:u w:val="single"/>
         </w:rPr>
-        <w:hyperlink r:id="rId11" w:history="1">
+        <w:hyperlink r:id="rId12" w:history="1">
           <w:r>
             <w:rPr>
               <w:rStyle w:val="Hyperlink"/>
@@ -936,7 +788,7 @@
           <w:sz w:val="24"/>
           <w:u w:val="single"/>
         </w:rPr>
-        <w:hyperlink r:id="rId11" w:history="1">
+        <w:hyperlink r:id="rId12" w:history="1">
           <w:r>
             <w:rPr>
               <w:rStyle w:val="Hyperlink"/>
@@ -954,7 +806,7 @@
           <w:sz w:val="24"/>
           <w:u w:val="single"/>
         </w:rPr>
-        <w:hyperlink r:id="rId11" w:history="1">
+        <w:hyperlink r:id="rId12" w:history="1">
           <w:r>
             <w:rPr>
               <w:rStyle w:val="Hyperlink"/>
@@ -983,7 +835,7 @@
           <w:sz w:val="24"/>
           <w:u w:val="single"/>
         </w:rPr>
-        <w:hyperlink r:id="rId11" w:history="1">
+        <w:hyperlink r:id="rId12" w:history="1">
           <w:r>
             <w:rPr>
               <w:rStyle w:val="Hyperlink"/>

--- a/EXPORTS/DOCX/published/niveau3/English/RijksmuseumAmsterdam.docx
+++ b/EXPORTS/DOCX/published/niveau3/English/RijksmuseumAmsterdam.docx
@@ -415,85 +415,8 @@
           <w:i w:val="0"/>
           <w:color w:val="0000FF"/>
           <w:sz w:val="24"/>
-          <w:u w:val="single"/>
         </w:rPr>
-        <w:t>R</w:t>
-      </w:r>
-      <w:r>
-        <w:rPr>
-          <w:rFonts w:ascii="Charis SIL Regular" w:hAnsi="Charis SIL Regular" w:eastAsia="Charis SIL Regular"/>
-          <w:b w:val="0"/>
-          <w:i w:val="0"/>
-          <w:color w:val="0000FF"/>
-          <w:sz w:val="24"/>
-          <w:u w:val="single"/>
-        </w:rPr>
-        <w:hyperlink r:id="rId10" w:history="1">
-          <w:r>
-            <w:rPr>
-              <w:rStyle w:val="Hyperlink"/>
-            </w:rPr>
-            <w:t>oya</w:t>
-          </w:r>
-        </w:hyperlink>
-      </w:r>
-      <w:r>
-        <w:rPr>
-          <w:rFonts w:ascii="Charis SIL Regular" w:hAnsi="Charis SIL Regular" w:eastAsia="Charis SIL Regular"/>
-          <w:b w:val="0"/>
-          <w:i w:val="0"/>
-          <w:color w:val="0000FF"/>
-          <w:sz w:val="24"/>
-          <w:u w:val="single"/>
-        </w:rPr>
-        <w:hyperlink r:id="rId10" w:history="1">
-          <w:r>
-            <w:rPr>
-              <w:rStyle w:val="Hyperlink"/>
-            </w:rPr>
-            <w:t>l</w:t>
-          </w:r>
-        </w:hyperlink>
-      </w:r>
-      <w:r>
-        <w:rPr>
-          <w:rFonts w:ascii="Charis SIL Regular" w:hAnsi="Charis SIL Regular" w:eastAsia="Charis SIL Regular"/>
-          <w:b w:val="0"/>
-          <w:i w:val="0"/>
-          <w:color w:val="0000FF"/>
-          <w:sz w:val="24"/>
-          <w:u w:val="single"/>
-        </w:rPr>
-        <w:t xml:space="preserve"> </w:t>
-      </w:r>
-      <w:r>
-        <w:rPr>
-          <w:rFonts w:ascii="Charis SIL Regular" w:hAnsi="Charis SIL Regular" w:eastAsia="Charis SIL Regular"/>
-          <w:b w:val="0"/>
-          <w:i w:val="0"/>
-          <w:color w:val="0000FF"/>
-          <w:sz w:val="24"/>
-          <w:u w:val="single"/>
-        </w:rPr>
-        <w:hyperlink r:id="rId10" w:history="1">
-          <w:r>
-            <w:rPr>
-              <w:rStyle w:val="Hyperlink"/>
-            </w:rPr>
-            <w:t>Cabinet</w:t>
-          </w:r>
-        </w:hyperlink>
-      </w:r>
-      <w:r>
-        <w:rPr>
-          <w:rFonts w:ascii="Charis SIL Regular" w:hAnsi="Charis SIL Regular" w:eastAsia="Charis SIL Regular"/>
-          <w:b w:val="0"/>
-          <w:i w:val="0"/>
-          <w:color w:val="0000FF"/>
-          <w:sz w:val="24"/>
-          <w:u w:val="single"/>
-        </w:rPr>
-        <w:t xml:space="preserve"> </w:t>
+        <w:t xml:space="preserve">Royal Cabinet </w:t>
       </w:r>
       <w:r>
         <w:rPr>
@@ -636,7 +559,7 @@
           <w:sz w:val="24"/>
           <w:u w:val="single"/>
         </w:rPr>
-        <w:hyperlink r:id="rId12" w:history="1">
+        <w:hyperlink r:id="rId11" w:history="1">
           <w:r>
             <w:rPr>
               <w:rStyle w:val="Hyperlink"/>
@@ -665,7 +588,7 @@
           <w:sz w:val="24"/>
           <w:u w:val="single"/>
         </w:rPr>
-        <w:hyperlink r:id="rId12" w:history="1">
+        <w:hyperlink r:id="rId11" w:history="1">
           <w:r>
             <w:rPr>
               <w:rStyle w:val="Hyperlink"/>
@@ -694,7 +617,7 @@
           <w:sz w:val="24"/>
           <w:u w:val="single"/>
         </w:rPr>
-        <w:hyperlink r:id="rId12" w:history="1">
+        <w:hyperlink r:id="rId11" w:history="1">
           <w:r>
             <w:rPr>
               <w:rStyle w:val="Hyperlink"/>
@@ -712,7 +635,7 @@
           <w:sz w:val="24"/>
           <w:u w:val="single"/>
         </w:rPr>
-        <w:hyperlink r:id="rId12" w:history="1">
+        <w:hyperlink r:id="rId11" w:history="1">
           <w:r>
             <w:rPr>
               <w:rStyle w:val="Hyperlink"/>
@@ -741,7 +664,7 @@
           <w:sz w:val="24"/>
           <w:u w:val="single"/>
         </w:rPr>
-        <w:hyperlink r:id="rId12" w:history="1">
+        <w:hyperlink r:id="rId11" w:history="1">
           <w:r>
             <w:rPr>
               <w:rStyle w:val="Hyperlink"/>
@@ -759,7 +682,7 @@
           <w:sz w:val="24"/>
           <w:u w:val="single"/>
         </w:rPr>
-        <w:hyperlink r:id="rId12" w:history="1">
+        <w:hyperlink r:id="rId11" w:history="1">
           <w:r>
             <w:rPr>
               <w:rStyle w:val="Hyperlink"/>
@@ -788,7 +711,7 @@
           <w:sz w:val="24"/>
           <w:u w:val="single"/>
         </w:rPr>
-        <w:hyperlink r:id="rId12" w:history="1">
+        <w:hyperlink r:id="rId11" w:history="1">
           <w:r>
             <w:rPr>
               <w:rStyle w:val="Hyperlink"/>
@@ -806,7 +729,7 @@
           <w:sz w:val="24"/>
           <w:u w:val="single"/>
         </w:rPr>
-        <w:hyperlink r:id="rId12" w:history="1">
+        <w:hyperlink r:id="rId11" w:history="1">
           <w:r>
             <w:rPr>
               <w:rStyle w:val="Hyperlink"/>
@@ -835,7 +758,7 @@
           <w:sz w:val="24"/>
           <w:u w:val="single"/>
         </w:rPr>
-        <w:hyperlink r:id="rId12" w:history="1">
+        <w:hyperlink r:id="rId11" w:history="1">
           <w:r>
             <w:rPr>
               <w:rStyle w:val="Hyperlink"/>

--- a/EXPORTS/DOCX/published/niveau3/English/RijksmuseumAmsterdam.docx
+++ b/EXPORTS/DOCX/published/niveau3/English/RijksmuseumAmsterdam.docx
@@ -400,13 +400,179 @@
       </w:r>
       <w:r>
         <w:rPr>
+          <w:u w:val="single" w:color="0000ff"/>
           <w:rFonts w:ascii="Charis SIL Regular" w:hAnsi="Charis SIL Regular" w:eastAsia="Charis SIL Regular"/>
           <w:b w:val="0"/>
           <w:i w:val="0"/>
           <w:color w:val="000000"/>
           <w:sz w:val="24"/>
         </w:rPr>
-        <w:t xml:space="preserve">Museum van Geschiedenis en Kunst and the </w:t>
+        <w:hyperlink r:id="rId9" w:history="1">
+          <w:r>
+            <w:rPr>
+              <w:rStyle w:val="Hyperlink"/>
+            </w:rPr>
+            <w:t xml:space="preserve">Museum </w:t>
+          </w:r>
+        </w:hyperlink>
+      </w:r>
+      <w:r>
+        <w:rPr>
+          <w:u w:val="single" w:color="0000ff"/>
+          <w:rFonts w:ascii="Charis SIL Regular" w:hAnsi="Charis SIL Regular" w:eastAsia="Charis SIL Regular"/>
+          <w:b w:val="0"/>
+          <w:i w:val="0"/>
+          <w:color w:val="000000"/>
+          <w:sz w:val="24"/>
+        </w:rPr>
+        <w:hyperlink r:id="rId9" w:history="1">
+          <w:r>
+            <w:rPr>
+              <w:rStyle w:val="Hyperlink"/>
+            </w:rPr>
+            <w:t>v</w:t>
+          </w:r>
+        </w:hyperlink>
+      </w:r>
+      <w:r>
+        <w:rPr>
+          <w:u w:val="single" w:color="0000ff"/>
+          <w:rFonts w:ascii="Charis SIL Regular" w:hAnsi="Charis SIL Regular" w:eastAsia="Charis SIL Regular"/>
+          <w:b w:val="0"/>
+          <w:i w:val="0"/>
+          <w:color w:val="000000"/>
+          <w:sz w:val="24"/>
+        </w:rPr>
+        <w:hyperlink r:id="rId9" w:history="1">
+          <w:r>
+            <w:rPr>
+              <w:rStyle w:val="Hyperlink"/>
+            </w:rPr>
+            <w:t>an Ges</w:t>
+          </w:r>
+        </w:hyperlink>
+      </w:r>
+      <w:r>
+        <w:rPr>
+          <w:u w:val="single" w:color="0000ff"/>
+          <w:rFonts w:ascii="Charis SIL Regular" w:hAnsi="Charis SIL Regular" w:eastAsia="Charis SIL Regular"/>
+          <w:b w:val="0"/>
+          <w:i w:val="0"/>
+          <w:color w:val="000000"/>
+          <w:sz w:val="24"/>
+        </w:rPr>
+        <w:hyperlink r:id="rId9" w:history="1">
+          <w:r>
+            <w:rPr>
+              <w:rStyle w:val="Hyperlink"/>
+            </w:rPr>
+            <w:t>chiede</w:t>
+          </w:r>
+        </w:hyperlink>
+      </w:r>
+      <w:r>
+        <w:rPr>
+          <w:rFonts w:ascii="Charis SIL Regular" w:hAnsi="Charis SIL Regular" w:eastAsia="Charis SIL Regular"/>
+          <w:b w:val="0"/>
+          <w:i w:val="0"/>
+          <w:color w:val="000000"/>
+          <w:sz w:val="24"/>
+        </w:rPr>
+        <w:t>n</w:t>
+      </w:r>
+      <w:r>
+        <w:rPr>
+          <w:u w:val="single" w:color="0000ff"/>
+          <w:rFonts w:ascii="Charis SIL Regular" w:hAnsi="Charis SIL Regular" w:eastAsia="Charis SIL Regular"/>
+          <w:b w:val="0"/>
+          <w:i w:val="0"/>
+          <w:color w:val="000000"/>
+          <w:sz w:val="24"/>
+        </w:rPr>
+        <w:t>i</w:t>
+      </w:r>
+      <w:r>
+        <w:rPr>
+          <w:u w:val="single" w:color="0000ff"/>
+          <w:rFonts w:ascii="Charis SIL Regular" w:hAnsi="Charis SIL Regular" w:eastAsia="Charis SIL Regular"/>
+          <w:b w:val="0"/>
+          <w:i w:val="0"/>
+          <w:color w:val="000000"/>
+          <w:sz w:val="24"/>
+        </w:rPr>
+        <w:hyperlink r:id="rId10" w:history="1">
+          <w:r>
+            <w:rPr>
+              <w:rStyle w:val="Hyperlink"/>
+            </w:rPr>
+            <w:t>s</w:t>
+          </w:r>
+        </w:hyperlink>
+      </w:r>
+      <w:r>
+        <w:rPr>
+          <w:u w:val="single" w:color="0000ff"/>
+          <w:rFonts w:ascii="Charis SIL Regular" w:hAnsi="Charis SIL Regular" w:eastAsia="Charis SIL Regular"/>
+          <w:b w:val="0"/>
+          <w:i w:val="0"/>
+          <w:color w:val="000000"/>
+          <w:sz w:val="24"/>
+        </w:rPr>
+        <w:t xml:space="preserve"> </w:t>
+      </w:r>
+      <w:r>
+        <w:rPr>
+          <w:u w:val="single" w:color="0000ff"/>
+          <w:rFonts w:ascii="Charis SIL Regular" w:hAnsi="Charis SIL Regular" w:eastAsia="Charis SIL Regular"/>
+          <w:b w:val="0"/>
+          <w:i w:val="0"/>
+          <w:color w:val="000000"/>
+          <w:sz w:val="24"/>
+        </w:rPr>
+        <w:hyperlink r:id="rId10" w:history="1">
+          <w:r>
+            <w:rPr>
+              <w:rStyle w:val="Hyperlink"/>
+            </w:rPr>
+            <w:t>en K</w:t>
+          </w:r>
+        </w:hyperlink>
+      </w:r>
+      <w:r>
+        <w:rPr>
+          <w:u w:val="single" w:color="0000ff"/>
+          <w:rFonts w:ascii="Charis SIL Regular" w:hAnsi="Charis SIL Regular" w:eastAsia="Charis SIL Regular"/>
+          <w:b w:val="0"/>
+          <w:i w:val="0"/>
+          <w:color w:val="000000"/>
+          <w:sz w:val="24"/>
+        </w:rPr>
+        <w:hyperlink r:id="rId10" w:history="1">
+          <w:r>
+            <w:rPr>
+              <w:rStyle w:val="Hyperlink"/>
+            </w:rPr>
+            <w:t>u</w:t>
+          </w:r>
+        </w:hyperlink>
+      </w:r>
+      <w:r>
+        <w:rPr>
+          <w:u w:val="single" w:color="0000ff"/>
+          <w:rFonts w:ascii="Charis SIL Regular" w:hAnsi="Charis SIL Regular" w:eastAsia="Charis SIL Regular"/>
+          <w:b w:val="0"/>
+          <w:i w:val="0"/>
+          <w:color w:val="000000"/>
+          <w:sz w:val="24"/>
+        </w:rPr>
+        <w:hyperlink r:id="rId10" w:history="1">
+          <w:r>
+            <w:rPr>
+              <w:rStyle w:val="Hyperlink"/>
+            </w:rPr>
+            <w:t xml:space="preserve">nst and the </w:t>
+          </w:r>
+        </w:hyperlink>
       </w:r>
       <w:r>
         <w:rPr>
@@ -415,8 +581,85 @@
           <w:i w:val="0"/>
           <w:color w:val="0000FF"/>
           <w:sz w:val="24"/>
+          <w:u w:val="single"/>
         </w:rPr>
-        <w:t xml:space="preserve">Royal Cabinet </w:t>
+        <w:t>R</w:t>
+      </w:r>
+      <w:r>
+        <w:rPr>
+          <w:rFonts w:ascii="Charis SIL Regular" w:hAnsi="Charis SIL Regular" w:eastAsia="Charis SIL Regular"/>
+          <w:b w:val="0"/>
+          <w:i w:val="0"/>
+          <w:color w:val="0000FF"/>
+          <w:sz w:val="24"/>
+          <w:u w:val="single"/>
+        </w:rPr>
+        <w:hyperlink r:id="rId10" w:history="1">
+          <w:r>
+            <w:rPr>
+              <w:rStyle w:val="Hyperlink"/>
+            </w:rPr>
+            <w:t>oya</w:t>
+          </w:r>
+        </w:hyperlink>
+      </w:r>
+      <w:r>
+        <w:rPr>
+          <w:rFonts w:ascii="Charis SIL Regular" w:hAnsi="Charis SIL Regular" w:eastAsia="Charis SIL Regular"/>
+          <w:b w:val="0"/>
+          <w:i w:val="0"/>
+          <w:color w:val="0000FF"/>
+          <w:sz w:val="24"/>
+          <w:u w:val="single"/>
+        </w:rPr>
+        <w:hyperlink r:id="rId10" w:history="1">
+          <w:r>
+            <w:rPr>
+              <w:rStyle w:val="Hyperlink"/>
+            </w:rPr>
+            <w:t>l</w:t>
+          </w:r>
+        </w:hyperlink>
+      </w:r>
+      <w:r>
+        <w:rPr>
+          <w:rFonts w:ascii="Charis SIL Regular" w:hAnsi="Charis SIL Regular" w:eastAsia="Charis SIL Regular"/>
+          <w:b w:val="0"/>
+          <w:i w:val="0"/>
+          <w:color w:val="0000FF"/>
+          <w:sz w:val="24"/>
+          <w:u w:val="single"/>
+        </w:rPr>
+        <w:t xml:space="preserve"> </w:t>
+      </w:r>
+      <w:r>
+        <w:rPr>
+          <w:rFonts w:ascii="Charis SIL Regular" w:hAnsi="Charis SIL Regular" w:eastAsia="Charis SIL Regular"/>
+          <w:b w:val="0"/>
+          <w:i w:val="0"/>
+          <w:color w:val="0000FF"/>
+          <w:sz w:val="24"/>
+          <w:u w:val="single"/>
+        </w:rPr>
+        <w:hyperlink r:id="rId10" w:history="1">
+          <w:r>
+            <w:rPr>
+              <w:rStyle w:val="Hyperlink"/>
+            </w:rPr>
+            <w:t>Cabinet</w:t>
+          </w:r>
+        </w:hyperlink>
+      </w:r>
+      <w:r>
+        <w:rPr>
+          <w:rFonts w:ascii="Charis SIL Regular" w:hAnsi="Charis SIL Regular" w:eastAsia="Charis SIL Regular"/>
+          <w:b w:val="0"/>
+          <w:i w:val="0"/>
+          <w:color w:val="0000FF"/>
+          <w:sz w:val="24"/>
+          <w:u w:val="single"/>
+        </w:rPr>
+        <w:t xml:space="preserve"> </w:t>
       </w:r>
       <w:r>
         <w:rPr>
@@ -512,43 +755,7 @@
           <w:sz w:val="24"/>
           <w:u w:val="single"/>
         </w:rPr>
-        <w:hyperlink r:id="rId12" w:history="1">
-          <w:r>
-            <w:rPr>
-              <w:rStyle w:val="Hyperlink"/>
-            </w:rPr>
-            <w:t>Royal</w:t>
-          </w:r>
-        </w:hyperlink>
-      </w:r>
-      <w:r>
-        <w:rPr>
-          <w:rFonts w:ascii="Charis SIL Regular" w:hAnsi="Charis SIL Regular" w:eastAsia="Charis SIL Regular"/>
-          <w:b w:val="0"/>
-          <w:i w:val="0"/>
-          <w:color w:val="0000FF"/>
-          <w:sz w:val="24"/>
-          <w:u w:val="single"/>
-        </w:rPr>
-        <w:t xml:space="preserve"> </w:t>
-      </w:r>
-      <w:r>
-        <w:rPr>
-          <w:rFonts w:ascii="Charis SIL Regular" w:hAnsi="Charis SIL Regular" w:eastAsia="Charis SIL Regular"/>
-          <w:b w:val="0"/>
-          <w:i w:val="0"/>
-          <w:color w:val="0000FF"/>
-          <w:sz w:val="24"/>
-          <w:u w:val="single"/>
-        </w:rPr>
-        <w:hyperlink r:id="rId12" w:history="1">
-          <w:r>
-            <w:rPr>
-              <w:rStyle w:val="Hyperlink"/>
-            </w:rPr>
-            <w:t>Socie</w:t>
-          </w:r>
-        </w:hyperlink>
+        <w:t>Royal Socie</w:t>
       </w:r>
       <w:r>
         <w:rPr>
@@ -588,7 +795,7 @@
           <w:sz w:val="24"/>
           <w:u w:val="single"/>
         </w:rPr>
-        <w:hyperlink r:id="rId11" w:history="1">
+        <w:hyperlink r:id="rId12" w:history="1">
           <w:r>
             <w:rPr>
               <w:rStyle w:val="Hyperlink"/>
@@ -617,7 +824,7 @@
           <w:sz w:val="24"/>
           <w:u w:val="single"/>
         </w:rPr>
-        <w:hyperlink r:id="rId11" w:history="1">
+        <w:hyperlink r:id="rId12" w:history="1">
           <w:r>
             <w:rPr>
               <w:rStyle w:val="Hyperlink"/>
@@ -635,7 +842,7 @@
           <w:sz w:val="24"/>
           <w:u w:val="single"/>
         </w:rPr>
-        <w:hyperlink r:id="rId11" w:history="1">
+        <w:hyperlink r:id="rId12" w:history="1">
           <w:r>
             <w:rPr>
               <w:rStyle w:val="Hyperlink"/>
@@ -664,7 +871,7 @@
           <w:sz w:val="24"/>
           <w:u w:val="single"/>
         </w:rPr>
-        <w:hyperlink r:id="rId11" w:history="1">
+        <w:hyperlink r:id="rId12" w:history="1">
           <w:r>
             <w:rPr>
               <w:rStyle w:val="Hyperlink"/>
@@ -682,7 +889,7 @@
           <w:sz w:val="24"/>
           <w:u w:val="single"/>
         </w:rPr>
-        <w:hyperlink r:id="rId11" w:history="1">
+        <w:hyperlink r:id="rId12" w:history="1">
           <w:r>
             <w:rPr>
               <w:rStyle w:val="Hyperlink"/>
@@ -711,7 +918,7 @@
           <w:sz w:val="24"/>
           <w:u w:val="single"/>
         </w:rPr>
-        <w:hyperlink r:id="rId11" w:history="1">
+        <w:hyperlink r:id="rId12" w:history="1">
           <w:r>
             <w:rPr>
               <w:rStyle w:val="Hyperlink"/>
@@ -729,7 +936,7 @@
           <w:sz w:val="24"/>
           <w:u w:val="single"/>
         </w:rPr>
-        <w:hyperlink r:id="rId11" w:history="1">
+        <w:hyperlink r:id="rId12" w:history="1">
           <w:r>
             <w:rPr>
               <w:rStyle w:val="Hyperlink"/>
@@ -758,7 +965,7 @@
           <w:sz w:val="24"/>
           <w:u w:val="single"/>
         </w:rPr>
-        <w:hyperlink r:id="rId11" w:history="1">
+        <w:hyperlink r:id="rId12" w:history="1">
           <w:r>
             <w:rPr>
               <w:rStyle w:val="Hyperlink"/>

--- a/EXPORTS/DOCX/published/niveau3/English/RijksmuseumAmsterdam.docx
+++ b/EXPORTS/DOCX/published/niveau3/English/RijksmuseumAmsterdam.docx
@@ -755,7 +755,14 @@
           <w:sz w:val="24"/>
           <w:u w:val="single"/>
         </w:rPr>
-        <w:t>Royal Socie</w:t>
+        <w:hyperlink r:id="rId12" w:history="1">
+          <w:r>
+            <w:rPr>
+              <w:rStyle w:val="Hyperlink"/>
+            </w:rPr>
+            <w:t>Royal</w:t>
+          </w:r>
+        </w:hyperlink>
       </w:r>
       <w:r>
         <w:rPr>
@@ -766,7 +773,36 @@
           <w:sz w:val="24"/>
           <w:u w:val="single"/>
         </w:rPr>
-        <w:hyperlink r:id="rId11" w:history="1">
+        <w:t xml:space="preserve"> </w:t>
+      </w:r>
+      <w:r>
+        <w:rPr>
+          <w:rFonts w:ascii="Charis SIL Regular" w:hAnsi="Charis SIL Regular" w:eastAsia="Charis SIL Regular"/>
+          <w:b w:val="0"/>
+          <w:i w:val="0"/>
+          <w:color w:val="0000FF"/>
+          <w:sz w:val="24"/>
+          <w:u w:val="single"/>
+        </w:rPr>
+        <w:hyperlink r:id="rId12" w:history="1">
+          <w:r>
+            <w:rPr>
+              <w:rStyle w:val="Hyperlink"/>
+            </w:rPr>
+            <w:t>Socie</w:t>
+          </w:r>
+        </w:hyperlink>
+      </w:r>
+      <w:r>
+        <w:rPr>
+          <w:rFonts w:ascii="Charis SIL Regular" w:hAnsi="Charis SIL Regular" w:eastAsia="Charis SIL Regular"/>
+          <w:b w:val="0"/>
+          <w:i w:val="0"/>
+          <w:color w:val="0000FF"/>
+          <w:sz w:val="24"/>
+          <w:u w:val="single"/>
+        </w:rPr>
+        <w:hyperlink r:id="rId12" w:history="1">
           <w:r>
             <w:rPr>
               <w:rStyle w:val="Hyperlink"/>

--- a/EXPORTS/DOCX/published/niveau3/English/RijksmuseumAmsterdam.docx
+++ b/EXPORTS/DOCX/published/niveau3/English/RijksmuseumAmsterdam.docx
@@ -400,179 +400,13 @@
       </w:r>
       <w:r>
         <w:rPr>
-          <w:u w:val="single" w:color="0000ff"/>
           <w:rFonts w:ascii="Charis SIL Regular" w:hAnsi="Charis SIL Regular" w:eastAsia="Charis SIL Regular"/>
           <w:b w:val="0"/>
           <w:i w:val="0"/>
           <w:color w:val="000000"/>
           <w:sz w:val="24"/>
         </w:rPr>
-        <w:hyperlink r:id="rId9" w:history="1">
-          <w:r>
-            <w:rPr>
-              <w:rStyle w:val="Hyperlink"/>
-            </w:rPr>
-            <w:t xml:space="preserve">Museum </w:t>
-          </w:r>
-        </w:hyperlink>
-      </w:r>
-      <w:r>
-        <w:rPr>
-          <w:u w:val="single" w:color="0000ff"/>
-          <w:rFonts w:ascii="Charis SIL Regular" w:hAnsi="Charis SIL Regular" w:eastAsia="Charis SIL Regular"/>
-          <w:b w:val="0"/>
-          <w:i w:val="0"/>
-          <w:color w:val="000000"/>
-          <w:sz w:val="24"/>
-        </w:rPr>
-        <w:hyperlink r:id="rId9" w:history="1">
-          <w:r>
-            <w:rPr>
-              <w:rStyle w:val="Hyperlink"/>
-            </w:rPr>
-            <w:t>v</w:t>
-          </w:r>
-        </w:hyperlink>
-      </w:r>
-      <w:r>
-        <w:rPr>
-          <w:u w:val="single" w:color="0000ff"/>
-          <w:rFonts w:ascii="Charis SIL Regular" w:hAnsi="Charis SIL Regular" w:eastAsia="Charis SIL Regular"/>
-          <w:b w:val="0"/>
-          <w:i w:val="0"/>
-          <w:color w:val="000000"/>
-          <w:sz w:val="24"/>
-        </w:rPr>
-        <w:hyperlink r:id="rId9" w:history="1">
-          <w:r>
-            <w:rPr>
-              <w:rStyle w:val="Hyperlink"/>
-            </w:rPr>
-            <w:t>an Ges</w:t>
-          </w:r>
-        </w:hyperlink>
-      </w:r>
-      <w:r>
-        <w:rPr>
-          <w:u w:val="single" w:color="0000ff"/>
-          <w:rFonts w:ascii="Charis SIL Regular" w:hAnsi="Charis SIL Regular" w:eastAsia="Charis SIL Regular"/>
-          <w:b w:val="0"/>
-          <w:i w:val="0"/>
-          <w:color w:val="000000"/>
-          <w:sz w:val="24"/>
-        </w:rPr>
-        <w:hyperlink r:id="rId9" w:history="1">
-          <w:r>
-            <w:rPr>
-              <w:rStyle w:val="Hyperlink"/>
-            </w:rPr>
-            <w:t>chiede</w:t>
-          </w:r>
-        </w:hyperlink>
-      </w:r>
-      <w:r>
-        <w:rPr>
-          <w:rFonts w:ascii="Charis SIL Regular" w:hAnsi="Charis SIL Regular" w:eastAsia="Charis SIL Regular"/>
-          <w:b w:val="0"/>
-          <w:i w:val="0"/>
-          <w:color w:val="000000"/>
-          <w:sz w:val="24"/>
-        </w:rPr>
-        <w:t>n</w:t>
-      </w:r>
-      <w:r>
-        <w:rPr>
-          <w:u w:val="single" w:color="0000ff"/>
-          <w:rFonts w:ascii="Charis SIL Regular" w:hAnsi="Charis SIL Regular" w:eastAsia="Charis SIL Regular"/>
-          <w:b w:val="0"/>
-          <w:i w:val="0"/>
-          <w:color w:val="000000"/>
-          <w:sz w:val="24"/>
-        </w:rPr>
-        <w:t>i</w:t>
-      </w:r>
-      <w:r>
-        <w:rPr>
-          <w:u w:val="single" w:color="0000ff"/>
-          <w:rFonts w:ascii="Charis SIL Regular" w:hAnsi="Charis SIL Regular" w:eastAsia="Charis SIL Regular"/>
-          <w:b w:val="0"/>
-          <w:i w:val="0"/>
-          <w:color w:val="000000"/>
-          <w:sz w:val="24"/>
-        </w:rPr>
-        <w:hyperlink r:id="rId10" w:history="1">
-          <w:r>
-            <w:rPr>
-              <w:rStyle w:val="Hyperlink"/>
-            </w:rPr>
-            <w:t>s</w:t>
-          </w:r>
-        </w:hyperlink>
-      </w:r>
-      <w:r>
-        <w:rPr>
-          <w:u w:val="single" w:color="0000ff"/>
-          <w:rFonts w:ascii="Charis SIL Regular" w:hAnsi="Charis SIL Regular" w:eastAsia="Charis SIL Regular"/>
-          <w:b w:val="0"/>
-          <w:i w:val="0"/>
-          <w:color w:val="000000"/>
-          <w:sz w:val="24"/>
-        </w:rPr>
-        <w:t xml:space="preserve"> </w:t>
-      </w:r>
-      <w:r>
-        <w:rPr>
-          <w:u w:val="single" w:color="0000ff"/>
-          <w:rFonts w:ascii="Charis SIL Regular" w:hAnsi="Charis SIL Regular" w:eastAsia="Charis SIL Regular"/>
-          <w:b w:val="0"/>
-          <w:i w:val="0"/>
-          <w:color w:val="000000"/>
-          <w:sz w:val="24"/>
-        </w:rPr>
-        <w:hyperlink r:id="rId10" w:history="1">
-          <w:r>
-            <w:rPr>
-              <w:rStyle w:val="Hyperlink"/>
-            </w:rPr>
-            <w:t>en K</w:t>
-          </w:r>
-        </w:hyperlink>
-      </w:r>
-      <w:r>
-        <w:rPr>
-          <w:u w:val="single" w:color="0000ff"/>
-          <w:rFonts w:ascii="Charis SIL Regular" w:hAnsi="Charis SIL Regular" w:eastAsia="Charis SIL Regular"/>
-          <w:b w:val="0"/>
-          <w:i w:val="0"/>
-          <w:color w:val="000000"/>
-          <w:sz w:val="24"/>
-        </w:rPr>
-        <w:hyperlink r:id="rId10" w:history="1">
-          <w:r>
-            <w:rPr>
-              <w:rStyle w:val="Hyperlink"/>
-            </w:rPr>
-            <w:t>u</w:t>
-          </w:r>
-        </w:hyperlink>
-      </w:r>
-      <w:r>
-        <w:rPr>
-          <w:u w:val="single" w:color="0000ff"/>
-          <w:rFonts w:ascii="Charis SIL Regular" w:hAnsi="Charis SIL Regular" w:eastAsia="Charis SIL Regular"/>
-          <w:b w:val="0"/>
-          <w:i w:val="0"/>
-          <w:color w:val="000000"/>
-          <w:sz w:val="24"/>
-        </w:rPr>
-        <w:hyperlink r:id="rId10" w:history="1">
-          <w:r>
-            <w:rPr>
-              <w:rStyle w:val="Hyperlink"/>
-            </w:rPr>
-            <w:t xml:space="preserve">nst and the </w:t>
-          </w:r>
-        </w:hyperlink>
+        <w:t xml:space="preserve">Museum van Geschiedenis en Kunst and the </w:t>
       </w:r>
       <w:r>
         <w:rPr>
@@ -581,7 +415,6 @@
           <w:i w:val="0"/>
           <w:color w:val="0000FF"/>
           <w:sz w:val="24"/>
-          <w:u w:val="single"/>
         </w:rPr>
         <w:t>R</w:t>
       </w:r>
@@ -753,16 +586,8 @@
           <w:i w:val="0"/>
           <w:color w:val="0000FF"/>
           <w:sz w:val="24"/>
-          <w:u w:val="single"/>
         </w:rPr>
-        <w:hyperlink r:id="rId12" w:history="1">
-          <w:r>
-            <w:rPr>
-              <w:rStyle w:val="Hyperlink"/>
-            </w:rPr>
-            <w:t>Royal</w:t>
-          </w:r>
-        </w:hyperlink>
+        <w:t>Royal Socie</w:t>
       </w:r>
       <w:r>
         <w:rPr>
@@ -773,36 +598,7 @@
           <w:sz w:val="24"/>
           <w:u w:val="single"/>
         </w:rPr>
-        <w:t xml:space="preserve"> </w:t>
-      </w:r>
-      <w:r>
-        <w:rPr>
-          <w:rFonts w:ascii="Charis SIL Regular" w:hAnsi="Charis SIL Regular" w:eastAsia="Charis SIL Regular"/>
-          <w:b w:val="0"/>
-          <w:i w:val="0"/>
-          <w:color w:val="0000FF"/>
-          <w:sz w:val="24"/>
-          <w:u w:val="single"/>
-        </w:rPr>
-        <w:hyperlink r:id="rId12" w:history="1">
-          <w:r>
-            <w:rPr>
-              <w:rStyle w:val="Hyperlink"/>
-            </w:rPr>
-            <w:t>Socie</w:t>
-          </w:r>
-        </w:hyperlink>
-      </w:r>
-      <w:r>
-        <w:rPr>
-          <w:rFonts w:ascii="Charis SIL Regular" w:hAnsi="Charis SIL Regular" w:eastAsia="Charis SIL Regular"/>
-          <w:b w:val="0"/>
-          <w:i w:val="0"/>
-          <w:color w:val="0000FF"/>
-          <w:sz w:val="24"/>
-          <w:u w:val="single"/>
-        </w:rPr>
-        <w:hyperlink r:id="rId12" w:history="1">
+        <w:hyperlink r:id="rId11" w:history="1">
           <w:r>
             <w:rPr>
               <w:rStyle w:val="Hyperlink"/>
@@ -831,7 +627,7 @@
           <w:sz w:val="24"/>
           <w:u w:val="single"/>
         </w:rPr>
-        <w:hyperlink r:id="rId12" w:history="1">
+        <w:hyperlink r:id="rId11" w:history="1">
           <w:r>
             <w:rPr>
               <w:rStyle w:val="Hyperlink"/>
@@ -860,7 +656,7 @@
           <w:sz w:val="24"/>
           <w:u w:val="single"/>
         </w:rPr>
-        <w:hyperlink r:id="rId12" w:history="1">
+        <w:hyperlink r:id="rId11" w:history="1">
           <w:r>
             <w:rPr>
               <w:rStyle w:val="Hyperlink"/>
@@ -878,7 +674,7 @@
           <w:sz w:val="24"/>
           <w:u w:val="single"/>
         </w:rPr>
-        <w:hyperlink r:id="rId12" w:history="1">
+        <w:hyperlink r:id="rId11" w:history="1">
           <w:r>
             <w:rPr>
               <w:rStyle w:val="Hyperlink"/>
@@ -907,7 +703,7 @@
           <w:sz w:val="24"/>
           <w:u w:val="single"/>
         </w:rPr>
-        <w:hyperlink r:id="rId12" w:history="1">
+        <w:hyperlink r:id="rId11" w:history="1">
           <w:r>
             <w:rPr>
               <w:rStyle w:val="Hyperlink"/>
@@ -925,7 +721,7 @@
           <w:sz w:val="24"/>
           <w:u w:val="single"/>
         </w:rPr>
-        <w:hyperlink r:id="rId12" w:history="1">
+        <w:hyperlink r:id="rId11" w:history="1">
           <w:r>
             <w:rPr>
               <w:rStyle w:val="Hyperlink"/>
@@ -954,7 +750,7 @@
           <w:sz w:val="24"/>
           <w:u w:val="single"/>
         </w:rPr>
-        <w:hyperlink r:id="rId12" w:history="1">
+        <w:hyperlink r:id="rId11" w:history="1">
           <w:r>
             <w:rPr>
               <w:rStyle w:val="Hyperlink"/>
@@ -972,7 +768,7 @@
           <w:sz w:val="24"/>
           <w:u w:val="single"/>
         </w:rPr>
-        <w:hyperlink r:id="rId12" w:history="1">
+        <w:hyperlink r:id="rId11" w:history="1">
           <w:r>
             <w:rPr>
               <w:rStyle w:val="Hyperlink"/>
@@ -1001,7 +797,7 @@
           <w:sz w:val="24"/>
           <w:u w:val="single"/>
         </w:rPr>
-        <w:hyperlink r:id="rId12" w:history="1">
+        <w:hyperlink r:id="rId11" w:history="1">
           <w:r>
             <w:rPr>
               <w:rStyle w:val="Hyperlink"/>

--- a/EXPORTS/DOCX/published/niveau3/English/RijksmuseumAmsterdam.docx
+++ b/EXPORTS/DOCX/published/niveau3/English/RijksmuseumAmsterdam.docx
@@ -400,13 +400,179 @@
       </w:r>
       <w:r>
         <w:rPr>
+          <w:u w:val="single" w:color="0000ff"/>
           <w:rFonts w:ascii="Charis SIL Regular" w:hAnsi="Charis SIL Regular" w:eastAsia="Charis SIL Regular"/>
           <w:b w:val="0"/>
           <w:i w:val="0"/>
           <w:color w:val="000000"/>
           <w:sz w:val="24"/>
         </w:rPr>
-        <w:t xml:space="preserve">Museum van Geschiedenis en Kunst and the </w:t>
+        <w:hyperlink r:id="rId9" w:history="1">
+          <w:r>
+            <w:rPr>
+              <w:rStyle w:val="Hyperlink"/>
+            </w:rPr>
+            <w:t xml:space="preserve">Museum </w:t>
+          </w:r>
+        </w:hyperlink>
+      </w:r>
+      <w:r>
+        <w:rPr>
+          <w:u w:val="single" w:color="0000ff"/>
+          <w:rFonts w:ascii="Charis SIL Regular" w:hAnsi="Charis SIL Regular" w:eastAsia="Charis SIL Regular"/>
+          <w:b w:val="0"/>
+          <w:i w:val="0"/>
+          <w:color w:val="000000"/>
+          <w:sz w:val="24"/>
+        </w:rPr>
+        <w:hyperlink r:id="rId9" w:history="1">
+          <w:r>
+            <w:rPr>
+              <w:rStyle w:val="Hyperlink"/>
+            </w:rPr>
+            <w:t>v</w:t>
+          </w:r>
+        </w:hyperlink>
+      </w:r>
+      <w:r>
+        <w:rPr>
+          <w:u w:val="single" w:color="0000ff"/>
+          <w:rFonts w:ascii="Charis SIL Regular" w:hAnsi="Charis SIL Regular" w:eastAsia="Charis SIL Regular"/>
+          <w:b w:val="0"/>
+          <w:i w:val="0"/>
+          <w:color w:val="000000"/>
+          <w:sz w:val="24"/>
+        </w:rPr>
+        <w:hyperlink r:id="rId9" w:history="1">
+          <w:r>
+            <w:rPr>
+              <w:rStyle w:val="Hyperlink"/>
+            </w:rPr>
+            <w:t>an Ges</w:t>
+          </w:r>
+        </w:hyperlink>
+      </w:r>
+      <w:r>
+        <w:rPr>
+          <w:u w:val="single" w:color="0000ff"/>
+          <w:rFonts w:ascii="Charis SIL Regular" w:hAnsi="Charis SIL Regular" w:eastAsia="Charis SIL Regular"/>
+          <w:b w:val="0"/>
+          <w:i w:val="0"/>
+          <w:color w:val="000000"/>
+          <w:sz w:val="24"/>
+        </w:rPr>
+        <w:hyperlink r:id="rId9" w:history="1">
+          <w:r>
+            <w:rPr>
+              <w:rStyle w:val="Hyperlink"/>
+            </w:rPr>
+            <w:t>chiede</w:t>
+          </w:r>
+        </w:hyperlink>
+      </w:r>
+      <w:r>
+        <w:rPr>
+          <w:rFonts w:ascii="Charis SIL Regular" w:hAnsi="Charis SIL Regular" w:eastAsia="Charis SIL Regular"/>
+          <w:b w:val="0"/>
+          <w:i w:val="0"/>
+          <w:color w:val="000000"/>
+          <w:sz w:val="24"/>
+        </w:rPr>
+        <w:t>n</w:t>
+      </w:r>
+      <w:r>
+        <w:rPr>
+          <w:u w:val="single" w:color="0000ff"/>
+          <w:rFonts w:ascii="Charis SIL Regular" w:hAnsi="Charis SIL Regular" w:eastAsia="Charis SIL Regular"/>
+          <w:b w:val="0"/>
+          <w:i w:val="0"/>
+          <w:color w:val="000000"/>
+          <w:sz w:val="24"/>
+        </w:rPr>
+        <w:t>i</w:t>
+      </w:r>
+      <w:r>
+        <w:rPr>
+          <w:u w:val="single" w:color="0000ff"/>
+          <w:rFonts w:ascii="Charis SIL Regular" w:hAnsi="Charis SIL Regular" w:eastAsia="Charis SIL Regular"/>
+          <w:b w:val="0"/>
+          <w:i w:val="0"/>
+          <w:color w:val="000000"/>
+          <w:sz w:val="24"/>
+        </w:rPr>
+        <w:hyperlink r:id="rId10" w:history="1">
+          <w:r>
+            <w:rPr>
+              <w:rStyle w:val="Hyperlink"/>
+            </w:rPr>
+            <w:t>s</w:t>
+          </w:r>
+        </w:hyperlink>
+      </w:r>
+      <w:r>
+        <w:rPr>
+          <w:u w:val="single" w:color="0000ff"/>
+          <w:rFonts w:ascii="Charis SIL Regular" w:hAnsi="Charis SIL Regular" w:eastAsia="Charis SIL Regular"/>
+          <w:b w:val="0"/>
+          <w:i w:val="0"/>
+          <w:color w:val="000000"/>
+          <w:sz w:val="24"/>
+        </w:rPr>
+        <w:t xml:space="preserve"> </w:t>
+      </w:r>
+      <w:r>
+        <w:rPr>
+          <w:u w:val="single" w:color="0000ff"/>
+          <w:rFonts w:ascii="Charis SIL Regular" w:hAnsi="Charis SIL Regular" w:eastAsia="Charis SIL Regular"/>
+          <w:b w:val="0"/>
+          <w:i w:val="0"/>
+          <w:color w:val="000000"/>
+          <w:sz w:val="24"/>
+        </w:rPr>
+        <w:hyperlink r:id="rId10" w:history="1">
+          <w:r>
+            <w:rPr>
+              <w:rStyle w:val="Hyperlink"/>
+            </w:rPr>
+            <w:t>en K</w:t>
+          </w:r>
+        </w:hyperlink>
+      </w:r>
+      <w:r>
+        <w:rPr>
+          <w:u w:val="single" w:color="0000ff"/>
+          <w:rFonts w:ascii="Charis SIL Regular" w:hAnsi="Charis SIL Regular" w:eastAsia="Charis SIL Regular"/>
+          <w:b w:val="0"/>
+          <w:i w:val="0"/>
+          <w:color w:val="000000"/>
+          <w:sz w:val="24"/>
+        </w:rPr>
+        <w:hyperlink r:id="rId10" w:history="1">
+          <w:r>
+            <w:rPr>
+              <w:rStyle w:val="Hyperlink"/>
+            </w:rPr>
+            <w:t>u</w:t>
+          </w:r>
+        </w:hyperlink>
+      </w:r>
+      <w:r>
+        <w:rPr>
+          <w:u w:val="single" w:color="0000ff"/>
+          <w:rFonts w:ascii="Charis SIL Regular" w:hAnsi="Charis SIL Regular" w:eastAsia="Charis SIL Regular"/>
+          <w:b w:val="0"/>
+          <w:i w:val="0"/>
+          <w:color w:val="000000"/>
+          <w:sz w:val="24"/>
+        </w:rPr>
+        <w:hyperlink r:id="rId10" w:history="1">
+          <w:r>
+            <w:rPr>
+              <w:rStyle w:val="Hyperlink"/>
+            </w:rPr>
+            <w:t xml:space="preserve">nst and the </w:t>
+          </w:r>
+        </w:hyperlink>
       </w:r>
       <w:r>
         <w:rPr>
@@ -415,6 +581,7 @@
           <w:i w:val="0"/>
           <w:color w:val="0000FF"/>
           <w:sz w:val="24"/>
+          <w:u w:val="single"/>
         </w:rPr>
         <w:t>R</w:t>
       </w:r>

--- a/EXPORTS/DOCX/published/niveau3/English/RijksmuseumAmsterdam.docx
+++ b/EXPORTS/DOCX/published/niveau3/English/RijksmuseumAmsterdam.docx
@@ -400,179 +400,13 @@
       </w:r>
       <w:r>
         <w:rPr>
-          <w:u w:val="single" w:color="0000ff"/>
           <w:rFonts w:ascii="Charis SIL Regular" w:hAnsi="Charis SIL Regular" w:eastAsia="Charis SIL Regular"/>
           <w:b w:val="0"/>
           <w:i w:val="0"/>
           <w:color w:val="000000"/>
           <w:sz w:val="24"/>
         </w:rPr>
-        <w:hyperlink r:id="rId9" w:history="1">
-          <w:r>
-            <w:rPr>
-              <w:rStyle w:val="Hyperlink"/>
-            </w:rPr>
-            <w:t xml:space="preserve">Museum </w:t>
-          </w:r>
-        </w:hyperlink>
-      </w:r>
-      <w:r>
-        <w:rPr>
-          <w:u w:val="single" w:color="0000ff"/>
-          <w:rFonts w:ascii="Charis SIL Regular" w:hAnsi="Charis SIL Regular" w:eastAsia="Charis SIL Regular"/>
-          <w:b w:val="0"/>
-          <w:i w:val="0"/>
-          <w:color w:val="000000"/>
-          <w:sz w:val="24"/>
-        </w:rPr>
-        <w:hyperlink r:id="rId9" w:history="1">
-          <w:r>
-            <w:rPr>
-              <w:rStyle w:val="Hyperlink"/>
-            </w:rPr>
-            <w:t>v</w:t>
-          </w:r>
-        </w:hyperlink>
-      </w:r>
-      <w:r>
-        <w:rPr>
-          <w:u w:val="single" w:color="0000ff"/>
-          <w:rFonts w:ascii="Charis SIL Regular" w:hAnsi="Charis SIL Regular" w:eastAsia="Charis SIL Regular"/>
-          <w:b w:val="0"/>
-          <w:i w:val="0"/>
-          <w:color w:val="000000"/>
-          <w:sz w:val="24"/>
-        </w:rPr>
-        <w:hyperlink r:id="rId9" w:history="1">
-          <w:r>
-            <w:rPr>
-              <w:rStyle w:val="Hyperlink"/>
-            </w:rPr>
-            <w:t>an Ges</w:t>
-          </w:r>
-        </w:hyperlink>
-      </w:r>
-      <w:r>
-        <w:rPr>
-          <w:u w:val="single" w:color="0000ff"/>
-          <w:rFonts w:ascii="Charis SIL Regular" w:hAnsi="Charis SIL Regular" w:eastAsia="Charis SIL Regular"/>
-          <w:b w:val="0"/>
-          <w:i w:val="0"/>
-          <w:color w:val="000000"/>
-          <w:sz w:val="24"/>
-        </w:rPr>
-        <w:hyperlink r:id="rId9" w:history="1">
-          <w:r>
-            <w:rPr>
-              <w:rStyle w:val="Hyperlink"/>
-            </w:rPr>
-            <w:t>chiede</w:t>
-          </w:r>
-        </w:hyperlink>
-      </w:r>
-      <w:r>
-        <w:rPr>
-          <w:rFonts w:ascii="Charis SIL Regular" w:hAnsi="Charis SIL Regular" w:eastAsia="Charis SIL Regular"/>
-          <w:b w:val="0"/>
-          <w:i w:val="0"/>
-          <w:color w:val="000000"/>
-          <w:sz w:val="24"/>
-        </w:rPr>
-        <w:t>n</w:t>
-      </w:r>
-      <w:r>
-        <w:rPr>
-          <w:u w:val="single" w:color="0000ff"/>
-          <w:rFonts w:ascii="Charis SIL Regular" w:hAnsi="Charis SIL Regular" w:eastAsia="Charis SIL Regular"/>
-          <w:b w:val="0"/>
-          <w:i w:val="0"/>
-          <w:color w:val="000000"/>
-          <w:sz w:val="24"/>
-        </w:rPr>
-        <w:t>i</w:t>
-      </w:r>
-      <w:r>
-        <w:rPr>
-          <w:u w:val="single" w:color="0000ff"/>
-          <w:rFonts w:ascii="Charis SIL Regular" w:hAnsi="Charis SIL Regular" w:eastAsia="Charis SIL Regular"/>
-          <w:b w:val="0"/>
-          <w:i w:val="0"/>
-          <w:color w:val="000000"/>
-          <w:sz w:val="24"/>
-        </w:rPr>
-        <w:hyperlink r:id="rId10" w:history="1">
-          <w:r>
-            <w:rPr>
-              <w:rStyle w:val="Hyperlink"/>
-            </w:rPr>
-            <w:t>s</w:t>
-          </w:r>
-        </w:hyperlink>
-      </w:r>
-      <w:r>
-        <w:rPr>
-          <w:u w:val="single" w:color="0000ff"/>
-          <w:rFonts w:ascii="Charis SIL Regular" w:hAnsi="Charis SIL Regular" w:eastAsia="Charis SIL Regular"/>
-          <w:b w:val="0"/>
-          <w:i w:val="0"/>
-          <w:color w:val="000000"/>
-          <w:sz w:val="24"/>
-        </w:rPr>
-        <w:t xml:space="preserve"> </w:t>
-      </w:r>
-      <w:r>
-        <w:rPr>
-          <w:u w:val="single" w:color="0000ff"/>
-          <w:rFonts w:ascii="Charis SIL Regular" w:hAnsi="Charis SIL Regular" w:eastAsia="Charis SIL Regular"/>
-          <w:b w:val="0"/>
-          <w:i w:val="0"/>
-          <w:color w:val="000000"/>
-          <w:sz w:val="24"/>
-        </w:rPr>
-        <w:hyperlink r:id="rId10" w:history="1">
-          <w:r>
-            <w:rPr>
-              <w:rStyle w:val="Hyperlink"/>
-            </w:rPr>
-            <w:t>en K</w:t>
-          </w:r>
-        </w:hyperlink>
-      </w:r>
-      <w:r>
-        <w:rPr>
-          <w:u w:val="single" w:color="0000ff"/>
-          <w:rFonts w:ascii="Charis SIL Regular" w:hAnsi="Charis SIL Regular" w:eastAsia="Charis SIL Regular"/>
-          <w:b w:val="0"/>
-          <w:i w:val="0"/>
-          <w:color w:val="000000"/>
-          <w:sz w:val="24"/>
-        </w:rPr>
-        <w:hyperlink r:id="rId10" w:history="1">
-          <w:r>
-            <w:rPr>
-              <w:rStyle w:val="Hyperlink"/>
-            </w:rPr>
-            <w:t>u</w:t>
-          </w:r>
-        </w:hyperlink>
-      </w:r>
-      <w:r>
-        <w:rPr>
-          <w:u w:val="single" w:color="0000ff"/>
-          <w:rFonts w:ascii="Charis SIL Regular" w:hAnsi="Charis SIL Regular" w:eastAsia="Charis SIL Regular"/>
-          <w:b w:val="0"/>
-          <w:i w:val="0"/>
-          <w:color w:val="000000"/>
-          <w:sz w:val="24"/>
-        </w:rPr>
-        <w:hyperlink r:id="rId10" w:history="1">
-          <w:r>
-            <w:rPr>
-              <w:rStyle w:val="Hyperlink"/>
-            </w:rPr>
-            <w:t xml:space="preserve">nst and the </w:t>
-          </w:r>
-        </w:hyperlink>
+        <w:t xml:space="preserve">Museum van Geschiedenis en Kunst and the </w:t>
       </w:r>
       <w:r>
         <w:rPr>
@@ -641,7 +475,7 @@
           <w:sz w:val="24"/>
           <w:u w:val="single"/>
         </w:rPr>
-        <w:hyperlink r:id="rId10" w:history="1">
+        <w:hyperlink r:id="rId11" w:history="1">
           <w:r>
             <w:rPr>
               <w:rStyle w:val="Hyperlink"/>
@@ -670,7 +504,7 @@
           <w:sz w:val="24"/>
           <w:u w:val="single"/>
         </w:rPr>
-        <w:hyperlink r:id="rId10" w:history="1">
+        <w:hyperlink r:id="rId11" w:history="1">
           <w:r>
             <w:rPr>
               <w:rStyle w:val="Hyperlink"/>
@@ -699,7 +533,7 @@
           <w:sz w:val="24"/>
           <w:u w:val="single"/>
         </w:rPr>
-        <w:hyperlink r:id="rId10" w:history="1">
+        <w:hyperlink r:id="rId11" w:history="1">
           <w:r>
             <w:rPr>
               <w:rStyle w:val="Hyperlink"/>
@@ -753,8 +587,16 @@
           <w:i w:val="0"/>
           <w:color w:val="0000FF"/>
           <w:sz w:val="24"/>
+          <w:u w:val="single"/>
         </w:rPr>
-        <w:t>Royal Socie</w:t>
+        <w:hyperlink r:id="rId12" w:history="1">
+          <w:r>
+            <w:rPr>
+              <w:rStyle w:val="Hyperlink"/>
+            </w:rPr>
+            <w:t>Royal</w:t>
+          </w:r>
+        </w:hyperlink>
       </w:r>
       <w:r>
         <w:rPr>
@@ -765,7 +607,36 @@
           <w:sz w:val="24"/>
           <w:u w:val="single"/>
         </w:rPr>
-        <w:hyperlink r:id="rId11" w:history="1">
+        <w:t xml:space="preserve"> </w:t>
+      </w:r>
+      <w:r>
+        <w:rPr>
+          <w:rFonts w:ascii="Charis SIL Regular" w:hAnsi="Charis SIL Regular" w:eastAsia="Charis SIL Regular"/>
+          <w:b w:val="0"/>
+          <w:i w:val="0"/>
+          <w:color w:val="0000FF"/>
+          <w:sz w:val="24"/>
+          <w:u w:val="single"/>
+        </w:rPr>
+        <w:hyperlink r:id="rId12" w:history="1">
+          <w:r>
+            <w:rPr>
+              <w:rStyle w:val="Hyperlink"/>
+            </w:rPr>
+            <w:t>Socie</w:t>
+          </w:r>
+        </w:hyperlink>
+      </w:r>
+      <w:r>
+        <w:rPr>
+          <w:rFonts w:ascii="Charis SIL Regular" w:hAnsi="Charis SIL Regular" w:eastAsia="Charis SIL Regular"/>
+          <w:b w:val="0"/>
+          <w:i w:val="0"/>
+          <w:color w:val="0000FF"/>
+          <w:sz w:val="24"/>
+          <w:u w:val="single"/>
+        </w:rPr>
+        <w:hyperlink r:id="rId12" w:history="1">
           <w:r>
             <w:rPr>
               <w:rStyle w:val="Hyperlink"/>
@@ -794,7 +665,7 @@
           <w:sz w:val="24"/>
           <w:u w:val="single"/>
         </w:rPr>
-        <w:hyperlink r:id="rId11" w:history="1">
+        <w:hyperlink r:id="rId12" w:history="1">
           <w:r>
             <w:rPr>
               <w:rStyle w:val="Hyperlink"/>
@@ -823,7 +694,7 @@
           <w:sz w:val="24"/>
           <w:u w:val="single"/>
         </w:rPr>
-        <w:hyperlink r:id="rId11" w:history="1">
+        <w:hyperlink r:id="rId12" w:history="1">
           <w:r>
             <w:rPr>
               <w:rStyle w:val="Hyperlink"/>

--- a/EXPORTS/DOCX/published/niveau3/English/RijksmuseumAmsterdam.docx
+++ b/EXPORTS/DOCX/published/niveau3/English/RijksmuseumAmsterdam.docx
@@ -400,13 +400,179 @@
       </w:r>
       <w:r>
         <w:rPr>
+          <w:u w:val="single" w:color="0000ff"/>
           <w:rFonts w:ascii="Charis SIL Regular" w:hAnsi="Charis SIL Regular" w:eastAsia="Charis SIL Regular"/>
           <w:b w:val="0"/>
           <w:i w:val="0"/>
           <w:color w:val="000000"/>
           <w:sz w:val="24"/>
         </w:rPr>
-        <w:t xml:space="preserve">Museum van Geschiedenis en Kunst and the </w:t>
+        <w:hyperlink r:id="rId9" w:history="1">
+          <w:r>
+            <w:rPr>
+              <w:rStyle w:val="Hyperlink"/>
+            </w:rPr>
+            <w:t xml:space="preserve">Museum </w:t>
+          </w:r>
+        </w:hyperlink>
+      </w:r>
+      <w:r>
+        <w:rPr>
+          <w:u w:val="single" w:color="0000ff"/>
+          <w:rFonts w:ascii="Charis SIL Regular" w:hAnsi="Charis SIL Regular" w:eastAsia="Charis SIL Regular"/>
+          <w:b w:val="0"/>
+          <w:i w:val="0"/>
+          <w:color w:val="000000"/>
+          <w:sz w:val="24"/>
+        </w:rPr>
+        <w:hyperlink r:id="rId9" w:history="1">
+          <w:r>
+            <w:rPr>
+              <w:rStyle w:val="Hyperlink"/>
+            </w:rPr>
+            <w:t>v</w:t>
+          </w:r>
+        </w:hyperlink>
+      </w:r>
+      <w:r>
+        <w:rPr>
+          <w:u w:val="single" w:color="0000ff"/>
+          <w:rFonts w:ascii="Charis SIL Regular" w:hAnsi="Charis SIL Regular" w:eastAsia="Charis SIL Regular"/>
+          <w:b w:val="0"/>
+          <w:i w:val="0"/>
+          <w:color w:val="000000"/>
+          <w:sz w:val="24"/>
+        </w:rPr>
+        <w:hyperlink r:id="rId9" w:history="1">
+          <w:r>
+            <w:rPr>
+              <w:rStyle w:val="Hyperlink"/>
+            </w:rPr>
+            <w:t>an Ges</w:t>
+          </w:r>
+        </w:hyperlink>
+      </w:r>
+      <w:r>
+        <w:rPr>
+          <w:u w:val="single" w:color="0000ff"/>
+          <w:rFonts w:ascii="Charis SIL Regular" w:hAnsi="Charis SIL Regular" w:eastAsia="Charis SIL Regular"/>
+          <w:b w:val="0"/>
+          <w:i w:val="0"/>
+          <w:color w:val="000000"/>
+          <w:sz w:val="24"/>
+        </w:rPr>
+        <w:hyperlink r:id="rId9" w:history="1">
+          <w:r>
+            <w:rPr>
+              <w:rStyle w:val="Hyperlink"/>
+            </w:rPr>
+            <w:t>chiede</w:t>
+          </w:r>
+        </w:hyperlink>
+      </w:r>
+      <w:r>
+        <w:rPr>
+          <w:rFonts w:ascii="Charis SIL Regular" w:hAnsi="Charis SIL Regular" w:eastAsia="Charis SIL Regular"/>
+          <w:b w:val="0"/>
+          <w:i w:val="0"/>
+          <w:color w:val="000000"/>
+          <w:sz w:val="24"/>
+        </w:rPr>
+        <w:t>n</w:t>
+      </w:r>
+      <w:r>
+        <w:rPr>
+          <w:u w:val="single" w:color="0000ff"/>
+          <w:rFonts w:ascii="Charis SIL Regular" w:hAnsi="Charis SIL Regular" w:eastAsia="Charis SIL Regular"/>
+          <w:b w:val="0"/>
+          <w:i w:val="0"/>
+          <w:color w:val="000000"/>
+          <w:sz w:val="24"/>
+        </w:rPr>
+        <w:t>i</w:t>
+      </w:r>
+      <w:r>
+        <w:rPr>
+          <w:u w:val="single" w:color="0000ff"/>
+          <w:rFonts w:ascii="Charis SIL Regular" w:hAnsi="Charis SIL Regular" w:eastAsia="Charis SIL Regular"/>
+          <w:b w:val="0"/>
+          <w:i w:val="0"/>
+          <w:color w:val="000000"/>
+          <w:sz w:val="24"/>
+        </w:rPr>
+        <w:hyperlink r:id="rId10" w:history="1">
+          <w:r>
+            <w:rPr>
+              <w:rStyle w:val="Hyperlink"/>
+            </w:rPr>
+            <w:t>s</w:t>
+          </w:r>
+        </w:hyperlink>
+      </w:r>
+      <w:r>
+        <w:rPr>
+          <w:u w:val="single" w:color="0000ff"/>
+          <w:rFonts w:ascii="Charis SIL Regular" w:hAnsi="Charis SIL Regular" w:eastAsia="Charis SIL Regular"/>
+          <w:b w:val="0"/>
+          <w:i w:val="0"/>
+          <w:color w:val="000000"/>
+          <w:sz w:val="24"/>
+        </w:rPr>
+        <w:t xml:space="preserve"> </w:t>
+      </w:r>
+      <w:r>
+        <w:rPr>
+          <w:u w:val="single" w:color="0000ff"/>
+          <w:rFonts w:ascii="Charis SIL Regular" w:hAnsi="Charis SIL Regular" w:eastAsia="Charis SIL Regular"/>
+          <w:b w:val="0"/>
+          <w:i w:val="0"/>
+          <w:color w:val="000000"/>
+          <w:sz w:val="24"/>
+        </w:rPr>
+        <w:hyperlink r:id="rId10" w:history="1">
+          <w:r>
+            <w:rPr>
+              <w:rStyle w:val="Hyperlink"/>
+            </w:rPr>
+            <w:t>en K</w:t>
+          </w:r>
+        </w:hyperlink>
+      </w:r>
+      <w:r>
+        <w:rPr>
+          <w:u w:val="single" w:color="0000ff"/>
+          <w:rFonts w:ascii="Charis SIL Regular" w:hAnsi="Charis SIL Regular" w:eastAsia="Charis SIL Regular"/>
+          <w:b w:val="0"/>
+          <w:i w:val="0"/>
+          <w:color w:val="000000"/>
+          <w:sz w:val="24"/>
+        </w:rPr>
+        <w:hyperlink r:id="rId10" w:history="1">
+          <w:r>
+            <w:rPr>
+              <w:rStyle w:val="Hyperlink"/>
+            </w:rPr>
+            <w:t>u</w:t>
+          </w:r>
+        </w:hyperlink>
+      </w:r>
+      <w:r>
+        <w:rPr>
+          <w:u w:val="single" w:color="0000ff"/>
+          <w:rFonts w:ascii="Charis SIL Regular" w:hAnsi="Charis SIL Regular" w:eastAsia="Charis SIL Regular"/>
+          <w:b w:val="0"/>
+          <w:i w:val="0"/>
+          <w:color w:val="000000"/>
+          <w:sz w:val="24"/>
+        </w:rPr>
+        <w:hyperlink r:id="rId10" w:history="1">
+          <w:r>
+            <w:rPr>
+              <w:rStyle w:val="Hyperlink"/>
+            </w:rPr>
+            <w:t xml:space="preserve">nst and the </w:t>
+          </w:r>
+        </w:hyperlink>
       </w:r>
       <w:r>
         <w:rPr>
@@ -475,7 +641,7 @@
           <w:sz w:val="24"/>
           <w:u w:val="single"/>
         </w:rPr>
-        <w:hyperlink r:id="rId11" w:history="1">
+        <w:hyperlink r:id="rId10" w:history="1">
           <w:r>
             <w:rPr>
               <w:rStyle w:val="Hyperlink"/>
@@ -504,7 +670,7 @@
           <w:sz w:val="24"/>
           <w:u w:val="single"/>
         </w:rPr>
-        <w:hyperlink r:id="rId11" w:history="1">
+        <w:hyperlink r:id="rId10" w:history="1">
           <w:r>
             <w:rPr>
               <w:rStyle w:val="Hyperlink"/>
@@ -533,7 +699,7 @@
           <w:sz w:val="24"/>
           <w:u w:val="single"/>
         </w:rPr>
-        <w:hyperlink r:id="rId11" w:history="1">
+        <w:hyperlink r:id="rId10" w:history="1">
           <w:r>
             <w:rPr>
               <w:rStyle w:val="Hyperlink"/>
@@ -589,14 +755,7 @@
           <w:sz w:val="24"/>
           <w:u w:val="single"/>
         </w:rPr>
-        <w:hyperlink r:id="rId12" w:history="1">
-          <w:r>
-            <w:rPr>
-              <w:rStyle w:val="Hyperlink"/>
-            </w:rPr>
-            <w:t>Royal</w:t>
-          </w:r>
-        </w:hyperlink>
+        <w:t>Royal Socie</w:t>
       </w:r>
       <w:r>
         <w:rPr>
@@ -607,36 +766,7 @@
           <w:sz w:val="24"/>
           <w:u w:val="single"/>
         </w:rPr>
-        <w:t xml:space="preserve"> </w:t>
-      </w:r>
-      <w:r>
-        <w:rPr>
-          <w:rFonts w:ascii="Charis SIL Regular" w:hAnsi="Charis SIL Regular" w:eastAsia="Charis SIL Regular"/>
-          <w:b w:val="0"/>
-          <w:i w:val="0"/>
-          <w:color w:val="0000FF"/>
-          <w:sz w:val="24"/>
-          <w:u w:val="single"/>
-        </w:rPr>
-        <w:hyperlink r:id="rId12" w:history="1">
-          <w:r>
-            <w:rPr>
-              <w:rStyle w:val="Hyperlink"/>
-            </w:rPr>
-            <w:t>Socie</w:t>
-          </w:r>
-        </w:hyperlink>
-      </w:r>
-      <w:r>
-        <w:rPr>
-          <w:rFonts w:ascii="Charis SIL Regular" w:hAnsi="Charis SIL Regular" w:eastAsia="Charis SIL Regular"/>
-          <w:b w:val="0"/>
-          <w:i w:val="0"/>
-          <w:color w:val="0000FF"/>
-          <w:sz w:val="24"/>
-          <w:u w:val="single"/>
-        </w:rPr>
-        <w:hyperlink r:id="rId12" w:history="1">
+        <w:hyperlink r:id="rId11" w:history="1">
           <w:r>
             <w:rPr>
               <w:rStyle w:val="Hyperlink"/>
@@ -665,7 +795,7 @@
           <w:sz w:val="24"/>
           <w:u w:val="single"/>
         </w:rPr>
-        <w:hyperlink r:id="rId12" w:history="1">
+        <w:hyperlink r:id="rId11" w:history="1">
           <w:r>
             <w:rPr>
               <w:rStyle w:val="Hyperlink"/>
@@ -694,7 +824,7 @@
           <w:sz w:val="24"/>
           <w:u w:val="single"/>
         </w:rPr>
-        <w:hyperlink r:id="rId12" w:history="1">
+        <w:hyperlink r:id="rId11" w:history="1">
           <w:r>
             <w:rPr>
               <w:rStyle w:val="Hyperlink"/>

--- a/EXPORTS/DOCX/published/niveau3/English/RijksmuseumAmsterdam.docx
+++ b/EXPORTS/DOCX/published/niveau3/English/RijksmuseumAmsterdam.docx
@@ -400,177 +400,29 @@
       </w:r>
       <w:r>
         <w:rPr>
-          <w:u w:val="single" w:color="0000ff"/>
           <w:rFonts w:ascii="Charis SIL Regular" w:hAnsi="Charis SIL Regular" w:eastAsia="Charis SIL Regular"/>
           <w:b w:val="0"/>
           <w:i w:val="0"/>
           <w:color w:val="000000"/>
           <w:sz w:val="24"/>
         </w:rPr>
-        <w:hyperlink r:id="rId9" w:history="1">
-          <w:r>
-            <w:rPr>
-              <w:rStyle w:val="Hyperlink"/>
-            </w:rPr>
-            <w:t xml:space="preserve">Museum </w:t>
-          </w:r>
-        </w:hyperlink>
-      </w:r>
-      <w:r>
-        <w:rPr>
-          <w:u w:val="single" w:color="0000ff"/>
-          <w:rFonts w:ascii="Charis SIL Regular" w:hAnsi="Charis SIL Regular" w:eastAsia="Charis SIL Regular"/>
-          <w:b w:val="0"/>
-          <w:i w:val="0"/>
-          <w:color w:val="000000"/>
-          <w:sz w:val="24"/>
-        </w:rPr>
-        <w:hyperlink r:id="rId9" w:history="1">
-          <w:r>
-            <w:rPr>
-              <w:rStyle w:val="Hyperlink"/>
-            </w:rPr>
-            <w:t>v</w:t>
-          </w:r>
-        </w:hyperlink>
-      </w:r>
-      <w:r>
-        <w:rPr>
-          <w:u w:val="single" w:color="0000ff"/>
-          <w:rFonts w:ascii="Charis SIL Regular" w:hAnsi="Charis SIL Regular" w:eastAsia="Charis SIL Regular"/>
-          <w:b w:val="0"/>
-          <w:i w:val="0"/>
-          <w:color w:val="000000"/>
-          <w:sz w:val="24"/>
-        </w:rPr>
-        <w:hyperlink r:id="rId9" w:history="1">
-          <w:r>
-            <w:rPr>
-              <w:rStyle w:val="Hyperlink"/>
-            </w:rPr>
-            <w:t>an Ges</w:t>
-          </w:r>
-        </w:hyperlink>
-      </w:r>
-      <w:r>
-        <w:rPr>
-          <w:u w:val="single" w:color="0000ff"/>
-          <w:rFonts w:ascii="Charis SIL Regular" w:hAnsi="Charis SIL Regular" w:eastAsia="Charis SIL Regular"/>
-          <w:b w:val="0"/>
-          <w:i w:val="0"/>
-          <w:color w:val="000000"/>
-          <w:sz w:val="24"/>
-        </w:rPr>
-        <w:hyperlink r:id="rId9" w:history="1">
-          <w:r>
-            <w:rPr>
-              <w:rStyle w:val="Hyperlink"/>
-            </w:rPr>
-            <w:t>chiede</w:t>
-          </w:r>
-        </w:hyperlink>
+        <w:t xml:space="preserve">Museum van Geschiedenis en Kunst and the </w:t>
       </w:r>
       <w:r>
         <w:rPr>
           <w:rFonts w:ascii="Charis SIL Regular" w:hAnsi="Charis SIL Regular" w:eastAsia="Charis SIL Regular"/>
           <w:b w:val="0"/>
           <w:i w:val="0"/>
-          <w:color w:val="000000"/>
+          <w:color w:val="0000FF"/>
           <w:sz w:val="24"/>
+          <w:u w:val="single"/>
         </w:rPr>
-        <w:t>n</w:t>
-      </w:r>
-      <w:r>
-        <w:rPr>
-          <w:u w:val="single" w:color="0000ff"/>
-          <w:rFonts w:ascii="Charis SIL Regular" w:hAnsi="Charis SIL Regular" w:eastAsia="Charis SIL Regular"/>
-          <w:b w:val="0"/>
-          <w:i w:val="0"/>
-          <w:color w:val="000000"/>
-          <w:sz w:val="24"/>
-        </w:rPr>
-        <w:t>i</w:t>
-      </w:r>
-      <w:r>
-        <w:rPr>
-          <w:u w:val="single" w:color="0000ff"/>
-          <w:rFonts w:ascii="Charis SIL Regular" w:hAnsi="Charis SIL Regular" w:eastAsia="Charis SIL Regular"/>
-          <w:b w:val="0"/>
-          <w:i w:val="0"/>
-          <w:color w:val="000000"/>
-          <w:sz w:val="24"/>
-        </w:rPr>
-        <w:hyperlink r:id="rId10" w:history="1">
+        <w:hyperlink r:id="rId11" w:history="1">
           <w:r>
             <w:rPr>
               <w:rStyle w:val="Hyperlink"/>
             </w:rPr>
-            <w:t>s</w:t>
-          </w:r>
-        </w:hyperlink>
-      </w:r>
-      <w:r>
-        <w:rPr>
-          <w:u w:val="single" w:color="0000ff"/>
-          <w:rFonts w:ascii="Charis SIL Regular" w:hAnsi="Charis SIL Regular" w:eastAsia="Charis SIL Regular"/>
-          <w:b w:val="0"/>
-          <w:i w:val="0"/>
-          <w:color w:val="000000"/>
-          <w:sz w:val="24"/>
-        </w:rPr>
-        <w:t xml:space="preserve"> </w:t>
-      </w:r>
-      <w:r>
-        <w:rPr>
-          <w:u w:val="single" w:color="0000ff"/>
-          <w:rFonts w:ascii="Charis SIL Regular" w:hAnsi="Charis SIL Regular" w:eastAsia="Charis SIL Regular"/>
-          <w:b w:val="0"/>
-          <w:i w:val="0"/>
-          <w:color w:val="000000"/>
-          <w:sz w:val="24"/>
-        </w:rPr>
-        <w:hyperlink r:id="rId10" w:history="1">
-          <w:r>
-            <w:rPr>
-              <w:rStyle w:val="Hyperlink"/>
-            </w:rPr>
-            <w:t>en K</w:t>
-          </w:r>
-        </w:hyperlink>
-      </w:r>
-      <w:r>
-        <w:rPr>
-          <w:u w:val="single" w:color="0000ff"/>
-          <w:rFonts w:ascii="Charis SIL Regular" w:hAnsi="Charis SIL Regular" w:eastAsia="Charis SIL Regular"/>
-          <w:b w:val="0"/>
-          <w:i w:val="0"/>
-          <w:color w:val="000000"/>
-          <w:sz w:val="24"/>
-        </w:rPr>
-        <w:hyperlink r:id="rId10" w:history="1">
-          <w:r>
-            <w:rPr>
-              <w:rStyle w:val="Hyperlink"/>
-            </w:rPr>
-            <w:t>u</w:t>
-          </w:r>
-        </w:hyperlink>
-      </w:r>
-      <w:r>
-        <w:rPr>
-          <w:u w:val="single" w:color="0000ff"/>
-          <w:rFonts w:ascii="Charis SIL Regular" w:hAnsi="Charis SIL Regular" w:eastAsia="Charis SIL Regular"/>
-          <w:b w:val="0"/>
-          <w:i w:val="0"/>
-          <w:color w:val="000000"/>
-          <w:sz w:val="24"/>
-        </w:rPr>
-        <w:hyperlink r:id="rId10" w:history="1">
-          <w:r>
-            <w:rPr>
-              <w:rStyle w:val="Hyperlink"/>
-            </w:rPr>
-            <w:t xml:space="preserve">nst and the </w:t>
+            <w:t>R</w:t>
           </w:r>
         </w:hyperlink>
       </w:r>
@@ -583,18 +435,7 @@
           <w:sz w:val="24"/>
           <w:u w:val="single"/>
         </w:rPr>
-        <w:t>R</w:t>
-      </w:r>
-      <w:r>
-        <w:rPr>
-          <w:rFonts w:ascii="Charis SIL Regular" w:hAnsi="Charis SIL Regular" w:eastAsia="Charis SIL Regular"/>
-          <w:b w:val="0"/>
-          <w:i w:val="0"/>
-          <w:color w:val="0000FF"/>
-          <w:sz w:val="24"/>
-          <w:u w:val="single"/>
-        </w:rPr>
-        <w:hyperlink r:id="rId10" w:history="1">
+        <w:hyperlink r:id="rId11" w:history="1">
           <w:r>
             <w:rPr>
               <w:rStyle w:val="Hyperlink"/>
@@ -612,7 +453,7 @@
           <w:sz w:val="24"/>
           <w:u w:val="single"/>
         </w:rPr>
-        <w:hyperlink r:id="rId10" w:history="1">
+        <w:hyperlink r:id="rId11" w:history="1">
           <w:r>
             <w:rPr>
               <w:rStyle w:val="Hyperlink"/>
@@ -755,7 +596,43 @@
           <w:sz w:val="24"/>
           <w:u w:val="single"/>
         </w:rPr>
-        <w:t>Royal Socie</w:t>
+        <w:hyperlink r:id="rId12" w:history="1">
+          <w:r>
+            <w:rPr>
+              <w:rStyle w:val="Hyperlink"/>
+            </w:rPr>
+            <w:t>Royal</w:t>
+          </w:r>
+        </w:hyperlink>
+      </w:r>
+      <w:r>
+        <w:rPr>
+          <w:rFonts w:ascii="Charis SIL Regular" w:hAnsi="Charis SIL Regular" w:eastAsia="Charis SIL Regular"/>
+          <w:b w:val="0"/>
+          <w:i w:val="0"/>
+          <w:color w:val="0000FF"/>
+          <w:sz w:val="24"/>
+          <w:u w:val="single"/>
+        </w:rPr>
+        <w:t xml:space="preserve"> </w:t>
+      </w:r>
+      <w:r>
+        <w:rPr>
+          <w:rFonts w:ascii="Charis SIL Regular" w:hAnsi="Charis SIL Regular" w:eastAsia="Charis SIL Regular"/>
+          <w:b w:val="0"/>
+          <w:i w:val="0"/>
+          <w:color w:val="0000FF"/>
+          <w:sz w:val="24"/>
+          <w:u w:val="single"/>
+        </w:rPr>
+        <w:hyperlink r:id="rId12" w:history="1">
+          <w:r>
+            <w:rPr>
+              <w:rStyle w:val="Hyperlink"/>
+            </w:rPr>
+            <w:t>Socie</w:t>
+          </w:r>
+        </w:hyperlink>
       </w:r>
       <w:r>
         <w:rPr>

--- a/EXPORTS/DOCX/published/niveau3/English/RijksmuseumAmsterdam.docx
+++ b/EXPORTS/DOCX/published/niveau3/English/RijksmuseumAmsterdam.docx
@@ -400,29 +400,177 @@
       </w:r>
       <w:r>
         <w:rPr>
+          <w:u w:val="single" w:color="0000ff"/>
           <w:rFonts w:ascii="Charis SIL Regular" w:hAnsi="Charis SIL Regular" w:eastAsia="Charis SIL Regular"/>
           <w:b w:val="0"/>
           <w:i w:val="0"/>
           <w:color w:val="000000"/>
           <w:sz w:val="24"/>
         </w:rPr>
-        <w:t xml:space="preserve">Museum van Geschiedenis en Kunst and the </w:t>
+        <w:hyperlink r:id="rId9" w:history="1">
+          <w:r>
+            <w:rPr>
+              <w:rStyle w:val="Hyperlink"/>
+            </w:rPr>
+            <w:t xml:space="preserve">Museum </w:t>
+          </w:r>
+        </w:hyperlink>
+      </w:r>
+      <w:r>
+        <w:rPr>
+          <w:u w:val="single" w:color="0000ff"/>
+          <w:rFonts w:ascii="Charis SIL Regular" w:hAnsi="Charis SIL Regular" w:eastAsia="Charis SIL Regular"/>
+          <w:b w:val="0"/>
+          <w:i w:val="0"/>
+          <w:color w:val="000000"/>
+          <w:sz w:val="24"/>
+        </w:rPr>
+        <w:hyperlink r:id="rId9" w:history="1">
+          <w:r>
+            <w:rPr>
+              <w:rStyle w:val="Hyperlink"/>
+            </w:rPr>
+            <w:t>v</w:t>
+          </w:r>
+        </w:hyperlink>
+      </w:r>
+      <w:r>
+        <w:rPr>
+          <w:u w:val="single" w:color="0000ff"/>
+          <w:rFonts w:ascii="Charis SIL Regular" w:hAnsi="Charis SIL Regular" w:eastAsia="Charis SIL Regular"/>
+          <w:b w:val="0"/>
+          <w:i w:val="0"/>
+          <w:color w:val="000000"/>
+          <w:sz w:val="24"/>
+        </w:rPr>
+        <w:hyperlink r:id="rId9" w:history="1">
+          <w:r>
+            <w:rPr>
+              <w:rStyle w:val="Hyperlink"/>
+            </w:rPr>
+            <w:t>an Ges</w:t>
+          </w:r>
+        </w:hyperlink>
+      </w:r>
+      <w:r>
+        <w:rPr>
+          <w:u w:val="single" w:color="0000ff"/>
+          <w:rFonts w:ascii="Charis SIL Regular" w:hAnsi="Charis SIL Regular" w:eastAsia="Charis SIL Regular"/>
+          <w:b w:val="0"/>
+          <w:i w:val="0"/>
+          <w:color w:val="000000"/>
+          <w:sz w:val="24"/>
+        </w:rPr>
+        <w:hyperlink r:id="rId9" w:history="1">
+          <w:r>
+            <w:rPr>
+              <w:rStyle w:val="Hyperlink"/>
+            </w:rPr>
+            <w:t>chiede</w:t>
+          </w:r>
+        </w:hyperlink>
       </w:r>
       <w:r>
         <w:rPr>
           <w:rFonts w:ascii="Charis SIL Regular" w:hAnsi="Charis SIL Regular" w:eastAsia="Charis SIL Regular"/>
           <w:b w:val="0"/>
           <w:i w:val="0"/>
-          <w:color w:val="0000FF"/>
+          <w:color w:val="000000"/>
           <w:sz w:val="24"/>
-          <w:u w:val="single"/>
         </w:rPr>
-        <w:hyperlink r:id="rId11" w:history="1">
+        <w:t>n</w:t>
+      </w:r>
+      <w:r>
+        <w:rPr>
+          <w:u w:val="single" w:color="0000ff"/>
+          <w:rFonts w:ascii="Charis SIL Regular" w:hAnsi="Charis SIL Regular" w:eastAsia="Charis SIL Regular"/>
+          <w:b w:val="0"/>
+          <w:i w:val="0"/>
+          <w:color w:val="000000"/>
+          <w:sz w:val="24"/>
+        </w:rPr>
+        <w:t>i</w:t>
+      </w:r>
+      <w:r>
+        <w:rPr>
+          <w:u w:val="single" w:color="0000ff"/>
+          <w:rFonts w:ascii="Charis SIL Regular" w:hAnsi="Charis SIL Regular" w:eastAsia="Charis SIL Regular"/>
+          <w:b w:val="0"/>
+          <w:i w:val="0"/>
+          <w:color w:val="000000"/>
+          <w:sz w:val="24"/>
+        </w:rPr>
+        <w:hyperlink r:id="rId10" w:history="1">
           <w:r>
             <w:rPr>
               <w:rStyle w:val="Hyperlink"/>
             </w:rPr>
-            <w:t>R</w:t>
+            <w:t>s</w:t>
+          </w:r>
+        </w:hyperlink>
+      </w:r>
+      <w:r>
+        <w:rPr>
+          <w:u w:val="single" w:color="0000ff"/>
+          <w:rFonts w:ascii="Charis SIL Regular" w:hAnsi="Charis SIL Regular" w:eastAsia="Charis SIL Regular"/>
+          <w:b w:val="0"/>
+          <w:i w:val="0"/>
+          <w:color w:val="000000"/>
+          <w:sz w:val="24"/>
+        </w:rPr>
+        <w:t xml:space="preserve"> </w:t>
+      </w:r>
+      <w:r>
+        <w:rPr>
+          <w:u w:val="single" w:color="0000ff"/>
+          <w:rFonts w:ascii="Charis SIL Regular" w:hAnsi="Charis SIL Regular" w:eastAsia="Charis SIL Regular"/>
+          <w:b w:val="0"/>
+          <w:i w:val="0"/>
+          <w:color w:val="000000"/>
+          <w:sz w:val="24"/>
+        </w:rPr>
+        <w:hyperlink r:id="rId10" w:history="1">
+          <w:r>
+            <w:rPr>
+              <w:rStyle w:val="Hyperlink"/>
+            </w:rPr>
+            <w:t>en K</w:t>
+          </w:r>
+        </w:hyperlink>
+      </w:r>
+      <w:r>
+        <w:rPr>
+          <w:u w:val="single" w:color="0000ff"/>
+          <w:rFonts w:ascii="Charis SIL Regular" w:hAnsi="Charis SIL Regular" w:eastAsia="Charis SIL Regular"/>
+          <w:b w:val="0"/>
+          <w:i w:val="0"/>
+          <w:color w:val="000000"/>
+          <w:sz w:val="24"/>
+        </w:rPr>
+        <w:hyperlink r:id="rId10" w:history="1">
+          <w:r>
+            <w:rPr>
+              <w:rStyle w:val="Hyperlink"/>
+            </w:rPr>
+            <w:t>u</w:t>
+          </w:r>
+        </w:hyperlink>
+      </w:r>
+      <w:r>
+        <w:rPr>
+          <w:u w:val="single" w:color="0000ff"/>
+          <w:rFonts w:ascii="Charis SIL Regular" w:hAnsi="Charis SIL Regular" w:eastAsia="Charis SIL Regular"/>
+          <w:b w:val="0"/>
+          <w:i w:val="0"/>
+          <w:color w:val="000000"/>
+          <w:sz w:val="24"/>
+        </w:rPr>
+        <w:hyperlink r:id="rId10" w:history="1">
+          <w:r>
+            <w:rPr>
+              <w:rStyle w:val="Hyperlink"/>
+            </w:rPr>
+            <w:t xml:space="preserve">nst and the </w:t>
           </w:r>
         </w:hyperlink>
       </w:r>
@@ -435,7 +583,18 @@
           <w:sz w:val="24"/>
           <w:u w:val="single"/>
         </w:rPr>
-        <w:hyperlink r:id="rId11" w:history="1">
+        <w:t>R</w:t>
+      </w:r>
+      <w:r>
+        <w:rPr>
+          <w:rFonts w:ascii="Charis SIL Regular" w:hAnsi="Charis SIL Regular" w:eastAsia="Charis SIL Regular"/>
+          <w:b w:val="0"/>
+          <w:i w:val="0"/>
+          <w:color w:val="0000FF"/>
+          <w:sz w:val="24"/>
+          <w:u w:val="single"/>
+        </w:rPr>
+        <w:hyperlink r:id="rId10" w:history="1">
           <w:r>
             <w:rPr>
               <w:rStyle w:val="Hyperlink"/>
@@ -453,7 +612,7 @@
           <w:sz w:val="24"/>
           <w:u w:val="single"/>
         </w:rPr>
-        <w:hyperlink r:id="rId11" w:history="1">
+        <w:hyperlink r:id="rId10" w:history="1">
           <w:r>
             <w:rPr>
               <w:rStyle w:val="Hyperlink"/>
@@ -643,7 +802,7 @@
           <w:sz w:val="24"/>
           <w:u w:val="single"/>
         </w:rPr>
-        <w:hyperlink r:id="rId11" w:history="1">
+        <w:hyperlink r:id="rId12" w:history="1">
           <w:r>
             <w:rPr>
               <w:rStyle w:val="Hyperlink"/>
@@ -672,7 +831,7 @@
           <w:sz w:val="24"/>
           <w:u w:val="single"/>
         </w:rPr>
-        <w:hyperlink r:id="rId11" w:history="1">
+        <w:hyperlink r:id="rId12" w:history="1">
           <w:r>
             <w:rPr>
               <w:rStyle w:val="Hyperlink"/>
@@ -701,7 +860,7 @@
           <w:sz w:val="24"/>
           <w:u w:val="single"/>
         </w:rPr>
-        <w:hyperlink r:id="rId11" w:history="1">
+        <w:hyperlink r:id="rId12" w:history="1">
           <w:r>
             <w:rPr>
               <w:rStyle w:val="Hyperlink"/>
@@ -719,7 +878,7 @@
           <w:sz w:val="24"/>
           <w:u w:val="single"/>
         </w:rPr>
-        <w:hyperlink r:id="rId11" w:history="1">
+        <w:hyperlink r:id="rId12" w:history="1">
           <w:r>
             <w:rPr>
               <w:rStyle w:val="Hyperlink"/>
@@ -748,7 +907,7 @@
           <w:sz w:val="24"/>
           <w:u w:val="single"/>
         </w:rPr>
-        <w:hyperlink r:id="rId11" w:history="1">
+        <w:hyperlink r:id="rId12" w:history="1">
           <w:r>
             <w:rPr>
               <w:rStyle w:val="Hyperlink"/>
@@ -766,7 +925,7 @@
           <w:sz w:val="24"/>
           <w:u w:val="single"/>
         </w:rPr>
-        <w:hyperlink r:id="rId11" w:history="1">
+        <w:hyperlink r:id="rId12" w:history="1">
           <w:r>
             <w:rPr>
               <w:rStyle w:val="Hyperlink"/>
@@ -795,7 +954,7 @@
           <w:sz w:val="24"/>
           <w:u w:val="single"/>
         </w:rPr>
-        <w:hyperlink r:id="rId11" w:history="1">
+        <w:hyperlink r:id="rId12" w:history="1">
           <w:r>
             <w:rPr>
               <w:rStyle w:val="Hyperlink"/>
@@ -813,7 +972,7 @@
           <w:sz w:val="24"/>
           <w:u w:val="single"/>
         </w:rPr>
-        <w:hyperlink r:id="rId11" w:history="1">
+        <w:hyperlink r:id="rId12" w:history="1">
           <w:r>
             <w:rPr>
               <w:rStyle w:val="Hyperlink"/>
@@ -842,7 +1001,7 @@
           <w:sz w:val="24"/>
           <w:u w:val="single"/>
         </w:rPr>
-        <w:hyperlink r:id="rId11" w:history="1">
+        <w:hyperlink r:id="rId12" w:history="1">
           <w:r>
             <w:rPr>
               <w:rStyle w:val="Hyperlink"/>

--- a/EXPORTS/DOCX/published/niveau3/English/RijksmuseumAmsterdam.docx
+++ b/EXPORTS/DOCX/published/niveau3/English/RijksmuseumAmsterdam.docx
@@ -558,7 +558,6 @@
       </w:r>
       <w:r>
         <w:rPr>
-          <w:u w:val="single" w:color="0000ff"/>
           <w:rFonts w:ascii="Charis SIL Regular" w:hAnsi="Charis SIL Regular" w:eastAsia="Charis SIL Regular"/>
           <w:b w:val="0"/>
           <w:i w:val="0"/>
@@ -581,7 +580,6 @@
           <w:i w:val="0"/>
           <w:color w:val="0000FF"/>
           <w:sz w:val="24"/>
-          <w:u w:val="single"/>
         </w:rPr>
         <w:t>R</w:t>
       </w:r>
@@ -753,16 +751,8 @@
           <w:i w:val="0"/>
           <w:color w:val="0000FF"/>
           <w:sz w:val="24"/>
-          <w:u w:val="single"/>
         </w:rPr>
-        <w:hyperlink r:id="rId12" w:history="1">
-          <w:r>
-            <w:rPr>
-              <w:rStyle w:val="Hyperlink"/>
-            </w:rPr>
-            <w:t>Royal</w:t>
-          </w:r>
-        </w:hyperlink>
+        <w:t>Royal Socie</w:t>
       </w:r>
       <w:r>
         <w:rPr>
@@ -773,36 +763,7 @@
           <w:sz w:val="24"/>
           <w:u w:val="single"/>
         </w:rPr>
-        <w:t xml:space="preserve"> </w:t>
-      </w:r>
-      <w:r>
-        <w:rPr>
-          <w:rFonts w:ascii="Charis SIL Regular" w:hAnsi="Charis SIL Regular" w:eastAsia="Charis SIL Regular"/>
-          <w:b w:val="0"/>
-          <w:i w:val="0"/>
-          <w:color w:val="0000FF"/>
-          <w:sz w:val="24"/>
-          <w:u w:val="single"/>
-        </w:rPr>
-        <w:hyperlink r:id="rId12" w:history="1">
-          <w:r>
-            <w:rPr>
-              <w:rStyle w:val="Hyperlink"/>
-            </w:rPr>
-            <w:t>Socie</w:t>
-          </w:r>
-        </w:hyperlink>
-      </w:r>
-      <w:r>
-        <w:rPr>
-          <w:rFonts w:ascii="Charis SIL Regular" w:hAnsi="Charis SIL Regular" w:eastAsia="Charis SIL Regular"/>
-          <w:b w:val="0"/>
-          <w:i w:val="0"/>
-          <w:color w:val="0000FF"/>
-          <w:sz w:val="24"/>
-          <w:u w:val="single"/>
-        </w:rPr>
-        <w:hyperlink r:id="rId12" w:history="1">
+        <w:hyperlink r:id="rId11" w:history="1">
           <w:r>
             <w:rPr>
               <w:rStyle w:val="Hyperlink"/>
@@ -831,7 +792,7 @@
           <w:sz w:val="24"/>
           <w:u w:val="single"/>
         </w:rPr>
-        <w:hyperlink r:id="rId12" w:history="1">
+        <w:hyperlink r:id="rId11" w:history="1">
           <w:r>
             <w:rPr>
               <w:rStyle w:val="Hyperlink"/>
@@ -860,7 +821,7 @@
           <w:sz w:val="24"/>
           <w:u w:val="single"/>
         </w:rPr>
-        <w:hyperlink r:id="rId12" w:history="1">
+        <w:hyperlink r:id="rId11" w:history="1">
           <w:r>
             <w:rPr>
               <w:rStyle w:val="Hyperlink"/>
@@ -878,7 +839,7 @@
           <w:sz w:val="24"/>
           <w:u w:val="single"/>
         </w:rPr>
-        <w:hyperlink r:id="rId12" w:history="1">
+        <w:hyperlink r:id="rId11" w:history="1">
           <w:r>
             <w:rPr>
               <w:rStyle w:val="Hyperlink"/>
@@ -907,7 +868,7 @@
           <w:sz w:val="24"/>
           <w:u w:val="single"/>
         </w:rPr>
-        <w:hyperlink r:id="rId12" w:history="1">
+        <w:hyperlink r:id="rId11" w:history="1">
           <w:r>
             <w:rPr>
               <w:rStyle w:val="Hyperlink"/>
@@ -925,7 +886,7 @@
           <w:sz w:val="24"/>
           <w:u w:val="single"/>
         </w:rPr>
-        <w:hyperlink r:id="rId12" w:history="1">
+        <w:hyperlink r:id="rId11" w:history="1">
           <w:r>
             <w:rPr>
               <w:rStyle w:val="Hyperlink"/>
@@ -954,7 +915,7 @@
           <w:sz w:val="24"/>
           <w:u w:val="single"/>
         </w:rPr>
-        <w:hyperlink r:id="rId12" w:history="1">
+        <w:hyperlink r:id="rId11" w:history="1">
           <w:r>
             <w:rPr>
               <w:rStyle w:val="Hyperlink"/>
@@ -972,7 +933,7 @@
           <w:sz w:val="24"/>
           <w:u w:val="single"/>
         </w:rPr>
-        <w:hyperlink r:id="rId12" w:history="1">
+        <w:hyperlink r:id="rId11" w:history="1">
           <w:r>
             <w:rPr>
               <w:rStyle w:val="Hyperlink"/>
@@ -1001,7 +962,7 @@
           <w:sz w:val="24"/>
           <w:u w:val="single"/>
         </w:rPr>
-        <w:hyperlink r:id="rId12" w:history="1">
+        <w:hyperlink r:id="rId11" w:history="1">
           <w:r>
             <w:rPr>
               <w:rStyle w:val="Hyperlink"/>

--- a/EXPORTS/DOCX/published/niveau3/English/RijksmuseumAmsterdam.docx
+++ b/EXPORTS/DOCX/published/niveau3/English/RijksmuseumAmsterdam.docx
@@ -558,6 +558,7 @@
       </w:r>
       <w:r>
         <w:rPr>
+          <w:u w:val="single" w:color="0000ff"/>
           <w:rFonts w:ascii="Charis SIL Regular" w:hAnsi="Charis SIL Regular" w:eastAsia="Charis SIL Regular"/>
           <w:b w:val="0"/>
           <w:i w:val="0"/>
@@ -580,6 +581,7 @@
           <w:i w:val="0"/>
           <w:color w:val="0000FF"/>
           <w:sz w:val="24"/>
+          <w:u w:val="single"/>
         </w:rPr>
         <w:t>R</w:t>
       </w:r>

--- a/EXPORTS/DOCX/published/niveau3/English/RijksmuseumAmsterdam.docx
+++ b/EXPORTS/DOCX/published/niveau3/English/RijksmuseumAmsterdam.docx
@@ -558,7 +558,6 @@
       </w:r>
       <w:r>
         <w:rPr>
-          <w:u w:val="single" w:color="0000ff"/>
           <w:rFonts w:ascii="Charis SIL Regular" w:hAnsi="Charis SIL Regular" w:eastAsia="Charis SIL Regular"/>
           <w:b w:val="0"/>
           <w:i w:val="0"/>
@@ -581,7 +580,6 @@
           <w:i w:val="0"/>
           <w:color w:val="0000FF"/>
           <w:sz w:val="24"/>
-          <w:u w:val="single"/>
         </w:rPr>
         <w:t>R</w:t>
       </w:r>

--- a/EXPORTS/DOCX/published/niveau3/English/RijksmuseumAmsterdam.docx
+++ b/EXPORTS/DOCX/published/niveau3/English/RijksmuseumAmsterdam.docx
@@ -400,176 +400,29 @@
       </w:r>
       <w:r>
         <w:rPr>
-          <w:u w:val="single" w:color="0000ff"/>
           <w:rFonts w:ascii="Charis SIL Regular" w:hAnsi="Charis SIL Regular" w:eastAsia="Charis SIL Regular"/>
           <w:b w:val="0"/>
           <w:i w:val="0"/>
           <w:color w:val="000000"/>
           <w:sz w:val="24"/>
         </w:rPr>
-        <w:hyperlink r:id="rId9" w:history="1">
-          <w:r>
-            <w:rPr>
-              <w:rStyle w:val="Hyperlink"/>
-            </w:rPr>
-            <w:t xml:space="preserve">Museum </w:t>
-          </w:r>
-        </w:hyperlink>
-      </w:r>
-      <w:r>
-        <w:rPr>
-          <w:u w:val="single" w:color="0000ff"/>
-          <w:rFonts w:ascii="Charis SIL Regular" w:hAnsi="Charis SIL Regular" w:eastAsia="Charis SIL Regular"/>
-          <w:b w:val="0"/>
-          <w:i w:val="0"/>
-          <w:color w:val="000000"/>
-          <w:sz w:val="24"/>
-        </w:rPr>
-        <w:hyperlink r:id="rId9" w:history="1">
-          <w:r>
-            <w:rPr>
-              <w:rStyle w:val="Hyperlink"/>
-            </w:rPr>
-            <w:t>v</w:t>
-          </w:r>
-        </w:hyperlink>
-      </w:r>
-      <w:r>
-        <w:rPr>
-          <w:u w:val="single" w:color="0000ff"/>
-          <w:rFonts w:ascii="Charis SIL Regular" w:hAnsi="Charis SIL Regular" w:eastAsia="Charis SIL Regular"/>
-          <w:b w:val="0"/>
-          <w:i w:val="0"/>
-          <w:color w:val="000000"/>
-          <w:sz w:val="24"/>
-        </w:rPr>
-        <w:hyperlink r:id="rId9" w:history="1">
-          <w:r>
-            <w:rPr>
-              <w:rStyle w:val="Hyperlink"/>
-            </w:rPr>
-            <w:t>an Ges</w:t>
-          </w:r>
-        </w:hyperlink>
-      </w:r>
-      <w:r>
-        <w:rPr>
-          <w:u w:val="single" w:color="0000ff"/>
-          <w:rFonts w:ascii="Charis SIL Regular" w:hAnsi="Charis SIL Regular" w:eastAsia="Charis SIL Regular"/>
-          <w:b w:val="0"/>
-          <w:i w:val="0"/>
-          <w:color w:val="000000"/>
-          <w:sz w:val="24"/>
-        </w:rPr>
-        <w:hyperlink r:id="rId9" w:history="1">
-          <w:r>
-            <w:rPr>
-              <w:rStyle w:val="Hyperlink"/>
-            </w:rPr>
-            <w:t>chiede</w:t>
-          </w:r>
-        </w:hyperlink>
+        <w:t xml:space="preserve">Museum van Geschiedenis en Kunst and the </w:t>
       </w:r>
       <w:r>
         <w:rPr>
           <w:rFonts w:ascii="Charis SIL Regular" w:hAnsi="Charis SIL Regular" w:eastAsia="Charis SIL Regular"/>
           <w:b w:val="0"/>
           <w:i w:val="0"/>
-          <w:color w:val="000000"/>
+          <w:color w:val="0000FF"/>
           <w:sz w:val="24"/>
+          <w:u w:val="single"/>
         </w:rPr>
-        <w:t>n</w:t>
-      </w:r>
-      <w:r>
-        <w:rPr>
-          <w:u w:val="single" w:color="0000ff"/>
-          <w:rFonts w:ascii="Charis SIL Regular" w:hAnsi="Charis SIL Regular" w:eastAsia="Charis SIL Regular"/>
-          <w:b w:val="0"/>
-          <w:i w:val="0"/>
-          <w:color w:val="000000"/>
-          <w:sz w:val="24"/>
-        </w:rPr>
-        <w:t>i</w:t>
-      </w:r>
-      <w:r>
-        <w:rPr>
-          <w:u w:val="single" w:color="0000ff"/>
-          <w:rFonts w:ascii="Charis SIL Regular" w:hAnsi="Charis SIL Regular" w:eastAsia="Charis SIL Regular"/>
-          <w:b w:val="0"/>
-          <w:i w:val="0"/>
-          <w:color w:val="000000"/>
-          <w:sz w:val="24"/>
-        </w:rPr>
-        <w:hyperlink r:id="rId10" w:history="1">
+        <w:hyperlink r:id="rId11" w:history="1">
           <w:r>
             <w:rPr>
               <w:rStyle w:val="Hyperlink"/>
             </w:rPr>
-            <w:t>s</w:t>
-          </w:r>
-        </w:hyperlink>
-      </w:r>
-      <w:r>
-        <w:rPr>
-          <w:u w:val="single" w:color="0000ff"/>
-          <w:rFonts w:ascii="Charis SIL Regular" w:hAnsi="Charis SIL Regular" w:eastAsia="Charis SIL Regular"/>
-          <w:b w:val="0"/>
-          <w:i w:val="0"/>
-          <w:color w:val="000000"/>
-          <w:sz w:val="24"/>
-        </w:rPr>
-        <w:t xml:space="preserve"> </w:t>
-      </w:r>
-      <w:r>
-        <w:rPr>
-          <w:u w:val="single" w:color="0000ff"/>
-          <w:rFonts w:ascii="Charis SIL Regular" w:hAnsi="Charis SIL Regular" w:eastAsia="Charis SIL Regular"/>
-          <w:b w:val="0"/>
-          <w:i w:val="0"/>
-          <w:color w:val="000000"/>
-          <w:sz w:val="24"/>
-        </w:rPr>
-        <w:hyperlink r:id="rId10" w:history="1">
-          <w:r>
-            <w:rPr>
-              <w:rStyle w:val="Hyperlink"/>
-            </w:rPr>
-            <w:t>en K</w:t>
-          </w:r>
-        </w:hyperlink>
-      </w:r>
-      <w:r>
-        <w:rPr>
-          <w:u w:val="single" w:color="0000ff"/>
-          <w:rFonts w:ascii="Charis SIL Regular" w:hAnsi="Charis SIL Regular" w:eastAsia="Charis SIL Regular"/>
-          <w:b w:val="0"/>
-          <w:i w:val="0"/>
-          <w:color w:val="000000"/>
-          <w:sz w:val="24"/>
-        </w:rPr>
-        <w:hyperlink r:id="rId10" w:history="1">
-          <w:r>
-            <w:rPr>
-              <w:rStyle w:val="Hyperlink"/>
-            </w:rPr>
-            <w:t>u</w:t>
-          </w:r>
-        </w:hyperlink>
-      </w:r>
-      <w:r>
-        <w:rPr>
-          <w:rFonts w:ascii="Charis SIL Regular" w:hAnsi="Charis SIL Regular" w:eastAsia="Charis SIL Regular"/>
-          <w:b w:val="0"/>
-          <w:i w:val="0"/>
-          <w:color w:val="000000"/>
-          <w:sz w:val="24"/>
-        </w:rPr>
-        <w:hyperlink r:id="rId10" w:history="1">
-          <w:r>
-            <w:rPr>
-              <w:rStyle w:val="Hyperlink"/>
-            </w:rPr>
-            <w:t xml:space="preserve">nst and the </w:t>
+            <w:t>R</w:t>
           </w:r>
         </w:hyperlink>
       </w:r>
@@ -580,19 +433,9 @@
           <w:i w:val="0"/>
           <w:color w:val="0000FF"/>
           <w:sz w:val="24"/>
-        </w:rPr>
-        <w:t>R</w:t>
-      </w:r>
-      <w:r>
-        <w:rPr>
-          <w:rFonts w:ascii="Charis SIL Regular" w:hAnsi="Charis SIL Regular" w:eastAsia="Charis SIL Regular"/>
-          <w:b w:val="0"/>
-          <w:i w:val="0"/>
-          <w:color w:val="0000FF"/>
-          <w:sz w:val="24"/>
           <w:u w:val="single"/>
         </w:rPr>
-        <w:hyperlink r:id="rId10" w:history="1">
+        <w:hyperlink r:id="rId11" w:history="1">
           <w:r>
             <w:rPr>
               <w:rStyle w:val="Hyperlink"/>
@@ -751,8 +594,45 @@
           <w:i w:val="0"/>
           <w:color w:val="0000FF"/>
           <w:sz w:val="24"/>
+          <w:u w:val="single"/>
         </w:rPr>
-        <w:t>Royal Socie</w:t>
+        <w:hyperlink r:id="rId12" w:history="1">
+          <w:r>
+            <w:rPr>
+              <w:rStyle w:val="Hyperlink"/>
+            </w:rPr>
+            <w:t>Royal</w:t>
+          </w:r>
+        </w:hyperlink>
+      </w:r>
+      <w:r>
+        <w:rPr>
+          <w:rFonts w:ascii="Charis SIL Regular" w:hAnsi="Charis SIL Regular" w:eastAsia="Charis SIL Regular"/>
+          <w:b w:val="0"/>
+          <w:i w:val="0"/>
+          <w:color w:val="0000FF"/>
+          <w:sz w:val="24"/>
+          <w:u w:val="single"/>
+        </w:rPr>
+        <w:t xml:space="preserve"> </w:t>
+      </w:r>
+      <w:r>
+        <w:rPr>
+          <w:rFonts w:ascii="Charis SIL Regular" w:hAnsi="Charis SIL Regular" w:eastAsia="Charis SIL Regular"/>
+          <w:b w:val="0"/>
+          <w:i w:val="0"/>
+          <w:color w:val="0000FF"/>
+          <w:sz w:val="24"/>
+          <w:u w:val="single"/>
+        </w:rPr>
+        <w:hyperlink r:id="rId12" w:history="1">
+          <w:r>
+            <w:rPr>
+              <w:rStyle w:val="Hyperlink"/>
+            </w:rPr>
+            <w:t>Socie</w:t>
+          </w:r>
+        </w:hyperlink>
       </w:r>
       <w:r>
         <w:rPr>
@@ -915,7 +795,7 @@
           <w:sz w:val="24"/>
           <w:u w:val="single"/>
         </w:rPr>
-        <w:hyperlink r:id="rId11" w:history="1">
+        <w:hyperlink r:id="rId12" w:history="1">
           <w:r>
             <w:rPr>
               <w:rStyle w:val="Hyperlink"/>
@@ -933,7 +813,7 @@
           <w:sz w:val="24"/>
           <w:u w:val="single"/>
         </w:rPr>
-        <w:hyperlink r:id="rId11" w:history="1">
+        <w:hyperlink r:id="rId12" w:history="1">
           <w:r>
             <w:rPr>
               <w:rStyle w:val="Hyperlink"/>
@@ -962,7 +842,7 @@
           <w:sz w:val="24"/>
           <w:u w:val="single"/>
         </w:rPr>
-        <w:hyperlink r:id="rId11" w:history="1">
+        <w:hyperlink r:id="rId12" w:history="1">
           <w:r>
             <w:rPr>
               <w:rStyle w:val="Hyperlink"/>

--- a/EXPORTS/DOCX/published/niveau3/English/RijksmuseumAmsterdam.docx
+++ b/EXPORTS/DOCX/published/niveau3/English/RijksmuseumAmsterdam.docx
@@ -400,29 +400,177 @@
       </w:r>
       <w:r>
         <w:rPr>
+          <w:u w:val="single" w:color="0000ff"/>
           <w:rFonts w:ascii="Charis SIL Regular" w:hAnsi="Charis SIL Regular" w:eastAsia="Charis SIL Regular"/>
           <w:b w:val="0"/>
           <w:i w:val="0"/>
           <w:color w:val="000000"/>
           <w:sz w:val="24"/>
         </w:rPr>
-        <w:t xml:space="preserve">Museum van Geschiedenis en Kunst and the </w:t>
+        <w:hyperlink r:id="rId9" w:history="1">
+          <w:r>
+            <w:rPr>
+              <w:rStyle w:val="Hyperlink"/>
+            </w:rPr>
+            <w:t xml:space="preserve">Museum </w:t>
+          </w:r>
+        </w:hyperlink>
+      </w:r>
+      <w:r>
+        <w:rPr>
+          <w:u w:val="single" w:color="0000ff"/>
+          <w:rFonts w:ascii="Charis SIL Regular" w:hAnsi="Charis SIL Regular" w:eastAsia="Charis SIL Regular"/>
+          <w:b w:val="0"/>
+          <w:i w:val="0"/>
+          <w:color w:val="000000"/>
+          <w:sz w:val="24"/>
+        </w:rPr>
+        <w:hyperlink r:id="rId9" w:history="1">
+          <w:r>
+            <w:rPr>
+              <w:rStyle w:val="Hyperlink"/>
+            </w:rPr>
+            <w:t>v</w:t>
+          </w:r>
+        </w:hyperlink>
+      </w:r>
+      <w:r>
+        <w:rPr>
+          <w:u w:val="single" w:color="0000ff"/>
+          <w:rFonts w:ascii="Charis SIL Regular" w:hAnsi="Charis SIL Regular" w:eastAsia="Charis SIL Regular"/>
+          <w:b w:val="0"/>
+          <w:i w:val="0"/>
+          <w:color w:val="000000"/>
+          <w:sz w:val="24"/>
+        </w:rPr>
+        <w:hyperlink r:id="rId9" w:history="1">
+          <w:r>
+            <w:rPr>
+              <w:rStyle w:val="Hyperlink"/>
+            </w:rPr>
+            <w:t>an Ges</w:t>
+          </w:r>
+        </w:hyperlink>
+      </w:r>
+      <w:r>
+        <w:rPr>
+          <w:u w:val="single" w:color="0000ff"/>
+          <w:rFonts w:ascii="Charis SIL Regular" w:hAnsi="Charis SIL Regular" w:eastAsia="Charis SIL Regular"/>
+          <w:b w:val="0"/>
+          <w:i w:val="0"/>
+          <w:color w:val="000000"/>
+          <w:sz w:val="24"/>
+        </w:rPr>
+        <w:hyperlink r:id="rId9" w:history="1">
+          <w:r>
+            <w:rPr>
+              <w:rStyle w:val="Hyperlink"/>
+            </w:rPr>
+            <w:t>chiede</w:t>
+          </w:r>
+        </w:hyperlink>
       </w:r>
       <w:r>
         <w:rPr>
           <w:rFonts w:ascii="Charis SIL Regular" w:hAnsi="Charis SIL Regular" w:eastAsia="Charis SIL Regular"/>
           <w:b w:val="0"/>
           <w:i w:val="0"/>
-          <w:color w:val="0000FF"/>
+          <w:color w:val="000000"/>
           <w:sz w:val="24"/>
-          <w:u w:val="single"/>
         </w:rPr>
-        <w:hyperlink r:id="rId11" w:history="1">
+        <w:t>n</w:t>
+      </w:r>
+      <w:r>
+        <w:rPr>
+          <w:u w:val="single" w:color="0000ff"/>
+          <w:rFonts w:ascii="Charis SIL Regular" w:hAnsi="Charis SIL Regular" w:eastAsia="Charis SIL Regular"/>
+          <w:b w:val="0"/>
+          <w:i w:val="0"/>
+          <w:color w:val="000000"/>
+          <w:sz w:val="24"/>
+        </w:rPr>
+        <w:t>i</w:t>
+      </w:r>
+      <w:r>
+        <w:rPr>
+          <w:u w:val="single" w:color="0000ff"/>
+          <w:rFonts w:ascii="Charis SIL Regular" w:hAnsi="Charis SIL Regular" w:eastAsia="Charis SIL Regular"/>
+          <w:b w:val="0"/>
+          <w:i w:val="0"/>
+          <w:color w:val="000000"/>
+          <w:sz w:val="24"/>
+        </w:rPr>
+        <w:hyperlink r:id="rId10" w:history="1">
           <w:r>
             <w:rPr>
               <w:rStyle w:val="Hyperlink"/>
             </w:rPr>
-            <w:t>R</w:t>
+            <w:t>s</w:t>
+          </w:r>
+        </w:hyperlink>
+      </w:r>
+      <w:r>
+        <w:rPr>
+          <w:u w:val="single" w:color="0000ff"/>
+          <w:rFonts w:ascii="Charis SIL Regular" w:hAnsi="Charis SIL Regular" w:eastAsia="Charis SIL Regular"/>
+          <w:b w:val="0"/>
+          <w:i w:val="0"/>
+          <w:color w:val="000000"/>
+          <w:sz w:val="24"/>
+        </w:rPr>
+        <w:t xml:space="preserve"> </w:t>
+      </w:r>
+      <w:r>
+        <w:rPr>
+          <w:u w:val="single" w:color="0000ff"/>
+          <w:rFonts w:ascii="Charis SIL Regular" w:hAnsi="Charis SIL Regular" w:eastAsia="Charis SIL Regular"/>
+          <w:b w:val="0"/>
+          <w:i w:val="0"/>
+          <w:color w:val="000000"/>
+          <w:sz w:val="24"/>
+        </w:rPr>
+        <w:hyperlink r:id="rId10" w:history="1">
+          <w:r>
+            <w:rPr>
+              <w:rStyle w:val="Hyperlink"/>
+            </w:rPr>
+            <w:t>en K</w:t>
+          </w:r>
+        </w:hyperlink>
+      </w:r>
+      <w:r>
+        <w:rPr>
+          <w:u w:val="single" w:color="0000ff"/>
+          <w:rFonts w:ascii="Charis SIL Regular" w:hAnsi="Charis SIL Regular" w:eastAsia="Charis SIL Regular"/>
+          <w:b w:val="0"/>
+          <w:i w:val="0"/>
+          <w:color w:val="000000"/>
+          <w:sz w:val="24"/>
+        </w:rPr>
+        <w:hyperlink r:id="rId10" w:history="1">
+          <w:r>
+            <w:rPr>
+              <w:rStyle w:val="Hyperlink"/>
+            </w:rPr>
+            <w:t>u</w:t>
+          </w:r>
+        </w:hyperlink>
+      </w:r>
+      <w:r>
+        <w:rPr>
+          <w:u w:val="single" w:color="0000ff"/>
+          <w:rFonts w:ascii="Charis SIL Regular" w:hAnsi="Charis SIL Regular" w:eastAsia="Charis SIL Regular"/>
+          <w:b w:val="0"/>
+          <w:i w:val="0"/>
+          <w:color w:val="000000"/>
+          <w:sz w:val="24"/>
+        </w:rPr>
+        <w:hyperlink r:id="rId10" w:history="1">
+          <w:r>
+            <w:rPr>
+              <w:rStyle w:val="Hyperlink"/>
+            </w:rPr>
+            <w:t xml:space="preserve">nst and the </w:t>
           </w:r>
         </w:hyperlink>
       </w:r>
@@ -435,7 +583,18 @@
           <w:sz w:val="24"/>
           <w:u w:val="single"/>
         </w:rPr>
-        <w:hyperlink r:id="rId11" w:history="1">
+        <w:t>R</w:t>
+      </w:r>
+      <w:r>
+        <w:rPr>
+          <w:rFonts w:ascii="Charis SIL Regular" w:hAnsi="Charis SIL Regular" w:eastAsia="Charis SIL Regular"/>
+          <w:b w:val="0"/>
+          <w:i w:val="0"/>
+          <w:color w:val="0000FF"/>
+          <w:sz w:val="24"/>
+          <w:u w:val="single"/>
+        </w:rPr>
+        <w:hyperlink r:id="rId10" w:history="1">
           <w:r>
             <w:rPr>
               <w:rStyle w:val="Hyperlink"/>
@@ -596,43 +755,7 @@
           <w:sz w:val="24"/>
           <w:u w:val="single"/>
         </w:rPr>
-        <w:hyperlink r:id="rId12" w:history="1">
-          <w:r>
-            <w:rPr>
-              <w:rStyle w:val="Hyperlink"/>
-            </w:rPr>
-            <w:t>Royal</w:t>
-          </w:r>
-        </w:hyperlink>
-      </w:r>
-      <w:r>
-        <w:rPr>
-          <w:rFonts w:ascii="Charis SIL Regular" w:hAnsi="Charis SIL Regular" w:eastAsia="Charis SIL Regular"/>
-          <w:b w:val="0"/>
-          <w:i w:val="0"/>
-          <w:color w:val="0000FF"/>
-          <w:sz w:val="24"/>
-          <w:u w:val="single"/>
-        </w:rPr>
-        <w:t xml:space="preserve"> </w:t>
-      </w:r>
-      <w:r>
-        <w:rPr>
-          <w:rFonts w:ascii="Charis SIL Regular" w:hAnsi="Charis SIL Regular" w:eastAsia="Charis SIL Regular"/>
-          <w:b w:val="0"/>
-          <w:i w:val="0"/>
-          <w:color w:val="0000FF"/>
-          <w:sz w:val="24"/>
-          <w:u w:val="single"/>
-        </w:rPr>
-        <w:hyperlink r:id="rId12" w:history="1">
-          <w:r>
-            <w:rPr>
-              <w:rStyle w:val="Hyperlink"/>
-            </w:rPr>
-            <w:t>Socie</w:t>
-          </w:r>
-        </w:hyperlink>
+        <w:t>Royal Socie</w:t>
       </w:r>
       <w:r>
         <w:rPr>
@@ -701,7 +824,7 @@
           <w:sz w:val="24"/>
           <w:u w:val="single"/>
         </w:rPr>
-        <w:hyperlink r:id="rId11" w:history="1">
+        <w:hyperlink r:id="rId12" w:history="1">
           <w:r>
             <w:rPr>
               <w:rStyle w:val="Hyperlink"/>
@@ -719,7 +842,7 @@
           <w:sz w:val="24"/>
           <w:u w:val="single"/>
         </w:rPr>
-        <w:hyperlink r:id="rId11" w:history="1">
+        <w:hyperlink r:id="rId12" w:history="1">
           <w:r>
             <w:rPr>
               <w:rStyle w:val="Hyperlink"/>
@@ -748,7 +871,7 @@
           <w:sz w:val="24"/>
           <w:u w:val="single"/>
         </w:rPr>
-        <w:hyperlink r:id="rId11" w:history="1">
+        <w:hyperlink r:id="rId12" w:history="1">
           <w:r>
             <w:rPr>
               <w:rStyle w:val="Hyperlink"/>
@@ -766,7 +889,7 @@
           <w:sz w:val="24"/>
           <w:u w:val="single"/>
         </w:rPr>
-        <w:hyperlink r:id="rId11" w:history="1">
+        <w:hyperlink r:id="rId12" w:history="1">
           <w:r>
             <w:rPr>
               <w:rStyle w:val="Hyperlink"/>

--- a/EXPORTS/DOCX/published/niveau3/English/RijksmuseumAmsterdam.docx
+++ b/EXPORTS/DOCX/published/niveau3/English/RijksmuseumAmsterdam.docx
@@ -400,177 +400,29 @@
       </w:r>
       <w:r>
         <w:rPr>
-          <w:u w:val="single" w:color="0000ff"/>
           <w:rFonts w:ascii="Charis SIL Regular" w:hAnsi="Charis SIL Regular" w:eastAsia="Charis SIL Regular"/>
           <w:b w:val="0"/>
           <w:i w:val="0"/>
           <w:color w:val="000000"/>
           <w:sz w:val="24"/>
         </w:rPr>
-        <w:hyperlink r:id="rId9" w:history="1">
-          <w:r>
-            <w:rPr>
-              <w:rStyle w:val="Hyperlink"/>
-            </w:rPr>
-            <w:t xml:space="preserve">Museum </w:t>
-          </w:r>
-        </w:hyperlink>
-      </w:r>
-      <w:r>
-        <w:rPr>
-          <w:u w:val="single" w:color="0000ff"/>
-          <w:rFonts w:ascii="Charis SIL Regular" w:hAnsi="Charis SIL Regular" w:eastAsia="Charis SIL Regular"/>
-          <w:b w:val="0"/>
-          <w:i w:val="0"/>
-          <w:color w:val="000000"/>
-          <w:sz w:val="24"/>
-        </w:rPr>
-        <w:hyperlink r:id="rId9" w:history="1">
-          <w:r>
-            <w:rPr>
-              <w:rStyle w:val="Hyperlink"/>
-            </w:rPr>
-            <w:t>v</w:t>
-          </w:r>
-        </w:hyperlink>
-      </w:r>
-      <w:r>
-        <w:rPr>
-          <w:u w:val="single" w:color="0000ff"/>
-          <w:rFonts w:ascii="Charis SIL Regular" w:hAnsi="Charis SIL Regular" w:eastAsia="Charis SIL Regular"/>
-          <w:b w:val="0"/>
-          <w:i w:val="0"/>
-          <w:color w:val="000000"/>
-          <w:sz w:val="24"/>
-        </w:rPr>
-        <w:hyperlink r:id="rId9" w:history="1">
-          <w:r>
-            <w:rPr>
-              <w:rStyle w:val="Hyperlink"/>
-            </w:rPr>
-            <w:t>an Ges</w:t>
-          </w:r>
-        </w:hyperlink>
-      </w:r>
-      <w:r>
-        <w:rPr>
-          <w:u w:val="single" w:color="0000ff"/>
-          <w:rFonts w:ascii="Charis SIL Regular" w:hAnsi="Charis SIL Regular" w:eastAsia="Charis SIL Regular"/>
-          <w:b w:val="0"/>
-          <w:i w:val="0"/>
-          <w:color w:val="000000"/>
-          <w:sz w:val="24"/>
-        </w:rPr>
-        <w:hyperlink r:id="rId9" w:history="1">
-          <w:r>
-            <w:rPr>
-              <w:rStyle w:val="Hyperlink"/>
-            </w:rPr>
-            <w:t>chiede</w:t>
-          </w:r>
-        </w:hyperlink>
+        <w:t xml:space="preserve">Museum van Geschiedenis en Kunst and the </w:t>
       </w:r>
       <w:r>
         <w:rPr>
           <w:rFonts w:ascii="Charis SIL Regular" w:hAnsi="Charis SIL Regular" w:eastAsia="Charis SIL Regular"/>
           <w:b w:val="0"/>
           <w:i w:val="0"/>
-          <w:color w:val="000000"/>
+          <w:color w:val="0000FF"/>
           <w:sz w:val="24"/>
+          <w:u w:val="single"/>
         </w:rPr>
-        <w:t>n</w:t>
-      </w:r>
-      <w:r>
-        <w:rPr>
-          <w:u w:val="single" w:color="0000ff"/>
-          <w:rFonts w:ascii="Charis SIL Regular" w:hAnsi="Charis SIL Regular" w:eastAsia="Charis SIL Regular"/>
-          <w:b w:val="0"/>
-          <w:i w:val="0"/>
-          <w:color w:val="000000"/>
-          <w:sz w:val="24"/>
-        </w:rPr>
-        <w:t>i</w:t>
-      </w:r>
-      <w:r>
-        <w:rPr>
-          <w:u w:val="single" w:color="0000ff"/>
-          <w:rFonts w:ascii="Charis SIL Regular" w:hAnsi="Charis SIL Regular" w:eastAsia="Charis SIL Regular"/>
-          <w:b w:val="0"/>
-          <w:i w:val="0"/>
-          <w:color w:val="000000"/>
-          <w:sz w:val="24"/>
-        </w:rPr>
-        <w:hyperlink r:id="rId10" w:history="1">
+        <w:hyperlink r:id="rId11" w:history="1">
           <w:r>
             <w:rPr>
               <w:rStyle w:val="Hyperlink"/>
             </w:rPr>
-            <w:t>s</w:t>
-          </w:r>
-        </w:hyperlink>
-      </w:r>
-      <w:r>
-        <w:rPr>
-          <w:u w:val="single" w:color="0000ff"/>
-          <w:rFonts w:ascii="Charis SIL Regular" w:hAnsi="Charis SIL Regular" w:eastAsia="Charis SIL Regular"/>
-          <w:b w:val="0"/>
-          <w:i w:val="0"/>
-          <w:color w:val="000000"/>
-          <w:sz w:val="24"/>
-        </w:rPr>
-        <w:t xml:space="preserve"> </w:t>
-      </w:r>
-      <w:r>
-        <w:rPr>
-          <w:u w:val="single" w:color="0000ff"/>
-          <w:rFonts w:ascii="Charis SIL Regular" w:hAnsi="Charis SIL Regular" w:eastAsia="Charis SIL Regular"/>
-          <w:b w:val="0"/>
-          <w:i w:val="0"/>
-          <w:color w:val="000000"/>
-          <w:sz w:val="24"/>
-        </w:rPr>
-        <w:hyperlink r:id="rId10" w:history="1">
-          <w:r>
-            <w:rPr>
-              <w:rStyle w:val="Hyperlink"/>
-            </w:rPr>
-            <w:t>en K</w:t>
-          </w:r>
-        </w:hyperlink>
-      </w:r>
-      <w:r>
-        <w:rPr>
-          <w:u w:val="single" w:color="0000ff"/>
-          <w:rFonts w:ascii="Charis SIL Regular" w:hAnsi="Charis SIL Regular" w:eastAsia="Charis SIL Regular"/>
-          <w:b w:val="0"/>
-          <w:i w:val="0"/>
-          <w:color w:val="000000"/>
-          <w:sz w:val="24"/>
-        </w:rPr>
-        <w:hyperlink r:id="rId10" w:history="1">
-          <w:r>
-            <w:rPr>
-              <w:rStyle w:val="Hyperlink"/>
-            </w:rPr>
-            <w:t>u</w:t>
-          </w:r>
-        </w:hyperlink>
-      </w:r>
-      <w:r>
-        <w:rPr>
-          <w:u w:val="single" w:color="0000ff"/>
-          <w:rFonts w:ascii="Charis SIL Regular" w:hAnsi="Charis SIL Regular" w:eastAsia="Charis SIL Regular"/>
-          <w:b w:val="0"/>
-          <w:i w:val="0"/>
-          <w:color w:val="000000"/>
-          <w:sz w:val="24"/>
-        </w:rPr>
-        <w:hyperlink r:id="rId10" w:history="1">
-          <w:r>
-            <w:rPr>
-              <w:rStyle w:val="Hyperlink"/>
-            </w:rPr>
-            <w:t xml:space="preserve">nst and the </w:t>
+            <w:t>R</w:t>
           </w:r>
         </w:hyperlink>
       </w:r>
@@ -583,18 +435,7 @@
           <w:sz w:val="24"/>
           <w:u w:val="single"/>
         </w:rPr>
-        <w:t>R</w:t>
-      </w:r>
-      <w:r>
-        <w:rPr>
-          <w:rFonts w:ascii="Charis SIL Regular" w:hAnsi="Charis SIL Regular" w:eastAsia="Charis SIL Regular"/>
-          <w:b w:val="0"/>
-          <w:i w:val="0"/>
-          <w:color w:val="0000FF"/>
-          <w:sz w:val="24"/>
-          <w:u w:val="single"/>
-        </w:rPr>
-        <w:hyperlink r:id="rId10" w:history="1">
+        <w:hyperlink r:id="rId11" w:history="1">
           <w:r>
             <w:rPr>
               <w:rStyle w:val="Hyperlink"/>
@@ -612,7 +453,7 @@
           <w:sz w:val="24"/>
           <w:u w:val="single"/>
         </w:rPr>
-        <w:hyperlink r:id="rId10" w:history="1">
+        <w:hyperlink r:id="rId11" w:history="1">
           <w:r>
             <w:rPr>
               <w:rStyle w:val="Hyperlink"/>
@@ -641,7 +482,7 @@
           <w:sz w:val="24"/>
           <w:u w:val="single"/>
         </w:rPr>
-        <w:hyperlink r:id="rId10" w:history="1">
+        <w:hyperlink r:id="rId11" w:history="1">
           <w:r>
             <w:rPr>
               <w:rStyle w:val="Hyperlink"/>
@@ -753,7 +594,6 @@
           <w:i w:val="0"/>
           <w:color w:val="0000FF"/>
           <w:sz w:val="24"/>
-          <w:u w:val="single"/>
         </w:rPr>
         <w:t>Royal Socie</w:t>
       </w:r>
@@ -795,7 +635,7 @@
           <w:sz w:val="24"/>
           <w:u w:val="single"/>
         </w:rPr>
-        <w:hyperlink r:id="rId12" w:history="1">
+        <w:hyperlink r:id="rId11" w:history="1">
           <w:r>
             <w:rPr>
               <w:rStyle w:val="Hyperlink"/>
@@ -824,7 +664,7 @@
           <w:sz w:val="24"/>
           <w:u w:val="single"/>
         </w:rPr>
-        <w:hyperlink r:id="rId12" w:history="1">
+        <w:hyperlink r:id="rId11" w:history="1">
           <w:r>
             <w:rPr>
               <w:rStyle w:val="Hyperlink"/>
@@ -842,7 +682,7 @@
           <w:sz w:val="24"/>
           <w:u w:val="single"/>
         </w:rPr>
-        <w:hyperlink r:id="rId12" w:history="1">
+        <w:hyperlink r:id="rId11" w:history="1">
           <w:r>
             <w:rPr>
               <w:rStyle w:val="Hyperlink"/>
@@ -871,7 +711,7 @@
           <w:sz w:val="24"/>
           <w:u w:val="single"/>
         </w:rPr>
-        <w:hyperlink r:id="rId12" w:history="1">
+        <w:hyperlink r:id="rId11" w:history="1">
           <w:r>
             <w:rPr>
               <w:rStyle w:val="Hyperlink"/>
@@ -889,7 +729,7 @@
           <w:sz w:val="24"/>
           <w:u w:val="single"/>
         </w:rPr>
-        <w:hyperlink r:id="rId12" w:history="1">
+        <w:hyperlink r:id="rId11" w:history="1">
           <w:r>
             <w:rPr>
               <w:rStyle w:val="Hyperlink"/>
@@ -918,7 +758,7 @@
           <w:sz w:val="24"/>
           <w:u w:val="single"/>
         </w:rPr>
-        <w:hyperlink r:id="rId12" w:history="1">
+        <w:hyperlink r:id="rId11" w:history="1">
           <w:r>
             <w:rPr>
               <w:rStyle w:val="Hyperlink"/>
@@ -936,7 +776,7 @@
           <w:sz w:val="24"/>
           <w:u w:val="single"/>
         </w:rPr>
-        <w:hyperlink r:id="rId12" w:history="1">
+        <w:hyperlink r:id="rId11" w:history="1">
           <w:r>
             <w:rPr>
               <w:rStyle w:val="Hyperlink"/>
@@ -965,7 +805,7 @@
           <w:sz w:val="24"/>
           <w:u w:val="single"/>
         </w:rPr>
-        <w:hyperlink r:id="rId12" w:history="1">
+        <w:hyperlink r:id="rId11" w:history="1">
           <w:r>
             <w:rPr>
               <w:rStyle w:val="Hyperlink"/>

--- a/EXPORTS/DOCX/published/niveau3/English/RijksmuseumAmsterdam.docx
+++ b/EXPORTS/DOCX/published/niveau3/English/RijksmuseumAmsterdam.docx
@@ -400,179 +400,13 @@
       </w:r>
       <w:r>
         <w:rPr>
-          <w:u w:val="single" w:color="0000ff"/>
           <w:rFonts w:ascii="Charis SIL Regular" w:hAnsi="Charis SIL Regular" w:eastAsia="Charis SIL Regular"/>
           <w:b w:val="0"/>
           <w:i w:val="0"/>
           <w:color w:val="000000"/>
           <w:sz w:val="24"/>
         </w:rPr>
-        <w:hyperlink r:id="rId9" w:history="1">
-          <w:r>
-            <w:rPr>
-              <w:rStyle w:val="Hyperlink"/>
-            </w:rPr>
-            <w:t xml:space="preserve">Museum </w:t>
-          </w:r>
-        </w:hyperlink>
-      </w:r>
-      <w:r>
-        <w:rPr>
-          <w:u w:val="single" w:color="0000ff"/>
-          <w:rFonts w:ascii="Charis SIL Regular" w:hAnsi="Charis SIL Regular" w:eastAsia="Charis SIL Regular"/>
-          <w:b w:val="0"/>
-          <w:i w:val="0"/>
-          <w:color w:val="000000"/>
-          <w:sz w:val="24"/>
-        </w:rPr>
-        <w:hyperlink r:id="rId9" w:history="1">
-          <w:r>
-            <w:rPr>
-              <w:rStyle w:val="Hyperlink"/>
-            </w:rPr>
-            <w:t>v</w:t>
-          </w:r>
-        </w:hyperlink>
-      </w:r>
-      <w:r>
-        <w:rPr>
-          <w:u w:val="single" w:color="0000ff"/>
-          <w:rFonts w:ascii="Charis SIL Regular" w:hAnsi="Charis SIL Regular" w:eastAsia="Charis SIL Regular"/>
-          <w:b w:val="0"/>
-          <w:i w:val="0"/>
-          <w:color w:val="000000"/>
-          <w:sz w:val="24"/>
-        </w:rPr>
-        <w:hyperlink r:id="rId9" w:history="1">
-          <w:r>
-            <w:rPr>
-              <w:rStyle w:val="Hyperlink"/>
-            </w:rPr>
-            <w:t>an Ges</w:t>
-          </w:r>
-        </w:hyperlink>
-      </w:r>
-      <w:r>
-        <w:rPr>
-          <w:u w:val="single" w:color="0000ff"/>
-          <w:rFonts w:ascii="Charis SIL Regular" w:hAnsi="Charis SIL Regular" w:eastAsia="Charis SIL Regular"/>
-          <w:b w:val="0"/>
-          <w:i w:val="0"/>
-          <w:color w:val="000000"/>
-          <w:sz w:val="24"/>
-        </w:rPr>
-        <w:hyperlink r:id="rId9" w:history="1">
-          <w:r>
-            <w:rPr>
-              <w:rStyle w:val="Hyperlink"/>
-            </w:rPr>
-            <w:t>chiede</w:t>
-          </w:r>
-        </w:hyperlink>
-      </w:r>
-      <w:r>
-        <w:rPr>
-          <w:rFonts w:ascii="Charis SIL Regular" w:hAnsi="Charis SIL Regular" w:eastAsia="Charis SIL Regular"/>
-          <w:b w:val="0"/>
-          <w:i w:val="0"/>
-          <w:color w:val="000000"/>
-          <w:sz w:val="24"/>
-        </w:rPr>
-        <w:t>n</w:t>
-      </w:r>
-      <w:r>
-        <w:rPr>
-          <w:u w:val="single" w:color="0000ff"/>
-          <w:rFonts w:ascii="Charis SIL Regular" w:hAnsi="Charis SIL Regular" w:eastAsia="Charis SIL Regular"/>
-          <w:b w:val="0"/>
-          <w:i w:val="0"/>
-          <w:color w:val="000000"/>
-          <w:sz w:val="24"/>
-        </w:rPr>
-        <w:t>i</w:t>
-      </w:r>
-      <w:r>
-        <w:rPr>
-          <w:u w:val="single" w:color="0000ff"/>
-          <w:rFonts w:ascii="Charis SIL Regular" w:hAnsi="Charis SIL Regular" w:eastAsia="Charis SIL Regular"/>
-          <w:b w:val="0"/>
-          <w:i w:val="0"/>
-          <w:color w:val="000000"/>
-          <w:sz w:val="24"/>
-        </w:rPr>
-        <w:hyperlink r:id="rId10" w:history="1">
-          <w:r>
-            <w:rPr>
-              <w:rStyle w:val="Hyperlink"/>
-            </w:rPr>
-            <w:t>s</w:t>
-          </w:r>
-        </w:hyperlink>
-      </w:r>
-      <w:r>
-        <w:rPr>
-          <w:u w:val="single" w:color="0000ff"/>
-          <w:rFonts w:ascii="Charis SIL Regular" w:hAnsi="Charis SIL Regular" w:eastAsia="Charis SIL Regular"/>
-          <w:b w:val="0"/>
-          <w:i w:val="0"/>
-          <w:color w:val="000000"/>
-          <w:sz w:val="24"/>
-        </w:rPr>
-        <w:t xml:space="preserve"> </w:t>
-      </w:r>
-      <w:r>
-        <w:rPr>
-          <w:u w:val="single" w:color="0000ff"/>
-          <w:rFonts w:ascii="Charis SIL Regular" w:hAnsi="Charis SIL Regular" w:eastAsia="Charis SIL Regular"/>
-          <w:b w:val="0"/>
-          <w:i w:val="0"/>
-          <w:color w:val="000000"/>
-          <w:sz w:val="24"/>
-        </w:rPr>
-        <w:hyperlink r:id="rId10" w:history="1">
-          <w:r>
-            <w:rPr>
-              <w:rStyle w:val="Hyperlink"/>
-            </w:rPr>
-            <w:t>en K</w:t>
-          </w:r>
-        </w:hyperlink>
-      </w:r>
-      <w:r>
-        <w:rPr>
-          <w:u w:val="single" w:color="0000ff"/>
-          <w:rFonts w:ascii="Charis SIL Regular" w:hAnsi="Charis SIL Regular" w:eastAsia="Charis SIL Regular"/>
-          <w:b w:val="0"/>
-          <w:i w:val="0"/>
-          <w:color w:val="000000"/>
-          <w:sz w:val="24"/>
-        </w:rPr>
-        <w:hyperlink r:id="rId10" w:history="1">
-          <w:r>
-            <w:rPr>
-              <w:rStyle w:val="Hyperlink"/>
-            </w:rPr>
-            <w:t>u</w:t>
-          </w:r>
-        </w:hyperlink>
-      </w:r>
-      <w:r>
-        <w:rPr>
-          <w:u w:val="single" w:color="0000ff"/>
-          <w:rFonts w:ascii="Charis SIL Regular" w:hAnsi="Charis SIL Regular" w:eastAsia="Charis SIL Regular"/>
-          <w:b w:val="0"/>
-          <w:i w:val="0"/>
-          <w:color w:val="000000"/>
-          <w:sz w:val="24"/>
-        </w:rPr>
-        <w:hyperlink r:id="rId10" w:history="1">
-          <w:r>
-            <w:rPr>
-              <w:rStyle w:val="Hyperlink"/>
-            </w:rPr>
-            <w:t xml:space="preserve">nst and the </w:t>
-          </w:r>
-        </w:hyperlink>
+        <w:t xml:space="preserve">Museum van Geschiedenis en Kunst and the </w:t>
       </w:r>
       <w:r>
         <w:rPr>
@@ -583,7 +417,14 @@
           <w:sz w:val="24"/>
           <w:u w:val="single"/>
         </w:rPr>
-        <w:t>R</w:t>
+        <w:hyperlink r:id="rId11" w:history="1">
+          <w:r>
+            <w:rPr>
+              <w:rStyle w:val="Hyperlink"/>
+            </w:rPr>
+            <w:t>R</w:t>
+          </w:r>
+        </w:hyperlink>
       </w:r>
       <w:r>
         <w:rPr>
@@ -753,16 +594,8 @@
           <w:i w:val="0"/>
           <w:color w:val="0000FF"/>
           <w:sz w:val="24"/>
-          <w:u w:val="single"/>
         </w:rPr>
-        <w:hyperlink r:id="rId12" w:history="1">
-          <w:r>
-            <w:rPr>
-              <w:rStyle w:val="Hyperlink"/>
-            </w:rPr>
-            <w:t>Royal</w:t>
-          </w:r>
-        </w:hyperlink>
+        <w:t>Royal Socie</w:t>
       </w:r>
       <w:r>
         <w:rPr>
@@ -773,36 +606,7 @@
           <w:sz w:val="24"/>
           <w:u w:val="single"/>
         </w:rPr>
-        <w:t xml:space="preserve"> </w:t>
-      </w:r>
-      <w:r>
-        <w:rPr>
-          <w:rFonts w:ascii="Charis SIL Regular" w:hAnsi="Charis SIL Regular" w:eastAsia="Charis SIL Regular"/>
-          <w:b w:val="0"/>
-          <w:i w:val="0"/>
-          <w:color w:val="0000FF"/>
-          <w:sz w:val="24"/>
-          <w:u w:val="single"/>
-        </w:rPr>
-        <w:hyperlink r:id="rId12" w:history="1">
-          <w:r>
-            <w:rPr>
-              <w:rStyle w:val="Hyperlink"/>
-            </w:rPr>
-            <w:t>Socie</w:t>
-          </w:r>
-        </w:hyperlink>
-      </w:r>
-      <w:r>
-        <w:rPr>
-          <w:rFonts w:ascii="Charis SIL Regular" w:hAnsi="Charis SIL Regular" w:eastAsia="Charis SIL Regular"/>
-          <w:b w:val="0"/>
-          <w:i w:val="0"/>
-          <w:color w:val="0000FF"/>
-          <w:sz w:val="24"/>
-          <w:u w:val="single"/>
-        </w:rPr>
-        <w:hyperlink r:id="rId12" w:history="1">
+        <w:hyperlink r:id="rId11" w:history="1">
           <w:r>
             <w:rPr>
               <w:rStyle w:val="Hyperlink"/>
@@ -831,7 +635,7 @@
           <w:sz w:val="24"/>
           <w:u w:val="single"/>
         </w:rPr>
-        <w:hyperlink r:id="rId12" w:history="1">
+        <w:hyperlink r:id="rId11" w:history="1">
           <w:r>
             <w:rPr>
               <w:rStyle w:val="Hyperlink"/>
@@ -860,7 +664,7 @@
           <w:sz w:val="24"/>
           <w:u w:val="single"/>
         </w:rPr>
-        <w:hyperlink r:id="rId12" w:history="1">
+        <w:hyperlink r:id="rId11" w:history="1">
           <w:r>
             <w:rPr>
               <w:rStyle w:val="Hyperlink"/>
@@ -878,7 +682,7 @@
           <w:sz w:val="24"/>
           <w:u w:val="single"/>
         </w:rPr>
-        <w:hyperlink r:id="rId12" w:history="1">
+        <w:hyperlink r:id="rId11" w:history="1">
           <w:r>
             <w:rPr>
               <w:rStyle w:val="Hyperlink"/>
@@ -907,7 +711,7 @@
           <w:sz w:val="24"/>
           <w:u w:val="single"/>
         </w:rPr>
-        <w:hyperlink r:id="rId12" w:history="1">
+        <w:hyperlink r:id="rId11" w:history="1">
           <w:r>
             <w:rPr>
               <w:rStyle w:val="Hyperlink"/>
@@ -925,7 +729,7 @@
           <w:sz w:val="24"/>
           <w:u w:val="single"/>
         </w:rPr>
-        <w:hyperlink r:id="rId12" w:history="1">
+        <w:hyperlink r:id="rId11" w:history="1">
           <w:r>
             <w:rPr>
               <w:rStyle w:val="Hyperlink"/>
@@ -954,7 +758,7 @@
           <w:sz w:val="24"/>
           <w:u w:val="single"/>
         </w:rPr>
-        <w:hyperlink r:id="rId12" w:history="1">
+        <w:hyperlink r:id="rId11" w:history="1">
           <w:r>
             <w:rPr>
               <w:rStyle w:val="Hyperlink"/>
@@ -972,7 +776,7 @@
           <w:sz w:val="24"/>
           <w:u w:val="single"/>
         </w:rPr>
-        <w:hyperlink r:id="rId12" w:history="1">
+        <w:hyperlink r:id="rId11" w:history="1">
           <w:r>
             <w:rPr>
               <w:rStyle w:val="Hyperlink"/>
@@ -1001,7 +805,7 @@
           <w:sz w:val="24"/>
           <w:u w:val="single"/>
         </w:rPr>
-        <w:hyperlink r:id="rId12" w:history="1">
+        <w:hyperlink r:id="rId11" w:history="1">
           <w:r>
             <w:rPr>
               <w:rStyle w:val="Hyperlink"/>

--- a/EXPORTS/DOCX/published/niveau3/English/RijksmuseumAmsterdam.docx
+++ b/EXPORTS/DOCX/published/niveau3/English/RijksmuseumAmsterdam.docx
@@ -417,14 +417,7 @@
           <w:sz w:val="24"/>
           <w:u w:val="single"/>
         </w:rPr>
-        <w:hyperlink r:id="rId11" w:history="1">
-          <w:r>
-            <w:rPr>
-              <w:rStyle w:val="Hyperlink"/>
-            </w:rPr>
-            <w:t>R</w:t>
-          </w:r>
-        </w:hyperlink>
+        <w:t>R</w:t>
       </w:r>
       <w:r>
         <w:rPr>
@@ -471,36 +464,7 @@
           <w:sz w:val="24"/>
           <w:u w:val="single"/>
         </w:rPr>
-        <w:t xml:space="preserve"> </w:t>
-      </w:r>
-      <w:r>
-        <w:rPr>
-          <w:rFonts w:ascii="Charis SIL Regular" w:hAnsi="Charis SIL Regular" w:eastAsia="Charis SIL Regular"/>
-          <w:b w:val="0"/>
-          <w:i w:val="0"/>
-          <w:color w:val="0000FF"/>
-          <w:sz w:val="24"/>
-          <w:u w:val="single"/>
-        </w:rPr>
-        <w:hyperlink r:id="rId10" w:history="1">
-          <w:r>
-            <w:rPr>
-              <w:rStyle w:val="Hyperlink"/>
-            </w:rPr>
-            <w:t>Cabinet</w:t>
-          </w:r>
-        </w:hyperlink>
-      </w:r>
-      <w:r>
-        <w:rPr>
-          <w:rFonts w:ascii="Charis SIL Regular" w:hAnsi="Charis SIL Regular" w:eastAsia="Charis SIL Regular"/>
-          <w:b w:val="0"/>
-          <w:i w:val="0"/>
-          <w:color w:val="0000FF"/>
-          <w:sz w:val="24"/>
-          <w:u w:val="single"/>
-        </w:rPr>
-        <w:t xml:space="preserve"> </w:t>
+        <w:t xml:space="preserve"> Cabinet </w:t>
       </w:r>
       <w:r>
         <w:rPr>
@@ -594,8 +558,45 @@
           <w:i w:val="0"/>
           <w:color w:val="0000FF"/>
           <w:sz w:val="24"/>
+          <w:u w:val="single"/>
         </w:rPr>
-        <w:t>Royal Socie</w:t>
+        <w:hyperlink r:id="rId12" w:history="1">
+          <w:r>
+            <w:rPr>
+              <w:rStyle w:val="Hyperlink"/>
+            </w:rPr>
+            <w:t>Royal</w:t>
+          </w:r>
+        </w:hyperlink>
+      </w:r>
+      <w:r>
+        <w:rPr>
+          <w:rFonts w:ascii="Charis SIL Regular" w:hAnsi="Charis SIL Regular" w:eastAsia="Charis SIL Regular"/>
+          <w:b w:val="0"/>
+          <w:i w:val="0"/>
+          <w:color w:val="0000FF"/>
+          <w:sz w:val="24"/>
+          <w:u w:val="single"/>
+        </w:rPr>
+        <w:t xml:space="preserve"> </w:t>
+      </w:r>
+      <w:r>
+        <w:rPr>
+          <w:rFonts w:ascii="Charis SIL Regular" w:hAnsi="Charis SIL Regular" w:eastAsia="Charis SIL Regular"/>
+          <w:b w:val="0"/>
+          <w:i w:val="0"/>
+          <w:color w:val="0000FF"/>
+          <w:sz w:val="24"/>
+          <w:u w:val="single"/>
+        </w:rPr>
+        <w:hyperlink r:id="rId12" w:history="1">
+          <w:r>
+            <w:rPr>
+              <w:rStyle w:val="Hyperlink"/>
+            </w:rPr>
+            <w:t>Socie</w:t>
+          </w:r>
+        </w:hyperlink>
       </w:r>
       <w:r>
         <w:rPr>
@@ -758,7 +759,7 @@
           <w:sz w:val="24"/>
           <w:u w:val="single"/>
         </w:rPr>
-        <w:hyperlink r:id="rId11" w:history="1">
+        <w:hyperlink r:id="rId12" w:history="1">
           <w:r>
             <w:rPr>
               <w:rStyle w:val="Hyperlink"/>
@@ -776,7 +777,7 @@
           <w:sz w:val="24"/>
           <w:u w:val="single"/>
         </w:rPr>
-        <w:hyperlink r:id="rId11" w:history="1">
+        <w:hyperlink r:id="rId12" w:history="1">
           <w:r>
             <w:rPr>
               <w:rStyle w:val="Hyperlink"/>
@@ -805,7 +806,7 @@
           <w:sz w:val="24"/>
           <w:u w:val="single"/>
         </w:rPr>
-        <w:hyperlink r:id="rId11" w:history="1">
+        <w:hyperlink r:id="rId12" w:history="1">
           <w:r>
             <w:rPr>
               <w:rStyle w:val="Hyperlink"/>
@@ -850,205 +851,7 @@
           <w:color w:val="000000"/>
           <w:sz w:val="24"/>
         </w:rPr>
-        <w:t>exhibited at the Rijksmuseum. In</w:t>
-      </w:r>
-      <w:r>
-        <w:rPr>
-          <w:u w:val="single" w:color="0000ff"/>
-          <w:rFonts w:ascii="Charis SIL Regular" w:hAnsi="Charis SIL Regular" w:eastAsia="Charis SIL Regular"/>
-          <w:b w:val="0"/>
-          <w:i w:val="0"/>
-          <w:color w:val="000000"/>
-          <w:sz w:val="24"/>
-        </w:rPr>
-        <w:hyperlink r:id="rId12" w:history="1">
-          <w:r>
-            <w:rPr>
-              <w:rStyle w:val="Hyperlink"/>
-            </w:rPr>
-            <w:t xml:space="preserve"> the c</w:t>
-          </w:r>
-        </w:hyperlink>
-      </w:r>
-      <w:r>
-        <w:rPr>
-          <w:u w:val="single" w:color="0000ff"/>
-          <w:rFonts w:ascii="Charis SIL Regular" w:hAnsi="Charis SIL Regular" w:eastAsia="Charis SIL Regular"/>
-          <w:b w:val="0"/>
-          <w:i w:val="0"/>
-          <w:color w:val="000000"/>
-          <w:sz w:val="24"/>
-        </w:rPr>
-        <w:hyperlink r:id="rId12" w:history="1">
-          <w:r>
-            <w:rPr>
-              <w:rStyle w:val="Hyperlink"/>
-            </w:rPr>
-            <w:t>o</w:t>
-          </w:r>
-        </w:hyperlink>
-      </w:r>
-      <w:r>
-        <w:rPr>
-          <w:u w:val="single" w:color="0000ff"/>
-          <w:rFonts w:ascii="Charis SIL Regular" w:hAnsi="Charis SIL Regular" w:eastAsia="Charis SIL Regular"/>
-          <w:b w:val="0"/>
-          <w:i w:val="0"/>
-          <w:color w:val="000000"/>
-          <w:sz w:val="24"/>
-        </w:rPr>
-        <w:hyperlink r:id="rId12" w:history="1">
-          <w:r>
-            <w:rPr>
-              <w:rStyle w:val="Hyperlink"/>
-            </w:rPr>
-            <w:t>ntext o</w:t>
-          </w:r>
-        </w:hyperlink>
-      </w:r>
-      <w:r>
-        <w:rPr>
-          <w:u w:val="single" w:color="0000ff"/>
-          <w:rFonts w:ascii="Charis SIL Regular" w:hAnsi="Charis SIL Regular" w:eastAsia="Charis SIL Regular"/>
-          <w:b w:val="0"/>
-          <w:i w:val="0"/>
-          <w:color w:val="000000"/>
-          <w:sz w:val="24"/>
-        </w:rPr>
-        <w:hyperlink r:id="rId12" w:history="1">
-          <w:r>
-            <w:rPr>
-              <w:rStyle w:val="Hyperlink"/>
-            </w:rPr>
-            <w:t>f</w:t>
-          </w:r>
-        </w:hyperlink>
-      </w:r>
-      <w:r>
-        <w:rPr>
-          <w:u w:val="single" w:color="0000ff"/>
-          <w:rFonts w:ascii="Charis SIL Regular" w:hAnsi="Charis SIL Regular" w:eastAsia="Charis SIL Regular"/>
-          <w:b w:val="0"/>
-          <w:i w:val="0"/>
-          <w:color w:val="000000"/>
-          <w:sz w:val="24"/>
-        </w:rPr>
-        <w:hyperlink r:id="rId12" w:history="1">
-          <w:r>
-            <w:rPr>
-              <w:rStyle w:val="Hyperlink"/>
-            </w:rPr>
-            <w:t xml:space="preserve"> r</w:t>
-          </w:r>
-        </w:hyperlink>
-      </w:r>
-      <w:r>
-        <w:rPr>
-          <w:u w:val="single" w:color="0000ff"/>
-          <w:rFonts w:ascii="Charis SIL Regular" w:hAnsi="Charis SIL Regular" w:eastAsia="Charis SIL Regular"/>
-          <w:b w:val="0"/>
-          <w:i w:val="0"/>
-          <w:color w:val="000000"/>
-          <w:sz w:val="24"/>
-        </w:rPr>
-        <w:hyperlink r:id="rId12" w:history="1">
-          <w:r>
-            <w:rPr>
-              <w:rStyle w:val="Hyperlink"/>
-            </w:rPr>
-            <w:t>e</w:t>
-          </w:r>
-        </w:hyperlink>
-      </w:r>
-      <w:r>
-        <w:rPr>
-          <w:u w:val="single" w:color="0000ff"/>
-          <w:rFonts w:ascii="Charis SIL Regular" w:hAnsi="Charis SIL Regular" w:eastAsia="Charis SIL Regular"/>
-          <w:b w:val="0"/>
-          <w:i w:val="0"/>
-          <w:color w:val="000000"/>
-          <w:sz w:val="24"/>
-        </w:rPr>
-        <w:hyperlink r:id="rId12" w:history="1">
-          <w:r>
-            <w:rPr>
-              <w:rStyle w:val="Hyperlink"/>
-            </w:rPr>
-            <w:t xml:space="preserve">search </w:t>
-          </w:r>
-        </w:hyperlink>
-      </w:r>
-      <w:r>
-        <w:rPr>
-          <w:u w:val="single" w:color="0000ff"/>
-          <w:rFonts w:ascii="Charis SIL Regular" w:hAnsi="Charis SIL Regular" w:eastAsia="Charis SIL Regular"/>
-          <w:b w:val="0"/>
-          <w:i w:val="0"/>
-          <w:color w:val="000000"/>
-          <w:sz w:val="24"/>
-        </w:rPr>
-        <w:hyperlink r:id="rId12" w:history="1">
-          <w:r>
-            <w:rPr>
-              <w:rStyle w:val="Hyperlink"/>
-            </w:rPr>
-            <w:t>i</w:t>
-          </w:r>
-        </w:hyperlink>
-      </w:r>
-      <w:r>
-        <w:rPr>
-          <w:u w:val="single" w:color="0000ff"/>
-          <w:rFonts w:ascii="Charis SIL Regular" w:hAnsi="Charis SIL Regular" w:eastAsia="Charis SIL Regular"/>
-          <w:b w:val="0"/>
-          <w:i w:val="0"/>
-          <w:color w:val="000000"/>
-          <w:sz w:val="24"/>
-        </w:rPr>
-        <w:hyperlink r:id="rId12" w:history="1">
-          <w:r>
-            <w:rPr>
-              <w:rStyle w:val="Hyperlink"/>
-            </w:rPr>
-            <w:t>nt</w:t>
-          </w:r>
-        </w:hyperlink>
-      </w:r>
-      <w:r>
-        <w:rPr>
-          <w:u w:val="single" w:color="0000ff"/>
-          <w:rFonts w:ascii="Charis SIL Regular" w:hAnsi="Charis SIL Regular" w:eastAsia="Charis SIL Regular"/>
-          <w:b w:val="0"/>
-          <w:i w:val="0"/>
-          <w:color w:val="000000"/>
-          <w:sz w:val="24"/>
-        </w:rPr>
-        <w:hyperlink r:id="rId12" w:history="1">
-          <w:r>
-            <w:rPr>
-              <w:rStyle w:val="Hyperlink"/>
-            </w:rPr>
-            <w:t>o</w:t>
-          </w:r>
-        </w:hyperlink>
-      </w:r>
-      <w:r>
-        <w:rPr>
-          <w:u w:val="single" w:color="0000ff"/>
-          <w:rFonts w:ascii="Charis SIL Regular" w:hAnsi="Charis SIL Regular" w:eastAsia="Charis SIL Regular"/>
-          <w:b w:val="0"/>
-          <w:i w:val="0"/>
-          <w:color w:val="000000"/>
-          <w:sz w:val="24"/>
-        </w:rPr>
-        <w:hyperlink r:id="rId12" w:history="1">
-          <w:r>
-            <w:rPr>
-              <w:rStyle w:val="Hyperlink"/>
-            </w:rPr>
-            <w:t xml:space="preserve"> colle</w:t>
-          </w:r>
-        </w:hyperlink>
+        <w:t>exhibited at the Rijksmuseum. In the context of research into colle</w:t>
       </w:r>
       <w:r>
         <w:rPr>
@@ -3329,7 +3132,7 @@
         <w:autoSpaceDN w:val="0"/>
         <w:autoSpaceDE w:val="0"/>
         <w:widowControl/>
-        <w:spacing w:line="538" w:lineRule="exact" w:before="478" w:after="0"/>
+        <w:spacing w:line="538" w:lineRule="exact" w:before="458" w:after="0"/>
         <w:ind w:left="0" w:right="0" w:firstLine="0"/>
         <w:jc w:val="left"/>
       </w:pPr>
@@ -3396,7 +3199,7 @@
     </w:p>
     <w:sectPr>
       <w:pgSz w:w="11900" w:h="16840"/>
-      <w:pgMar w:top="324" w:right="940" w:bottom="1316" w:left="960" w:header="720" w:footer="720" w:gutter="0"/>
+      <w:pgMar w:top="324" w:right="940" w:bottom="1324" w:left="960" w:header="720" w:footer="720" w:gutter="0"/>
       <w:cols/>
       <w:docGrid w:linePitch="360"/>
     </w:sectPr>

--- a/EXPORTS/DOCX/published/niveau3/English/RijksmuseumAmsterdam.docx
+++ b/EXPORTS/DOCX/published/niveau3/English/RijksmuseumAmsterdam.docx
@@ -400,13 +400,179 @@
       </w:r>
       <w:r>
         <w:rPr>
+          <w:u w:val="single" w:color="0000ff"/>
           <w:rFonts w:ascii="Charis SIL Regular" w:hAnsi="Charis SIL Regular" w:eastAsia="Charis SIL Regular"/>
           <w:b w:val="0"/>
           <w:i w:val="0"/>
           <w:color w:val="000000"/>
           <w:sz w:val="24"/>
         </w:rPr>
-        <w:t xml:space="preserve">Museum van Geschiedenis en Kunst and the </w:t>
+        <w:hyperlink r:id="rId9" w:history="1">
+          <w:r>
+            <w:rPr>
+              <w:rStyle w:val="Hyperlink"/>
+            </w:rPr>
+            <w:t xml:space="preserve">Museum </w:t>
+          </w:r>
+        </w:hyperlink>
+      </w:r>
+      <w:r>
+        <w:rPr>
+          <w:u w:val="single" w:color="0000ff"/>
+          <w:rFonts w:ascii="Charis SIL Regular" w:hAnsi="Charis SIL Regular" w:eastAsia="Charis SIL Regular"/>
+          <w:b w:val="0"/>
+          <w:i w:val="0"/>
+          <w:color w:val="000000"/>
+          <w:sz w:val="24"/>
+        </w:rPr>
+        <w:hyperlink r:id="rId9" w:history="1">
+          <w:r>
+            <w:rPr>
+              <w:rStyle w:val="Hyperlink"/>
+            </w:rPr>
+            <w:t>v</w:t>
+          </w:r>
+        </w:hyperlink>
+      </w:r>
+      <w:r>
+        <w:rPr>
+          <w:u w:val="single" w:color="0000ff"/>
+          <w:rFonts w:ascii="Charis SIL Regular" w:hAnsi="Charis SIL Regular" w:eastAsia="Charis SIL Regular"/>
+          <w:b w:val="0"/>
+          <w:i w:val="0"/>
+          <w:color w:val="000000"/>
+          <w:sz w:val="24"/>
+        </w:rPr>
+        <w:hyperlink r:id="rId9" w:history="1">
+          <w:r>
+            <w:rPr>
+              <w:rStyle w:val="Hyperlink"/>
+            </w:rPr>
+            <w:t>an Ges</w:t>
+          </w:r>
+        </w:hyperlink>
+      </w:r>
+      <w:r>
+        <w:rPr>
+          <w:u w:val="single" w:color="0000ff"/>
+          <w:rFonts w:ascii="Charis SIL Regular" w:hAnsi="Charis SIL Regular" w:eastAsia="Charis SIL Regular"/>
+          <w:b w:val="0"/>
+          <w:i w:val="0"/>
+          <w:color w:val="000000"/>
+          <w:sz w:val="24"/>
+        </w:rPr>
+        <w:hyperlink r:id="rId9" w:history="1">
+          <w:r>
+            <w:rPr>
+              <w:rStyle w:val="Hyperlink"/>
+            </w:rPr>
+            <w:t>chiede</w:t>
+          </w:r>
+        </w:hyperlink>
+      </w:r>
+      <w:r>
+        <w:rPr>
+          <w:rFonts w:ascii="Charis SIL Regular" w:hAnsi="Charis SIL Regular" w:eastAsia="Charis SIL Regular"/>
+          <w:b w:val="0"/>
+          <w:i w:val="0"/>
+          <w:color w:val="000000"/>
+          <w:sz w:val="24"/>
+        </w:rPr>
+        <w:t>n</w:t>
+      </w:r>
+      <w:r>
+        <w:rPr>
+          <w:u w:val="single" w:color="0000ff"/>
+          <w:rFonts w:ascii="Charis SIL Regular" w:hAnsi="Charis SIL Regular" w:eastAsia="Charis SIL Regular"/>
+          <w:b w:val="0"/>
+          <w:i w:val="0"/>
+          <w:color w:val="000000"/>
+          <w:sz w:val="24"/>
+        </w:rPr>
+        <w:t>i</w:t>
+      </w:r>
+      <w:r>
+        <w:rPr>
+          <w:u w:val="single" w:color="0000ff"/>
+          <w:rFonts w:ascii="Charis SIL Regular" w:hAnsi="Charis SIL Regular" w:eastAsia="Charis SIL Regular"/>
+          <w:b w:val="0"/>
+          <w:i w:val="0"/>
+          <w:color w:val="000000"/>
+          <w:sz w:val="24"/>
+        </w:rPr>
+        <w:hyperlink r:id="rId10" w:history="1">
+          <w:r>
+            <w:rPr>
+              <w:rStyle w:val="Hyperlink"/>
+            </w:rPr>
+            <w:t>s</w:t>
+          </w:r>
+        </w:hyperlink>
+      </w:r>
+      <w:r>
+        <w:rPr>
+          <w:u w:val="single" w:color="0000ff"/>
+          <w:rFonts w:ascii="Charis SIL Regular" w:hAnsi="Charis SIL Regular" w:eastAsia="Charis SIL Regular"/>
+          <w:b w:val="0"/>
+          <w:i w:val="0"/>
+          <w:color w:val="000000"/>
+          <w:sz w:val="24"/>
+        </w:rPr>
+        <w:t xml:space="preserve"> </w:t>
+      </w:r>
+      <w:r>
+        <w:rPr>
+          <w:u w:val="single" w:color="0000ff"/>
+          <w:rFonts w:ascii="Charis SIL Regular" w:hAnsi="Charis SIL Regular" w:eastAsia="Charis SIL Regular"/>
+          <w:b w:val="0"/>
+          <w:i w:val="0"/>
+          <w:color w:val="000000"/>
+          <w:sz w:val="24"/>
+        </w:rPr>
+        <w:hyperlink r:id="rId10" w:history="1">
+          <w:r>
+            <w:rPr>
+              <w:rStyle w:val="Hyperlink"/>
+            </w:rPr>
+            <w:t>en K</w:t>
+          </w:r>
+        </w:hyperlink>
+      </w:r>
+      <w:r>
+        <w:rPr>
+          <w:u w:val="single" w:color="0000ff"/>
+          <w:rFonts w:ascii="Charis SIL Regular" w:hAnsi="Charis SIL Regular" w:eastAsia="Charis SIL Regular"/>
+          <w:b w:val="0"/>
+          <w:i w:val="0"/>
+          <w:color w:val="000000"/>
+          <w:sz w:val="24"/>
+        </w:rPr>
+        <w:hyperlink r:id="rId10" w:history="1">
+          <w:r>
+            <w:rPr>
+              <w:rStyle w:val="Hyperlink"/>
+            </w:rPr>
+            <w:t>u</w:t>
+          </w:r>
+        </w:hyperlink>
+      </w:r>
+      <w:r>
+        <w:rPr>
+          <w:u w:val="single" w:color="0000ff"/>
+          <w:rFonts w:ascii="Charis SIL Regular" w:hAnsi="Charis SIL Regular" w:eastAsia="Charis SIL Regular"/>
+          <w:b w:val="0"/>
+          <w:i w:val="0"/>
+          <w:color w:val="000000"/>
+          <w:sz w:val="24"/>
+        </w:rPr>
+        <w:hyperlink r:id="rId10" w:history="1">
+          <w:r>
+            <w:rPr>
+              <w:rStyle w:val="Hyperlink"/>
+            </w:rPr>
+            <w:t xml:space="preserve">nst and the </w:t>
+          </w:r>
+        </w:hyperlink>
       </w:r>
       <w:r>
         <w:rPr>
@@ -464,7 +630,36 @@
           <w:sz w:val="24"/>
           <w:u w:val="single"/>
         </w:rPr>
-        <w:t xml:space="preserve"> Cabinet </w:t>
+        <w:t xml:space="preserve"> </w:t>
+      </w:r>
+      <w:r>
+        <w:rPr>
+          <w:rFonts w:ascii="Charis SIL Regular" w:hAnsi="Charis SIL Regular" w:eastAsia="Charis SIL Regular"/>
+          <w:b w:val="0"/>
+          <w:i w:val="0"/>
+          <w:color w:val="0000FF"/>
+          <w:sz w:val="24"/>
+          <w:u w:val="single"/>
+        </w:rPr>
+        <w:hyperlink r:id="rId10" w:history="1">
+          <w:r>
+            <w:rPr>
+              <w:rStyle w:val="Hyperlink"/>
+            </w:rPr>
+            <w:t>Cabinet</w:t>
+          </w:r>
+        </w:hyperlink>
+      </w:r>
+      <w:r>
+        <w:rPr>
+          <w:rFonts w:ascii="Charis SIL Regular" w:hAnsi="Charis SIL Regular" w:eastAsia="Charis SIL Regular"/>
+          <w:b w:val="0"/>
+          <w:i w:val="0"/>
+          <w:color w:val="0000FF"/>
+          <w:sz w:val="24"/>
+          <w:u w:val="single"/>
+        </w:rPr>
+        <w:t xml:space="preserve"> </w:t>
       </w:r>
       <w:r>
         <w:rPr>
@@ -558,45 +753,8 @@
           <w:i w:val="0"/>
           <w:color w:val="0000FF"/>
           <w:sz w:val="24"/>
-          <w:u w:val="single"/>
         </w:rPr>
-        <w:hyperlink r:id="rId12" w:history="1">
-          <w:r>
-            <w:rPr>
-              <w:rStyle w:val="Hyperlink"/>
-            </w:rPr>
-            <w:t>Royal</w:t>
-          </w:r>
-        </w:hyperlink>
-      </w:r>
-      <w:r>
-        <w:rPr>
-          <w:rFonts w:ascii="Charis SIL Regular" w:hAnsi="Charis SIL Regular" w:eastAsia="Charis SIL Regular"/>
-          <w:b w:val="0"/>
-          <w:i w:val="0"/>
-          <w:color w:val="0000FF"/>
-          <w:sz w:val="24"/>
-          <w:u w:val="single"/>
-        </w:rPr>
-        <w:t xml:space="preserve"> </w:t>
-      </w:r>
-      <w:r>
-        <w:rPr>
-          <w:rFonts w:ascii="Charis SIL Regular" w:hAnsi="Charis SIL Regular" w:eastAsia="Charis SIL Regular"/>
-          <w:b w:val="0"/>
-          <w:i w:val="0"/>
-          <w:color w:val="0000FF"/>
-          <w:sz w:val="24"/>
-          <w:u w:val="single"/>
-        </w:rPr>
-        <w:hyperlink r:id="rId12" w:history="1">
-          <w:r>
-            <w:rPr>
-              <w:rStyle w:val="Hyperlink"/>
-            </w:rPr>
-            <w:t>Socie</w:t>
-          </w:r>
-        </w:hyperlink>
+        <w:t>Royal Socie</w:t>
       </w:r>
       <w:r>
         <w:rPr>
@@ -759,7 +917,7 @@
           <w:sz w:val="24"/>
           <w:u w:val="single"/>
         </w:rPr>
-        <w:hyperlink r:id="rId12" w:history="1">
+        <w:hyperlink r:id="rId11" w:history="1">
           <w:r>
             <w:rPr>
               <w:rStyle w:val="Hyperlink"/>
@@ -777,7 +935,7 @@
           <w:sz w:val="24"/>
           <w:u w:val="single"/>
         </w:rPr>
-        <w:hyperlink r:id="rId12" w:history="1">
+        <w:hyperlink r:id="rId11" w:history="1">
           <w:r>
             <w:rPr>
               <w:rStyle w:val="Hyperlink"/>
@@ -806,7 +964,7 @@
           <w:sz w:val="24"/>
           <w:u w:val="single"/>
         </w:rPr>
-        <w:hyperlink r:id="rId12" w:history="1">
+        <w:hyperlink r:id="rId11" w:history="1">
           <w:r>
             <w:rPr>
               <w:rStyle w:val="Hyperlink"/>
@@ -851,7 +1009,205 @@
           <w:color w:val="000000"/>
           <w:sz w:val="24"/>
         </w:rPr>
-        <w:t>exhibited at the Rijksmuseum. In the context of research into colle</w:t>
+        <w:t>exhibited at the Rijksmuseum. In</w:t>
+      </w:r>
+      <w:r>
+        <w:rPr>
+          <w:u w:val="single" w:color="0000ff"/>
+          <w:rFonts w:ascii="Charis SIL Regular" w:hAnsi="Charis SIL Regular" w:eastAsia="Charis SIL Regular"/>
+          <w:b w:val="0"/>
+          <w:i w:val="0"/>
+          <w:color w:val="000000"/>
+          <w:sz w:val="24"/>
+        </w:rPr>
+        <w:hyperlink r:id="rId12" w:history="1">
+          <w:r>
+            <w:rPr>
+              <w:rStyle w:val="Hyperlink"/>
+            </w:rPr>
+            <w:t xml:space="preserve"> the c</w:t>
+          </w:r>
+        </w:hyperlink>
+      </w:r>
+      <w:r>
+        <w:rPr>
+          <w:u w:val="single" w:color="0000ff"/>
+          <w:rFonts w:ascii="Charis SIL Regular" w:hAnsi="Charis SIL Regular" w:eastAsia="Charis SIL Regular"/>
+          <w:b w:val="0"/>
+          <w:i w:val="0"/>
+          <w:color w:val="000000"/>
+          <w:sz w:val="24"/>
+        </w:rPr>
+        <w:hyperlink r:id="rId12" w:history="1">
+          <w:r>
+            <w:rPr>
+              <w:rStyle w:val="Hyperlink"/>
+            </w:rPr>
+            <w:t>o</w:t>
+          </w:r>
+        </w:hyperlink>
+      </w:r>
+      <w:r>
+        <w:rPr>
+          <w:u w:val="single" w:color="0000ff"/>
+          <w:rFonts w:ascii="Charis SIL Regular" w:hAnsi="Charis SIL Regular" w:eastAsia="Charis SIL Regular"/>
+          <w:b w:val="0"/>
+          <w:i w:val="0"/>
+          <w:color w:val="000000"/>
+          <w:sz w:val="24"/>
+        </w:rPr>
+        <w:hyperlink r:id="rId12" w:history="1">
+          <w:r>
+            <w:rPr>
+              <w:rStyle w:val="Hyperlink"/>
+            </w:rPr>
+            <w:t>ntext o</w:t>
+          </w:r>
+        </w:hyperlink>
+      </w:r>
+      <w:r>
+        <w:rPr>
+          <w:u w:val="single" w:color="0000ff"/>
+          <w:rFonts w:ascii="Charis SIL Regular" w:hAnsi="Charis SIL Regular" w:eastAsia="Charis SIL Regular"/>
+          <w:b w:val="0"/>
+          <w:i w:val="0"/>
+          <w:color w:val="000000"/>
+          <w:sz w:val="24"/>
+        </w:rPr>
+        <w:hyperlink r:id="rId12" w:history="1">
+          <w:r>
+            <w:rPr>
+              <w:rStyle w:val="Hyperlink"/>
+            </w:rPr>
+            <w:t>f</w:t>
+          </w:r>
+        </w:hyperlink>
+      </w:r>
+      <w:r>
+        <w:rPr>
+          <w:u w:val="single" w:color="0000ff"/>
+          <w:rFonts w:ascii="Charis SIL Regular" w:hAnsi="Charis SIL Regular" w:eastAsia="Charis SIL Regular"/>
+          <w:b w:val="0"/>
+          <w:i w:val="0"/>
+          <w:color w:val="000000"/>
+          <w:sz w:val="24"/>
+        </w:rPr>
+        <w:hyperlink r:id="rId12" w:history="1">
+          <w:r>
+            <w:rPr>
+              <w:rStyle w:val="Hyperlink"/>
+            </w:rPr>
+            <w:t xml:space="preserve"> r</w:t>
+          </w:r>
+        </w:hyperlink>
+      </w:r>
+      <w:r>
+        <w:rPr>
+          <w:u w:val="single" w:color="0000ff"/>
+          <w:rFonts w:ascii="Charis SIL Regular" w:hAnsi="Charis SIL Regular" w:eastAsia="Charis SIL Regular"/>
+          <w:b w:val="0"/>
+          <w:i w:val="0"/>
+          <w:color w:val="000000"/>
+          <w:sz w:val="24"/>
+        </w:rPr>
+        <w:hyperlink r:id="rId12" w:history="1">
+          <w:r>
+            <w:rPr>
+              <w:rStyle w:val="Hyperlink"/>
+            </w:rPr>
+            <w:t>e</w:t>
+          </w:r>
+        </w:hyperlink>
+      </w:r>
+      <w:r>
+        <w:rPr>
+          <w:u w:val="single" w:color="0000ff"/>
+          <w:rFonts w:ascii="Charis SIL Regular" w:hAnsi="Charis SIL Regular" w:eastAsia="Charis SIL Regular"/>
+          <w:b w:val="0"/>
+          <w:i w:val="0"/>
+          <w:color w:val="000000"/>
+          <w:sz w:val="24"/>
+        </w:rPr>
+        <w:hyperlink r:id="rId12" w:history="1">
+          <w:r>
+            <w:rPr>
+              <w:rStyle w:val="Hyperlink"/>
+            </w:rPr>
+            <w:t xml:space="preserve">search </w:t>
+          </w:r>
+        </w:hyperlink>
+      </w:r>
+      <w:r>
+        <w:rPr>
+          <w:u w:val="single" w:color="0000ff"/>
+          <w:rFonts w:ascii="Charis SIL Regular" w:hAnsi="Charis SIL Regular" w:eastAsia="Charis SIL Regular"/>
+          <w:b w:val="0"/>
+          <w:i w:val="0"/>
+          <w:color w:val="000000"/>
+          <w:sz w:val="24"/>
+        </w:rPr>
+        <w:hyperlink r:id="rId12" w:history="1">
+          <w:r>
+            <w:rPr>
+              <w:rStyle w:val="Hyperlink"/>
+            </w:rPr>
+            <w:t>i</w:t>
+          </w:r>
+        </w:hyperlink>
+      </w:r>
+      <w:r>
+        <w:rPr>
+          <w:u w:val="single" w:color="0000ff"/>
+          <w:rFonts w:ascii="Charis SIL Regular" w:hAnsi="Charis SIL Regular" w:eastAsia="Charis SIL Regular"/>
+          <w:b w:val="0"/>
+          <w:i w:val="0"/>
+          <w:color w:val="000000"/>
+          <w:sz w:val="24"/>
+        </w:rPr>
+        <w:hyperlink r:id="rId12" w:history="1">
+          <w:r>
+            <w:rPr>
+              <w:rStyle w:val="Hyperlink"/>
+            </w:rPr>
+            <w:t>nt</w:t>
+          </w:r>
+        </w:hyperlink>
+      </w:r>
+      <w:r>
+        <w:rPr>
+          <w:u w:val="single" w:color="0000ff"/>
+          <w:rFonts w:ascii="Charis SIL Regular" w:hAnsi="Charis SIL Regular" w:eastAsia="Charis SIL Regular"/>
+          <w:b w:val="0"/>
+          <w:i w:val="0"/>
+          <w:color w:val="000000"/>
+          <w:sz w:val="24"/>
+        </w:rPr>
+        <w:hyperlink r:id="rId12" w:history="1">
+          <w:r>
+            <w:rPr>
+              <w:rStyle w:val="Hyperlink"/>
+            </w:rPr>
+            <w:t>o</w:t>
+          </w:r>
+        </w:hyperlink>
+      </w:r>
+      <w:r>
+        <w:rPr>
+          <w:u w:val="single" w:color="0000ff"/>
+          <w:rFonts w:ascii="Charis SIL Regular" w:hAnsi="Charis SIL Regular" w:eastAsia="Charis SIL Regular"/>
+          <w:b w:val="0"/>
+          <w:i w:val="0"/>
+          <w:color w:val="000000"/>
+          <w:sz w:val="24"/>
+        </w:rPr>
+        <w:hyperlink r:id="rId12" w:history="1">
+          <w:r>
+            <w:rPr>
+              <w:rStyle w:val="Hyperlink"/>
+            </w:rPr>
+            <w:t xml:space="preserve"> colle</w:t>
+          </w:r>
+        </w:hyperlink>
       </w:r>
       <w:r>
         <w:rPr>

--- a/EXPORTS/DOCX/published/niveau3/English/RijksmuseumAmsterdam.docx
+++ b/EXPORTS/DOCX/published/niveau3/English/RijksmuseumAmsterdam.docx
@@ -699,7 +699,7 @@
           <w:sz w:val="24"/>
           <w:u w:val="single"/>
         </w:rPr>
-        <w:hyperlink r:id="rId10" w:history="1">
+        <w:hyperlink r:id="rId11" w:history="1">
           <w:r>
             <w:rPr>
               <w:rStyle w:val="Hyperlink"/>
@@ -753,8 +753,16 @@
           <w:i w:val="0"/>
           <w:color w:val="0000FF"/>
           <w:sz w:val="24"/>
+          <w:u w:val="single"/>
         </w:rPr>
-        <w:t>Royal Socie</w:t>
+        <w:hyperlink r:id="rId12" w:history="1">
+          <w:r>
+            <w:rPr>
+              <w:rStyle w:val="Hyperlink"/>
+            </w:rPr>
+            <w:t>Royal</w:t>
+          </w:r>
+        </w:hyperlink>
       </w:r>
       <w:r>
         <w:rPr>
@@ -765,7 +773,36 @@
           <w:sz w:val="24"/>
           <w:u w:val="single"/>
         </w:rPr>
-        <w:hyperlink r:id="rId11" w:history="1">
+        <w:t xml:space="preserve"> </w:t>
+      </w:r>
+      <w:r>
+        <w:rPr>
+          <w:rFonts w:ascii="Charis SIL Regular" w:hAnsi="Charis SIL Regular" w:eastAsia="Charis SIL Regular"/>
+          <w:b w:val="0"/>
+          <w:i w:val="0"/>
+          <w:color w:val="0000FF"/>
+          <w:sz w:val="24"/>
+          <w:u w:val="single"/>
+        </w:rPr>
+        <w:hyperlink r:id="rId12" w:history="1">
+          <w:r>
+            <w:rPr>
+              <w:rStyle w:val="Hyperlink"/>
+            </w:rPr>
+            <w:t>Socie</w:t>
+          </w:r>
+        </w:hyperlink>
+      </w:r>
+      <w:r>
+        <w:rPr>
+          <w:rFonts w:ascii="Charis SIL Regular" w:hAnsi="Charis SIL Regular" w:eastAsia="Charis SIL Regular"/>
+          <w:b w:val="0"/>
+          <w:i w:val="0"/>
+          <w:color w:val="0000FF"/>
+          <w:sz w:val="24"/>
+          <w:u w:val="single"/>
+        </w:rPr>
+        <w:hyperlink r:id="rId12" w:history="1">
           <w:r>
             <w:rPr>
               <w:rStyle w:val="Hyperlink"/>
@@ -794,7 +831,7 @@
           <w:sz w:val="24"/>
           <w:u w:val="single"/>
         </w:rPr>
-        <w:hyperlink r:id="rId11" w:history="1">
+        <w:hyperlink r:id="rId12" w:history="1">
           <w:r>
             <w:rPr>
               <w:rStyle w:val="Hyperlink"/>
@@ -823,7 +860,7 @@
           <w:sz w:val="24"/>
           <w:u w:val="single"/>
         </w:rPr>
-        <w:hyperlink r:id="rId11" w:history="1">
+        <w:hyperlink r:id="rId12" w:history="1">
           <w:r>
             <w:rPr>
               <w:rStyle w:val="Hyperlink"/>
@@ -841,7 +878,7 @@
           <w:sz w:val="24"/>
           <w:u w:val="single"/>
         </w:rPr>
-        <w:hyperlink r:id="rId11" w:history="1">
+        <w:hyperlink r:id="rId12" w:history="1">
           <w:r>
             <w:rPr>
               <w:rStyle w:val="Hyperlink"/>
@@ -870,7 +907,7 @@
           <w:sz w:val="24"/>
           <w:u w:val="single"/>
         </w:rPr>
-        <w:hyperlink r:id="rId11" w:history="1">
+        <w:hyperlink r:id="rId12" w:history="1">
           <w:r>
             <w:rPr>
               <w:rStyle w:val="Hyperlink"/>
@@ -888,7 +925,7 @@
           <w:sz w:val="24"/>
           <w:u w:val="single"/>
         </w:rPr>
-        <w:hyperlink r:id="rId11" w:history="1">
+        <w:hyperlink r:id="rId12" w:history="1">
           <w:r>
             <w:rPr>
               <w:rStyle w:val="Hyperlink"/>
@@ -917,7 +954,7 @@
           <w:sz w:val="24"/>
           <w:u w:val="single"/>
         </w:rPr>
-        <w:hyperlink r:id="rId11" w:history="1">
+        <w:hyperlink r:id="rId12" w:history="1">
           <w:r>
             <w:rPr>
               <w:rStyle w:val="Hyperlink"/>

--- a/EXPORTS/DOCX/published/niveau3/English/RijksmuseumAmsterdam.docx
+++ b/EXPORTS/DOCX/published/niveau3/English/RijksmuseumAmsterdam.docx
@@ -753,215 +753,8 @@
           <w:i w:val="0"/>
           <w:color w:val="0000FF"/>
           <w:sz w:val="24"/>
-          <w:u w:val="single"/>
         </w:rPr>
-        <w:hyperlink r:id="rId12" w:history="1">
-          <w:r>
-            <w:rPr>
-              <w:rStyle w:val="Hyperlink"/>
-            </w:rPr>
-            <w:t>Royal</w:t>
-          </w:r>
-        </w:hyperlink>
-      </w:r>
-      <w:r>
-        <w:rPr>
-          <w:rFonts w:ascii="Charis SIL Regular" w:hAnsi="Charis SIL Regular" w:eastAsia="Charis SIL Regular"/>
-          <w:b w:val="0"/>
-          <w:i w:val="0"/>
-          <w:color w:val="0000FF"/>
-          <w:sz w:val="24"/>
-          <w:u w:val="single"/>
-        </w:rPr>
-        <w:t xml:space="preserve"> </w:t>
-      </w:r>
-      <w:r>
-        <w:rPr>
-          <w:rFonts w:ascii="Charis SIL Regular" w:hAnsi="Charis SIL Regular" w:eastAsia="Charis SIL Regular"/>
-          <w:b w:val="0"/>
-          <w:i w:val="0"/>
-          <w:color w:val="0000FF"/>
-          <w:sz w:val="24"/>
-          <w:u w:val="single"/>
-        </w:rPr>
-        <w:hyperlink r:id="rId12" w:history="1">
-          <w:r>
-            <w:rPr>
-              <w:rStyle w:val="Hyperlink"/>
-            </w:rPr>
-            <w:t>Socie</w:t>
-          </w:r>
-        </w:hyperlink>
-      </w:r>
-      <w:r>
-        <w:rPr>
-          <w:rFonts w:ascii="Charis SIL Regular" w:hAnsi="Charis SIL Regular" w:eastAsia="Charis SIL Regular"/>
-          <w:b w:val="0"/>
-          <w:i w:val="0"/>
-          <w:color w:val="0000FF"/>
-          <w:sz w:val="24"/>
-          <w:u w:val="single"/>
-        </w:rPr>
-        <w:hyperlink r:id="rId12" w:history="1">
-          <w:r>
-            <w:rPr>
-              <w:rStyle w:val="Hyperlink"/>
-            </w:rPr>
-            <w:t>ty</w:t>
-          </w:r>
-        </w:hyperlink>
-      </w:r>
-      <w:r>
-        <w:rPr>
-          <w:rFonts w:ascii="Charis SIL Regular" w:hAnsi="Charis SIL Regular" w:eastAsia="Charis SIL Regular"/>
-          <w:b w:val="0"/>
-          <w:i w:val="0"/>
-          <w:color w:val="0000FF"/>
-          <w:sz w:val="24"/>
-          <w:u w:val="single"/>
-        </w:rPr>
-        <w:t xml:space="preserve"> </w:t>
-      </w:r>
-      <w:r>
-        <w:rPr>
-          <w:rFonts w:ascii="Charis SIL Regular" w:hAnsi="Charis SIL Regular" w:eastAsia="Charis SIL Regular"/>
-          <w:b w:val="0"/>
-          <w:i w:val="0"/>
-          <w:color w:val="0000FF"/>
-          <w:sz w:val="24"/>
-          <w:u w:val="single"/>
-        </w:rPr>
-        <w:hyperlink r:id="rId12" w:history="1">
-          <w:r>
-            <w:rPr>
-              <w:rStyle w:val="Hyperlink"/>
-            </w:rPr>
-            <w:t>of</w:t>
-          </w:r>
-        </w:hyperlink>
-      </w:r>
-      <w:r>
-        <w:rPr>
-          <w:rFonts w:ascii="Charis SIL Regular" w:hAnsi="Charis SIL Regular" w:eastAsia="Charis SIL Regular"/>
-          <w:b w:val="0"/>
-          <w:i w:val="0"/>
-          <w:color w:val="0000FF"/>
-          <w:sz w:val="24"/>
-          <w:u w:val="single"/>
-        </w:rPr>
-        <w:t xml:space="preserve"> </w:t>
-      </w:r>
-      <w:r>
-        <w:rPr>
-          <w:rFonts w:ascii="Charis SIL Regular" w:hAnsi="Charis SIL Regular" w:eastAsia="Charis SIL Regular"/>
-          <w:b w:val="0"/>
-          <w:i w:val="0"/>
-          <w:color w:val="0000FF"/>
-          <w:sz w:val="24"/>
-          <w:u w:val="single"/>
-        </w:rPr>
-        <w:hyperlink r:id="rId12" w:history="1">
-          <w:r>
-            <w:rPr>
-              <w:rStyle w:val="Hyperlink"/>
-            </w:rPr>
-            <w:t>F</w:t>
-          </w:r>
-        </w:hyperlink>
-      </w:r>
-      <w:r>
-        <w:rPr>
-          <w:rFonts w:ascii="Charis SIL Regular" w:hAnsi="Charis SIL Regular" w:eastAsia="Charis SIL Regular"/>
-          <w:b w:val="0"/>
-          <w:i w:val="0"/>
-          <w:color w:val="0000FF"/>
-          <w:sz w:val="24"/>
-          <w:u w:val="single"/>
-        </w:rPr>
-        <w:hyperlink r:id="rId12" w:history="1">
-          <w:r>
-            <w:rPr>
-              <w:rStyle w:val="Hyperlink"/>
-            </w:rPr>
-            <w:t>riends</w:t>
-          </w:r>
-        </w:hyperlink>
-      </w:r>
-      <w:r>
-        <w:rPr>
-          <w:rFonts w:ascii="Charis SIL Regular" w:hAnsi="Charis SIL Regular" w:eastAsia="Charis SIL Regular"/>
-          <w:b w:val="0"/>
-          <w:i w:val="0"/>
-          <w:color w:val="0000FF"/>
-          <w:sz w:val="24"/>
-          <w:u w:val="single"/>
-        </w:rPr>
-        <w:t xml:space="preserve"> </w:t>
-      </w:r>
-      <w:r>
-        <w:rPr>
-          <w:rFonts w:ascii="Charis SIL Regular" w:hAnsi="Charis SIL Regular" w:eastAsia="Charis SIL Regular"/>
-          <w:b w:val="0"/>
-          <w:i w:val="0"/>
-          <w:color w:val="0000FF"/>
-          <w:sz w:val="24"/>
-          <w:u w:val="single"/>
-        </w:rPr>
-        <w:hyperlink r:id="rId12" w:history="1">
-          <w:r>
-            <w:rPr>
-              <w:rStyle w:val="Hyperlink"/>
-            </w:rPr>
-            <w:t>o</w:t>
-          </w:r>
-        </w:hyperlink>
-      </w:r>
-      <w:r>
-        <w:rPr>
-          <w:rFonts w:ascii="Charis SIL Regular" w:hAnsi="Charis SIL Regular" w:eastAsia="Charis SIL Regular"/>
-          <w:b w:val="0"/>
-          <w:i w:val="0"/>
-          <w:color w:val="0000FF"/>
-          <w:sz w:val="24"/>
-          <w:u w:val="single"/>
-        </w:rPr>
-        <w:hyperlink r:id="rId12" w:history="1">
-          <w:r>
-            <w:rPr>
-              <w:rStyle w:val="Hyperlink"/>
-            </w:rPr>
-            <w:t>f</w:t>
-          </w:r>
-        </w:hyperlink>
-      </w:r>
-      <w:r>
-        <w:rPr>
-          <w:rFonts w:ascii="Charis SIL Regular" w:hAnsi="Charis SIL Regular" w:eastAsia="Charis SIL Regular"/>
-          <w:b w:val="0"/>
-          <w:i w:val="0"/>
-          <w:color w:val="0000FF"/>
-          <w:sz w:val="24"/>
-          <w:u w:val="single"/>
-        </w:rPr>
-        <w:t xml:space="preserve"> </w:t>
-      </w:r>
-      <w:r>
-        <w:rPr>
-          <w:rFonts w:ascii="Charis SIL Regular" w:hAnsi="Charis SIL Regular" w:eastAsia="Charis SIL Regular"/>
-          <w:b w:val="0"/>
-          <w:i w:val="0"/>
-          <w:color w:val="0000FF"/>
-          <w:sz w:val="24"/>
-          <w:u w:val="single"/>
-        </w:rPr>
-        <w:hyperlink r:id="rId12" w:history="1">
-          <w:r>
-            <w:rPr>
-              <w:rStyle w:val="Hyperlink"/>
-            </w:rPr>
-            <w:t>A</w:t>
-          </w:r>
-        </w:hyperlink>
+        <w:t>Royal Society of Friends of A</w:t>
       </w:r>
       <w:r>
         <w:rPr>

--- a/EXPORTS/DOCX/published/niveau3/English/RijksmuseumAmsterdam.docx
+++ b/EXPORTS/DOCX/published/niveau3/English/RijksmuseumAmsterdam.docx
@@ -400,179 +400,13 @@
       </w:r>
       <w:r>
         <w:rPr>
-          <w:u w:val="single" w:color="0000ff"/>
           <w:rFonts w:ascii="Charis SIL Regular" w:hAnsi="Charis SIL Regular" w:eastAsia="Charis SIL Regular"/>
           <w:b w:val="0"/>
           <w:i w:val="0"/>
           <w:color w:val="000000"/>
           <w:sz w:val="24"/>
         </w:rPr>
-        <w:hyperlink r:id="rId9" w:history="1">
-          <w:r>
-            <w:rPr>
-              <w:rStyle w:val="Hyperlink"/>
-            </w:rPr>
-            <w:t xml:space="preserve">Museum </w:t>
-          </w:r>
-        </w:hyperlink>
-      </w:r>
-      <w:r>
-        <w:rPr>
-          <w:u w:val="single" w:color="0000ff"/>
-          <w:rFonts w:ascii="Charis SIL Regular" w:hAnsi="Charis SIL Regular" w:eastAsia="Charis SIL Regular"/>
-          <w:b w:val="0"/>
-          <w:i w:val="0"/>
-          <w:color w:val="000000"/>
-          <w:sz w:val="24"/>
-        </w:rPr>
-        <w:hyperlink r:id="rId9" w:history="1">
-          <w:r>
-            <w:rPr>
-              <w:rStyle w:val="Hyperlink"/>
-            </w:rPr>
-            <w:t>v</w:t>
-          </w:r>
-        </w:hyperlink>
-      </w:r>
-      <w:r>
-        <w:rPr>
-          <w:u w:val="single" w:color="0000ff"/>
-          <w:rFonts w:ascii="Charis SIL Regular" w:hAnsi="Charis SIL Regular" w:eastAsia="Charis SIL Regular"/>
-          <w:b w:val="0"/>
-          <w:i w:val="0"/>
-          <w:color w:val="000000"/>
-          <w:sz w:val="24"/>
-        </w:rPr>
-        <w:hyperlink r:id="rId9" w:history="1">
-          <w:r>
-            <w:rPr>
-              <w:rStyle w:val="Hyperlink"/>
-            </w:rPr>
-            <w:t>an Ges</w:t>
-          </w:r>
-        </w:hyperlink>
-      </w:r>
-      <w:r>
-        <w:rPr>
-          <w:u w:val="single" w:color="0000ff"/>
-          <w:rFonts w:ascii="Charis SIL Regular" w:hAnsi="Charis SIL Regular" w:eastAsia="Charis SIL Regular"/>
-          <w:b w:val="0"/>
-          <w:i w:val="0"/>
-          <w:color w:val="000000"/>
-          <w:sz w:val="24"/>
-        </w:rPr>
-        <w:hyperlink r:id="rId9" w:history="1">
-          <w:r>
-            <w:rPr>
-              <w:rStyle w:val="Hyperlink"/>
-            </w:rPr>
-            <w:t>chiede</w:t>
-          </w:r>
-        </w:hyperlink>
-      </w:r>
-      <w:r>
-        <w:rPr>
-          <w:rFonts w:ascii="Charis SIL Regular" w:hAnsi="Charis SIL Regular" w:eastAsia="Charis SIL Regular"/>
-          <w:b w:val="0"/>
-          <w:i w:val="0"/>
-          <w:color w:val="000000"/>
-          <w:sz w:val="24"/>
-        </w:rPr>
-        <w:t>n</w:t>
-      </w:r>
-      <w:r>
-        <w:rPr>
-          <w:u w:val="single" w:color="0000ff"/>
-          <w:rFonts w:ascii="Charis SIL Regular" w:hAnsi="Charis SIL Regular" w:eastAsia="Charis SIL Regular"/>
-          <w:b w:val="0"/>
-          <w:i w:val="0"/>
-          <w:color w:val="000000"/>
-          <w:sz w:val="24"/>
-        </w:rPr>
-        <w:t>i</w:t>
-      </w:r>
-      <w:r>
-        <w:rPr>
-          <w:u w:val="single" w:color="0000ff"/>
-          <w:rFonts w:ascii="Charis SIL Regular" w:hAnsi="Charis SIL Regular" w:eastAsia="Charis SIL Regular"/>
-          <w:b w:val="0"/>
-          <w:i w:val="0"/>
-          <w:color w:val="000000"/>
-          <w:sz w:val="24"/>
-        </w:rPr>
-        <w:hyperlink r:id="rId10" w:history="1">
-          <w:r>
-            <w:rPr>
-              <w:rStyle w:val="Hyperlink"/>
-            </w:rPr>
-            <w:t>s</w:t>
-          </w:r>
-        </w:hyperlink>
-      </w:r>
-      <w:r>
-        <w:rPr>
-          <w:u w:val="single" w:color="0000ff"/>
-          <w:rFonts w:ascii="Charis SIL Regular" w:hAnsi="Charis SIL Regular" w:eastAsia="Charis SIL Regular"/>
-          <w:b w:val="0"/>
-          <w:i w:val="0"/>
-          <w:color w:val="000000"/>
-          <w:sz w:val="24"/>
-        </w:rPr>
-        <w:t xml:space="preserve"> </w:t>
-      </w:r>
-      <w:r>
-        <w:rPr>
-          <w:u w:val="single" w:color="0000ff"/>
-          <w:rFonts w:ascii="Charis SIL Regular" w:hAnsi="Charis SIL Regular" w:eastAsia="Charis SIL Regular"/>
-          <w:b w:val="0"/>
-          <w:i w:val="0"/>
-          <w:color w:val="000000"/>
-          <w:sz w:val="24"/>
-        </w:rPr>
-        <w:hyperlink r:id="rId10" w:history="1">
-          <w:r>
-            <w:rPr>
-              <w:rStyle w:val="Hyperlink"/>
-            </w:rPr>
-            <w:t>en K</w:t>
-          </w:r>
-        </w:hyperlink>
-      </w:r>
-      <w:r>
-        <w:rPr>
-          <w:u w:val="single" w:color="0000ff"/>
-          <w:rFonts w:ascii="Charis SIL Regular" w:hAnsi="Charis SIL Regular" w:eastAsia="Charis SIL Regular"/>
-          <w:b w:val="0"/>
-          <w:i w:val="0"/>
-          <w:color w:val="000000"/>
-          <w:sz w:val="24"/>
-        </w:rPr>
-        <w:hyperlink r:id="rId10" w:history="1">
-          <w:r>
-            <w:rPr>
-              <w:rStyle w:val="Hyperlink"/>
-            </w:rPr>
-            <w:t>u</w:t>
-          </w:r>
-        </w:hyperlink>
-      </w:r>
-      <w:r>
-        <w:rPr>
-          <w:u w:val="single" w:color="0000ff"/>
-          <w:rFonts w:ascii="Charis SIL Regular" w:hAnsi="Charis SIL Regular" w:eastAsia="Charis SIL Regular"/>
-          <w:b w:val="0"/>
-          <w:i w:val="0"/>
-          <w:color w:val="000000"/>
-          <w:sz w:val="24"/>
-        </w:rPr>
-        <w:hyperlink r:id="rId10" w:history="1">
-          <w:r>
-            <w:rPr>
-              <w:rStyle w:val="Hyperlink"/>
-            </w:rPr>
-            <w:t xml:space="preserve">nst and the </w:t>
-          </w:r>
-        </w:hyperlink>
+        <w:t xml:space="preserve">Museum van Geschiedenis en Kunst and the </w:t>
       </w:r>
       <w:r>
         <w:rPr>
@@ -641,7 +475,7 @@
           <w:sz w:val="24"/>
           <w:u w:val="single"/>
         </w:rPr>
-        <w:hyperlink r:id="rId10" w:history="1">
+        <w:hyperlink r:id="rId11" w:history="1">
           <w:r>
             <w:rPr>
               <w:rStyle w:val="Hyperlink"/>
@@ -670,7 +504,7 @@
           <w:sz w:val="24"/>
           <w:u w:val="single"/>
         </w:rPr>
-        <w:hyperlink r:id="rId10" w:history="1">
+        <w:hyperlink r:id="rId11" w:history="1">
           <w:r>
             <w:rPr>
               <w:rStyle w:val="Hyperlink"/>
@@ -699,7 +533,7 @@
           <w:sz w:val="24"/>
           <w:u w:val="single"/>
         </w:rPr>
-        <w:hyperlink r:id="rId10" w:history="1">
+        <w:hyperlink r:id="rId11" w:history="1">
           <w:r>
             <w:rPr>
               <w:rStyle w:val="Hyperlink"/>
@@ -755,7 +589,14 @@
           <w:sz w:val="24"/>
           <w:u w:val="single"/>
         </w:rPr>
-        <w:t>Royal Socie</w:t>
+        <w:hyperlink r:id="rId12" w:history="1">
+          <w:r>
+            <w:rPr>
+              <w:rStyle w:val="Hyperlink"/>
+            </w:rPr>
+            <w:t>Royal</w:t>
+          </w:r>
+        </w:hyperlink>
       </w:r>
       <w:r>
         <w:rPr>
@@ -766,7 +607,36 @@
           <w:sz w:val="24"/>
           <w:u w:val="single"/>
         </w:rPr>
-        <w:hyperlink r:id="rId11" w:history="1">
+        <w:t xml:space="preserve"> </w:t>
+      </w:r>
+      <w:r>
+        <w:rPr>
+          <w:rFonts w:ascii="Charis SIL Regular" w:hAnsi="Charis SIL Regular" w:eastAsia="Charis SIL Regular"/>
+          <w:b w:val="0"/>
+          <w:i w:val="0"/>
+          <w:color w:val="0000FF"/>
+          <w:sz w:val="24"/>
+          <w:u w:val="single"/>
+        </w:rPr>
+        <w:hyperlink r:id="rId12" w:history="1">
+          <w:r>
+            <w:rPr>
+              <w:rStyle w:val="Hyperlink"/>
+            </w:rPr>
+            <w:t>Socie</w:t>
+          </w:r>
+        </w:hyperlink>
+      </w:r>
+      <w:r>
+        <w:rPr>
+          <w:rFonts w:ascii="Charis SIL Regular" w:hAnsi="Charis SIL Regular" w:eastAsia="Charis SIL Regular"/>
+          <w:b w:val="0"/>
+          <w:i w:val="0"/>
+          <w:color w:val="0000FF"/>
+          <w:sz w:val="24"/>
+          <w:u w:val="single"/>
+        </w:rPr>
+        <w:hyperlink r:id="rId12" w:history="1">
           <w:r>
             <w:rPr>
               <w:rStyle w:val="Hyperlink"/>
@@ -795,7 +665,7 @@
           <w:sz w:val="24"/>
           <w:u w:val="single"/>
         </w:rPr>
-        <w:hyperlink r:id="rId11" w:history="1">
+        <w:hyperlink r:id="rId12" w:history="1">
           <w:r>
             <w:rPr>
               <w:rStyle w:val="Hyperlink"/>
@@ -824,7 +694,7 @@
           <w:sz w:val="24"/>
           <w:u w:val="single"/>
         </w:rPr>
-        <w:hyperlink r:id="rId12" w:history="1">
+        <w:hyperlink r:id="rId11" w:history="1">
           <w:r>
             <w:rPr>
               <w:rStyle w:val="Hyperlink"/>
@@ -842,7 +712,7 @@
           <w:sz w:val="24"/>
           <w:u w:val="single"/>
         </w:rPr>
-        <w:hyperlink r:id="rId12" w:history="1">
+        <w:hyperlink r:id="rId11" w:history="1">
           <w:r>
             <w:rPr>
               <w:rStyle w:val="Hyperlink"/>
@@ -871,7 +741,7 @@
           <w:sz w:val="24"/>
           <w:u w:val="single"/>
         </w:rPr>
-        <w:hyperlink r:id="rId12" w:history="1">
+        <w:hyperlink r:id="rId11" w:history="1">
           <w:r>
             <w:rPr>
               <w:rStyle w:val="Hyperlink"/>
@@ -889,7 +759,7 @@
           <w:sz w:val="24"/>
           <w:u w:val="single"/>
         </w:rPr>
-        <w:hyperlink r:id="rId12" w:history="1">
+        <w:hyperlink r:id="rId11" w:history="1">
           <w:r>
             <w:rPr>
               <w:rStyle w:val="Hyperlink"/>
@@ -918,7 +788,7 @@
           <w:sz w:val="24"/>
           <w:u w:val="single"/>
         </w:rPr>
-        <w:hyperlink r:id="rId12" w:history="1">
+        <w:hyperlink r:id="rId11" w:history="1">
           <w:r>
             <w:rPr>
               <w:rStyle w:val="Hyperlink"/>
@@ -936,7 +806,7 @@
           <w:sz w:val="24"/>
           <w:u w:val="single"/>
         </w:rPr>
-        <w:hyperlink r:id="rId12" w:history="1">
+        <w:hyperlink r:id="rId11" w:history="1">
           <w:r>
             <w:rPr>
               <w:rStyle w:val="Hyperlink"/>
@@ -965,7 +835,7 @@
           <w:sz w:val="24"/>
           <w:u w:val="single"/>
         </w:rPr>
-        <w:hyperlink r:id="rId12" w:history="1">
+        <w:hyperlink r:id="rId11" w:history="1">
           <w:r>
             <w:rPr>
               <w:rStyle w:val="Hyperlink"/>

--- a/EXPORTS/DOCX/published/niveau3/English/RijksmuseumAmsterdam.docx
+++ b/EXPORTS/DOCX/published/niveau3/English/RijksmuseumAmsterdam.docx
@@ -400,13 +400,179 @@
       </w:r>
       <w:r>
         <w:rPr>
+          <w:u w:val="single" w:color="0000ff"/>
           <w:rFonts w:ascii="Charis SIL Regular" w:hAnsi="Charis SIL Regular" w:eastAsia="Charis SIL Regular"/>
           <w:b w:val="0"/>
           <w:i w:val="0"/>
           <w:color w:val="000000"/>
           <w:sz w:val="24"/>
         </w:rPr>
-        <w:t xml:space="preserve">Museum van Geschiedenis en Kunst and the </w:t>
+        <w:hyperlink r:id="rId9" w:history="1">
+          <w:r>
+            <w:rPr>
+              <w:rStyle w:val="Hyperlink"/>
+            </w:rPr>
+            <w:t xml:space="preserve">Museum </w:t>
+          </w:r>
+        </w:hyperlink>
+      </w:r>
+      <w:r>
+        <w:rPr>
+          <w:u w:val="single" w:color="0000ff"/>
+          <w:rFonts w:ascii="Charis SIL Regular" w:hAnsi="Charis SIL Regular" w:eastAsia="Charis SIL Regular"/>
+          <w:b w:val="0"/>
+          <w:i w:val="0"/>
+          <w:color w:val="000000"/>
+          <w:sz w:val="24"/>
+        </w:rPr>
+        <w:hyperlink r:id="rId9" w:history="1">
+          <w:r>
+            <w:rPr>
+              <w:rStyle w:val="Hyperlink"/>
+            </w:rPr>
+            <w:t>v</w:t>
+          </w:r>
+        </w:hyperlink>
+      </w:r>
+      <w:r>
+        <w:rPr>
+          <w:u w:val="single" w:color="0000ff"/>
+          <w:rFonts w:ascii="Charis SIL Regular" w:hAnsi="Charis SIL Regular" w:eastAsia="Charis SIL Regular"/>
+          <w:b w:val="0"/>
+          <w:i w:val="0"/>
+          <w:color w:val="000000"/>
+          <w:sz w:val="24"/>
+        </w:rPr>
+        <w:hyperlink r:id="rId9" w:history="1">
+          <w:r>
+            <w:rPr>
+              <w:rStyle w:val="Hyperlink"/>
+            </w:rPr>
+            <w:t>an Ges</w:t>
+          </w:r>
+        </w:hyperlink>
+      </w:r>
+      <w:r>
+        <w:rPr>
+          <w:u w:val="single" w:color="0000ff"/>
+          <w:rFonts w:ascii="Charis SIL Regular" w:hAnsi="Charis SIL Regular" w:eastAsia="Charis SIL Regular"/>
+          <w:b w:val="0"/>
+          <w:i w:val="0"/>
+          <w:color w:val="000000"/>
+          <w:sz w:val="24"/>
+        </w:rPr>
+        <w:hyperlink r:id="rId9" w:history="1">
+          <w:r>
+            <w:rPr>
+              <w:rStyle w:val="Hyperlink"/>
+            </w:rPr>
+            <w:t>chiede</w:t>
+          </w:r>
+        </w:hyperlink>
+      </w:r>
+      <w:r>
+        <w:rPr>
+          <w:rFonts w:ascii="Charis SIL Regular" w:hAnsi="Charis SIL Regular" w:eastAsia="Charis SIL Regular"/>
+          <w:b w:val="0"/>
+          <w:i w:val="0"/>
+          <w:color w:val="000000"/>
+          <w:sz w:val="24"/>
+        </w:rPr>
+        <w:t>n</w:t>
+      </w:r>
+      <w:r>
+        <w:rPr>
+          <w:u w:val="single" w:color="0000ff"/>
+          <w:rFonts w:ascii="Charis SIL Regular" w:hAnsi="Charis SIL Regular" w:eastAsia="Charis SIL Regular"/>
+          <w:b w:val="0"/>
+          <w:i w:val="0"/>
+          <w:color w:val="000000"/>
+          <w:sz w:val="24"/>
+        </w:rPr>
+        <w:t>i</w:t>
+      </w:r>
+      <w:r>
+        <w:rPr>
+          <w:u w:val="single" w:color="0000ff"/>
+          <w:rFonts w:ascii="Charis SIL Regular" w:hAnsi="Charis SIL Regular" w:eastAsia="Charis SIL Regular"/>
+          <w:b w:val="0"/>
+          <w:i w:val="0"/>
+          <w:color w:val="000000"/>
+          <w:sz w:val="24"/>
+        </w:rPr>
+        <w:hyperlink r:id="rId10" w:history="1">
+          <w:r>
+            <w:rPr>
+              <w:rStyle w:val="Hyperlink"/>
+            </w:rPr>
+            <w:t>s</w:t>
+          </w:r>
+        </w:hyperlink>
+      </w:r>
+      <w:r>
+        <w:rPr>
+          <w:u w:val="single" w:color="0000ff"/>
+          <w:rFonts w:ascii="Charis SIL Regular" w:hAnsi="Charis SIL Regular" w:eastAsia="Charis SIL Regular"/>
+          <w:b w:val="0"/>
+          <w:i w:val="0"/>
+          <w:color w:val="000000"/>
+          <w:sz w:val="24"/>
+        </w:rPr>
+        <w:t xml:space="preserve"> </w:t>
+      </w:r>
+      <w:r>
+        <w:rPr>
+          <w:u w:val="single" w:color="0000ff"/>
+          <w:rFonts w:ascii="Charis SIL Regular" w:hAnsi="Charis SIL Regular" w:eastAsia="Charis SIL Regular"/>
+          <w:b w:val="0"/>
+          <w:i w:val="0"/>
+          <w:color w:val="000000"/>
+          <w:sz w:val="24"/>
+        </w:rPr>
+        <w:hyperlink r:id="rId10" w:history="1">
+          <w:r>
+            <w:rPr>
+              <w:rStyle w:val="Hyperlink"/>
+            </w:rPr>
+            <w:t>en K</w:t>
+          </w:r>
+        </w:hyperlink>
+      </w:r>
+      <w:r>
+        <w:rPr>
+          <w:u w:val="single" w:color="0000ff"/>
+          <w:rFonts w:ascii="Charis SIL Regular" w:hAnsi="Charis SIL Regular" w:eastAsia="Charis SIL Regular"/>
+          <w:b w:val="0"/>
+          <w:i w:val="0"/>
+          <w:color w:val="000000"/>
+          <w:sz w:val="24"/>
+        </w:rPr>
+        <w:hyperlink r:id="rId10" w:history="1">
+          <w:r>
+            <w:rPr>
+              <w:rStyle w:val="Hyperlink"/>
+            </w:rPr>
+            <w:t>u</w:t>
+          </w:r>
+        </w:hyperlink>
+      </w:r>
+      <w:r>
+        <w:rPr>
+          <w:u w:val="single" w:color="0000ff"/>
+          <w:rFonts w:ascii="Charis SIL Regular" w:hAnsi="Charis SIL Regular" w:eastAsia="Charis SIL Regular"/>
+          <w:b w:val="0"/>
+          <w:i w:val="0"/>
+          <w:color w:val="000000"/>
+          <w:sz w:val="24"/>
+        </w:rPr>
+        <w:hyperlink r:id="rId10" w:history="1">
+          <w:r>
+            <w:rPr>
+              <w:rStyle w:val="Hyperlink"/>
+            </w:rPr>
+            <w:t xml:space="preserve">nst and the </w:t>
+          </w:r>
+        </w:hyperlink>
       </w:r>
       <w:r>
         <w:rPr>
@@ -475,7 +641,7 @@
           <w:sz w:val="24"/>
           <w:u w:val="single"/>
         </w:rPr>
-        <w:hyperlink r:id="rId11" w:history="1">
+        <w:hyperlink r:id="rId10" w:history="1">
           <w:r>
             <w:rPr>
               <w:rStyle w:val="Hyperlink"/>
@@ -504,7 +670,7 @@
           <w:sz w:val="24"/>
           <w:u w:val="single"/>
         </w:rPr>
-        <w:hyperlink r:id="rId11" w:history="1">
+        <w:hyperlink r:id="rId10" w:history="1">
           <w:r>
             <w:rPr>
               <w:rStyle w:val="Hyperlink"/>
@@ -533,7 +699,7 @@
           <w:sz w:val="24"/>
           <w:u w:val="single"/>
         </w:rPr>
-        <w:hyperlink r:id="rId11" w:history="1">
+        <w:hyperlink r:id="rId10" w:history="1">
           <w:r>
             <w:rPr>
               <w:rStyle w:val="Hyperlink"/>
@@ -589,14 +755,7 @@
           <w:sz w:val="24"/>
           <w:u w:val="single"/>
         </w:rPr>
-        <w:hyperlink r:id="rId12" w:history="1">
-          <w:r>
-            <w:rPr>
-              <w:rStyle w:val="Hyperlink"/>
-            </w:rPr>
-            <w:t>Royal</w:t>
-          </w:r>
-        </w:hyperlink>
+        <w:t>Royal Socie</w:t>
       </w:r>
       <w:r>
         <w:rPr>
@@ -607,36 +766,7 @@
           <w:sz w:val="24"/>
           <w:u w:val="single"/>
         </w:rPr>
-        <w:t xml:space="preserve"> </w:t>
-      </w:r>
-      <w:r>
-        <w:rPr>
-          <w:rFonts w:ascii="Charis SIL Regular" w:hAnsi="Charis SIL Regular" w:eastAsia="Charis SIL Regular"/>
-          <w:b w:val="0"/>
-          <w:i w:val="0"/>
-          <w:color w:val="0000FF"/>
-          <w:sz w:val="24"/>
-          <w:u w:val="single"/>
-        </w:rPr>
-        <w:hyperlink r:id="rId12" w:history="1">
-          <w:r>
-            <w:rPr>
-              <w:rStyle w:val="Hyperlink"/>
-            </w:rPr>
-            <w:t>Socie</w:t>
-          </w:r>
-        </w:hyperlink>
-      </w:r>
-      <w:r>
-        <w:rPr>
-          <w:rFonts w:ascii="Charis SIL Regular" w:hAnsi="Charis SIL Regular" w:eastAsia="Charis SIL Regular"/>
-          <w:b w:val="0"/>
-          <w:i w:val="0"/>
-          <w:color w:val="0000FF"/>
-          <w:sz w:val="24"/>
-          <w:u w:val="single"/>
-        </w:rPr>
-        <w:hyperlink r:id="rId12" w:history="1">
+        <w:hyperlink r:id="rId11" w:history="1">
           <w:r>
             <w:rPr>
               <w:rStyle w:val="Hyperlink"/>
@@ -665,7 +795,7 @@
           <w:sz w:val="24"/>
           <w:u w:val="single"/>
         </w:rPr>
-        <w:hyperlink r:id="rId12" w:history="1">
+        <w:hyperlink r:id="rId11" w:history="1">
           <w:r>
             <w:rPr>
               <w:rStyle w:val="Hyperlink"/>

--- a/EXPORTS/DOCX/published/niveau3/English/RijksmuseumAmsterdam.docx
+++ b/EXPORTS/DOCX/published/niveau3/English/RijksmuseumAmsterdam.docx
@@ -478,100 +478,7 @@
           <w:color w:val="000000"/>
           <w:sz w:val="24"/>
         </w:rPr>
-        <w:t>n</w:t>
-      </w:r>
-      <w:r>
-        <w:rPr>
-          <w:u w:val="single" w:color="0000ff"/>
-          <w:rFonts w:ascii="Charis SIL Regular" w:hAnsi="Charis SIL Regular" w:eastAsia="Charis SIL Regular"/>
-          <w:b w:val="0"/>
-          <w:i w:val="0"/>
-          <w:color w:val="000000"/>
-          <w:sz w:val="24"/>
-        </w:rPr>
-        <w:t>i</w:t>
-      </w:r>
-      <w:r>
-        <w:rPr>
-          <w:u w:val="single" w:color="0000ff"/>
-          <w:rFonts w:ascii="Charis SIL Regular" w:hAnsi="Charis SIL Regular" w:eastAsia="Charis SIL Regular"/>
-          <w:b w:val="0"/>
-          <w:i w:val="0"/>
-          <w:color w:val="000000"/>
-          <w:sz w:val="24"/>
-        </w:rPr>
-        <w:hyperlink r:id="rId10" w:history="1">
-          <w:r>
-            <w:rPr>
-              <w:rStyle w:val="Hyperlink"/>
-            </w:rPr>
-            <w:t>s</w:t>
-          </w:r>
-        </w:hyperlink>
-      </w:r>
-      <w:r>
-        <w:rPr>
-          <w:u w:val="single" w:color="0000ff"/>
-          <w:rFonts w:ascii="Charis SIL Regular" w:hAnsi="Charis SIL Regular" w:eastAsia="Charis SIL Regular"/>
-          <w:b w:val="0"/>
-          <w:i w:val="0"/>
-          <w:color w:val="000000"/>
-          <w:sz w:val="24"/>
-        </w:rPr>
-        <w:t xml:space="preserve"> </w:t>
-      </w:r>
-      <w:r>
-        <w:rPr>
-          <w:u w:val="single" w:color="0000ff"/>
-          <w:rFonts w:ascii="Charis SIL Regular" w:hAnsi="Charis SIL Regular" w:eastAsia="Charis SIL Regular"/>
-          <w:b w:val="0"/>
-          <w:i w:val="0"/>
-          <w:color w:val="000000"/>
-          <w:sz w:val="24"/>
-        </w:rPr>
-        <w:hyperlink r:id="rId10" w:history="1">
-          <w:r>
-            <w:rPr>
-              <w:rStyle w:val="Hyperlink"/>
-            </w:rPr>
-            <w:t>en K</w:t>
-          </w:r>
-        </w:hyperlink>
-      </w:r>
-      <w:r>
-        <w:rPr>
-          <w:u w:val="single" w:color="0000ff"/>
-          <w:rFonts w:ascii="Charis SIL Regular" w:hAnsi="Charis SIL Regular" w:eastAsia="Charis SIL Regular"/>
-          <w:b w:val="0"/>
-          <w:i w:val="0"/>
-          <w:color w:val="000000"/>
-          <w:sz w:val="24"/>
-        </w:rPr>
-        <w:hyperlink r:id="rId10" w:history="1">
-          <w:r>
-            <w:rPr>
-              <w:rStyle w:val="Hyperlink"/>
-            </w:rPr>
-            <w:t>u</w:t>
-          </w:r>
-        </w:hyperlink>
-      </w:r>
-      <w:r>
-        <w:rPr>
-          <w:rFonts w:ascii="Charis SIL Regular" w:hAnsi="Charis SIL Regular" w:eastAsia="Charis SIL Regular"/>
-          <w:b w:val="0"/>
-          <w:i w:val="0"/>
-          <w:color w:val="000000"/>
-          <w:sz w:val="24"/>
-        </w:rPr>
-        <w:hyperlink r:id="rId10" w:history="1">
-          <w:r>
-            <w:rPr>
-              <w:rStyle w:val="Hyperlink"/>
-            </w:rPr>
-            <w:t xml:space="preserve">nst and the </w:t>
-          </w:r>
-        </w:hyperlink>
+        <w:t xml:space="preserve">nis en Kunst and the </w:t>
       </w:r>
       <w:r>
         <w:rPr>
@@ -751,6 +658,7 @@
           <w:i w:val="0"/>
           <w:color w:val="0000FF"/>
           <w:sz w:val="24"/>
+          <w:u w:val="single"/>
         </w:rPr>
         <w:t>Royal Socie</w:t>
       </w:r>
@@ -868,7 +776,7 @@
           <w:sz w:val="24"/>
           <w:u w:val="single"/>
         </w:rPr>
-        <w:hyperlink r:id="rId11" w:history="1">
+        <w:hyperlink r:id="rId12" w:history="1">
           <w:r>
             <w:rPr>
               <w:rStyle w:val="Hyperlink"/>
@@ -886,7 +794,7 @@
           <w:sz w:val="24"/>
           <w:u w:val="single"/>
         </w:rPr>
-        <w:hyperlink r:id="rId11" w:history="1">
+        <w:hyperlink r:id="rId12" w:history="1">
           <w:r>
             <w:rPr>
               <w:rStyle w:val="Hyperlink"/>

--- a/EXPORTS/DOCX/published/niveau3/English/RijksmuseumAmsterdam.docx
+++ b/EXPORTS/DOCX/published/niveau3/English/RijksmuseumAmsterdam.docx
@@ -478,7 +478,101 @@
           <w:color w:val="000000"/>
           <w:sz w:val="24"/>
         </w:rPr>
-        <w:t xml:space="preserve">nis en Kunst and the </w:t>
+        <w:t>n</w:t>
+      </w:r>
+      <w:r>
+        <w:rPr>
+          <w:u w:val="single" w:color="0000ff"/>
+          <w:rFonts w:ascii="Charis SIL Regular" w:hAnsi="Charis SIL Regular" w:eastAsia="Charis SIL Regular"/>
+          <w:b w:val="0"/>
+          <w:i w:val="0"/>
+          <w:color w:val="000000"/>
+          <w:sz w:val="24"/>
+        </w:rPr>
+        <w:t>i</w:t>
+      </w:r>
+      <w:r>
+        <w:rPr>
+          <w:u w:val="single" w:color="0000ff"/>
+          <w:rFonts w:ascii="Charis SIL Regular" w:hAnsi="Charis SIL Regular" w:eastAsia="Charis SIL Regular"/>
+          <w:b w:val="0"/>
+          <w:i w:val="0"/>
+          <w:color w:val="000000"/>
+          <w:sz w:val="24"/>
+        </w:rPr>
+        <w:hyperlink r:id="rId10" w:history="1">
+          <w:r>
+            <w:rPr>
+              <w:rStyle w:val="Hyperlink"/>
+            </w:rPr>
+            <w:t>s</w:t>
+          </w:r>
+        </w:hyperlink>
+      </w:r>
+      <w:r>
+        <w:rPr>
+          <w:u w:val="single" w:color="0000ff"/>
+          <w:rFonts w:ascii="Charis SIL Regular" w:hAnsi="Charis SIL Regular" w:eastAsia="Charis SIL Regular"/>
+          <w:b w:val="0"/>
+          <w:i w:val="0"/>
+          <w:color w:val="000000"/>
+          <w:sz w:val="24"/>
+        </w:rPr>
+        <w:t xml:space="preserve"> </w:t>
+      </w:r>
+      <w:r>
+        <w:rPr>
+          <w:u w:val="single" w:color="0000ff"/>
+          <w:rFonts w:ascii="Charis SIL Regular" w:hAnsi="Charis SIL Regular" w:eastAsia="Charis SIL Regular"/>
+          <w:b w:val="0"/>
+          <w:i w:val="0"/>
+          <w:color w:val="000000"/>
+          <w:sz w:val="24"/>
+        </w:rPr>
+        <w:hyperlink r:id="rId10" w:history="1">
+          <w:r>
+            <w:rPr>
+              <w:rStyle w:val="Hyperlink"/>
+            </w:rPr>
+            <w:t>en K</w:t>
+          </w:r>
+        </w:hyperlink>
+      </w:r>
+      <w:r>
+        <w:rPr>
+          <w:u w:val="single" w:color="0000ff"/>
+          <w:rFonts w:ascii="Charis SIL Regular" w:hAnsi="Charis SIL Regular" w:eastAsia="Charis SIL Regular"/>
+          <w:b w:val="0"/>
+          <w:i w:val="0"/>
+          <w:color w:val="000000"/>
+          <w:sz w:val="24"/>
+        </w:rPr>
+        <w:hyperlink r:id="rId10" w:history="1">
+          <w:r>
+            <w:rPr>
+              <w:rStyle w:val="Hyperlink"/>
+            </w:rPr>
+            <w:t>u</w:t>
+          </w:r>
+        </w:hyperlink>
+      </w:r>
+      <w:r>
+        <w:rPr>
+          <w:u w:val="single" w:color="0000ff"/>
+          <w:rFonts w:ascii="Charis SIL Regular" w:hAnsi="Charis SIL Regular" w:eastAsia="Charis SIL Regular"/>
+          <w:b w:val="0"/>
+          <w:i w:val="0"/>
+          <w:color w:val="000000"/>
+          <w:sz w:val="24"/>
+        </w:rPr>
+        <w:hyperlink r:id="rId10" w:history="1">
+          <w:r>
+            <w:rPr>
+              <w:rStyle w:val="Hyperlink"/>
+            </w:rPr>
+            <w:t xml:space="preserve">nst and the </w:t>
+          </w:r>
+        </w:hyperlink>
       </w:r>
       <w:r>
         <w:rPr>
@@ -487,6 +581,7 @@
           <w:i w:val="0"/>
           <w:color w:val="0000FF"/>
           <w:sz w:val="24"/>
+          <w:u w:val="single"/>
         </w:rPr>
         <w:t>R</w:t>
       </w:r>
@@ -660,7 +755,14 @@
           <w:sz w:val="24"/>
           <w:u w:val="single"/>
         </w:rPr>
-        <w:t>Royal Socie</w:t>
+        <w:hyperlink r:id="rId12" w:history="1">
+          <w:r>
+            <w:rPr>
+              <w:rStyle w:val="Hyperlink"/>
+            </w:rPr>
+            <w:t>Royal</w:t>
+          </w:r>
+        </w:hyperlink>
       </w:r>
       <w:r>
         <w:rPr>
@@ -671,7 +773,36 @@
           <w:sz w:val="24"/>
           <w:u w:val="single"/>
         </w:rPr>
-        <w:hyperlink r:id="rId11" w:history="1">
+        <w:t xml:space="preserve"> </w:t>
+      </w:r>
+      <w:r>
+        <w:rPr>
+          <w:rFonts w:ascii="Charis SIL Regular" w:hAnsi="Charis SIL Regular" w:eastAsia="Charis SIL Regular"/>
+          <w:b w:val="0"/>
+          <w:i w:val="0"/>
+          <w:color w:val="0000FF"/>
+          <w:sz w:val="24"/>
+          <w:u w:val="single"/>
+        </w:rPr>
+        <w:hyperlink r:id="rId12" w:history="1">
+          <w:r>
+            <w:rPr>
+              <w:rStyle w:val="Hyperlink"/>
+            </w:rPr>
+            <w:t>Socie</w:t>
+          </w:r>
+        </w:hyperlink>
+      </w:r>
+      <w:r>
+        <w:rPr>
+          <w:rFonts w:ascii="Charis SIL Regular" w:hAnsi="Charis SIL Regular" w:eastAsia="Charis SIL Regular"/>
+          <w:b w:val="0"/>
+          <w:i w:val="0"/>
+          <w:color w:val="0000FF"/>
+          <w:sz w:val="24"/>
+          <w:u w:val="single"/>
+        </w:rPr>
+        <w:hyperlink r:id="rId12" w:history="1">
           <w:r>
             <w:rPr>
               <w:rStyle w:val="Hyperlink"/>
@@ -700,7 +831,7 @@
           <w:sz w:val="24"/>
           <w:u w:val="single"/>
         </w:rPr>
-        <w:hyperlink r:id="rId11" w:history="1">
+        <w:hyperlink r:id="rId12" w:history="1">
           <w:r>
             <w:rPr>
               <w:rStyle w:val="Hyperlink"/>
@@ -729,7 +860,7 @@
           <w:sz w:val="24"/>
           <w:u w:val="single"/>
         </w:rPr>
-        <w:hyperlink r:id="rId11" w:history="1">
+        <w:hyperlink r:id="rId12" w:history="1">
           <w:r>
             <w:rPr>
               <w:rStyle w:val="Hyperlink"/>
@@ -747,7 +878,7 @@
           <w:sz w:val="24"/>
           <w:u w:val="single"/>
         </w:rPr>
-        <w:hyperlink r:id="rId11" w:history="1">
+        <w:hyperlink r:id="rId12" w:history="1">
           <w:r>
             <w:rPr>
               <w:rStyle w:val="Hyperlink"/>
@@ -823,7 +954,7 @@
           <w:sz w:val="24"/>
           <w:u w:val="single"/>
         </w:rPr>
-        <w:hyperlink r:id="rId11" w:history="1">
+        <w:hyperlink r:id="rId12" w:history="1">
           <w:r>
             <w:rPr>
               <w:rStyle w:val="Hyperlink"/>
@@ -841,7 +972,7 @@
           <w:sz w:val="24"/>
           <w:u w:val="single"/>
         </w:rPr>
-        <w:hyperlink r:id="rId11" w:history="1">
+        <w:hyperlink r:id="rId12" w:history="1">
           <w:r>
             <w:rPr>
               <w:rStyle w:val="Hyperlink"/>
@@ -870,7 +1001,7 @@
           <w:sz w:val="24"/>
           <w:u w:val="single"/>
         </w:rPr>
-        <w:hyperlink r:id="rId11" w:history="1">
+        <w:hyperlink r:id="rId12" w:history="1">
           <w:r>
             <w:rPr>
               <w:rStyle w:val="Hyperlink"/>

--- a/EXPORTS/DOCX/published/niveau3/English/RijksmuseumAmsterdam.docx
+++ b/EXPORTS/DOCX/published/niveau3/English/RijksmuseumAmsterdam.docx
@@ -755,14 +755,7 @@
           <w:sz w:val="24"/>
           <w:u w:val="single"/>
         </w:rPr>
-        <w:hyperlink r:id="rId12" w:history="1">
-          <w:r>
-            <w:rPr>
-              <w:rStyle w:val="Hyperlink"/>
-            </w:rPr>
-            <w:t>Royal</w:t>
-          </w:r>
-        </w:hyperlink>
+        <w:t>Royal Socie</w:t>
       </w:r>
       <w:r>
         <w:rPr>
@@ -773,36 +766,7 @@
           <w:sz w:val="24"/>
           <w:u w:val="single"/>
         </w:rPr>
-        <w:t xml:space="preserve"> </w:t>
-      </w:r>
-      <w:r>
-        <w:rPr>
-          <w:rFonts w:ascii="Charis SIL Regular" w:hAnsi="Charis SIL Regular" w:eastAsia="Charis SIL Regular"/>
-          <w:b w:val="0"/>
-          <w:i w:val="0"/>
-          <w:color w:val="0000FF"/>
-          <w:sz w:val="24"/>
-          <w:u w:val="single"/>
-        </w:rPr>
-        <w:hyperlink r:id="rId12" w:history="1">
-          <w:r>
-            <w:rPr>
-              <w:rStyle w:val="Hyperlink"/>
-            </w:rPr>
-            <w:t>Socie</w:t>
-          </w:r>
-        </w:hyperlink>
-      </w:r>
-      <w:r>
-        <w:rPr>
-          <w:rFonts w:ascii="Charis SIL Regular" w:hAnsi="Charis SIL Regular" w:eastAsia="Charis SIL Regular"/>
-          <w:b w:val="0"/>
-          <w:i w:val="0"/>
-          <w:color w:val="0000FF"/>
-          <w:sz w:val="24"/>
-          <w:u w:val="single"/>
-        </w:rPr>
-        <w:hyperlink r:id="rId12" w:history="1">
+        <w:hyperlink r:id="rId11" w:history="1">
           <w:r>
             <w:rPr>
               <w:rStyle w:val="Hyperlink"/>
@@ -831,7 +795,7 @@
           <w:sz w:val="24"/>
           <w:u w:val="single"/>
         </w:rPr>
-        <w:hyperlink r:id="rId12" w:history="1">
+        <w:hyperlink r:id="rId11" w:history="1">
           <w:r>
             <w:rPr>
               <w:rStyle w:val="Hyperlink"/>
@@ -860,7 +824,7 @@
           <w:sz w:val="24"/>
           <w:u w:val="single"/>
         </w:rPr>
-        <w:hyperlink r:id="rId12" w:history="1">
+        <w:hyperlink r:id="rId11" w:history="1">
           <w:r>
             <w:rPr>
               <w:rStyle w:val="Hyperlink"/>
@@ -878,7 +842,7 @@
           <w:sz w:val="24"/>
           <w:u w:val="single"/>
         </w:rPr>
-        <w:hyperlink r:id="rId12" w:history="1">
+        <w:hyperlink r:id="rId11" w:history="1">
           <w:r>
             <w:rPr>
               <w:rStyle w:val="Hyperlink"/>
@@ -907,7 +871,7 @@
           <w:sz w:val="24"/>
           <w:u w:val="single"/>
         </w:rPr>
-        <w:hyperlink r:id="rId12" w:history="1">
+        <w:hyperlink r:id="rId11" w:history="1">
           <w:r>
             <w:rPr>
               <w:rStyle w:val="Hyperlink"/>
@@ -925,7 +889,7 @@
           <w:sz w:val="24"/>
           <w:u w:val="single"/>
         </w:rPr>
-        <w:hyperlink r:id="rId12" w:history="1">
+        <w:hyperlink r:id="rId11" w:history="1">
           <w:r>
             <w:rPr>
               <w:rStyle w:val="Hyperlink"/>
@@ -954,7 +918,7 @@
           <w:sz w:val="24"/>
           <w:u w:val="single"/>
         </w:rPr>
-        <w:hyperlink r:id="rId12" w:history="1">
+        <w:hyperlink r:id="rId11" w:history="1">
           <w:r>
             <w:rPr>
               <w:rStyle w:val="Hyperlink"/>
@@ -972,7 +936,7 @@
           <w:sz w:val="24"/>
           <w:u w:val="single"/>
         </w:rPr>
-        <w:hyperlink r:id="rId12" w:history="1">
+        <w:hyperlink r:id="rId11" w:history="1">
           <w:r>
             <w:rPr>
               <w:rStyle w:val="Hyperlink"/>
@@ -1001,7 +965,7 @@
           <w:sz w:val="24"/>
           <w:u w:val="single"/>
         </w:rPr>
-        <w:hyperlink r:id="rId12" w:history="1">
+        <w:hyperlink r:id="rId11" w:history="1">
           <w:r>
             <w:rPr>
               <w:rStyle w:val="Hyperlink"/>

--- a/EXPORTS/DOCX/published/niveau3/English/RijksmuseumAmsterdam.docx
+++ b/EXPORTS/DOCX/published/niveau3/English/RijksmuseumAmsterdam.docx
@@ -558,6 +558,7 @@
       </w:r>
       <w:r>
         <w:rPr>
+          <w:u w:val="single" w:color="0000ff"/>
           <w:rFonts w:ascii="Charis SIL Regular" w:hAnsi="Charis SIL Regular" w:eastAsia="Charis SIL Regular"/>
           <w:b w:val="0"/>
           <w:i w:val="0"/>
@@ -580,6 +581,7 @@
           <w:i w:val="0"/>
           <w:color w:val="0000FF"/>
           <w:sz w:val="24"/>
+          <w:u w:val="single"/>
         </w:rPr>
         <w:t>R</w:t>
       </w:r>
@@ -751,6 +753,7 @@
           <w:i w:val="0"/>
           <w:color w:val="0000FF"/>
           <w:sz w:val="24"/>
+          <w:u w:val="single"/>
         </w:rPr>
         <w:t>Royal Socie</w:t>
       </w:r>

--- a/EXPORTS/DOCX/published/niveau3/English/RijksmuseumAmsterdam.docx
+++ b/EXPORTS/DOCX/published/niveau3/English/RijksmuseumAmsterdam.docx
@@ -400,177 +400,29 @@
       </w:r>
       <w:r>
         <w:rPr>
-          <w:u w:val="single" w:color="0000ff"/>
           <w:rFonts w:ascii="Charis SIL Regular" w:hAnsi="Charis SIL Regular" w:eastAsia="Charis SIL Regular"/>
           <w:b w:val="0"/>
           <w:i w:val="0"/>
           <w:color w:val="000000"/>
           <w:sz w:val="24"/>
         </w:rPr>
-        <w:hyperlink r:id="rId9" w:history="1">
-          <w:r>
-            <w:rPr>
-              <w:rStyle w:val="Hyperlink"/>
-            </w:rPr>
-            <w:t xml:space="preserve">Museum </w:t>
-          </w:r>
-        </w:hyperlink>
-      </w:r>
-      <w:r>
-        <w:rPr>
-          <w:u w:val="single" w:color="0000ff"/>
-          <w:rFonts w:ascii="Charis SIL Regular" w:hAnsi="Charis SIL Regular" w:eastAsia="Charis SIL Regular"/>
-          <w:b w:val="0"/>
-          <w:i w:val="0"/>
-          <w:color w:val="000000"/>
-          <w:sz w:val="24"/>
-        </w:rPr>
-        <w:hyperlink r:id="rId9" w:history="1">
-          <w:r>
-            <w:rPr>
-              <w:rStyle w:val="Hyperlink"/>
-            </w:rPr>
-            <w:t>v</w:t>
-          </w:r>
-        </w:hyperlink>
-      </w:r>
-      <w:r>
-        <w:rPr>
-          <w:u w:val="single" w:color="0000ff"/>
-          <w:rFonts w:ascii="Charis SIL Regular" w:hAnsi="Charis SIL Regular" w:eastAsia="Charis SIL Regular"/>
-          <w:b w:val="0"/>
-          <w:i w:val="0"/>
-          <w:color w:val="000000"/>
-          <w:sz w:val="24"/>
-        </w:rPr>
-        <w:hyperlink r:id="rId9" w:history="1">
-          <w:r>
-            <w:rPr>
-              <w:rStyle w:val="Hyperlink"/>
-            </w:rPr>
-            <w:t>an Ges</w:t>
-          </w:r>
-        </w:hyperlink>
-      </w:r>
-      <w:r>
-        <w:rPr>
-          <w:u w:val="single" w:color="0000ff"/>
-          <w:rFonts w:ascii="Charis SIL Regular" w:hAnsi="Charis SIL Regular" w:eastAsia="Charis SIL Regular"/>
-          <w:b w:val="0"/>
-          <w:i w:val="0"/>
-          <w:color w:val="000000"/>
-          <w:sz w:val="24"/>
-        </w:rPr>
-        <w:hyperlink r:id="rId9" w:history="1">
-          <w:r>
-            <w:rPr>
-              <w:rStyle w:val="Hyperlink"/>
-            </w:rPr>
-            <w:t>chiede</w:t>
-          </w:r>
-        </w:hyperlink>
+        <w:t xml:space="preserve">Museum van Geschiedenis en Kunst and the </w:t>
       </w:r>
       <w:r>
         <w:rPr>
           <w:rFonts w:ascii="Charis SIL Regular" w:hAnsi="Charis SIL Regular" w:eastAsia="Charis SIL Regular"/>
           <w:b w:val="0"/>
           <w:i w:val="0"/>
-          <w:color w:val="000000"/>
+          <w:color w:val="0000FF"/>
           <w:sz w:val="24"/>
+          <w:u w:val="single"/>
         </w:rPr>
-        <w:t>n</w:t>
-      </w:r>
-      <w:r>
-        <w:rPr>
-          <w:u w:val="single" w:color="0000ff"/>
-          <w:rFonts w:ascii="Charis SIL Regular" w:hAnsi="Charis SIL Regular" w:eastAsia="Charis SIL Regular"/>
-          <w:b w:val="0"/>
-          <w:i w:val="0"/>
-          <w:color w:val="000000"/>
-          <w:sz w:val="24"/>
-        </w:rPr>
-        <w:t>i</w:t>
-      </w:r>
-      <w:r>
-        <w:rPr>
-          <w:u w:val="single" w:color="0000ff"/>
-          <w:rFonts w:ascii="Charis SIL Regular" w:hAnsi="Charis SIL Regular" w:eastAsia="Charis SIL Regular"/>
-          <w:b w:val="0"/>
-          <w:i w:val="0"/>
-          <w:color w:val="000000"/>
-          <w:sz w:val="24"/>
-        </w:rPr>
-        <w:hyperlink r:id="rId10" w:history="1">
+        <w:hyperlink r:id="rId11" w:history="1">
           <w:r>
             <w:rPr>
               <w:rStyle w:val="Hyperlink"/>
             </w:rPr>
-            <w:t>s</w:t>
-          </w:r>
-        </w:hyperlink>
-      </w:r>
-      <w:r>
-        <w:rPr>
-          <w:u w:val="single" w:color="0000ff"/>
-          <w:rFonts w:ascii="Charis SIL Regular" w:hAnsi="Charis SIL Regular" w:eastAsia="Charis SIL Regular"/>
-          <w:b w:val="0"/>
-          <w:i w:val="0"/>
-          <w:color w:val="000000"/>
-          <w:sz w:val="24"/>
-        </w:rPr>
-        <w:t xml:space="preserve"> </w:t>
-      </w:r>
-      <w:r>
-        <w:rPr>
-          <w:u w:val="single" w:color="0000ff"/>
-          <w:rFonts w:ascii="Charis SIL Regular" w:hAnsi="Charis SIL Regular" w:eastAsia="Charis SIL Regular"/>
-          <w:b w:val="0"/>
-          <w:i w:val="0"/>
-          <w:color w:val="000000"/>
-          <w:sz w:val="24"/>
-        </w:rPr>
-        <w:hyperlink r:id="rId10" w:history="1">
-          <w:r>
-            <w:rPr>
-              <w:rStyle w:val="Hyperlink"/>
-            </w:rPr>
-            <w:t>en K</w:t>
-          </w:r>
-        </w:hyperlink>
-      </w:r>
-      <w:r>
-        <w:rPr>
-          <w:u w:val="single" w:color="0000ff"/>
-          <w:rFonts w:ascii="Charis SIL Regular" w:hAnsi="Charis SIL Regular" w:eastAsia="Charis SIL Regular"/>
-          <w:b w:val="0"/>
-          <w:i w:val="0"/>
-          <w:color w:val="000000"/>
-          <w:sz w:val="24"/>
-        </w:rPr>
-        <w:hyperlink r:id="rId10" w:history="1">
-          <w:r>
-            <w:rPr>
-              <w:rStyle w:val="Hyperlink"/>
-            </w:rPr>
-            <w:t>u</w:t>
-          </w:r>
-        </w:hyperlink>
-      </w:r>
-      <w:r>
-        <w:rPr>
-          <w:u w:val="single" w:color="0000ff"/>
-          <w:rFonts w:ascii="Charis SIL Regular" w:hAnsi="Charis SIL Regular" w:eastAsia="Charis SIL Regular"/>
-          <w:b w:val="0"/>
-          <w:i w:val="0"/>
-          <w:color w:val="000000"/>
-          <w:sz w:val="24"/>
-        </w:rPr>
-        <w:hyperlink r:id="rId10" w:history="1">
-          <w:r>
-            <w:rPr>
-              <w:rStyle w:val="Hyperlink"/>
-            </w:rPr>
-            <w:t xml:space="preserve">nst and the </w:t>
+            <w:t>R</w:t>
           </w:r>
         </w:hyperlink>
       </w:r>
@@ -583,18 +435,7 @@
           <w:sz w:val="24"/>
           <w:u w:val="single"/>
         </w:rPr>
-        <w:t>R</w:t>
-      </w:r>
-      <w:r>
-        <w:rPr>
-          <w:rFonts w:ascii="Charis SIL Regular" w:hAnsi="Charis SIL Regular" w:eastAsia="Charis SIL Regular"/>
-          <w:b w:val="0"/>
-          <w:i w:val="0"/>
-          <w:color w:val="0000FF"/>
-          <w:sz w:val="24"/>
-          <w:u w:val="single"/>
-        </w:rPr>
-        <w:hyperlink r:id="rId10" w:history="1">
+        <w:hyperlink r:id="rId11" w:history="1">
           <w:r>
             <w:rPr>
               <w:rStyle w:val="Hyperlink"/>
@@ -612,7 +453,7 @@
           <w:sz w:val="24"/>
           <w:u w:val="single"/>
         </w:rPr>
-        <w:hyperlink r:id="rId10" w:history="1">
+        <w:hyperlink r:id="rId11" w:history="1">
           <w:r>
             <w:rPr>
               <w:rStyle w:val="Hyperlink"/>
@@ -753,7 +594,6 @@
           <w:i w:val="0"/>
           <w:color w:val="0000FF"/>
           <w:sz w:val="24"/>
-          <w:u w:val="single"/>
         </w:rPr>
         <w:t>Royal Socie</w:t>
       </w:r>

--- a/EXPORTS/DOCX/published/niveau3/English/RijksmuseumAmsterdam.docx
+++ b/EXPORTS/DOCX/published/niveau3/English/RijksmuseumAmsterdam.docx
@@ -417,14 +417,7 @@
           <w:sz w:val="24"/>
           <w:u w:val="single"/>
         </w:rPr>
-        <w:hyperlink r:id="rId11" w:history="1">
-          <w:r>
-            <w:rPr>
-              <w:rStyle w:val="Hyperlink"/>
-            </w:rPr>
-            <w:t>R</w:t>
-          </w:r>
-        </w:hyperlink>
+        <w:t>R</w:t>
       </w:r>
       <w:r>
         <w:rPr>
@@ -435,7 +428,7 @@
           <w:sz w:val="24"/>
           <w:u w:val="single"/>
         </w:rPr>
-        <w:hyperlink r:id="rId11" w:history="1">
+        <w:hyperlink r:id="rId10" w:history="1">
           <w:r>
             <w:rPr>
               <w:rStyle w:val="Hyperlink"/>
@@ -453,7 +446,7 @@
           <w:sz w:val="24"/>
           <w:u w:val="single"/>
         </w:rPr>
-        <w:hyperlink r:id="rId11" w:history="1">
+        <w:hyperlink r:id="rId10" w:history="1">
           <w:r>
             <w:rPr>
               <w:rStyle w:val="Hyperlink"/>
@@ -511,7 +504,7 @@
           <w:sz w:val="24"/>
           <w:u w:val="single"/>
         </w:rPr>
-        <w:hyperlink r:id="rId10" w:history="1">
+        <w:hyperlink r:id="rId11" w:history="1">
           <w:r>
             <w:rPr>
               <w:rStyle w:val="Hyperlink"/>
@@ -540,7 +533,7 @@
           <w:sz w:val="24"/>
           <w:u w:val="single"/>
         </w:rPr>
-        <w:hyperlink r:id="rId10" w:history="1">
+        <w:hyperlink r:id="rId11" w:history="1">
           <w:r>
             <w:rPr>
               <w:rStyle w:val="Hyperlink"/>
@@ -594,24 +587,14 @@
           <w:i w:val="0"/>
           <w:color w:val="0000FF"/>
           <w:sz w:val="24"/>
-        </w:rPr>
-        <w:t>Royal Socie</w:t>
-      </w:r>
-      <w:r>
-        <w:rPr>
-          <w:rFonts w:ascii="Charis SIL Regular" w:hAnsi="Charis SIL Regular" w:eastAsia="Charis SIL Regular"/>
-          <w:b w:val="0"/>
-          <w:i w:val="0"/>
-          <w:color w:val="0000FF"/>
-          <w:sz w:val="24"/>
           <w:u w:val="single"/>
         </w:rPr>
-        <w:hyperlink r:id="rId11" w:history="1">
+        <w:hyperlink r:id="rId12" w:history="1">
           <w:r>
             <w:rPr>
               <w:rStyle w:val="Hyperlink"/>
             </w:rPr>
-            <w:t>ty</w:t>
+            <w:t>Royal</w:t>
           </w:r>
         </w:hyperlink>
       </w:r>
@@ -635,12 +618,12 @@
           <w:sz w:val="24"/>
           <w:u w:val="single"/>
         </w:rPr>
-        <w:hyperlink r:id="rId11" w:history="1">
+        <w:hyperlink r:id="rId12" w:history="1">
           <w:r>
             <w:rPr>
               <w:rStyle w:val="Hyperlink"/>
             </w:rPr>
-            <w:t>of</w:t>
+            <w:t>Socie</w:t>
           </w:r>
         </w:hyperlink>
       </w:r>
@@ -653,72 +636,7 @@
           <w:sz w:val="24"/>
           <w:u w:val="single"/>
         </w:rPr>
-        <w:t xml:space="preserve"> </w:t>
-      </w:r>
-      <w:r>
-        <w:rPr>
-          <w:rFonts w:ascii="Charis SIL Regular" w:hAnsi="Charis SIL Regular" w:eastAsia="Charis SIL Regular"/>
-          <w:b w:val="0"/>
-          <w:i w:val="0"/>
-          <w:color w:val="0000FF"/>
-          <w:sz w:val="24"/>
-          <w:u w:val="single"/>
-        </w:rPr>
-        <w:hyperlink r:id="rId11" w:history="1">
-          <w:r>
-            <w:rPr>
-              <w:rStyle w:val="Hyperlink"/>
-            </w:rPr>
-            <w:t>F</w:t>
-          </w:r>
-        </w:hyperlink>
-      </w:r>
-      <w:r>
-        <w:rPr>
-          <w:rFonts w:ascii="Charis SIL Regular" w:hAnsi="Charis SIL Regular" w:eastAsia="Charis SIL Regular"/>
-          <w:b w:val="0"/>
-          <w:i w:val="0"/>
-          <w:color w:val="0000FF"/>
-          <w:sz w:val="24"/>
-          <w:u w:val="single"/>
-        </w:rPr>
-        <w:hyperlink r:id="rId11" w:history="1">
-          <w:r>
-            <w:rPr>
-              <w:rStyle w:val="Hyperlink"/>
-            </w:rPr>
-            <w:t>riends</w:t>
-          </w:r>
-        </w:hyperlink>
-      </w:r>
-      <w:r>
-        <w:rPr>
-          <w:rFonts w:ascii="Charis SIL Regular" w:hAnsi="Charis SIL Regular" w:eastAsia="Charis SIL Regular"/>
-          <w:b w:val="0"/>
-          <w:i w:val="0"/>
-          <w:color w:val="0000FF"/>
-          <w:sz w:val="24"/>
-          <w:u w:val="single"/>
-        </w:rPr>
-        <w:t xml:space="preserve"> </w:t>
-      </w:r>
-      <w:r>
-        <w:rPr>
-          <w:rFonts w:ascii="Charis SIL Regular" w:hAnsi="Charis SIL Regular" w:eastAsia="Charis SIL Regular"/>
-          <w:b w:val="0"/>
-          <w:i w:val="0"/>
-          <w:color w:val="0000FF"/>
-          <w:sz w:val="24"/>
-          <w:u w:val="single"/>
-        </w:rPr>
-        <w:hyperlink r:id="rId11" w:history="1">
-          <w:r>
-            <w:rPr>
-              <w:rStyle w:val="Hyperlink"/>
-            </w:rPr>
-            <w:t>o</w:t>
-          </w:r>
-        </w:hyperlink>
+        <w:t>ty of Friends o</w:t>
       </w:r>
       <w:r>
         <w:rPr>

--- a/EXPORTS/DOCX/published/niveau3/English/RijksmuseumAmsterdam.docx
+++ b/EXPORTS/DOCX/published/niveau3/English/RijksmuseumAmsterdam.docx
@@ -400,13 +400,178 @@
       </w:r>
       <w:r>
         <w:rPr>
+          <w:u w:val="single" w:color="0000ff"/>
           <w:rFonts w:ascii="Charis SIL Regular" w:hAnsi="Charis SIL Regular" w:eastAsia="Charis SIL Regular"/>
           <w:b w:val="0"/>
           <w:i w:val="0"/>
           <w:color w:val="000000"/>
           <w:sz w:val="24"/>
         </w:rPr>
-        <w:t xml:space="preserve">Museum van Geschiedenis en Kunst and the </w:t>
+        <w:hyperlink r:id="rId9" w:history="1">
+          <w:r>
+            <w:rPr>
+              <w:rStyle w:val="Hyperlink"/>
+            </w:rPr>
+            <w:t xml:space="preserve">Museum </w:t>
+          </w:r>
+        </w:hyperlink>
+      </w:r>
+      <w:r>
+        <w:rPr>
+          <w:u w:val="single" w:color="0000ff"/>
+          <w:rFonts w:ascii="Charis SIL Regular" w:hAnsi="Charis SIL Regular" w:eastAsia="Charis SIL Regular"/>
+          <w:b w:val="0"/>
+          <w:i w:val="0"/>
+          <w:color w:val="000000"/>
+          <w:sz w:val="24"/>
+        </w:rPr>
+        <w:hyperlink r:id="rId9" w:history="1">
+          <w:r>
+            <w:rPr>
+              <w:rStyle w:val="Hyperlink"/>
+            </w:rPr>
+            <w:t>v</w:t>
+          </w:r>
+        </w:hyperlink>
+      </w:r>
+      <w:r>
+        <w:rPr>
+          <w:u w:val="single" w:color="0000ff"/>
+          <w:rFonts w:ascii="Charis SIL Regular" w:hAnsi="Charis SIL Regular" w:eastAsia="Charis SIL Regular"/>
+          <w:b w:val="0"/>
+          <w:i w:val="0"/>
+          <w:color w:val="000000"/>
+          <w:sz w:val="24"/>
+        </w:rPr>
+        <w:hyperlink r:id="rId9" w:history="1">
+          <w:r>
+            <w:rPr>
+              <w:rStyle w:val="Hyperlink"/>
+            </w:rPr>
+            <w:t>an Ges</w:t>
+          </w:r>
+        </w:hyperlink>
+      </w:r>
+      <w:r>
+        <w:rPr>
+          <w:u w:val="single" w:color="0000ff"/>
+          <w:rFonts w:ascii="Charis SIL Regular" w:hAnsi="Charis SIL Regular" w:eastAsia="Charis SIL Regular"/>
+          <w:b w:val="0"/>
+          <w:i w:val="0"/>
+          <w:color w:val="000000"/>
+          <w:sz w:val="24"/>
+        </w:rPr>
+        <w:hyperlink r:id="rId9" w:history="1">
+          <w:r>
+            <w:rPr>
+              <w:rStyle w:val="Hyperlink"/>
+            </w:rPr>
+            <w:t>chiede</w:t>
+          </w:r>
+        </w:hyperlink>
+      </w:r>
+      <w:r>
+        <w:rPr>
+          <w:rFonts w:ascii="Charis SIL Regular" w:hAnsi="Charis SIL Regular" w:eastAsia="Charis SIL Regular"/>
+          <w:b w:val="0"/>
+          <w:i w:val="0"/>
+          <w:color w:val="000000"/>
+          <w:sz w:val="24"/>
+        </w:rPr>
+        <w:t>n</w:t>
+      </w:r>
+      <w:r>
+        <w:rPr>
+          <w:u w:val="single" w:color="0000ff"/>
+          <w:rFonts w:ascii="Charis SIL Regular" w:hAnsi="Charis SIL Regular" w:eastAsia="Charis SIL Regular"/>
+          <w:b w:val="0"/>
+          <w:i w:val="0"/>
+          <w:color w:val="000000"/>
+          <w:sz w:val="24"/>
+        </w:rPr>
+        <w:t>i</w:t>
+      </w:r>
+      <w:r>
+        <w:rPr>
+          <w:u w:val="single" w:color="0000ff"/>
+          <w:rFonts w:ascii="Charis SIL Regular" w:hAnsi="Charis SIL Regular" w:eastAsia="Charis SIL Regular"/>
+          <w:b w:val="0"/>
+          <w:i w:val="0"/>
+          <w:color w:val="000000"/>
+          <w:sz w:val="24"/>
+        </w:rPr>
+        <w:hyperlink r:id="rId10" w:history="1">
+          <w:r>
+            <w:rPr>
+              <w:rStyle w:val="Hyperlink"/>
+            </w:rPr>
+            <w:t>s</w:t>
+          </w:r>
+        </w:hyperlink>
+      </w:r>
+      <w:r>
+        <w:rPr>
+          <w:u w:val="single" w:color="0000ff"/>
+          <w:rFonts w:ascii="Charis SIL Regular" w:hAnsi="Charis SIL Regular" w:eastAsia="Charis SIL Regular"/>
+          <w:b w:val="0"/>
+          <w:i w:val="0"/>
+          <w:color w:val="000000"/>
+          <w:sz w:val="24"/>
+        </w:rPr>
+        <w:t xml:space="preserve"> </w:t>
+      </w:r>
+      <w:r>
+        <w:rPr>
+          <w:u w:val="single" w:color="0000ff"/>
+          <w:rFonts w:ascii="Charis SIL Regular" w:hAnsi="Charis SIL Regular" w:eastAsia="Charis SIL Regular"/>
+          <w:b w:val="0"/>
+          <w:i w:val="0"/>
+          <w:color w:val="000000"/>
+          <w:sz w:val="24"/>
+        </w:rPr>
+        <w:hyperlink r:id="rId10" w:history="1">
+          <w:r>
+            <w:rPr>
+              <w:rStyle w:val="Hyperlink"/>
+            </w:rPr>
+            <w:t>en K</w:t>
+          </w:r>
+        </w:hyperlink>
+      </w:r>
+      <w:r>
+        <w:rPr>
+          <w:u w:val="single" w:color="0000ff"/>
+          <w:rFonts w:ascii="Charis SIL Regular" w:hAnsi="Charis SIL Regular" w:eastAsia="Charis SIL Regular"/>
+          <w:b w:val="0"/>
+          <w:i w:val="0"/>
+          <w:color w:val="000000"/>
+          <w:sz w:val="24"/>
+        </w:rPr>
+        <w:hyperlink r:id="rId10" w:history="1">
+          <w:r>
+            <w:rPr>
+              <w:rStyle w:val="Hyperlink"/>
+            </w:rPr>
+            <w:t>u</w:t>
+          </w:r>
+        </w:hyperlink>
+      </w:r>
+      <w:r>
+        <w:rPr>
+          <w:rFonts w:ascii="Charis SIL Regular" w:hAnsi="Charis SIL Regular" w:eastAsia="Charis SIL Regular"/>
+          <w:b w:val="0"/>
+          <w:i w:val="0"/>
+          <w:color w:val="000000"/>
+          <w:sz w:val="24"/>
+        </w:rPr>
+        <w:hyperlink r:id="rId10" w:history="1">
+          <w:r>
+            <w:rPr>
+              <w:rStyle w:val="Hyperlink"/>
+            </w:rPr>
+            <w:t xml:space="preserve">nst and the </w:t>
+          </w:r>
+        </w:hyperlink>
       </w:r>
       <w:r>
         <w:rPr>
@@ -415,7 +580,6 @@
           <w:i w:val="0"/>
           <w:color w:val="0000FF"/>
           <w:sz w:val="24"/>
-          <w:u w:val="single"/>
         </w:rPr>
         <w:t>R</w:t>
       </w:r>
@@ -504,7 +668,7 @@
           <w:sz w:val="24"/>
           <w:u w:val="single"/>
         </w:rPr>
-        <w:hyperlink r:id="rId11" w:history="1">
+        <w:hyperlink r:id="rId10" w:history="1">
           <w:r>
             <w:rPr>
               <w:rStyle w:val="Hyperlink"/>
@@ -533,7 +697,7 @@
           <w:sz w:val="24"/>
           <w:u w:val="single"/>
         </w:rPr>
-        <w:hyperlink r:id="rId11" w:history="1">
+        <w:hyperlink r:id="rId10" w:history="1">
           <w:r>
             <w:rPr>
               <w:rStyle w:val="Hyperlink"/>
@@ -587,14 +751,24 @@
           <w:i w:val="0"/>
           <w:color w:val="0000FF"/>
           <w:sz w:val="24"/>
+        </w:rPr>
+        <w:t>Royal Socie</w:t>
+      </w:r>
+      <w:r>
+        <w:rPr>
+          <w:rFonts w:ascii="Charis SIL Regular" w:hAnsi="Charis SIL Regular" w:eastAsia="Charis SIL Regular"/>
+          <w:b w:val="0"/>
+          <w:i w:val="0"/>
+          <w:color w:val="0000FF"/>
+          <w:sz w:val="24"/>
           <w:u w:val="single"/>
         </w:rPr>
-        <w:hyperlink r:id="rId12" w:history="1">
+        <w:hyperlink r:id="rId11" w:history="1">
           <w:r>
             <w:rPr>
               <w:rStyle w:val="Hyperlink"/>
             </w:rPr>
-            <w:t>Royal</w:t>
+            <w:t>ty</w:t>
           </w:r>
         </w:hyperlink>
       </w:r>
@@ -618,12 +792,12 @@
           <w:sz w:val="24"/>
           <w:u w:val="single"/>
         </w:rPr>
-        <w:hyperlink r:id="rId12" w:history="1">
+        <w:hyperlink r:id="rId11" w:history="1">
           <w:r>
             <w:rPr>
               <w:rStyle w:val="Hyperlink"/>
             </w:rPr>
-            <w:t>Socie</w:t>
+            <w:t>of</w:t>
           </w:r>
         </w:hyperlink>
       </w:r>
@@ -636,7 +810,72 @@
           <w:sz w:val="24"/>
           <w:u w:val="single"/>
         </w:rPr>
-        <w:t>ty of Friends o</w:t>
+        <w:t xml:space="preserve"> </w:t>
+      </w:r>
+      <w:r>
+        <w:rPr>
+          <w:rFonts w:ascii="Charis SIL Regular" w:hAnsi="Charis SIL Regular" w:eastAsia="Charis SIL Regular"/>
+          <w:b w:val="0"/>
+          <w:i w:val="0"/>
+          <w:color w:val="0000FF"/>
+          <w:sz w:val="24"/>
+          <w:u w:val="single"/>
+        </w:rPr>
+        <w:hyperlink r:id="rId11" w:history="1">
+          <w:r>
+            <w:rPr>
+              <w:rStyle w:val="Hyperlink"/>
+            </w:rPr>
+            <w:t>F</w:t>
+          </w:r>
+        </w:hyperlink>
+      </w:r>
+      <w:r>
+        <w:rPr>
+          <w:rFonts w:ascii="Charis SIL Regular" w:hAnsi="Charis SIL Regular" w:eastAsia="Charis SIL Regular"/>
+          <w:b w:val="0"/>
+          <w:i w:val="0"/>
+          <w:color w:val="0000FF"/>
+          <w:sz w:val="24"/>
+          <w:u w:val="single"/>
+        </w:rPr>
+        <w:hyperlink r:id="rId11" w:history="1">
+          <w:r>
+            <w:rPr>
+              <w:rStyle w:val="Hyperlink"/>
+            </w:rPr>
+            <w:t>riends</w:t>
+          </w:r>
+        </w:hyperlink>
+      </w:r>
+      <w:r>
+        <w:rPr>
+          <w:rFonts w:ascii="Charis SIL Regular" w:hAnsi="Charis SIL Regular" w:eastAsia="Charis SIL Regular"/>
+          <w:b w:val="0"/>
+          <w:i w:val="0"/>
+          <w:color w:val="0000FF"/>
+          <w:sz w:val="24"/>
+          <w:u w:val="single"/>
+        </w:rPr>
+        <w:t xml:space="preserve"> </w:t>
+      </w:r>
+      <w:r>
+        <w:rPr>
+          <w:rFonts w:ascii="Charis SIL Regular" w:hAnsi="Charis SIL Regular" w:eastAsia="Charis SIL Regular"/>
+          <w:b w:val="0"/>
+          <w:i w:val="0"/>
+          <w:color w:val="0000FF"/>
+          <w:sz w:val="24"/>
+          <w:u w:val="single"/>
+        </w:rPr>
+        <w:hyperlink r:id="rId11" w:history="1">
+          <w:r>
+            <w:rPr>
+              <w:rStyle w:val="Hyperlink"/>
+            </w:rPr>
+            <w:t>o</w:t>
+          </w:r>
+        </w:hyperlink>
       </w:r>
       <w:r>
         <w:rPr>

--- a/EXPORTS/DOCX/published/niveau3/English/RijksmuseumAmsterdam.docx
+++ b/EXPORTS/DOCX/published/niveau3/English/RijksmuseumAmsterdam.docx
@@ -400,179 +400,13 @@
       </w:r>
       <w:r>
         <w:rPr>
-          <w:u w:val="single" w:color="0000ff"/>
           <w:rFonts w:ascii="Charis SIL Regular" w:hAnsi="Charis SIL Regular" w:eastAsia="Charis SIL Regular"/>
           <w:b w:val="0"/>
           <w:i w:val="0"/>
           <w:color w:val="000000"/>
           <w:sz w:val="24"/>
         </w:rPr>
-        <w:hyperlink r:id="rId9" w:history="1">
-          <w:r>
-            <w:rPr>
-              <w:rStyle w:val="Hyperlink"/>
-            </w:rPr>
-            <w:t xml:space="preserve">Museum </w:t>
-          </w:r>
-        </w:hyperlink>
-      </w:r>
-      <w:r>
-        <w:rPr>
-          <w:u w:val="single" w:color="0000ff"/>
-          <w:rFonts w:ascii="Charis SIL Regular" w:hAnsi="Charis SIL Regular" w:eastAsia="Charis SIL Regular"/>
-          <w:b w:val="0"/>
-          <w:i w:val="0"/>
-          <w:color w:val="000000"/>
-          <w:sz w:val="24"/>
-        </w:rPr>
-        <w:hyperlink r:id="rId9" w:history="1">
-          <w:r>
-            <w:rPr>
-              <w:rStyle w:val="Hyperlink"/>
-            </w:rPr>
-            <w:t>v</w:t>
-          </w:r>
-        </w:hyperlink>
-      </w:r>
-      <w:r>
-        <w:rPr>
-          <w:u w:val="single" w:color="0000ff"/>
-          <w:rFonts w:ascii="Charis SIL Regular" w:hAnsi="Charis SIL Regular" w:eastAsia="Charis SIL Regular"/>
-          <w:b w:val="0"/>
-          <w:i w:val="0"/>
-          <w:color w:val="000000"/>
-          <w:sz w:val="24"/>
-        </w:rPr>
-        <w:hyperlink r:id="rId9" w:history="1">
-          <w:r>
-            <w:rPr>
-              <w:rStyle w:val="Hyperlink"/>
-            </w:rPr>
-            <w:t>an Ges</w:t>
-          </w:r>
-        </w:hyperlink>
-      </w:r>
-      <w:r>
-        <w:rPr>
-          <w:u w:val="single" w:color="0000ff"/>
-          <w:rFonts w:ascii="Charis SIL Regular" w:hAnsi="Charis SIL Regular" w:eastAsia="Charis SIL Regular"/>
-          <w:b w:val="0"/>
-          <w:i w:val="0"/>
-          <w:color w:val="000000"/>
-          <w:sz w:val="24"/>
-        </w:rPr>
-        <w:hyperlink r:id="rId9" w:history="1">
-          <w:r>
-            <w:rPr>
-              <w:rStyle w:val="Hyperlink"/>
-            </w:rPr>
-            <w:t>chiede</w:t>
-          </w:r>
-        </w:hyperlink>
-      </w:r>
-      <w:r>
-        <w:rPr>
-          <w:rFonts w:ascii="Charis SIL Regular" w:hAnsi="Charis SIL Regular" w:eastAsia="Charis SIL Regular"/>
-          <w:b w:val="0"/>
-          <w:i w:val="0"/>
-          <w:color w:val="000000"/>
-          <w:sz w:val="24"/>
-        </w:rPr>
-        <w:t>n</w:t>
-      </w:r>
-      <w:r>
-        <w:rPr>
-          <w:u w:val="single" w:color="0000ff"/>
-          <w:rFonts w:ascii="Charis SIL Regular" w:hAnsi="Charis SIL Regular" w:eastAsia="Charis SIL Regular"/>
-          <w:b w:val="0"/>
-          <w:i w:val="0"/>
-          <w:color w:val="000000"/>
-          <w:sz w:val="24"/>
-        </w:rPr>
-        <w:t>i</w:t>
-      </w:r>
-      <w:r>
-        <w:rPr>
-          <w:u w:val="single" w:color="0000ff"/>
-          <w:rFonts w:ascii="Charis SIL Regular" w:hAnsi="Charis SIL Regular" w:eastAsia="Charis SIL Regular"/>
-          <w:b w:val="0"/>
-          <w:i w:val="0"/>
-          <w:color w:val="000000"/>
-          <w:sz w:val="24"/>
-        </w:rPr>
-        <w:hyperlink r:id="rId10" w:history="1">
-          <w:r>
-            <w:rPr>
-              <w:rStyle w:val="Hyperlink"/>
-            </w:rPr>
-            <w:t>s</w:t>
-          </w:r>
-        </w:hyperlink>
-      </w:r>
-      <w:r>
-        <w:rPr>
-          <w:u w:val="single" w:color="0000ff"/>
-          <w:rFonts w:ascii="Charis SIL Regular" w:hAnsi="Charis SIL Regular" w:eastAsia="Charis SIL Regular"/>
-          <w:b w:val="0"/>
-          <w:i w:val="0"/>
-          <w:color w:val="000000"/>
-          <w:sz w:val="24"/>
-        </w:rPr>
-        <w:t xml:space="preserve"> </w:t>
-      </w:r>
-      <w:r>
-        <w:rPr>
-          <w:u w:val="single" w:color="0000ff"/>
-          <w:rFonts w:ascii="Charis SIL Regular" w:hAnsi="Charis SIL Regular" w:eastAsia="Charis SIL Regular"/>
-          <w:b w:val="0"/>
-          <w:i w:val="0"/>
-          <w:color w:val="000000"/>
-          <w:sz w:val="24"/>
-        </w:rPr>
-        <w:hyperlink r:id="rId10" w:history="1">
-          <w:r>
-            <w:rPr>
-              <w:rStyle w:val="Hyperlink"/>
-            </w:rPr>
-            <w:t>en K</w:t>
-          </w:r>
-        </w:hyperlink>
-      </w:r>
-      <w:r>
-        <w:rPr>
-          <w:u w:val="single" w:color="0000ff"/>
-          <w:rFonts w:ascii="Charis SIL Regular" w:hAnsi="Charis SIL Regular" w:eastAsia="Charis SIL Regular"/>
-          <w:b w:val="0"/>
-          <w:i w:val="0"/>
-          <w:color w:val="000000"/>
-          <w:sz w:val="24"/>
-        </w:rPr>
-        <w:hyperlink r:id="rId10" w:history="1">
-          <w:r>
-            <w:rPr>
-              <w:rStyle w:val="Hyperlink"/>
-            </w:rPr>
-            <w:t>u</w:t>
-          </w:r>
-        </w:hyperlink>
-      </w:r>
-      <w:r>
-        <w:rPr>
-          <w:u w:val="single" w:color="0000ff"/>
-          <w:rFonts w:ascii="Charis SIL Regular" w:hAnsi="Charis SIL Regular" w:eastAsia="Charis SIL Regular"/>
-          <w:b w:val="0"/>
-          <w:i w:val="0"/>
-          <w:color w:val="000000"/>
-          <w:sz w:val="24"/>
-        </w:rPr>
-        <w:hyperlink r:id="rId10" w:history="1">
-          <w:r>
-            <w:rPr>
-              <w:rStyle w:val="Hyperlink"/>
-            </w:rPr>
-            <w:t xml:space="preserve">nst and the </w:t>
-          </w:r>
-        </w:hyperlink>
+        <w:t xml:space="preserve">Museum van Geschiedenis en Kunst and the </w:t>
       </w:r>
       <w:r>
         <w:rPr>
@@ -755,7 +589,43 @@
           <w:sz w:val="24"/>
           <w:u w:val="single"/>
         </w:rPr>
-        <w:t>Royal Socie</w:t>
+        <w:hyperlink r:id="rId12" w:history="1">
+          <w:r>
+            <w:rPr>
+              <w:rStyle w:val="Hyperlink"/>
+            </w:rPr>
+            <w:t>Royal</w:t>
+          </w:r>
+        </w:hyperlink>
+      </w:r>
+      <w:r>
+        <w:rPr>
+          <w:rFonts w:ascii="Charis SIL Regular" w:hAnsi="Charis SIL Regular" w:eastAsia="Charis SIL Regular"/>
+          <w:b w:val="0"/>
+          <w:i w:val="0"/>
+          <w:color w:val="0000FF"/>
+          <w:sz w:val="24"/>
+          <w:u w:val="single"/>
+        </w:rPr>
+        <w:t xml:space="preserve"> </w:t>
+      </w:r>
+      <w:r>
+        <w:rPr>
+          <w:rFonts w:ascii="Charis SIL Regular" w:hAnsi="Charis SIL Regular" w:eastAsia="Charis SIL Regular"/>
+          <w:b w:val="0"/>
+          <w:i w:val="0"/>
+          <w:color w:val="0000FF"/>
+          <w:sz w:val="24"/>
+          <w:u w:val="single"/>
+        </w:rPr>
+        <w:hyperlink r:id="rId12" w:history="1">
+          <w:r>
+            <w:rPr>
+              <w:rStyle w:val="Hyperlink"/>
+            </w:rPr>
+            <w:t>Socie</w:t>
+          </w:r>
+        </w:hyperlink>
       </w:r>
       <w:r>
         <w:rPr>
@@ -824,7 +694,7 @@
           <w:sz w:val="24"/>
           <w:u w:val="single"/>
         </w:rPr>
-        <w:hyperlink r:id="rId11" w:history="1">
+        <w:hyperlink r:id="rId12" w:history="1">
           <w:r>
             <w:rPr>
               <w:rStyle w:val="Hyperlink"/>
@@ -842,7 +712,7 @@
           <w:sz w:val="24"/>
           <w:u w:val="single"/>
         </w:rPr>
-        <w:hyperlink r:id="rId11" w:history="1">
+        <w:hyperlink r:id="rId12" w:history="1">
           <w:r>
             <w:rPr>
               <w:rStyle w:val="Hyperlink"/>

--- a/EXPORTS/DOCX/published/niveau3/English/RijksmuseumAmsterdam.docx
+++ b/EXPORTS/DOCX/published/niveau3/English/RijksmuseumAmsterdam.docx
@@ -417,7 +417,14 @@
           <w:sz w:val="24"/>
           <w:u w:val="single"/>
         </w:rPr>
-        <w:t>R</w:t>
+        <w:hyperlink r:id="rId11" w:history="1">
+          <w:r>
+            <w:rPr>
+              <w:rStyle w:val="Hyperlink"/>
+            </w:rPr>
+            <w:t>R</w:t>
+          </w:r>
+        </w:hyperlink>
       </w:r>
       <w:r>
         <w:rPr>
@@ -428,7 +435,7 @@
           <w:sz w:val="24"/>
           <w:u w:val="single"/>
         </w:rPr>
-        <w:hyperlink r:id="rId10" w:history="1">
+        <w:hyperlink r:id="rId11" w:history="1">
           <w:r>
             <w:rPr>
               <w:rStyle w:val="Hyperlink"/>
@@ -446,7 +453,7 @@
           <w:sz w:val="24"/>
           <w:u w:val="single"/>
         </w:rPr>
-        <w:hyperlink r:id="rId10" w:history="1">
+        <w:hyperlink r:id="rId11" w:history="1">
           <w:r>
             <w:rPr>
               <w:rStyle w:val="Hyperlink"/>
@@ -475,7 +482,7 @@
           <w:sz w:val="24"/>
           <w:u w:val="single"/>
         </w:rPr>
-        <w:hyperlink r:id="rId10" w:history="1">
+        <w:hyperlink r:id="rId11" w:history="1">
           <w:r>
             <w:rPr>
               <w:rStyle w:val="Hyperlink"/>
@@ -587,45 +594,8 @@
           <w:i w:val="0"/>
           <w:color w:val="0000FF"/>
           <w:sz w:val="24"/>
-          <w:u w:val="single"/>
         </w:rPr>
-        <w:hyperlink r:id="rId12" w:history="1">
-          <w:r>
-            <w:rPr>
-              <w:rStyle w:val="Hyperlink"/>
-            </w:rPr>
-            <w:t>Royal</w:t>
-          </w:r>
-        </w:hyperlink>
-      </w:r>
-      <w:r>
-        <w:rPr>
-          <w:rFonts w:ascii="Charis SIL Regular" w:hAnsi="Charis SIL Regular" w:eastAsia="Charis SIL Regular"/>
-          <w:b w:val="0"/>
-          <w:i w:val="0"/>
-          <w:color w:val="0000FF"/>
-          <w:sz w:val="24"/>
-          <w:u w:val="single"/>
-        </w:rPr>
-        <w:t xml:space="preserve"> </w:t>
-      </w:r>
-      <w:r>
-        <w:rPr>
-          <w:rFonts w:ascii="Charis SIL Regular" w:hAnsi="Charis SIL Regular" w:eastAsia="Charis SIL Regular"/>
-          <w:b w:val="0"/>
-          <w:i w:val="0"/>
-          <w:color w:val="0000FF"/>
-          <w:sz w:val="24"/>
-          <w:u w:val="single"/>
-        </w:rPr>
-        <w:hyperlink r:id="rId12" w:history="1">
-          <w:r>
-            <w:rPr>
-              <w:rStyle w:val="Hyperlink"/>
-            </w:rPr>
-            <w:t>Socie</w:t>
-          </w:r>
-        </w:hyperlink>
+        <w:t>Royal Socie</w:t>
       </w:r>
       <w:r>
         <w:rPr>
@@ -694,7 +664,7 @@
           <w:sz w:val="24"/>
           <w:u w:val="single"/>
         </w:rPr>
-        <w:hyperlink r:id="rId12" w:history="1">
+        <w:hyperlink r:id="rId11" w:history="1">
           <w:r>
             <w:rPr>
               <w:rStyle w:val="Hyperlink"/>
@@ -712,7 +682,7 @@
           <w:sz w:val="24"/>
           <w:u w:val="single"/>
         </w:rPr>
-        <w:hyperlink r:id="rId12" w:history="1">
+        <w:hyperlink r:id="rId11" w:history="1">
           <w:r>
             <w:rPr>
               <w:rStyle w:val="Hyperlink"/>
@@ -741,7 +711,7 @@
           <w:sz w:val="24"/>
           <w:u w:val="single"/>
         </w:rPr>
-        <w:hyperlink r:id="rId12" w:history="1">
+        <w:hyperlink r:id="rId11" w:history="1">
           <w:r>
             <w:rPr>
               <w:rStyle w:val="Hyperlink"/>
@@ -759,7 +729,7 @@
           <w:sz w:val="24"/>
           <w:u w:val="single"/>
         </w:rPr>
-        <w:hyperlink r:id="rId12" w:history="1">
+        <w:hyperlink r:id="rId11" w:history="1">
           <w:r>
             <w:rPr>
               <w:rStyle w:val="Hyperlink"/>
@@ -788,7 +758,7 @@
           <w:sz w:val="24"/>
           <w:u w:val="single"/>
         </w:rPr>
-        <w:hyperlink r:id="rId12" w:history="1">
+        <w:hyperlink r:id="rId11" w:history="1">
           <w:r>
             <w:rPr>
               <w:rStyle w:val="Hyperlink"/>
@@ -806,7 +776,7 @@
           <w:sz w:val="24"/>
           <w:u w:val="single"/>
         </w:rPr>
-        <w:hyperlink r:id="rId12" w:history="1">
+        <w:hyperlink r:id="rId11" w:history="1">
           <w:r>
             <w:rPr>
               <w:rStyle w:val="Hyperlink"/>
@@ -835,7 +805,7 @@
           <w:sz w:val="24"/>
           <w:u w:val="single"/>
         </w:rPr>
-        <w:hyperlink r:id="rId12" w:history="1">
+        <w:hyperlink r:id="rId11" w:history="1">
           <w:r>
             <w:rPr>
               <w:rStyle w:val="Hyperlink"/>

--- a/EXPORTS/DOCX/published/niveau3/English/RijksmuseumAmsterdam.docx
+++ b/EXPORTS/DOCX/published/niveau3/English/RijksmuseumAmsterdam.docx
@@ -511,7 +511,7 @@
           <w:sz w:val="24"/>
           <w:u w:val="single"/>
         </w:rPr>
-        <w:hyperlink r:id="rId10" w:history="1">
+        <w:hyperlink r:id="rId11" w:history="1">
           <w:r>
             <w:rPr>
               <w:rStyle w:val="Hyperlink"/>
@@ -540,7 +540,7 @@
           <w:sz w:val="24"/>
           <w:u w:val="single"/>
         </w:rPr>
-        <w:hyperlink r:id="rId10" w:history="1">
+        <w:hyperlink r:id="rId11" w:history="1">
           <w:r>
             <w:rPr>
               <w:rStyle w:val="Hyperlink"/>
@@ -594,8 +594,16 @@
           <w:i w:val="0"/>
           <w:color w:val="0000FF"/>
           <w:sz w:val="24"/>
+          <w:u w:val="single"/>
         </w:rPr>
-        <w:t>Royal Socie</w:t>
+        <w:hyperlink r:id="rId12" w:history="1">
+          <w:r>
+            <w:rPr>
+              <w:rStyle w:val="Hyperlink"/>
+            </w:rPr>
+            <w:t>Royal</w:t>
+          </w:r>
+        </w:hyperlink>
       </w:r>
       <w:r>
         <w:rPr>
@@ -606,7 +614,36 @@
           <w:sz w:val="24"/>
           <w:u w:val="single"/>
         </w:rPr>
-        <w:hyperlink r:id="rId11" w:history="1">
+        <w:t xml:space="preserve"> </w:t>
+      </w:r>
+      <w:r>
+        <w:rPr>
+          <w:rFonts w:ascii="Charis SIL Regular" w:hAnsi="Charis SIL Regular" w:eastAsia="Charis SIL Regular"/>
+          <w:b w:val="0"/>
+          <w:i w:val="0"/>
+          <w:color w:val="0000FF"/>
+          <w:sz w:val="24"/>
+          <w:u w:val="single"/>
+        </w:rPr>
+        <w:hyperlink r:id="rId12" w:history="1">
+          <w:r>
+            <w:rPr>
+              <w:rStyle w:val="Hyperlink"/>
+            </w:rPr>
+            <w:t>Socie</w:t>
+          </w:r>
+        </w:hyperlink>
+      </w:r>
+      <w:r>
+        <w:rPr>
+          <w:rFonts w:ascii="Charis SIL Regular" w:hAnsi="Charis SIL Regular" w:eastAsia="Charis SIL Regular"/>
+          <w:b w:val="0"/>
+          <w:i w:val="0"/>
+          <w:color w:val="0000FF"/>
+          <w:sz w:val="24"/>
+          <w:u w:val="single"/>
+        </w:rPr>
+        <w:hyperlink r:id="rId12" w:history="1">
           <w:r>
             <w:rPr>
               <w:rStyle w:val="Hyperlink"/>
@@ -635,7 +672,7 @@
           <w:sz w:val="24"/>
           <w:u w:val="single"/>
         </w:rPr>
-        <w:hyperlink r:id="rId11" w:history="1">
+        <w:hyperlink r:id="rId12" w:history="1">
           <w:r>
             <w:rPr>
               <w:rStyle w:val="Hyperlink"/>

--- a/EXPORTS/DOCX/published/niveau3/English/RijksmuseumAmsterdam.docx
+++ b/EXPORTS/DOCX/published/niveau3/English/RijksmuseumAmsterdam.docx
@@ -400,29 +400,177 @@
       </w:r>
       <w:r>
         <w:rPr>
+          <w:u w:val="single" w:color="0000ff"/>
           <w:rFonts w:ascii="Charis SIL Regular" w:hAnsi="Charis SIL Regular" w:eastAsia="Charis SIL Regular"/>
           <w:b w:val="0"/>
           <w:i w:val="0"/>
           <w:color w:val="000000"/>
           <w:sz w:val="24"/>
         </w:rPr>
-        <w:t xml:space="preserve">Museum van Geschiedenis en Kunst and the </w:t>
+        <w:hyperlink r:id="rId9" w:history="1">
+          <w:r>
+            <w:rPr>
+              <w:rStyle w:val="Hyperlink"/>
+            </w:rPr>
+            <w:t xml:space="preserve">Museum </w:t>
+          </w:r>
+        </w:hyperlink>
+      </w:r>
+      <w:r>
+        <w:rPr>
+          <w:u w:val="single" w:color="0000ff"/>
+          <w:rFonts w:ascii="Charis SIL Regular" w:hAnsi="Charis SIL Regular" w:eastAsia="Charis SIL Regular"/>
+          <w:b w:val="0"/>
+          <w:i w:val="0"/>
+          <w:color w:val="000000"/>
+          <w:sz w:val="24"/>
+        </w:rPr>
+        <w:hyperlink r:id="rId9" w:history="1">
+          <w:r>
+            <w:rPr>
+              <w:rStyle w:val="Hyperlink"/>
+            </w:rPr>
+            <w:t>v</w:t>
+          </w:r>
+        </w:hyperlink>
+      </w:r>
+      <w:r>
+        <w:rPr>
+          <w:u w:val="single" w:color="0000ff"/>
+          <w:rFonts w:ascii="Charis SIL Regular" w:hAnsi="Charis SIL Regular" w:eastAsia="Charis SIL Regular"/>
+          <w:b w:val="0"/>
+          <w:i w:val="0"/>
+          <w:color w:val="000000"/>
+          <w:sz w:val="24"/>
+        </w:rPr>
+        <w:hyperlink r:id="rId9" w:history="1">
+          <w:r>
+            <w:rPr>
+              <w:rStyle w:val="Hyperlink"/>
+            </w:rPr>
+            <w:t>an Ges</w:t>
+          </w:r>
+        </w:hyperlink>
+      </w:r>
+      <w:r>
+        <w:rPr>
+          <w:u w:val="single" w:color="0000ff"/>
+          <w:rFonts w:ascii="Charis SIL Regular" w:hAnsi="Charis SIL Regular" w:eastAsia="Charis SIL Regular"/>
+          <w:b w:val="0"/>
+          <w:i w:val="0"/>
+          <w:color w:val="000000"/>
+          <w:sz w:val="24"/>
+        </w:rPr>
+        <w:hyperlink r:id="rId9" w:history="1">
+          <w:r>
+            <w:rPr>
+              <w:rStyle w:val="Hyperlink"/>
+            </w:rPr>
+            <w:t>chiede</w:t>
+          </w:r>
+        </w:hyperlink>
       </w:r>
       <w:r>
         <w:rPr>
           <w:rFonts w:ascii="Charis SIL Regular" w:hAnsi="Charis SIL Regular" w:eastAsia="Charis SIL Regular"/>
           <w:b w:val="0"/>
           <w:i w:val="0"/>
-          <w:color w:val="0000FF"/>
+          <w:color w:val="000000"/>
           <w:sz w:val="24"/>
-          <w:u w:val="single"/>
         </w:rPr>
-        <w:hyperlink r:id="rId11" w:history="1">
+        <w:t>n</w:t>
+      </w:r>
+      <w:r>
+        <w:rPr>
+          <w:u w:val="single" w:color="0000ff"/>
+          <w:rFonts w:ascii="Charis SIL Regular" w:hAnsi="Charis SIL Regular" w:eastAsia="Charis SIL Regular"/>
+          <w:b w:val="0"/>
+          <w:i w:val="0"/>
+          <w:color w:val="000000"/>
+          <w:sz w:val="24"/>
+        </w:rPr>
+        <w:t>i</w:t>
+      </w:r>
+      <w:r>
+        <w:rPr>
+          <w:u w:val="single" w:color="0000ff"/>
+          <w:rFonts w:ascii="Charis SIL Regular" w:hAnsi="Charis SIL Regular" w:eastAsia="Charis SIL Regular"/>
+          <w:b w:val="0"/>
+          <w:i w:val="0"/>
+          <w:color w:val="000000"/>
+          <w:sz w:val="24"/>
+        </w:rPr>
+        <w:hyperlink r:id="rId10" w:history="1">
           <w:r>
             <w:rPr>
               <w:rStyle w:val="Hyperlink"/>
             </w:rPr>
-            <w:t>R</w:t>
+            <w:t>s</w:t>
+          </w:r>
+        </w:hyperlink>
+      </w:r>
+      <w:r>
+        <w:rPr>
+          <w:u w:val="single" w:color="0000ff"/>
+          <w:rFonts w:ascii="Charis SIL Regular" w:hAnsi="Charis SIL Regular" w:eastAsia="Charis SIL Regular"/>
+          <w:b w:val="0"/>
+          <w:i w:val="0"/>
+          <w:color w:val="000000"/>
+          <w:sz w:val="24"/>
+        </w:rPr>
+        <w:t xml:space="preserve"> </w:t>
+      </w:r>
+      <w:r>
+        <w:rPr>
+          <w:u w:val="single" w:color="0000ff"/>
+          <w:rFonts w:ascii="Charis SIL Regular" w:hAnsi="Charis SIL Regular" w:eastAsia="Charis SIL Regular"/>
+          <w:b w:val="0"/>
+          <w:i w:val="0"/>
+          <w:color w:val="000000"/>
+          <w:sz w:val="24"/>
+        </w:rPr>
+        <w:hyperlink r:id="rId10" w:history="1">
+          <w:r>
+            <w:rPr>
+              <w:rStyle w:val="Hyperlink"/>
+            </w:rPr>
+            <w:t>en K</w:t>
+          </w:r>
+        </w:hyperlink>
+      </w:r>
+      <w:r>
+        <w:rPr>
+          <w:u w:val="single" w:color="0000ff"/>
+          <w:rFonts w:ascii="Charis SIL Regular" w:hAnsi="Charis SIL Regular" w:eastAsia="Charis SIL Regular"/>
+          <w:b w:val="0"/>
+          <w:i w:val="0"/>
+          <w:color w:val="000000"/>
+          <w:sz w:val="24"/>
+        </w:rPr>
+        <w:hyperlink r:id="rId10" w:history="1">
+          <w:r>
+            <w:rPr>
+              <w:rStyle w:val="Hyperlink"/>
+            </w:rPr>
+            <w:t>u</w:t>
+          </w:r>
+        </w:hyperlink>
+      </w:r>
+      <w:r>
+        <w:rPr>
+          <w:u w:val="single" w:color="0000ff"/>
+          <w:rFonts w:ascii="Charis SIL Regular" w:hAnsi="Charis SIL Regular" w:eastAsia="Charis SIL Regular"/>
+          <w:b w:val="0"/>
+          <w:i w:val="0"/>
+          <w:color w:val="000000"/>
+          <w:sz w:val="24"/>
+        </w:rPr>
+        <w:hyperlink r:id="rId10" w:history="1">
+          <w:r>
+            <w:rPr>
+              <w:rStyle w:val="Hyperlink"/>
+            </w:rPr>
+            <w:t xml:space="preserve">nst and the </w:t>
           </w:r>
         </w:hyperlink>
       </w:r>
@@ -435,7 +583,18 @@
           <w:sz w:val="24"/>
           <w:u w:val="single"/>
         </w:rPr>
-        <w:hyperlink r:id="rId11" w:history="1">
+        <w:t>R</w:t>
+      </w:r>
+      <w:r>
+        <w:rPr>
+          <w:rFonts w:ascii="Charis SIL Regular" w:hAnsi="Charis SIL Regular" w:eastAsia="Charis SIL Regular"/>
+          <w:b w:val="0"/>
+          <w:i w:val="0"/>
+          <w:color w:val="0000FF"/>
+          <w:sz w:val="24"/>
+          <w:u w:val="single"/>
+        </w:rPr>
+        <w:hyperlink r:id="rId10" w:history="1">
           <w:r>
             <w:rPr>
               <w:rStyle w:val="Hyperlink"/>
@@ -453,7 +612,7 @@
           <w:sz w:val="24"/>
           <w:u w:val="single"/>
         </w:rPr>
-        <w:hyperlink r:id="rId11" w:history="1">
+        <w:hyperlink r:id="rId10" w:history="1">
           <w:r>
             <w:rPr>
               <w:rStyle w:val="Hyperlink"/>
@@ -482,7 +641,7 @@
           <w:sz w:val="24"/>
           <w:u w:val="single"/>
         </w:rPr>
-        <w:hyperlink r:id="rId11" w:history="1">
+        <w:hyperlink r:id="rId10" w:history="1">
           <w:r>
             <w:rPr>
               <w:rStyle w:val="Hyperlink"/>
@@ -511,7 +670,7 @@
           <w:sz w:val="24"/>
           <w:u w:val="single"/>
         </w:rPr>
-        <w:hyperlink r:id="rId11" w:history="1">
+        <w:hyperlink r:id="rId10" w:history="1">
           <w:r>
             <w:rPr>
               <w:rStyle w:val="Hyperlink"/>
@@ -540,7 +699,7 @@
           <w:sz w:val="24"/>
           <w:u w:val="single"/>
         </w:rPr>
-        <w:hyperlink r:id="rId11" w:history="1">
+        <w:hyperlink r:id="rId10" w:history="1">
           <w:r>
             <w:rPr>
               <w:rStyle w:val="Hyperlink"/>
@@ -596,14 +755,7 @@
           <w:sz w:val="24"/>
           <w:u w:val="single"/>
         </w:rPr>
-        <w:hyperlink r:id="rId12" w:history="1">
-          <w:r>
-            <w:rPr>
-              <w:rStyle w:val="Hyperlink"/>
-            </w:rPr>
-            <w:t>Royal</w:t>
-          </w:r>
-        </w:hyperlink>
+        <w:t>Royal Socie</w:t>
       </w:r>
       <w:r>
         <w:rPr>
@@ -614,36 +766,7 @@
           <w:sz w:val="24"/>
           <w:u w:val="single"/>
         </w:rPr>
-        <w:t xml:space="preserve"> </w:t>
-      </w:r>
-      <w:r>
-        <w:rPr>
-          <w:rFonts w:ascii="Charis SIL Regular" w:hAnsi="Charis SIL Regular" w:eastAsia="Charis SIL Regular"/>
-          <w:b w:val="0"/>
-          <w:i w:val="0"/>
-          <w:color w:val="0000FF"/>
-          <w:sz w:val="24"/>
-          <w:u w:val="single"/>
-        </w:rPr>
-        <w:hyperlink r:id="rId12" w:history="1">
-          <w:r>
-            <w:rPr>
-              <w:rStyle w:val="Hyperlink"/>
-            </w:rPr>
-            <w:t>Socie</w:t>
-          </w:r>
-        </w:hyperlink>
-      </w:r>
-      <w:r>
-        <w:rPr>
-          <w:rFonts w:ascii="Charis SIL Regular" w:hAnsi="Charis SIL Regular" w:eastAsia="Charis SIL Regular"/>
-          <w:b w:val="0"/>
-          <w:i w:val="0"/>
-          <w:color w:val="0000FF"/>
-          <w:sz w:val="24"/>
-          <w:u w:val="single"/>
-        </w:rPr>
-        <w:hyperlink r:id="rId12" w:history="1">
+        <w:hyperlink r:id="rId11" w:history="1">
           <w:r>
             <w:rPr>
               <w:rStyle w:val="Hyperlink"/>
@@ -672,7 +795,7 @@
           <w:sz w:val="24"/>
           <w:u w:val="single"/>
         </w:rPr>
-        <w:hyperlink r:id="rId12" w:history="1">
+        <w:hyperlink r:id="rId11" w:history="1">
           <w:r>
             <w:rPr>
               <w:rStyle w:val="Hyperlink"/>
